--- a/docs/word/data/05-review.docx
+++ b/docs/word/data/05-review.docx
@@ -426,7 +426,7 @@
               <w:rPr>
                 <w:sz w:val="17"/>
               </w:rPr>
-              <w:t xml:space="preserve">stays).</w:t>
+              <w:t xml:space="preserve">stays [NEEDS CLARIFICATION]).</w:t>
             </w:r>
           </w:p>
         </w:tc>
@@ -520,7 +520,7 @@
               <w:rPr>
                 <w:sz w:val="17"/>
               </w:rPr>
-              <w:t xml:space="preserve">), but staff and partner accounts are created by an admin, not through sign-up (SYS §5.2 BR-002) — the seed has 7 such profiles with no organisation. The other 59 relationships match the wording of their cited evidence, e.g.</w:t>
+              <w:t xml:space="preserve">), but staff and partner accounts are created by an admin, not through sign-up (SYS §5.2 BR-002) — the seed has 7 such profiles with no organisation. The other 65 relationships match the wording of their cited evidence, e.g.</w:t>
             </w:r>
             <w:r>
               <w:rPr>
@@ -724,7 +724,7 @@
               <w:rPr>
                 <w:sz w:val="17"/>
               </w:rPr>
-              <w:t xml:space="preserve">(M5 FR-005). The four entities the specs call</w:t>
+              <w:t xml:space="preserve">(M5 FR-005). The five entities the specs call</w:t>
             </w:r>
             <w:r>
               <w:rPr>
@@ -750,22 +750,22 @@
               <w:rPr>
                 <w:sz w:val="17"/>
               </w:rPr>
-              <w:t xml:space="preserve">were correctly kept out of the tables.</w:t>
-            </w:r>
-          </w:p>
-        </w:tc>
-        <w:tc>
-          <w:tcPr/>
-          <w:p>
-            <w:pPr>
-              <w:pStyle w:val="Compact"/>
-              <w:jc w:val="left"/>
-            </w:pPr>
-            <w:r>
-              <w:rPr>
-                <w:sz w:val="17"/>
-              </w:rPr>
-              <w:t xml:space="preserve">Drop the three columns, or keep them only with a written reason.</w:t>
+              <w:t xml:space="preserve">(including M10's DEMAND_INDEX) were correctly kept out of the tables.</w:t>
+            </w:r>
+          </w:p>
+        </w:tc>
+        <w:tc>
+          <w:tcPr/>
+          <w:p>
+            <w:pPr>
+              <w:pStyle w:val="Compact"/>
+              <w:jc w:val="left"/>
+            </w:pPr>
+            <w:r>
+              <w:rPr>
+                <w:sz w:val="17"/>
+              </w:rPr>
+              <w:t xml:space="preserve">Drop the three columns, or keep them only with a written reason (OQ-04-16).</w:t>
             </w:r>
           </w:p>
         </w:tc>
@@ -814,7 +814,7 @@
               <w:rPr>
                 <w:sz w:val="17"/>
               </w:rPr>
-              <w:t xml:space="preserve">The conceptual ERD has 43 entities and 60 relationships in one diagram. Each relationship has a forward and reverse sentence in plain English (03,</w:t>
+              <w:t xml:space="preserve">The conceptual ERD has 46 entities and 66 relationships in one diagram. Each relationship has a forward and reverse sentence in plain English (03,</w:t>
             </w:r>
             <w:r>
               <w:rPr>
@@ -1283,7 +1283,7 @@
               <w:rPr>
                 <w:sz w:val="17"/>
               </w:rPr>
-              <w:t xml:space="preserve">282 of 285 columns cite a FIELDS row or a §6 attribute. Three key columns cite nothing because the specs declare no identifier:</w:t>
+              <w:t xml:space="preserve">310 of 312 columns cite a FIELDS row or a §6 attribute. 2 key columns cite nothing because the specs declare no identifier:</w:t>
             </w:r>
             <w:r>
               <w:rPr>
@@ -1321,26 +1321,7 @@
               <w:rPr>
                 <w:sz w:val="17"/>
               </w:rPr>
-              <w:t xml:space="preserve">,</w:t>
-            </w:r>
-            <w:r>
-              <w:rPr>
-                <w:sz w:val="17"/>
-              </w:rPr>
-              <w:t xml:space="preserve"> </w:t>
-            </w:r>
-            <w:r>
-              <w:rPr>
-                <w:rStyle w:val="VerbatimChar"/>
-                <w:sz w:val="17"/>
-              </w:rPr>
-              <w:t xml:space="preserve">LOCATION_QUERY.location_query_id</w:t>
-            </w:r>
-            <w:r>
-              <w:rPr>
-                <w:sz w:val="17"/>
-              </w:rPr>
-              <w:t xml:space="preserve">. 70 columns cite an attribute but carry</w:t>
+              <w:t xml:space="preserve">. 62 columns cite an attribute but carry</w:t>
             </w:r>
             <w:r>
               <w:rPr>
@@ -1375,7 +1356,7 @@
               <w:rPr>
                 <w:sz w:val="17"/>
               </w:rPr>
-              <w:t xml:space="preserve">Declare the three identifiers and the 70 types in the owning specs' §5.1.</w:t>
+              <w:t xml:space="preserve">Declare the 2 identifiers and the 62 types in the owning specs' §5.1 (OQ-04-17, OQ-04-18).</w:t>
             </w:r>
           </w:p>
         </w:tc>
@@ -1451,7 +1432,7 @@
         <w:t xml:space="preserve">q3_producer = coproduction</w:t>
       </w:r>
       <w:r>
-        <w:t xml:space="preserve">; whether it is segment A or B is not decided yet). PROJECT belongs to exactly one PRODUCER_ORGANISATION, and PROJECT_MEMBER links people, not companies — so a co-production needs a new associative entity between PROJECT and PRODUCER_ORGANISATION and a change to the RLS of every project-owned table. That is a structural change. Verdict after challenge:</w:t>
+        <w:t xml:space="preserve">; M1 §10 asks whether it is segment A or B). PROJECT belongs to exactly one PRODUCER_ORGANISATION, and PROJECT_MEMBER links people, not companies — so a co-production needs a new associative entity between PROJECT and PRODUCER_ORGANISATION and a change to the RLS of every project-owned table. That is a structural change. Verdict after challenge:</w:t>
       </w:r>
       <w:r>
         <w:t xml:space="preserve"> </w:t>
@@ -1491,7 +1472,7 @@
         <w:pStyle w:val="FirstParagraph"/>
       </w:pPr>
       <w:r>
-        <w:t xml:space="preserve">30 acceptance scenarios:</w:t>
+        <w:t xml:space="preserve">34 acceptance scenarios:</w:t>
       </w:r>
       <w:r>
         <w:t xml:space="preserve"> </w:t>
@@ -1501,7 +1482,7 @@
           <w:bCs/>
           <w:b/>
         </w:rPr>
-        <w:t xml:space="preserve">25 runnable, 4 partly, 1 not runnable</w:t>
+        <w:t xml:space="preserve">29 runnable, 4 partly, 1 not runnable</w:t>
       </w:r>
       <w:r>
         <w:t xml:space="preserve"> </w:t>
@@ -1519,7 +1500,7 @@
         <w:t xml:space="preserve">check_seed.py</w:t>
       </w:r>
       <w:r>
-        <w:t xml:space="preserve">: PASS — 43 tables, 374 rows, 62 foreign-key columns resolve, generation is deterministic. Full table in</w:t>
+        <w:t xml:space="preserve">: PASS — 46 tables, 423 rows, 68 foreign-key columns resolve, every declared enum value is used (or its absence explained), generation is deterministic. Full table in</w:t>
       </w:r>
       <w:r>
         <w:t xml:space="preserve"> </w:t>
@@ -1549,13 +1530,5999 @@
         <w:pStyle w:val="FirstParagraph"/>
       </w:pPr>
       <w:r>
+        <w:t xml:space="preserve">All 45 questions raised in 01–04:</w:t>
+      </w:r>
+      <w:r>
+        <w:t xml:space="preserve"> </w:t>
+      </w:r>
+      <w:r>
+        <w:rPr>
+          <w:bCs/>
+          <w:b/>
+        </w:rPr>
+        <w:t xml:space="preserve">35 still open, 14 of them blocking</w:t>
+      </w:r>
+      <w:r>
+        <w:t xml:space="preserve">; 10 resolved by the Spec Documents of 30/09/2026 (listed last, with the rule that settled them). Each open row can be pasted into section 10 of the owning module's Spec Document; the</w:t>
+      </w:r>
+      <w:r>
+        <w:t xml:space="preserve"> </w:t>
+      </w:r>
+      <w:r>
         <w:rPr>
           <w:iCs/>
           <w:i/>
         </w:rPr>
-        <w:t xml:space="preserve">Open questions are tracked outside this repository until they are resolved.</w:t>
+        <w:t xml:space="preserve">From</w:t>
+      </w:r>
+      <w:r>
+        <w:t xml:space="preserve"> </w:t>
+      </w:r>
+      <w:r>
+        <w:t xml:space="preserve">column says where it was raised.</w:t>
       </w:r>
     </w:p>
+    <w:tbl>
+      <w:tblPr>
+        <w:tblStyle w:val="Table"/>
+        <w:tblLook w:firstRow="1" w:lastRow="0" w:firstColumn="0" w:lastColumn="0" w:noHBand="0" w:noVBand="0" w:val="0020"/>
+        <w:jc w:val="start"/>
+        <w:tblBorders>
+          <w:top w:val="single" w:sz="4" w:color="C9CED6"/>
+          <w:left w:val="single" w:sz="4" w:color="C9CED6"/>
+          <w:bottom w:val="single" w:sz="4" w:color="C9CED6"/>
+          <w:right w:val="single" w:sz="4" w:color="C9CED6"/>
+          <w:insideH w:val="single" w:sz="4" w:color="C9CED6"/>
+          <w:insideV w:val="single" w:sz="4" w:color="C9CED6"/>
+        </w:tblBorders>
+        <w:tblW w:w="5000" w:type="pct"/>
+      </w:tblPr>
+      <w:tblGrid>
+        <w:gridCol w:w="1232"/>
+        <w:gridCol w:w="1232"/>
+        <w:gridCol w:w="1232"/>
+        <w:gridCol w:w="1232"/>
+        <w:gridCol w:w="1232"/>
+        <w:gridCol w:w="1232"/>
+        <w:gridCol w:w="1232"/>
+        <w:gridCol w:w="1232"/>
+      </w:tblGrid>
+      <w:tr>
+        <w:trPr>
+          <w:tblHeader w:val="true"/>
+        </w:trPr>
+        <w:tc>
+          <w:tcPr>
+            <w:shd w:val="clear" w:color="auto" w:fill="E4ECF7"/>
+          </w:tcPr>
+          <w:p>
+            <w:pPr>
+              <w:pStyle w:val="Compact"/>
+              <w:jc w:val="left"/>
+            </w:pPr>
+            <w:r>
+              <w:rPr>
+                <w:b/>
+                <w:color w:val="1F2A5C"/>
+                <w:sz w:val="17"/>
+              </w:rPr>
+              <w:t xml:space="preserve">#</w:t>
+            </w:r>
+          </w:p>
+        </w:tc>
+        <w:tc>
+          <w:tcPr>
+            <w:shd w:val="clear" w:color="auto" w:fill="E4ECF7"/>
+          </w:tcPr>
+          <w:p>
+            <w:pPr>
+              <w:pStyle w:val="Compact"/>
+              <w:jc w:val="left"/>
+            </w:pPr>
+            <w:r>
+              <w:rPr>
+                <w:b/>
+                <w:color w:val="1F2A5C"/>
+                <w:sz w:val="17"/>
+              </w:rPr>
+              <w:t xml:space="preserve">Owner</w:t>
+            </w:r>
+          </w:p>
+        </w:tc>
+        <w:tc>
+          <w:tcPr>
+            <w:shd w:val="clear" w:color="auto" w:fill="E4ECF7"/>
+          </w:tcPr>
+          <w:p>
+            <w:pPr>
+              <w:pStyle w:val="Compact"/>
+              <w:jc w:val="left"/>
+            </w:pPr>
+            <w:r>
+              <w:rPr>
+                <w:b/>
+                <w:color w:val="1F2A5C"/>
+                <w:sz w:val="17"/>
+              </w:rPr>
+              <w:t xml:space="preserve">From</w:t>
+            </w:r>
+          </w:p>
+        </w:tc>
+        <w:tc>
+          <w:tcPr>
+            <w:shd w:val="clear" w:color="auto" w:fill="E4ECF7"/>
+          </w:tcPr>
+          <w:p>
+            <w:pPr>
+              <w:pStyle w:val="Compact"/>
+              <w:jc w:val="left"/>
+            </w:pPr>
+            <w:r>
+              <w:rPr>
+                <w:b/>
+                <w:color w:val="1F2A5C"/>
+                <w:sz w:val="17"/>
+              </w:rPr>
+              <w:t xml:space="preserve">Question</w:t>
+            </w:r>
+          </w:p>
+        </w:tc>
+        <w:tc>
+          <w:tcPr>
+            <w:shd w:val="clear" w:color="auto" w:fill="E4ECF7"/>
+          </w:tcPr>
+          <w:p>
+            <w:pPr>
+              <w:pStyle w:val="Compact"/>
+              <w:jc w:val="left"/>
+            </w:pPr>
+            <w:r>
+              <w:rPr>
+                <w:b/>
+                <w:color w:val="1F2A5C"/>
+                <w:sz w:val="17"/>
+              </w:rPr>
+              <w:t xml:space="preserve">Blocking?</w:t>
+            </w:r>
+          </w:p>
+        </w:tc>
+        <w:tc>
+          <w:tcPr>
+            <w:shd w:val="clear" w:color="auto" w:fill="E4ECF7"/>
+          </w:tcPr>
+          <w:p>
+            <w:pPr>
+              <w:pStyle w:val="Compact"/>
+              <w:jc w:val="left"/>
+            </w:pPr>
+            <w:r>
+              <w:rPr>
+                <w:b/>
+                <w:color w:val="1F2A5C"/>
+                <w:sz w:val="17"/>
+              </w:rPr>
+              <w:t xml:space="preserve">Default applied</w:t>
+            </w:r>
+          </w:p>
+        </w:tc>
+        <w:tc>
+          <w:tcPr>
+            <w:shd w:val="clear" w:color="auto" w:fill="E4ECF7"/>
+          </w:tcPr>
+          <w:p>
+            <w:pPr>
+              <w:pStyle w:val="Compact"/>
+              <w:jc w:val="left"/>
+            </w:pPr>
+            <w:r>
+              <w:rPr>
+                <w:b/>
+                <w:color w:val="1F2A5C"/>
+                <w:sz w:val="17"/>
+              </w:rPr>
+              <w:t xml:space="preserve">Consequence if the default is wrong</w:t>
+            </w:r>
+          </w:p>
+        </w:tc>
+        <w:tc>
+          <w:tcPr>
+            <w:shd w:val="clear" w:color="auto" w:fill="E4ECF7"/>
+          </w:tcPr>
+          <w:p>
+            <w:pPr>
+              <w:pStyle w:val="Compact"/>
+              <w:jc w:val="left"/>
+            </w:pPr>
+            <w:r>
+              <w:rPr>
+                <w:b/>
+                <w:color w:val="1F2A5C"/>
+                <w:sz w:val="17"/>
+              </w:rPr>
+              <w:t xml:space="preserve">Resolution</w:t>
+            </w:r>
+          </w:p>
+        </w:tc>
+      </w:tr>
+      <w:tr>
+        <w:tc>
+          <w:tcPr/>
+          <w:p>
+            <w:pPr>
+              <w:pStyle w:val="Compact"/>
+              <w:jc w:val="left"/>
+            </w:pPr>
+            <w:r>
+              <w:rPr>
+                <w:sz w:val="17"/>
+              </w:rPr>
+              <w:t xml:space="preserve">1</w:t>
+            </w:r>
+          </w:p>
+        </w:tc>
+        <w:tc>
+          <w:tcPr/>
+          <w:p>
+            <w:pPr>
+              <w:pStyle w:val="Compact"/>
+              <w:jc w:val="left"/>
+            </w:pPr>
+            <w:r>
+              <w:rPr>
+                <w:sz w:val="17"/>
+              </w:rPr>
+              <w:t xml:space="preserve">Nam + VFDA</w:t>
+            </w:r>
+          </w:p>
+        </w:tc>
+        <w:tc>
+          <w:tcPr/>
+          <w:p>
+            <w:pPr>
+              <w:pStyle w:val="Compact"/>
+              <w:jc w:val="left"/>
+            </w:pPr>
+            <w:r>
+              <w:rPr>
+                <w:sz w:val="17"/>
+              </w:rPr>
+              <w:t xml:space="preserve">01</w:t>
+            </w:r>
+          </w:p>
+        </w:tc>
+        <w:tc>
+          <w:tcPr/>
+          <w:p>
+            <w:pPr>
+              <w:pStyle w:val="Compact"/>
+              <w:jc w:val="left"/>
+            </w:pPr>
+            <w:r>
+              <w:rPr>
+                <w:sz w:val="17"/>
+              </w:rPr>
+              <w:t xml:space="preserve">[NEEDS CLARIFICATION: Keep PRODUCER_ORGANISATION and ORGANISATION as two entities, or merge with an organisation type?]</w:t>
+            </w:r>
+          </w:p>
+        </w:tc>
+        <w:tc>
+          <w:tcPr/>
+          <w:p>
+            <w:pPr>
+              <w:pStyle w:val="Compact"/>
+              <w:jc w:val="left"/>
+            </w:pPr>
+            <w:r>
+              <w:rPr>
+                <w:sz w:val="17"/>
+              </w:rPr>
+              <w:t xml:space="preserve">Yes</w:t>
+            </w:r>
+          </w:p>
+        </w:tc>
+        <w:tc>
+          <w:tcPr/>
+          <w:p>
+            <w:pPr>
+              <w:pStyle w:val="Compact"/>
+              <w:jc w:val="left"/>
+            </w:pPr>
+            <w:r>
+              <w:rPr>
+                <w:sz w:val="17"/>
+              </w:rPr>
+              <w:t xml:space="preserve">Two entities</w:t>
+            </w:r>
+          </w:p>
+        </w:tc>
+        <w:tc>
+          <w:tcPr/>
+          <w:p>
+            <w:pPr>
+              <w:pStyle w:val="Compact"/>
+              <w:jc w:val="left"/>
+            </w:pPr>
+            <w:r>
+              <w:rPr>
+                <w:sz w:val="17"/>
+              </w:rPr>
+              <w:t xml:space="preserve">Merging later rewrites Profile, Project, COLLAB_REQUEST foreign keys and RLS policies.</w:t>
+            </w:r>
+          </w:p>
+        </w:tc>
+        <w:tc>
+          <w:tcPr/>
+          <w:p>
+            <w:pPr>
+              <w:pStyle w:val="Compact"/>
+              <w:jc w:val="left"/>
+            </w:pPr>
+            <w:r>
+              <w:rPr>
+                <w:sz w:val="17"/>
+              </w:rPr>
+              <w:t xml:space="preserve">Open</w:t>
+            </w:r>
+          </w:p>
+        </w:tc>
+      </w:tr>
+      <w:tr>
+        <w:tc>
+          <w:tcPr/>
+          <w:p>
+            <w:pPr>
+              <w:pStyle w:val="Compact"/>
+              <w:jc w:val="left"/>
+            </w:pPr>
+            <w:r>
+              <w:rPr>
+                <w:sz w:val="17"/>
+              </w:rPr>
+              <w:t xml:space="preserve">2</w:t>
+            </w:r>
+          </w:p>
+        </w:tc>
+        <w:tc>
+          <w:tcPr/>
+          <w:p>
+            <w:pPr>
+              <w:pStyle w:val="Compact"/>
+              <w:jc w:val="left"/>
+            </w:pPr>
+            <w:r>
+              <w:rPr>
+                <w:sz w:val="17"/>
+              </w:rPr>
+              <w:t xml:space="preserve">Nam + VFDA</w:t>
+            </w:r>
+          </w:p>
+        </w:tc>
+        <w:tc>
+          <w:tcPr/>
+          <w:p>
+            <w:pPr>
+              <w:pStyle w:val="Compact"/>
+              <w:jc w:val="left"/>
+            </w:pPr>
+            <w:r>
+              <w:rPr>
+                <w:sz w:val="17"/>
+              </w:rPr>
+              <w:t xml:space="preserve">02</w:t>
+            </w:r>
+          </w:p>
+        </w:tc>
+        <w:tc>
+          <w:tcPr/>
+          <w:p>
+            <w:pPr>
+              <w:pStyle w:val="Compact"/>
+              <w:jc w:val="left"/>
+            </w:pPr>
+            <w:r>
+              <w:rPr>
+                <w:sz w:val="17"/>
+              </w:rPr>
+              <w:t xml:space="preserve">[NEEDS CLARIFICATION: Who loads SEGMENT_RULE, SEGMENT_REQUIREMENT, DOCUMENT_TYPE, PROVINCE and PUBLIC_HOLIDAY? No function creates them — M10's Spec Document has none either.]</w:t>
+            </w:r>
+          </w:p>
+        </w:tc>
+        <w:tc>
+          <w:tcPr/>
+          <w:p>
+            <w:pPr>
+              <w:pStyle w:val="Compact"/>
+              <w:jc w:val="left"/>
+            </w:pPr>
+            <w:r>
+              <w:rPr>
+                <w:sz w:val="17"/>
+              </w:rPr>
+              <w:t xml:space="preserve">Yes</w:t>
+            </w:r>
+          </w:p>
+        </w:tc>
+        <w:tc>
+          <w:tcPr/>
+          <w:p>
+            <w:pPr>
+              <w:pStyle w:val="Compact"/>
+              <w:jc w:val="left"/>
+            </w:pPr>
+            <w:r>
+              <w:rPr>
+                <w:sz w:val="17"/>
+              </w:rPr>
+              <w:t xml:space="preserve">Loaded by seed script; VFDA edits through the database until a function exists</w:t>
+            </w:r>
+          </w:p>
+        </w:tc>
+        <w:tc>
+          <w:tcPr/>
+          <w:p>
+            <w:pPr>
+              <w:pStyle w:val="Compact"/>
+              <w:jc w:val="left"/>
+            </w:pPr>
+            <w:r>
+              <w:rPr>
+                <w:sz w:val="17"/>
+              </w:rPr>
+              <w:t xml:space="preserve">The M1 decision table and the M5 kit are VFDA-approved content; without an edit function every change needs a developer.</w:t>
+            </w:r>
+          </w:p>
+        </w:tc>
+        <w:tc>
+          <w:tcPr/>
+          <w:p>
+            <w:pPr>
+              <w:pStyle w:val="Compact"/>
+              <w:jc w:val="left"/>
+            </w:pPr>
+            <w:r>
+              <w:rPr>
+                <w:sz w:val="17"/>
+              </w:rPr>
+              <w:t xml:space="preserve">Open</w:t>
+            </w:r>
+          </w:p>
+        </w:tc>
+      </w:tr>
+      <w:tr>
+        <w:tc>
+          <w:tcPr/>
+          <w:p>
+            <w:pPr>
+              <w:pStyle w:val="Compact"/>
+              <w:jc w:val="left"/>
+            </w:pPr>
+            <w:r>
+              <w:rPr>
+                <w:sz w:val="17"/>
+              </w:rPr>
+              <w:t xml:space="preserve">3</w:t>
+            </w:r>
+          </w:p>
+        </w:tc>
+        <w:tc>
+          <w:tcPr/>
+          <w:p>
+            <w:pPr>
+              <w:pStyle w:val="Compact"/>
+              <w:jc w:val="left"/>
+            </w:pPr>
+            <w:r>
+              <w:rPr>
+                <w:sz w:val="17"/>
+              </w:rPr>
+              <w:t xml:space="preserve">SYS owner</w:t>
+            </w:r>
+          </w:p>
+        </w:tc>
+        <w:tc>
+          <w:tcPr/>
+          <w:p>
+            <w:pPr>
+              <w:pStyle w:val="Compact"/>
+              <w:jc w:val="left"/>
+            </w:pPr>
+            <w:r>
+              <w:rPr>
+                <w:sz w:val="17"/>
+              </w:rPr>
+              <w:t xml:space="preserve">03 (OQ-03-2)</w:t>
+            </w:r>
+          </w:p>
+        </w:tc>
+        <w:tc>
+          <w:tcPr/>
+          <w:p>
+            <w:pPr>
+              <w:pStyle w:val="Compact"/>
+              <w:jc w:val="left"/>
+            </w:pPr>
+            <w:r>
+              <w:rPr>
+                <w:sz w:val="17"/>
+              </w:rPr>
+              <w:t xml:space="preserve">[NEEDS CLARIFICATION: Do VFDA staff, partner and admin accounts also need a PRODUCER_ORGANISATION? The diagram says every profile works for exactly one.]</w:t>
+            </w:r>
+          </w:p>
+        </w:tc>
+        <w:tc>
+          <w:tcPr/>
+          <w:p>
+            <w:pPr>
+              <w:pStyle w:val="Compact"/>
+              <w:jc w:val="left"/>
+            </w:pPr>
+            <w:r>
+              <w:rPr>
+                <w:sz w:val="17"/>
+              </w:rPr>
+              <w:t xml:space="preserve">Yes</w:t>
+            </w:r>
+          </w:p>
+        </w:tc>
+        <w:tc>
+          <w:tcPr/>
+          <w:p>
+            <w:pPr>
+              <w:pStyle w:val="Compact"/>
+              <w:jc w:val="left"/>
+            </w:pPr>
+            <w:r>
+              <w:rPr>
+                <w:sz w:val="17"/>
+              </w:rPr>
+              <w:t xml:space="preserve">Exactly one, as sign-up requires org_name (SYS FR-001)</w:t>
+            </w:r>
+          </w:p>
+        </w:tc>
+        <w:tc>
+          <w:tcPr/>
+          <w:p>
+            <w:pPr>
+              <w:pStyle w:val="Compact"/>
+              <w:jc w:val="left"/>
+            </w:pPr>
+            <w:r>
+              <w:rPr>
+                <w:sz w:val="17"/>
+              </w:rPr>
+              <w:t xml:space="preserve">Staff and partner accounts created by an admin would need a fake producer company.</w:t>
+            </w:r>
+          </w:p>
+        </w:tc>
+        <w:tc>
+          <w:tcPr/>
+          <w:p>
+            <w:pPr>
+              <w:pStyle w:val="Compact"/>
+              <w:jc w:val="left"/>
+            </w:pPr>
+            <w:r>
+              <w:rPr>
+                <w:sz w:val="17"/>
+              </w:rPr>
+              <w:t xml:space="preserve">Open</w:t>
+            </w:r>
+          </w:p>
+        </w:tc>
+      </w:tr>
+      <w:tr>
+        <w:tc>
+          <w:tcPr/>
+          <w:p>
+            <w:pPr>
+              <w:pStyle w:val="Compact"/>
+              <w:jc w:val="left"/>
+            </w:pPr>
+            <w:r>
+              <w:rPr>
+                <w:sz w:val="17"/>
+              </w:rPr>
+              <w:t xml:space="preserve">4</w:t>
+            </w:r>
+          </w:p>
+        </w:tc>
+        <w:tc>
+          <w:tcPr/>
+          <w:p>
+            <w:pPr>
+              <w:pStyle w:val="Compact"/>
+              <w:jc w:val="left"/>
+            </w:pPr>
+            <w:r>
+              <w:rPr>
+                <w:sz w:val="17"/>
+              </w:rPr>
+              <w:t xml:space="preserve">SYS owner</w:t>
+            </w:r>
+          </w:p>
+        </w:tc>
+        <w:tc>
+          <w:tcPr/>
+          <w:p>
+            <w:pPr>
+              <w:pStyle w:val="Compact"/>
+              <w:jc w:val="left"/>
+            </w:pPr>
+            <w:r>
+              <w:rPr>
+                <w:sz w:val="17"/>
+              </w:rPr>
+              <w:t xml:space="preserve">03 (OQ-03-4)</w:t>
+            </w:r>
+          </w:p>
+        </w:tc>
+        <w:tc>
+          <w:tcPr/>
+          <w:p>
+            <w:pPr>
+              <w:pStyle w:val="Compact"/>
+              <w:jc w:val="left"/>
+            </w:pPr>
+            <w:r>
+              <w:rPr>
+                <w:sz w:val="17"/>
+              </w:rPr>
+              <w:t xml:space="preserve">[NEEDS CLARIFICATION: Is an email delivery linked to at most one notification, or can one digest email carry several?]</w:t>
+            </w:r>
+          </w:p>
+        </w:tc>
+        <w:tc>
+          <w:tcPr/>
+          <w:p>
+            <w:pPr>
+              <w:pStyle w:val="Compact"/>
+              <w:jc w:val="left"/>
+            </w:pPr>
+            <w:r>
+              <w:rPr>
+                <w:sz w:val="17"/>
+              </w:rPr>
+              <w:t xml:space="preserve">No</w:t>
+            </w:r>
+          </w:p>
+        </w:tc>
+        <w:tc>
+          <w:tcPr/>
+          <w:p>
+            <w:pPr>
+              <w:pStyle w:val="Compact"/>
+              <w:jc w:val="left"/>
+            </w:pPr>
+            <w:r>
+              <w:rPr>
+                <w:sz w:val="17"/>
+              </w:rPr>
+              <w:t xml:space="preserve">At most one</w:t>
+            </w:r>
+          </w:p>
+        </w:tc>
+        <w:tc>
+          <w:tcPr/>
+          <w:p>
+            <w:pPr>
+              <w:pStyle w:val="Compact"/>
+              <w:jc w:val="left"/>
+            </w:pPr>
+            <w:r>
+              <w:rPr>
+                <w:sz w:val="17"/>
+              </w:rPr>
+              <w:t xml:space="preserve">A digest would need an association entity.</w:t>
+            </w:r>
+          </w:p>
+        </w:tc>
+        <w:tc>
+          <w:tcPr/>
+          <w:p>
+            <w:pPr>
+              <w:pStyle w:val="Compact"/>
+              <w:jc w:val="left"/>
+            </w:pPr>
+            <w:r>
+              <w:rPr>
+                <w:sz w:val="17"/>
+              </w:rPr>
+              <w:t xml:space="preserve">Open</w:t>
+            </w:r>
+          </w:p>
+        </w:tc>
+      </w:tr>
+      <w:tr>
+        <w:tc>
+          <w:tcPr/>
+          <w:p>
+            <w:pPr>
+              <w:pStyle w:val="Compact"/>
+              <w:jc w:val="left"/>
+            </w:pPr>
+            <w:r>
+              <w:rPr>
+                <w:sz w:val="17"/>
+              </w:rPr>
+              <w:t xml:space="preserve">5</w:t>
+            </w:r>
+          </w:p>
+        </w:tc>
+        <w:tc>
+          <w:tcPr/>
+          <w:p>
+            <w:pPr>
+              <w:pStyle w:val="Compact"/>
+              <w:jc w:val="left"/>
+            </w:pPr>
+            <w:r>
+              <w:rPr>
+                <w:sz w:val="17"/>
+              </w:rPr>
+              <w:t xml:space="preserve">SYS, M1 owners</w:t>
+            </w:r>
+          </w:p>
+        </w:tc>
+        <w:tc>
+          <w:tcPr/>
+          <w:p>
+            <w:pPr>
+              <w:pStyle w:val="Compact"/>
+              <w:jc w:val="left"/>
+            </w:pPr>
+            <w:r>
+              <w:rPr>
+                <w:sz w:val="17"/>
+              </w:rPr>
+              <w:t xml:space="preserve">04 (OQ-04-17)</w:t>
+            </w:r>
+          </w:p>
+        </w:tc>
+        <w:tc>
+          <w:tcPr/>
+          <w:p>
+            <w:pPr>
+              <w:pStyle w:val="Compact"/>
+              <w:jc w:val="left"/>
+            </w:pPr>
+            <w:r>
+              <w:rPr>
+                <w:sz w:val="17"/>
+              </w:rPr>
+              <w:t xml:space="preserve">[NEEDS CLARIFICATION: Declare identifiers for EMAIL_DELIVERY and SEGMENT_DECISION (none in the spec; LOCATION_QUERY now has query_id, M3 FR-011).]</w:t>
+            </w:r>
+          </w:p>
+        </w:tc>
+        <w:tc>
+          <w:tcPr/>
+          <w:p>
+            <w:pPr>
+              <w:pStyle w:val="Compact"/>
+              <w:jc w:val="left"/>
+            </w:pPr>
+            <w:r>
+              <w:rPr>
+                <w:sz w:val="17"/>
+              </w:rPr>
+              <w:t xml:space="preserve">No</w:t>
+            </w:r>
+          </w:p>
+        </w:tc>
+        <w:tc>
+          <w:tcPr/>
+          <w:p>
+            <w:pPr>
+              <w:pStyle w:val="Compact"/>
+              <w:jc w:val="left"/>
+            </w:pPr>
+            <w:r>
+              <w:rPr>
+                <w:sz w:val="17"/>
+              </w:rPr>
+              <w:t xml:space="preserve">Placeholder keys *_id (type not declared)</w:t>
+            </w:r>
+          </w:p>
+        </w:tc>
+        <w:tc>
+          <w:tcPr/>
+          <w:p>
+            <w:pPr>
+              <w:pStyle w:val="Compact"/>
+              <w:jc w:val="left"/>
+            </w:pPr>
+            <w:r>
+              <w:rPr>
+                <w:sz w:val="17"/>
+              </w:rPr>
+              <w:t xml:space="preserve">Rows cannot be referenced from logs or support tickets.</w:t>
+            </w:r>
+          </w:p>
+        </w:tc>
+        <w:tc>
+          <w:tcPr/>
+          <w:p>
+            <w:pPr>
+              <w:pStyle w:val="Compact"/>
+              <w:jc w:val="left"/>
+            </w:pPr>
+            <w:r>
+              <w:rPr>
+                <w:sz w:val="17"/>
+              </w:rPr>
+              <w:t xml:space="preserve">Open</w:t>
+            </w:r>
+          </w:p>
+        </w:tc>
+      </w:tr>
+      <w:tr>
+        <w:tc>
+          <w:tcPr/>
+          <w:p>
+            <w:pPr>
+              <w:pStyle w:val="Compact"/>
+              <w:jc w:val="left"/>
+            </w:pPr>
+            <w:r>
+              <w:rPr>
+                <w:sz w:val="17"/>
+              </w:rPr>
+              <w:t xml:space="preserve">6</w:t>
+            </w:r>
+          </w:p>
+        </w:tc>
+        <w:tc>
+          <w:tcPr/>
+          <w:p>
+            <w:pPr>
+              <w:pStyle w:val="Compact"/>
+              <w:jc w:val="left"/>
+            </w:pPr>
+            <w:r>
+              <w:rPr>
+                <w:sz w:val="17"/>
+              </w:rPr>
+              <w:t xml:space="preserve">M1 + M5 owners</w:t>
+            </w:r>
+          </w:p>
+        </w:tc>
+        <w:tc>
+          <w:tcPr/>
+          <w:p>
+            <w:pPr>
+              <w:pStyle w:val="Compact"/>
+              <w:jc w:val="left"/>
+            </w:pPr>
+            <w:r>
+              <w:rPr>
+                <w:sz w:val="17"/>
+              </w:rPr>
+              <w:t xml:space="preserve">03 (OQ-03-5)</w:t>
+            </w:r>
+          </w:p>
+        </w:tc>
+        <w:tc>
+          <w:tcPr/>
+          <w:p>
+            <w:pPr>
+              <w:pStyle w:val="Compact"/>
+              <w:jc w:val="left"/>
+            </w:pPr>
+            <w:r>
+              <w:rPr>
+                <w:sz w:val="17"/>
+              </w:rPr>
+              <w:t xml:space="preserve">[NEEDS CLARIFICATION: Which entity links SEGMENT_REQUIREMENT to DOCUMENT_TYPE (M5 BR-004 builds the kit from segment_requirements)?]</w:t>
+            </w:r>
+          </w:p>
+        </w:tc>
+        <w:tc>
+          <w:tcPr/>
+          <w:p>
+            <w:pPr>
+              <w:pStyle w:val="Compact"/>
+              <w:jc w:val="left"/>
+            </w:pPr>
+            <w:r>
+              <w:rPr>
+                <w:sz w:val="17"/>
+              </w:rPr>
+              <w:t xml:space="preserve">Yes</w:t>
+            </w:r>
+          </w:p>
+        </w:tc>
+        <w:tc>
+          <w:tcPr/>
+          <w:p>
+            <w:pPr>
+              <w:pStyle w:val="Compact"/>
+              <w:jc w:val="left"/>
+            </w:pPr>
+            <w:r>
+              <w:rPr>
+                <w:sz w:val="17"/>
+              </w:rPr>
+              <w:t xml:space="preserve">No link drawn</w:t>
+            </w:r>
+          </w:p>
+        </w:tc>
+        <w:tc>
+          <w:tcPr/>
+          <w:p>
+            <w:pPr>
+              <w:pStyle w:val="Compact"/>
+              <w:jc w:val="left"/>
+            </w:pPr>
+            <w:r>
+              <w:rPr>
+                <w:sz w:val="17"/>
+              </w:rPr>
+              <w:t xml:space="preserve">The document kit cannot be generated from data (M5 BR-004) without it.</w:t>
+            </w:r>
+          </w:p>
+        </w:tc>
+        <w:tc>
+          <w:tcPr/>
+          <w:p>
+            <w:pPr>
+              <w:pStyle w:val="Compact"/>
+              <w:jc w:val="left"/>
+            </w:pPr>
+            <w:r>
+              <w:rPr>
+                <w:sz w:val="17"/>
+              </w:rPr>
+              <w:t xml:space="preserve">Open</w:t>
+            </w:r>
+          </w:p>
+        </w:tc>
+      </w:tr>
+      <w:tr>
+        <w:tc>
+          <w:tcPr/>
+          <w:p>
+            <w:pPr>
+              <w:pStyle w:val="Compact"/>
+              <w:jc w:val="left"/>
+            </w:pPr>
+            <w:r>
+              <w:rPr>
+                <w:sz w:val="17"/>
+              </w:rPr>
+              <w:t xml:space="preserve">7</w:t>
+            </w:r>
+          </w:p>
+        </w:tc>
+        <w:tc>
+          <w:tcPr/>
+          <w:p>
+            <w:pPr>
+              <w:pStyle w:val="Compact"/>
+              <w:jc w:val="left"/>
+            </w:pPr>
+            <w:r>
+              <w:rPr>
+                <w:sz w:val="17"/>
+              </w:rPr>
+              <w:t xml:space="preserve">M1 owner</w:t>
+            </w:r>
+          </w:p>
+        </w:tc>
+        <w:tc>
+          <w:tcPr/>
+          <w:p>
+            <w:pPr>
+              <w:pStyle w:val="Compact"/>
+              <w:jc w:val="left"/>
+            </w:pPr>
+            <w:r>
+              <w:rPr>
+                <w:sz w:val="17"/>
+              </w:rPr>
+              <w:t xml:space="preserve">02</w:t>
+            </w:r>
+          </w:p>
+        </w:tc>
+        <w:tc>
+          <w:tcPr/>
+          <w:p>
+            <w:pPr>
+              <w:pStyle w:val="Compact"/>
+              <w:jc w:val="left"/>
+            </w:pPr>
+            <w:r>
+              <w:rPr>
+                <w:sz w:val="17"/>
+              </w:rPr>
+              <w:t xml:space="preserve">[NEEDS CLARIFICATION: Does F-M1-01 read segment labels from the display dictionary (F-SYS-06) or from SEGMENT_REQUIREMENT?]</w:t>
+            </w:r>
+          </w:p>
+        </w:tc>
+        <w:tc>
+          <w:tcPr/>
+          <w:p>
+            <w:pPr>
+              <w:pStyle w:val="Compact"/>
+              <w:jc w:val="left"/>
+            </w:pPr>
+            <w:r>
+              <w:rPr>
+                <w:sz w:val="17"/>
+              </w:rPr>
+              <w:t xml:space="preserve">No</w:t>
+            </w:r>
+          </w:p>
+        </w:tc>
+        <w:tc>
+          <w:tcPr/>
+          <w:p>
+            <w:pPr>
+              <w:pStyle w:val="Compact"/>
+              <w:jc w:val="left"/>
+            </w:pPr>
+            <w:r>
+              <w:rPr>
+                <w:sz w:val="17"/>
+              </w:rPr>
+              <w:t xml:space="preserve">Display dictionary</w:t>
+            </w:r>
+          </w:p>
+        </w:tc>
+        <w:tc>
+          <w:tcPr/>
+          <w:p>
+            <w:pPr>
+              <w:pStyle w:val="Compact"/>
+              <w:jc w:val="left"/>
+            </w:pPr>
+            <w:r>
+              <w:rPr>
+                <w:sz w:val="17"/>
+              </w:rPr>
+              <w:t xml:space="preserve">If from SEGMENT_REQUIREMENT, labels need columns there.</w:t>
+            </w:r>
+          </w:p>
+        </w:tc>
+        <w:tc>
+          <w:tcPr/>
+          <w:p>
+            <w:pPr>
+              <w:pStyle w:val="Compact"/>
+              <w:jc w:val="left"/>
+            </w:pPr>
+            <w:r>
+              <w:rPr>
+                <w:sz w:val="17"/>
+              </w:rPr>
+              <w:t xml:space="preserve">Open</w:t>
+            </w:r>
+          </w:p>
+        </w:tc>
+      </w:tr>
+      <w:tr>
+        <w:tc>
+          <w:tcPr/>
+          <w:p>
+            <w:pPr>
+              <w:pStyle w:val="Compact"/>
+              <w:jc w:val="left"/>
+            </w:pPr>
+            <w:r>
+              <w:rPr>
+                <w:sz w:val="17"/>
+              </w:rPr>
+              <w:t xml:space="preserve">8</w:t>
+            </w:r>
+          </w:p>
+        </w:tc>
+        <w:tc>
+          <w:tcPr/>
+          <w:p>
+            <w:pPr>
+              <w:pStyle w:val="Compact"/>
+              <w:jc w:val="left"/>
+            </w:pPr>
+            <w:r>
+              <w:rPr>
+                <w:sz w:val="17"/>
+              </w:rPr>
+              <w:t xml:space="preserve">M1 owner</w:t>
+            </w:r>
+          </w:p>
+        </w:tc>
+        <w:tc>
+          <w:tcPr/>
+          <w:p>
+            <w:pPr>
+              <w:pStyle w:val="Compact"/>
+              <w:jc w:val="left"/>
+            </w:pPr>
+            <w:r>
+              <w:rPr>
+                <w:sz w:val="17"/>
+              </w:rPr>
+              <w:t xml:space="preserve">04 (OQ-04-4)</w:t>
+            </w:r>
+          </w:p>
+        </w:tc>
+        <w:tc>
+          <w:tcPr/>
+          <w:p>
+            <w:pPr>
+              <w:pStyle w:val="Compact"/>
+              <w:jc w:val="left"/>
+            </w:pPr>
+            <w:r>
+              <w:rPr>
+                <w:sz w:val="17"/>
+              </w:rPr>
+              <w:t xml:space="preserve">[NEEDS CLARIFICATION: Should a segment decision record the decision-table version used?]</w:t>
+            </w:r>
+          </w:p>
+        </w:tc>
+        <w:tc>
+          <w:tcPr/>
+          <w:p>
+            <w:pPr>
+              <w:pStyle w:val="Compact"/>
+              <w:jc w:val="left"/>
+            </w:pPr>
+            <w:r>
+              <w:rPr>
+                <w:sz w:val="17"/>
+              </w:rPr>
+              <w:t xml:space="preserve">No</w:t>
+            </w:r>
+          </w:p>
+        </w:tc>
+        <w:tc>
+          <w:tcPr/>
+          <w:p>
+            <w:pPr>
+              <w:pStyle w:val="Compact"/>
+              <w:jc w:val="left"/>
+            </w:pPr>
+            <w:r>
+              <w:rPr>
+                <w:sz w:val="17"/>
+              </w:rPr>
+              <w:t xml:space="preserve">Yes, add segment_rule_id (drawn) and rely on the rule's version</w:t>
+            </w:r>
+          </w:p>
+        </w:tc>
+        <w:tc>
+          <w:tcPr/>
+          <w:p>
+            <w:pPr>
+              <w:pStyle w:val="Compact"/>
+              <w:jc w:val="left"/>
+            </w:pPr>
+            <w:r>
+              <w:rPr>
+                <w:sz w:val="17"/>
+              </w:rPr>
+              <w:t xml:space="preserve">A table change could not be audited against past decisions.</w:t>
+            </w:r>
+          </w:p>
+        </w:tc>
+        <w:tc>
+          <w:tcPr/>
+          <w:p>
+            <w:pPr>
+              <w:pStyle w:val="Compact"/>
+              <w:jc w:val="left"/>
+            </w:pPr>
+            <w:r>
+              <w:rPr>
+                <w:sz w:val="17"/>
+              </w:rPr>
+              <w:t xml:space="preserve">Open</w:t>
+            </w:r>
+          </w:p>
+        </w:tc>
+      </w:tr>
+      <w:tr>
+        <w:tc>
+          <w:tcPr/>
+          <w:p>
+            <w:pPr>
+              <w:pStyle w:val="Compact"/>
+              <w:jc w:val="left"/>
+            </w:pPr>
+            <w:r>
+              <w:rPr>
+                <w:sz w:val="17"/>
+              </w:rPr>
+              <w:t xml:space="preserve">9</w:t>
+            </w:r>
+          </w:p>
+        </w:tc>
+        <w:tc>
+          <w:tcPr/>
+          <w:p>
+            <w:pPr>
+              <w:pStyle w:val="Compact"/>
+              <w:jc w:val="left"/>
+            </w:pPr>
+            <w:r>
+              <w:rPr>
+                <w:sz w:val="17"/>
+              </w:rPr>
+              <w:t xml:space="preserve">M0 owner</w:t>
+            </w:r>
+          </w:p>
+        </w:tc>
+        <w:tc>
+          <w:tcPr/>
+          <w:p>
+            <w:pPr>
+              <w:pStyle w:val="Compact"/>
+              <w:jc w:val="left"/>
+            </w:pPr>
+            <w:r>
+              <w:rPr>
+                <w:sz w:val="17"/>
+              </w:rPr>
+              <w:t xml:space="preserve">01</w:t>
+            </w:r>
+          </w:p>
+        </w:tc>
+        <w:tc>
+          <w:tcPr/>
+          <w:p>
+            <w:pPr>
+              <w:pStyle w:val="Compact"/>
+              <w:jc w:val="left"/>
+            </w:pPr>
+            <w:r>
+              <w:rPr>
+                <w:sz w:val="17"/>
+              </w:rPr>
+              <w:t xml:space="preserve">[NEEDS CLARIFICATION: How is an invitation to an email without an account stored until accepted?]</w:t>
+            </w:r>
+          </w:p>
+        </w:tc>
+        <w:tc>
+          <w:tcPr/>
+          <w:p>
+            <w:pPr>
+              <w:pStyle w:val="Compact"/>
+              <w:jc w:val="left"/>
+            </w:pPr>
+            <w:r>
+              <w:rPr>
+                <w:sz w:val="17"/>
+              </w:rPr>
+              <w:t xml:space="preserve">Yes</w:t>
+            </w:r>
+          </w:p>
+        </w:tc>
+        <w:tc>
+          <w:tcPr/>
+          <w:p>
+            <w:pPr>
+              <w:pStyle w:val="Compact"/>
+              <w:jc w:val="left"/>
+            </w:pPr>
+            <w:r>
+              <w:rPr>
+                <w:sz w:val="17"/>
+              </w:rPr>
+              <w:t xml:space="preserve">invitee_email kept on PROJECT_MEMBER with user_id empty</w:t>
+            </w:r>
+          </w:p>
+        </w:tc>
+        <w:tc>
+          <w:tcPr/>
+          <w:p>
+            <w:pPr>
+              <w:pStyle w:val="Compact"/>
+              <w:jc w:val="left"/>
+            </w:pPr>
+            <w:r>
+              <w:rPr>
+                <w:sz w:val="17"/>
+              </w:rPr>
+              <w:t xml:space="preserve">A member row without a user breaks the "belongs to UserAccount" relationship.</w:t>
+            </w:r>
+          </w:p>
+        </w:tc>
+        <w:tc>
+          <w:tcPr/>
+          <w:p>
+            <w:pPr>
+              <w:pStyle w:val="Compact"/>
+              <w:jc w:val="left"/>
+            </w:pPr>
+            <w:r>
+              <w:rPr>
+                <w:sz w:val="17"/>
+              </w:rPr>
+              <w:t xml:space="preserve">Open</w:t>
+            </w:r>
+          </w:p>
+        </w:tc>
+      </w:tr>
+      <w:tr>
+        <w:tc>
+          <w:tcPr/>
+          <w:p>
+            <w:pPr>
+              <w:pStyle w:val="Compact"/>
+              <w:jc w:val="left"/>
+            </w:pPr>
+            <w:r>
+              <w:rPr>
+                <w:sz w:val="17"/>
+              </w:rPr>
+              <w:t xml:space="preserve">10</w:t>
+            </w:r>
+          </w:p>
+        </w:tc>
+        <w:tc>
+          <w:tcPr/>
+          <w:p>
+            <w:pPr>
+              <w:pStyle w:val="Compact"/>
+              <w:jc w:val="left"/>
+            </w:pPr>
+            <w:r>
+              <w:rPr>
+                <w:sz w:val="17"/>
+              </w:rPr>
+              <w:t xml:space="preserve">M0 owner</w:t>
+            </w:r>
+          </w:p>
+        </w:tc>
+        <w:tc>
+          <w:tcPr/>
+          <w:p>
+            <w:pPr>
+              <w:pStyle w:val="Compact"/>
+              <w:jc w:val="left"/>
+            </w:pPr>
+            <w:r>
+              <w:rPr>
+                <w:sz w:val="17"/>
+              </w:rPr>
+              <w:t xml:space="preserve">04 (OQ-04-10)</w:t>
+            </w:r>
+          </w:p>
+        </w:tc>
+        <w:tc>
+          <w:tcPr/>
+          <w:p>
+            <w:pPr>
+              <w:pStyle w:val="Compact"/>
+              <w:jc w:val="left"/>
+            </w:pPr>
+            <w:r>
+              <w:rPr>
+                <w:sz w:val="17"/>
+              </w:rPr>
+              <w:t xml:space="preserve">[NEEDS CLARIFICATION: Add</w:t>
+            </w:r>
+            <w:r>
+              <w:rPr>
+                <w:sz w:val="17"/>
+              </w:rPr>
+              <w:t xml:space="preserve"> </w:t>
+            </w:r>
+            <w:r>
+              <w:rPr>
+                <w:rStyle w:val="VerbatimChar"/>
+                <w:sz w:val="17"/>
+              </w:rPr>
+              <w:t xml:space="preserve">owner</w:t>
+            </w:r>
+            <w:r>
+              <w:rPr>
+                <w:sz w:val="17"/>
+              </w:rPr>
+              <w:t xml:space="preserve"> </w:t>
+            </w:r>
+            <w:r>
+              <w:rPr>
+                <w:sz w:val="17"/>
+              </w:rPr>
+              <w:t xml:space="preserve">to PROJECT_MEMBER.permission, and which function accepts an invitation?]</w:t>
+            </w:r>
+          </w:p>
+        </w:tc>
+        <w:tc>
+          <w:tcPr/>
+          <w:p>
+            <w:pPr>
+              <w:pStyle w:val="Compact"/>
+              <w:jc w:val="left"/>
+            </w:pPr>
+            <w:r>
+              <w:rPr>
+                <w:sz w:val="17"/>
+              </w:rPr>
+              <w:t xml:space="preserve">Yes</w:t>
+            </w:r>
+          </w:p>
+        </w:tc>
+        <w:tc>
+          <w:tcPr/>
+          <w:p>
+            <w:pPr>
+              <w:pStyle w:val="Compact"/>
+              <w:jc w:val="left"/>
+            </w:pPr>
+            <w:r>
+              <w:rPr>
+                <w:sz w:val="17"/>
+              </w:rPr>
+              <w:t xml:space="preserve">Owner stored as</w:t>
+            </w:r>
+            <w:r>
+              <w:rPr>
+                <w:sz w:val="17"/>
+              </w:rPr>
+              <w:t xml:space="preserve"> </w:t>
+            </w:r>
+            <w:r>
+              <w:rPr>
+                <w:rStyle w:val="VerbatimChar"/>
+                <w:sz w:val="17"/>
+              </w:rPr>
+              <w:t xml:space="preserve">edit</w:t>
+            </w:r>
+            <w:r>
+              <w:rPr>
+                <w:sz w:val="17"/>
+              </w:rPr>
+              <w:t xml:space="preserve"> </w:t>
+            </w:r>
+            <w:r>
+              <w:rPr>
+                <w:sz w:val="17"/>
+              </w:rPr>
+              <w:t xml:space="preserve">+ flag not modelled; acceptance by sign-in with the invited email</w:t>
+            </w:r>
+          </w:p>
+        </w:tc>
+        <w:tc>
+          <w:tcPr/>
+          <w:p>
+            <w:pPr>
+              <w:pStyle w:val="Compact"/>
+              <w:jc w:val="left"/>
+            </w:pPr>
+            <w:r>
+              <w:rPr>
+                <w:sz w:val="17"/>
+              </w:rPr>
+              <w:t xml:space="preserve">"Owner only" rules (M0 FR-004) cannot be enforced in the database.</w:t>
+            </w:r>
+          </w:p>
+        </w:tc>
+        <w:tc>
+          <w:tcPr/>
+          <w:p>
+            <w:pPr>
+              <w:pStyle w:val="Compact"/>
+              <w:jc w:val="left"/>
+            </w:pPr>
+            <w:r>
+              <w:rPr>
+                <w:sz w:val="17"/>
+              </w:rPr>
+              <w:t xml:space="preserve">Open</w:t>
+            </w:r>
+          </w:p>
+        </w:tc>
+      </w:tr>
+      <w:tr>
+        <w:tc>
+          <w:tcPr/>
+          <w:p>
+            <w:pPr>
+              <w:pStyle w:val="Compact"/>
+              <w:jc w:val="left"/>
+            </w:pPr>
+            <w:r>
+              <w:rPr>
+                <w:sz w:val="17"/>
+              </w:rPr>
+              <w:t xml:space="preserve">11</w:t>
+            </w:r>
+          </w:p>
+        </w:tc>
+        <w:tc>
+          <w:tcPr/>
+          <w:p>
+            <w:pPr>
+              <w:pStyle w:val="Compact"/>
+              <w:jc w:val="left"/>
+            </w:pPr>
+            <w:r>
+              <w:rPr>
+                <w:sz w:val="17"/>
+              </w:rPr>
+              <w:t xml:space="preserve">M0, M3, M10 owners</w:t>
+            </w:r>
+          </w:p>
+        </w:tc>
+        <w:tc>
+          <w:tcPr/>
+          <w:p>
+            <w:pPr>
+              <w:pStyle w:val="Compact"/>
+              <w:jc w:val="left"/>
+            </w:pPr>
+            <w:r>
+              <w:rPr>
+                <w:sz w:val="17"/>
+              </w:rPr>
+              <w:t xml:space="preserve">04 (OQ-04-21)</w:t>
+            </w:r>
+          </w:p>
+        </w:tc>
+        <w:tc>
+          <w:tcPr/>
+          <w:p>
+            <w:pPr>
+              <w:pStyle w:val="Compact"/>
+              <w:jc w:val="left"/>
+            </w:pPr>
+            <w:r>
+              <w:rPr>
+                <w:sz w:val="17"/>
+              </w:rPr>
+              <w:t xml:space="preserve">[NEEDS CLARIFICATION: Add a creation time to PROJECT and LOCATION_QUERY so the demand index can be filtered by period (M10 FR-003, FR-005)?]</w:t>
+            </w:r>
+          </w:p>
+        </w:tc>
+        <w:tc>
+          <w:tcPr/>
+          <w:p>
+            <w:pPr>
+              <w:pStyle w:val="Compact"/>
+              <w:jc w:val="left"/>
+            </w:pPr>
+            <w:r>
+              <w:rPr>
+                <w:sz w:val="17"/>
+              </w:rPr>
+              <w:t xml:space="preserve">No</w:t>
+            </w:r>
+          </w:p>
+        </w:tc>
+        <w:tc>
+          <w:tcPr/>
+          <w:p>
+            <w:pPr>
+              <w:pStyle w:val="Compact"/>
+              <w:jc w:val="left"/>
+            </w:pPr>
+            <w:r>
+              <w:rPr>
+                <w:sz w:val="17"/>
+              </w:rPr>
+              <w:t xml:space="preserve">Not modelled; seed rows carry no creation time</w:t>
+            </w:r>
+          </w:p>
+        </w:tc>
+        <w:tc>
+          <w:tcPr/>
+          <w:p>
+            <w:pPr>
+              <w:pStyle w:val="Compact"/>
+              <w:jc w:val="left"/>
+            </w:pPr>
+            <w:r>
+              <w:rPr>
+                <w:sz w:val="17"/>
+              </w:rPr>
+              <w:t xml:space="preserve">Indicators cannot be computed for a month, quarter or year.</w:t>
+            </w:r>
+          </w:p>
+        </w:tc>
+        <w:tc>
+          <w:tcPr/>
+          <w:p>
+            <w:pPr>
+              <w:pStyle w:val="Compact"/>
+              <w:jc w:val="left"/>
+            </w:pPr>
+            <w:r>
+              <w:rPr>
+                <w:sz w:val="17"/>
+              </w:rPr>
+              <w:t xml:space="preserve">Open</w:t>
+            </w:r>
+          </w:p>
+        </w:tc>
+      </w:tr>
+      <w:tr>
+        <w:tc>
+          <w:tcPr/>
+          <w:p>
+            <w:pPr>
+              <w:pStyle w:val="Compact"/>
+              <w:jc w:val="left"/>
+            </w:pPr>
+            <w:r>
+              <w:rPr>
+                <w:sz w:val="17"/>
+              </w:rPr>
+              <w:t xml:space="preserve">12</w:t>
+            </w:r>
+          </w:p>
+        </w:tc>
+        <w:tc>
+          <w:tcPr/>
+          <w:p>
+            <w:pPr>
+              <w:pStyle w:val="Compact"/>
+              <w:jc w:val="left"/>
+            </w:pPr>
+            <w:r>
+              <w:rPr>
+                <w:sz w:val="17"/>
+              </w:rPr>
+              <w:t xml:space="preserve">M2 owner</w:t>
+            </w:r>
+          </w:p>
+        </w:tc>
+        <w:tc>
+          <w:tcPr/>
+          <w:p>
+            <w:pPr>
+              <w:pStyle w:val="Compact"/>
+              <w:jc w:val="left"/>
+            </w:pPr>
+            <w:r>
+              <w:rPr>
+                <w:sz w:val="17"/>
+              </w:rPr>
+              <w:t xml:space="preserve">02</w:t>
+            </w:r>
+          </w:p>
+        </w:tc>
+        <w:tc>
+          <w:tcPr/>
+          <w:p>
+            <w:pPr>
+              <w:pStyle w:val="Compact"/>
+              <w:jc w:val="left"/>
+            </w:pPr>
+            <w:r>
+              <w:rPr>
+                <w:sz w:val="17"/>
+              </w:rPr>
+              <w:t xml:space="preserve">[NEEDS CLARIFICATION: Which function writes COMPLIANCE_RUN? No function runs the content check on a project; F-M2-06/11/12 only speak of a synopsis.]</w:t>
+            </w:r>
+          </w:p>
+        </w:tc>
+        <w:tc>
+          <w:tcPr/>
+          <w:p>
+            <w:pPr>
+              <w:pStyle w:val="Compact"/>
+              <w:jc w:val="left"/>
+            </w:pPr>
+            <w:r>
+              <w:rPr>
+                <w:sz w:val="17"/>
+              </w:rPr>
+              <w:t xml:space="preserve">Yes</w:t>
+            </w:r>
+          </w:p>
+        </w:tc>
+        <w:tc>
+          <w:tcPr/>
+          <w:p>
+            <w:pPr>
+              <w:pStyle w:val="Compact"/>
+              <w:jc w:val="left"/>
+            </w:pPr>
+            <w:r>
+              <w:rPr>
+                <w:sz w:val="17"/>
+              </w:rPr>
+              <w:t xml:space="preserve">F-M2-12 writes COMPLIANCE_FINDING when the synopsis belongs to a project</w:t>
+            </w:r>
+          </w:p>
+        </w:tc>
+        <w:tc>
+          <w:tcPr/>
+          <w:p>
+            <w:pPr>
+              <w:pStyle w:val="Compact"/>
+              <w:jc w:val="left"/>
+            </w:pPr>
+            <w:r>
+              <w:rPr>
+                <w:sz w:val="17"/>
+              </w:rPr>
+              <w:t xml:space="preserve">Project content checks (M2 US-2, SC-48 for members) cannot be traced to a stored run and version.</w:t>
+            </w:r>
+          </w:p>
+        </w:tc>
+        <w:tc>
+          <w:tcPr/>
+          <w:p>
+            <w:pPr>
+              <w:pStyle w:val="Compact"/>
+              <w:jc w:val="left"/>
+            </w:pPr>
+            <w:r>
+              <w:rPr>
+                <w:sz w:val="17"/>
+              </w:rPr>
+              <w:t xml:space="preserve">Open</w:t>
+            </w:r>
+          </w:p>
+        </w:tc>
+      </w:tr>
+      <w:tr>
+        <w:tc>
+          <w:tcPr/>
+          <w:p>
+            <w:pPr>
+              <w:pStyle w:val="Compact"/>
+              <w:jc w:val="left"/>
+            </w:pPr>
+            <w:r>
+              <w:rPr>
+                <w:sz w:val="17"/>
+              </w:rPr>
+              <w:t xml:space="preserve">13</w:t>
+            </w:r>
+          </w:p>
+        </w:tc>
+        <w:tc>
+          <w:tcPr/>
+          <w:p>
+            <w:pPr>
+              <w:pStyle w:val="Compact"/>
+              <w:jc w:val="left"/>
+            </w:pPr>
+            <w:r>
+              <w:rPr>
+                <w:sz w:val="17"/>
+              </w:rPr>
+              <w:t xml:space="preserve">M2 owner</w:t>
+            </w:r>
+          </w:p>
+        </w:tc>
+        <w:tc>
+          <w:tcPr/>
+          <w:p>
+            <w:pPr>
+              <w:pStyle w:val="Compact"/>
+              <w:jc w:val="left"/>
+            </w:pPr>
+            <w:r>
+              <w:rPr>
+                <w:sz w:val="17"/>
+              </w:rPr>
+              <w:t xml:space="preserve">02</w:t>
+            </w:r>
+          </w:p>
+        </w:tc>
+        <w:tc>
+          <w:tcPr/>
+          <w:p>
+            <w:pPr>
+              <w:pStyle w:val="Compact"/>
+              <w:jc w:val="left"/>
+            </w:pPr>
+            <w:r>
+              <w:rPr>
+                <w:sz w:val="17"/>
+              </w:rPr>
+              <w:t xml:space="preserve">[NEEDS CLARIFICATION: Does F-M2-12 verify findings for both the guest pre-check and the project check?]</w:t>
+            </w:r>
+          </w:p>
+        </w:tc>
+        <w:tc>
+          <w:tcPr/>
+          <w:p>
+            <w:pPr>
+              <w:pStyle w:val="Compact"/>
+              <w:jc w:val="left"/>
+            </w:pPr>
+            <w:r>
+              <w:rPr>
+                <w:sz w:val="17"/>
+              </w:rPr>
+              <w:t xml:space="preserve">No</w:t>
+            </w:r>
+          </w:p>
+        </w:tc>
+        <w:tc>
+          <w:tcPr/>
+          <w:p>
+            <w:pPr>
+              <w:pStyle w:val="Compact"/>
+              <w:jc w:val="left"/>
+            </w:pPr>
+            <w:r>
+              <w:rPr>
+                <w:sz w:val="17"/>
+              </w:rPr>
+              <w:t xml:space="preserve">Yes, both</w:t>
+            </w:r>
+          </w:p>
+        </w:tc>
+        <w:tc>
+          <w:tcPr/>
+          <w:p>
+            <w:pPr>
+              <w:pStyle w:val="Compact"/>
+              <w:jc w:val="left"/>
+            </w:pPr>
+            <w:r>
+              <w:rPr>
+                <w:sz w:val="17"/>
+              </w:rPr>
+              <w:t xml:space="preserve">If only the pre-check, project findings would be shown unverified — breaks M2 BR-001.</w:t>
+            </w:r>
+          </w:p>
+        </w:tc>
+        <w:tc>
+          <w:tcPr/>
+          <w:p>
+            <w:pPr>
+              <w:pStyle w:val="Compact"/>
+              <w:jc w:val="left"/>
+            </w:pPr>
+            <w:r>
+              <w:rPr>
+                <w:sz w:val="17"/>
+              </w:rPr>
+              <w:t xml:space="preserve">Open</w:t>
+            </w:r>
+          </w:p>
+        </w:tc>
+      </w:tr>
+      <w:tr>
+        <w:tc>
+          <w:tcPr/>
+          <w:p>
+            <w:pPr>
+              <w:pStyle w:val="Compact"/>
+              <w:jc w:val="left"/>
+            </w:pPr>
+            <w:r>
+              <w:rPr>
+                <w:sz w:val="17"/>
+              </w:rPr>
+              <w:t xml:space="preserve">14</w:t>
+            </w:r>
+          </w:p>
+        </w:tc>
+        <w:tc>
+          <w:tcPr/>
+          <w:p>
+            <w:pPr>
+              <w:pStyle w:val="Compact"/>
+              <w:jc w:val="left"/>
+            </w:pPr>
+            <w:r>
+              <w:rPr>
+                <w:sz w:val="17"/>
+              </w:rPr>
+              <w:t xml:space="preserve">M2 owner</w:t>
+            </w:r>
+          </w:p>
+        </w:tc>
+        <w:tc>
+          <w:tcPr/>
+          <w:p>
+            <w:pPr>
+              <w:pStyle w:val="Compact"/>
+              <w:jc w:val="left"/>
+            </w:pPr>
+            <w:r>
+              <w:rPr>
+                <w:sz w:val="17"/>
+              </w:rPr>
+              <w:t xml:space="preserve">03 (OQ-03-1)</w:t>
+            </w:r>
+          </w:p>
+        </w:tc>
+        <w:tc>
+          <w:tcPr/>
+          <w:p>
+            <w:pPr>
+              <w:pStyle w:val="Compact"/>
+              <w:jc w:val="left"/>
+            </w:pPr>
+            <w:r>
+              <w:rPr>
+                <w:sz w:val="17"/>
+              </w:rPr>
+              <w:t xml:space="preserve">[NEEDS CLARIFICATION: Is LEGAL_RULE ↔ RULE_SET_VERSION one-to-many (as M2 §6 says) or many-to-many (every version re-includes all active rules)?]</w:t>
+            </w:r>
+          </w:p>
+        </w:tc>
+        <w:tc>
+          <w:tcPr/>
+          <w:p>
+            <w:pPr>
+              <w:pStyle w:val="Compact"/>
+              <w:jc w:val="left"/>
+            </w:pPr>
+            <w:r>
+              <w:rPr>
+                <w:sz w:val="17"/>
+              </w:rPr>
+              <w:t xml:space="preserve">Yes</w:t>
+            </w:r>
+          </w:p>
+        </w:tc>
+        <w:tc>
+          <w:tcPr/>
+          <w:p>
+            <w:pPr>
+              <w:pStyle w:val="Compact"/>
+              <w:jc w:val="left"/>
+            </w:pPr>
+            <w:r>
+              <w:rPr>
+                <w:sz w:val="17"/>
+              </w:rPr>
+              <w:t xml:space="preserve">One-to-many as declared; a rule points to the version that activated it</w:t>
+            </w:r>
+          </w:p>
+        </w:tc>
+        <w:tc>
+          <w:tcPr/>
+          <w:p>
+            <w:pPr>
+              <w:pStyle w:val="Compact"/>
+              <w:jc w:val="left"/>
+            </w:pPr>
+            <w:r>
+              <w:rPr>
+                <w:sz w:val="17"/>
+              </w:rPr>
+              <w:t xml:space="preserve">Re-running an old check cannot reconstruct the exact rule set of that version.</w:t>
+            </w:r>
+          </w:p>
+        </w:tc>
+        <w:tc>
+          <w:tcPr/>
+          <w:p>
+            <w:pPr>
+              <w:pStyle w:val="Compact"/>
+              <w:jc w:val="left"/>
+            </w:pPr>
+            <w:r>
+              <w:rPr>
+                <w:sz w:val="17"/>
+              </w:rPr>
+              <w:t xml:space="preserve">Open</w:t>
+            </w:r>
+          </w:p>
+        </w:tc>
+      </w:tr>
+      <w:tr>
+        <w:tc>
+          <w:tcPr/>
+          <w:p>
+            <w:pPr>
+              <w:pStyle w:val="Compact"/>
+              <w:jc w:val="left"/>
+            </w:pPr>
+            <w:r>
+              <w:rPr>
+                <w:sz w:val="17"/>
+              </w:rPr>
+              <w:t xml:space="preserve">15</w:t>
+            </w:r>
+          </w:p>
+        </w:tc>
+        <w:tc>
+          <w:tcPr/>
+          <w:p>
+            <w:pPr>
+              <w:pStyle w:val="Compact"/>
+              <w:jc w:val="left"/>
+            </w:pPr>
+            <w:r>
+              <w:rPr>
+                <w:sz w:val="17"/>
+              </w:rPr>
+              <w:t xml:space="preserve">M2 owner</w:t>
+            </w:r>
+          </w:p>
+        </w:tc>
+        <w:tc>
+          <w:tcPr/>
+          <w:p>
+            <w:pPr>
+              <w:pStyle w:val="Compact"/>
+              <w:jc w:val="left"/>
+            </w:pPr>
+            <w:r>
+              <w:rPr>
+                <w:sz w:val="17"/>
+              </w:rPr>
+              <w:t xml:space="preserve">04 (OQ-04-24)</w:t>
+            </w:r>
+          </w:p>
+        </w:tc>
+        <w:tc>
+          <w:tcPr/>
+          <w:p>
+            <w:pPr>
+              <w:pStyle w:val="Compact"/>
+              <w:jc w:val="left"/>
+            </w:pPr>
+            <w:r>
+              <w:rPr>
+                <w:sz w:val="17"/>
+              </w:rPr>
+              <w:t xml:space="preserve">[NEEDS CLARIFICATION: Since each rule version keeps its text (M2 BR-008), key LEGAL_RULE by rule_code + rule_version and point findings at that pair?]</w:t>
+            </w:r>
+          </w:p>
+        </w:tc>
+        <w:tc>
+          <w:tcPr/>
+          <w:p>
+            <w:pPr>
+              <w:pStyle w:val="Compact"/>
+              <w:jc w:val="left"/>
+            </w:pPr>
+            <w:r>
+              <w:rPr>
+                <w:sz w:val="17"/>
+              </w:rPr>
+              <w:t xml:space="preserve">Yes</w:t>
+            </w:r>
+          </w:p>
+        </w:tc>
+        <w:tc>
+          <w:tcPr/>
+          <w:p>
+            <w:pPr>
+              <w:pStyle w:val="Compact"/>
+              <w:jc w:val="left"/>
+            </w:pPr>
+            <w:r>
+              <w:rPr>
+                <w:sz w:val="17"/>
+              </w:rPr>
+              <w:t xml:space="preserve">Not changed: rule_code stays unique; one text per rule in the seed</w:t>
+            </w:r>
+          </w:p>
+        </w:tc>
+        <w:tc>
+          <w:tcPr/>
+          <w:p>
+            <w:pPr>
+              <w:pStyle w:val="Compact"/>
+              <w:jc w:val="left"/>
+            </w:pPr>
+            <w:r>
+              <w:rPr>
+                <w:sz w:val="17"/>
+              </w:rPr>
+              <w:t xml:space="preserve">An edited rule overwrites the text old findings must keep showing.</w:t>
+            </w:r>
+          </w:p>
+        </w:tc>
+        <w:tc>
+          <w:tcPr/>
+          <w:p>
+            <w:pPr>
+              <w:pStyle w:val="Compact"/>
+              <w:jc w:val="left"/>
+            </w:pPr>
+            <w:r>
+              <w:rPr>
+                <w:sz w:val="17"/>
+              </w:rPr>
+              <w:t xml:space="preserve">Open</w:t>
+            </w:r>
+          </w:p>
+        </w:tc>
+      </w:tr>
+      <w:tr>
+        <w:tc>
+          <w:tcPr/>
+          <w:p>
+            <w:pPr>
+              <w:pStyle w:val="Compact"/>
+              <w:jc w:val="left"/>
+            </w:pPr>
+            <w:r>
+              <w:rPr>
+                <w:sz w:val="17"/>
+              </w:rPr>
+              <w:t xml:space="preserve">16</w:t>
+            </w:r>
+          </w:p>
+        </w:tc>
+        <w:tc>
+          <w:tcPr/>
+          <w:p>
+            <w:pPr>
+              <w:pStyle w:val="Compact"/>
+              <w:jc w:val="left"/>
+            </w:pPr>
+            <w:r>
+              <w:rPr>
+                <w:sz w:val="17"/>
+              </w:rPr>
+              <w:t xml:space="preserve">M2 owner (VFDA Legal)</w:t>
+            </w:r>
+          </w:p>
+        </w:tc>
+        <w:tc>
+          <w:tcPr/>
+          <w:p>
+            <w:pPr>
+              <w:pStyle w:val="Compact"/>
+              <w:jc w:val="left"/>
+            </w:pPr>
+            <w:r>
+              <w:rPr>
+                <w:sz w:val="17"/>
+              </w:rPr>
+              <w:t xml:space="preserve">04 (OQ-04-23)</w:t>
+            </w:r>
+          </w:p>
+        </w:tc>
+        <w:tc>
+          <w:tcPr/>
+          <w:p>
+            <w:pPr>
+              <w:pStyle w:val="Compact"/>
+              <w:jc w:val="left"/>
+            </w:pPr>
+            <w:r>
+              <w:rPr>
+                <w:sz w:val="17"/>
+              </w:rPr>
+              <w:t xml:space="preserve">[NEEDS CLARIFICATION: Which function sets LEGAL_RULE.status = retired (M2 BR-008)?]</w:t>
+            </w:r>
+          </w:p>
+        </w:tc>
+        <w:tc>
+          <w:tcPr/>
+          <w:p>
+            <w:pPr>
+              <w:pStyle w:val="Compact"/>
+              <w:jc w:val="left"/>
+            </w:pPr>
+            <w:r>
+              <w:rPr>
+                <w:sz w:val="17"/>
+              </w:rPr>
+              <w:t xml:space="preserve">No</w:t>
+            </w:r>
+          </w:p>
+        </w:tc>
+        <w:tc>
+          <w:tcPr/>
+          <w:p>
+            <w:pPr>
+              <w:pStyle w:val="Compact"/>
+              <w:jc w:val="left"/>
+            </w:pPr>
+            <w:r>
+              <w:rPr>
+                <w:sz w:val="17"/>
+              </w:rPr>
+              <w:t xml:space="preserve">Treated as an edit through F-M2-02</w:t>
+            </w:r>
+          </w:p>
+        </w:tc>
+        <w:tc>
+          <w:tcPr/>
+          <w:p>
+            <w:pPr>
+              <w:pStyle w:val="Compact"/>
+              <w:jc w:val="left"/>
+            </w:pPr>
+            <w:r>
+              <w:rPr>
+                <w:sz w:val="17"/>
+              </w:rPr>
+              <w:t xml:space="preserve">Retiring a rule has no permission check or audit action of its own.</w:t>
+            </w:r>
+          </w:p>
+        </w:tc>
+        <w:tc>
+          <w:tcPr/>
+          <w:p>
+            <w:pPr>
+              <w:pStyle w:val="Compact"/>
+              <w:jc w:val="left"/>
+            </w:pPr>
+            <w:r>
+              <w:rPr>
+                <w:sz w:val="17"/>
+              </w:rPr>
+              <w:t xml:space="preserve">Open</w:t>
+            </w:r>
+          </w:p>
+        </w:tc>
+      </w:tr>
+      <w:tr>
+        <w:tc>
+          <w:tcPr/>
+          <w:p>
+            <w:pPr>
+              <w:pStyle w:val="Compact"/>
+              <w:jc w:val="left"/>
+            </w:pPr>
+            <w:r>
+              <w:rPr>
+                <w:sz w:val="17"/>
+              </w:rPr>
+              <w:t xml:space="preserve">17</w:t>
+            </w:r>
+          </w:p>
+        </w:tc>
+        <w:tc>
+          <w:tcPr/>
+          <w:p>
+            <w:pPr>
+              <w:pStyle w:val="Compact"/>
+              <w:jc w:val="left"/>
+            </w:pPr>
+            <w:r>
+              <w:rPr>
+                <w:sz w:val="17"/>
+              </w:rPr>
+              <w:t xml:space="preserve">M3 + M10 owners</w:t>
+            </w:r>
+          </w:p>
+        </w:tc>
+        <w:tc>
+          <w:tcPr/>
+          <w:p>
+            <w:pPr>
+              <w:pStyle w:val="Compact"/>
+              <w:jc w:val="left"/>
+            </w:pPr>
+            <w:r>
+              <w:rPr>
+                <w:sz w:val="17"/>
+              </w:rPr>
+              <w:t xml:space="preserve">04 (OQ-04-22)</w:t>
+            </w:r>
+          </w:p>
+        </w:tc>
+        <w:tc>
+          <w:tcPr/>
+          <w:p>
+            <w:pPr>
+              <w:pStyle w:val="Compact"/>
+              <w:jc w:val="left"/>
+            </w:pPr>
+            <w:r>
+              <w:rPr>
+                <w:sz w:val="17"/>
+              </w:rPr>
+              <w:t xml:space="preserve">[NEEDS CLARIFICATION: Which function lets a partner submit a location photo for moderation? F-M3-03 is for VFDA staff only.]</w:t>
+            </w:r>
+          </w:p>
+        </w:tc>
+        <w:tc>
+          <w:tcPr/>
+          <w:p>
+            <w:pPr>
+              <w:pStyle w:val="Compact"/>
+              <w:jc w:val="left"/>
+            </w:pPr>
+            <w:r>
+              <w:rPr>
+                <w:sz w:val="17"/>
+              </w:rPr>
+              <w:t xml:space="preserve">No</w:t>
+            </w:r>
+          </w:p>
+        </w:tc>
+        <w:tc>
+          <w:tcPr/>
+          <w:p>
+            <w:pPr>
+              <w:pStyle w:val="Compact"/>
+              <w:jc w:val="left"/>
+            </w:pPr>
+            <w:r>
+              <w:rPr>
+                <w:sz w:val="17"/>
+              </w:rPr>
+              <w:t xml:space="preserve">Seed has partner photos as if submitted; no function is mapped</w:t>
+            </w:r>
+          </w:p>
+        </w:tc>
+        <w:tc>
+          <w:tcPr/>
+          <w:p>
+            <w:pPr>
+              <w:pStyle w:val="Compact"/>
+              <w:jc w:val="left"/>
+            </w:pPr>
+            <w:r>
+              <w:rPr>
+                <w:sz w:val="17"/>
+              </w:rPr>
+              <w:t xml:space="preserve">The</w:t>
+            </w:r>
+            <w:r>
+              <w:rPr>
+                <w:sz w:val="17"/>
+              </w:rPr>
+              <w:t xml:space="preserve"> </w:t>
+            </w:r>
+            <w:r>
+              <w:rPr>
+                <w:rStyle w:val="VerbatimChar"/>
+                <w:sz w:val="17"/>
+              </w:rPr>
+              <w:t xml:space="preserve">location_image</w:t>
+            </w:r>
+            <w:r>
+              <w:rPr>
+                <w:sz w:val="17"/>
+              </w:rPr>
+              <w:t xml:space="preserve"> </w:t>
+            </w:r>
+            <w:r>
+              <w:rPr>
+                <w:sz w:val="17"/>
+              </w:rPr>
+              <w:t xml:space="preserve">content type has no source.</w:t>
+            </w:r>
+          </w:p>
+        </w:tc>
+        <w:tc>
+          <w:tcPr/>
+          <w:p>
+            <w:pPr>
+              <w:pStyle w:val="Compact"/>
+              <w:jc w:val="left"/>
+            </w:pPr>
+            <w:r>
+              <w:rPr>
+                <w:sz w:val="17"/>
+              </w:rPr>
+              <w:t xml:space="preserve">Open</w:t>
+            </w:r>
+          </w:p>
+        </w:tc>
+      </w:tr>
+      <w:tr>
+        <w:tc>
+          <w:tcPr/>
+          <w:p>
+            <w:pPr>
+              <w:pStyle w:val="Compact"/>
+              <w:jc w:val="left"/>
+            </w:pPr>
+            <w:r>
+              <w:rPr>
+                <w:sz w:val="17"/>
+              </w:rPr>
+              <w:t xml:space="preserve">18</w:t>
+            </w:r>
+          </w:p>
+        </w:tc>
+        <w:tc>
+          <w:tcPr/>
+          <w:p>
+            <w:pPr>
+              <w:pStyle w:val="Compact"/>
+              <w:jc w:val="left"/>
+            </w:pPr>
+            <w:r>
+              <w:rPr>
+                <w:sz w:val="17"/>
+              </w:rPr>
+              <w:t xml:space="preserve">M3 owner</w:t>
+            </w:r>
+          </w:p>
+        </w:tc>
+        <w:tc>
+          <w:tcPr/>
+          <w:p>
+            <w:pPr>
+              <w:pStyle w:val="Compact"/>
+              <w:jc w:val="left"/>
+            </w:pPr>
+            <w:r>
+              <w:rPr>
+                <w:sz w:val="17"/>
+              </w:rPr>
+              <w:t xml:space="preserve">04 (OQ-04-19)</w:t>
+            </w:r>
+          </w:p>
+        </w:tc>
+        <w:tc>
+          <w:tcPr/>
+          <w:p>
+            <w:pPr>
+              <w:pStyle w:val="Compact"/>
+              <w:jc w:val="left"/>
+            </w:pPr>
+            <w:r>
+              <w:rPr>
+                <w:sz w:val="17"/>
+              </w:rPr>
+              <w:t xml:space="preserve">[NEEDS CLARIFICATION: The location data-entry template has "18 fields" (M3 FR-002) but the I/O contract lists 17. Which field is missing?]</w:t>
+            </w:r>
+          </w:p>
+        </w:tc>
+        <w:tc>
+          <w:tcPr/>
+          <w:p>
+            <w:pPr>
+              <w:pStyle w:val="Compact"/>
+              <w:jc w:val="left"/>
+            </w:pPr>
+            <w:r>
+              <w:rPr>
+                <w:sz w:val="17"/>
+              </w:rPr>
+              <w:t xml:space="preserve">No</w:t>
+            </w:r>
+          </w:p>
+        </w:tc>
+        <w:tc>
+          <w:tcPr/>
+          <w:p>
+            <w:pPr>
+              <w:pStyle w:val="Compact"/>
+              <w:jc w:val="left"/>
+            </w:pPr>
+            <w:r>
+              <w:rPr>
+                <w:sz w:val="17"/>
+              </w:rPr>
+              <w:t xml:space="preserve">17 as listed</w:t>
+            </w:r>
+          </w:p>
+        </w:tc>
+        <w:tc>
+          <w:tcPr/>
+          <w:p>
+            <w:pPr>
+              <w:pStyle w:val="Compact"/>
+              <w:jc w:val="left"/>
+            </w:pPr>
+            <w:r>
+              <w:rPr>
+                <w:sz w:val="17"/>
+              </w:rPr>
+              <w:t xml:space="preserve">One template field has nowhere to be stored.</w:t>
+            </w:r>
+          </w:p>
+        </w:tc>
+        <w:tc>
+          <w:tcPr/>
+          <w:p>
+            <w:pPr>
+              <w:pStyle w:val="Compact"/>
+              <w:jc w:val="left"/>
+            </w:pPr>
+            <w:r>
+              <w:rPr>
+                <w:sz w:val="17"/>
+              </w:rPr>
+              <w:t xml:space="preserve">Open</w:t>
+            </w:r>
+          </w:p>
+        </w:tc>
+      </w:tr>
+      <w:tr>
+        <w:tc>
+          <w:tcPr/>
+          <w:p>
+            <w:pPr>
+              <w:pStyle w:val="Compact"/>
+              <w:jc w:val="left"/>
+            </w:pPr>
+            <w:r>
+              <w:rPr>
+                <w:sz w:val="17"/>
+              </w:rPr>
+              <w:t xml:space="preserve">19</w:t>
+            </w:r>
+          </w:p>
+        </w:tc>
+        <w:tc>
+          <w:tcPr/>
+          <w:p>
+            <w:pPr>
+              <w:pStyle w:val="Compact"/>
+              <w:jc w:val="left"/>
+            </w:pPr>
+            <w:r>
+              <w:rPr>
+                <w:sz w:val="17"/>
+              </w:rPr>
+              <w:t xml:space="preserve">M4 owner</w:t>
+            </w:r>
+          </w:p>
+        </w:tc>
+        <w:tc>
+          <w:tcPr/>
+          <w:p>
+            <w:pPr>
+              <w:pStyle w:val="Compact"/>
+              <w:jc w:val="left"/>
+            </w:pPr>
+            <w:r>
+              <w:rPr>
+                <w:sz w:val="17"/>
+              </w:rPr>
+              <w:t xml:space="preserve">01</w:t>
+            </w:r>
+          </w:p>
+        </w:tc>
+        <w:tc>
+          <w:tcPr/>
+          <w:p>
+            <w:pPr>
+              <w:pStyle w:val="Compact"/>
+              <w:jc w:val="left"/>
+            </w:pPr>
+            <w:r>
+              <w:rPr>
+                <w:sz w:val="17"/>
+              </w:rPr>
+              <w:t xml:space="preserve">[NEEDS CLARIFICATION: Declare ORGANISATION_SERVICE and ORGANISATION_PROVINCE, or keep arrays on ORGANISATION?]</w:t>
+            </w:r>
+          </w:p>
+        </w:tc>
+        <w:tc>
+          <w:tcPr/>
+          <w:p>
+            <w:pPr>
+              <w:pStyle w:val="Compact"/>
+              <w:jc w:val="left"/>
+            </w:pPr>
+            <w:r>
+              <w:rPr>
+                <w:sz w:val="17"/>
+              </w:rPr>
+              <w:t xml:space="preserve">No</w:t>
+            </w:r>
+          </w:p>
+        </w:tc>
+        <w:tc>
+          <w:tcPr/>
+          <w:p>
+            <w:pPr>
+              <w:pStyle w:val="Compact"/>
+              <w:jc w:val="left"/>
+            </w:pPr>
+            <w:r>
+              <w:rPr>
+                <w:sz w:val="17"/>
+              </w:rPr>
+              <w:t xml:space="preserve">Arrays as declared in FR-001</w:t>
+            </w:r>
+          </w:p>
+        </w:tc>
+        <w:tc>
+          <w:tcPr/>
+          <w:p>
+            <w:pPr>
+              <w:pStyle w:val="Compact"/>
+              <w:jc w:val="left"/>
+            </w:pPr>
+            <w:r>
+              <w:rPr>
+                <w:sz w:val="17"/>
+              </w:rPr>
+              <w:t xml:space="preserve">Arrays break 1NF: filtering by province and counting per service group (M3 index) becomes slower and harder to constrain.</w:t>
+            </w:r>
+          </w:p>
+        </w:tc>
+        <w:tc>
+          <w:tcPr/>
+          <w:p>
+            <w:pPr>
+              <w:pStyle w:val="Compact"/>
+              <w:jc w:val="left"/>
+            </w:pPr>
+            <w:r>
+              <w:rPr>
+                <w:sz w:val="17"/>
+              </w:rPr>
+              <w:t xml:space="preserve">Open</w:t>
+            </w:r>
+          </w:p>
+        </w:tc>
+      </w:tr>
+      <w:tr>
+        <w:tc>
+          <w:tcPr/>
+          <w:p>
+            <w:pPr>
+              <w:pStyle w:val="Compact"/>
+              <w:jc w:val="left"/>
+            </w:pPr>
+            <w:r>
+              <w:rPr>
+                <w:sz w:val="17"/>
+              </w:rPr>
+              <w:t xml:space="preserve">20</w:t>
+            </w:r>
+          </w:p>
+        </w:tc>
+        <w:tc>
+          <w:tcPr/>
+          <w:p>
+            <w:pPr>
+              <w:pStyle w:val="Compact"/>
+              <w:jc w:val="left"/>
+            </w:pPr>
+            <w:r>
+              <w:rPr>
+                <w:sz w:val="17"/>
+              </w:rPr>
+              <w:t xml:space="preserve">M4 owner</w:t>
+            </w:r>
+          </w:p>
+        </w:tc>
+        <w:tc>
+          <w:tcPr/>
+          <w:p>
+            <w:pPr>
+              <w:pStyle w:val="Compact"/>
+              <w:jc w:val="left"/>
+            </w:pPr>
+            <w:r>
+              <w:rPr>
+                <w:sz w:val="17"/>
+              </w:rPr>
+              <w:t xml:space="preserve">01</w:t>
+            </w:r>
+          </w:p>
+        </w:tc>
+        <w:tc>
+          <w:tcPr/>
+          <w:p>
+            <w:pPr>
+              <w:pStyle w:val="Compact"/>
+              <w:jc w:val="left"/>
+            </w:pPr>
+            <w:r>
+              <w:rPr>
+                <w:sz w:val="17"/>
+              </w:rPr>
+              <w:t xml:space="preserve">[NEEDS CLARIFICATION: Which entity records that a partner account may edit an organisation?]</w:t>
+            </w:r>
+          </w:p>
+        </w:tc>
+        <w:tc>
+          <w:tcPr/>
+          <w:p>
+            <w:pPr>
+              <w:pStyle w:val="Compact"/>
+              <w:jc w:val="left"/>
+            </w:pPr>
+            <w:r>
+              <w:rPr>
+                <w:sz w:val="17"/>
+              </w:rPr>
+              <w:t xml:space="preserve">Yes</w:t>
+            </w:r>
+          </w:p>
+        </w:tc>
+        <w:tc>
+          <w:tcPr/>
+          <w:p>
+            <w:pPr>
+              <w:pStyle w:val="Compact"/>
+              <w:jc w:val="left"/>
+            </w:pPr>
+            <w:r>
+              <w:rPr>
+                <w:sz w:val="17"/>
+              </w:rPr>
+              <w:t xml:space="preserve">None modelled; flagged</w:t>
+            </w:r>
+          </w:p>
+        </w:tc>
+        <w:tc>
+          <w:tcPr/>
+          <w:p>
+            <w:pPr>
+              <w:pStyle w:val="Compact"/>
+              <w:jc w:val="left"/>
+            </w:pPr>
+            <w:r>
+              <w:rPr>
+                <w:sz w:val="17"/>
+              </w:rPr>
+              <w:t xml:space="preserve">Without it RLS cannot decide who edits an organisation profile (F-M4-01).</w:t>
+            </w:r>
+          </w:p>
+        </w:tc>
+        <w:tc>
+          <w:tcPr/>
+          <w:p>
+            <w:pPr>
+              <w:pStyle w:val="Compact"/>
+              <w:jc w:val="left"/>
+            </w:pPr>
+            <w:r>
+              <w:rPr>
+                <w:sz w:val="17"/>
+              </w:rPr>
+              <w:t xml:space="preserve">Open</w:t>
+            </w:r>
+          </w:p>
+        </w:tc>
+      </w:tr>
+      <w:tr>
+        <w:tc>
+          <w:tcPr/>
+          <w:p>
+            <w:pPr>
+              <w:pStyle w:val="Compact"/>
+              <w:jc w:val="left"/>
+            </w:pPr>
+            <w:r>
+              <w:rPr>
+                <w:sz w:val="17"/>
+              </w:rPr>
+              <w:t xml:space="preserve">21</w:t>
+            </w:r>
+          </w:p>
+        </w:tc>
+        <w:tc>
+          <w:tcPr/>
+          <w:p>
+            <w:pPr>
+              <w:pStyle w:val="Compact"/>
+              <w:jc w:val="left"/>
+            </w:pPr>
+            <w:r>
+              <w:rPr>
+                <w:sz w:val="17"/>
+              </w:rPr>
+              <w:t xml:space="preserve">M4 owner</w:t>
+            </w:r>
+          </w:p>
+        </w:tc>
+        <w:tc>
+          <w:tcPr/>
+          <w:p>
+            <w:pPr>
+              <w:pStyle w:val="Compact"/>
+              <w:jc w:val="left"/>
+            </w:pPr>
+            <w:r>
+              <w:rPr>
+                <w:sz w:val="17"/>
+              </w:rPr>
+              <w:t xml:space="preserve">04 (OQ-04-14)</w:t>
+            </w:r>
+          </w:p>
+        </w:tc>
+        <w:tc>
+          <w:tcPr/>
+          <w:p>
+            <w:pPr>
+              <w:pStyle w:val="Compact"/>
+              <w:jc w:val="left"/>
+            </w:pPr>
+            <w:r>
+              <w:rPr>
+                <w:sz w:val="17"/>
+              </w:rPr>
+              <w:t xml:space="preserve">[NEEDS CLARIFICATION: After how many days does an unanswered collaboration request expire, and is</w:t>
+            </w:r>
+            <w:r>
+              <w:rPr>
+                <w:sz w:val="17"/>
+              </w:rPr>
+              <w:t xml:space="preserve"> </w:t>
+            </w:r>
+            <w:r>
+              <w:rPr>
+                <w:rStyle w:val="VerbatimChar"/>
+                <w:sz w:val="17"/>
+              </w:rPr>
+              <w:t xml:space="preserve">expired</w:t>
+            </w:r>
+            <w:r>
+              <w:rPr>
+                <w:sz w:val="17"/>
+              </w:rPr>
+              <w:t xml:space="preserve"> </w:t>
+            </w:r>
+            <w:r>
+              <w:rPr>
+                <w:sz w:val="17"/>
+              </w:rPr>
+              <w:t xml:space="preserve">a status?]</w:t>
+            </w:r>
+          </w:p>
+        </w:tc>
+        <w:tc>
+          <w:tcPr/>
+          <w:p>
+            <w:pPr>
+              <w:pStyle w:val="Compact"/>
+              <w:jc w:val="left"/>
+            </w:pPr>
+            <w:r>
+              <w:rPr>
+                <w:sz w:val="17"/>
+              </w:rPr>
+              <w:t xml:space="preserve">No</w:t>
+            </w:r>
+          </w:p>
+        </w:tc>
+        <w:tc>
+          <w:tcPr/>
+          <w:p>
+            <w:pPr>
+              <w:pStyle w:val="Compact"/>
+              <w:jc w:val="left"/>
+            </w:pPr>
+            <w:r>
+              <w:rPr>
+                <w:sz w:val="17"/>
+              </w:rPr>
+              <w:t xml:space="preserve">No expiry; member withdraws</w:t>
+            </w:r>
+          </w:p>
+        </w:tc>
+        <w:tc>
+          <w:tcPr/>
+          <w:p>
+            <w:pPr>
+              <w:pStyle w:val="Compact"/>
+              <w:jc w:val="left"/>
+            </w:pPr>
+            <w:r>
+              <w:rPr>
+                <w:sz w:val="17"/>
+              </w:rPr>
+              <w:t xml:space="preserve">Requests stay open forever and block a second request to the same partner.</w:t>
+            </w:r>
+          </w:p>
+        </w:tc>
+        <w:tc>
+          <w:tcPr/>
+          <w:p>
+            <w:pPr>
+              <w:pStyle w:val="Compact"/>
+              <w:jc w:val="left"/>
+            </w:pPr>
+            <w:r>
+              <w:rPr>
+                <w:sz w:val="17"/>
+              </w:rPr>
+              <w:t xml:space="preserve">Open</w:t>
+            </w:r>
+          </w:p>
+        </w:tc>
+      </w:tr>
+      <w:tr>
+        <w:tc>
+          <w:tcPr/>
+          <w:p>
+            <w:pPr>
+              <w:pStyle w:val="Compact"/>
+              <w:jc w:val="left"/>
+            </w:pPr>
+            <w:r>
+              <w:rPr>
+                <w:sz w:val="17"/>
+              </w:rPr>
+              <w:t xml:space="preserve">22</w:t>
+            </w:r>
+          </w:p>
+        </w:tc>
+        <w:tc>
+          <w:tcPr/>
+          <w:p>
+            <w:pPr>
+              <w:pStyle w:val="Compact"/>
+              <w:jc w:val="left"/>
+            </w:pPr>
+            <w:r>
+              <w:rPr>
+                <w:sz w:val="17"/>
+              </w:rPr>
+              <w:t xml:space="preserve">M5 + M2 owners</w:t>
+            </w:r>
+          </w:p>
+        </w:tc>
+        <w:tc>
+          <w:tcPr/>
+          <w:p>
+            <w:pPr>
+              <w:pStyle w:val="Compact"/>
+              <w:jc w:val="left"/>
+            </w:pPr>
+            <w:r>
+              <w:rPr>
+                <w:sz w:val="17"/>
+              </w:rPr>
+              <w:t xml:space="preserve">04 (OQ-04-11)</w:t>
+            </w:r>
+          </w:p>
+        </w:tc>
+        <w:tc>
+          <w:tcPr/>
+          <w:p>
+            <w:pPr>
+              <w:pStyle w:val="Compact"/>
+              <w:jc w:val="left"/>
+            </w:pPr>
+            <w:r>
+              <w:rPr>
+                <w:sz w:val="17"/>
+              </w:rPr>
+              <w:t xml:space="preserve">[NEEDS CLARIFICATION: Is DOCUMENT_SLOT.state stored, or derived from documents, proofreading and partner status each time?]</w:t>
+            </w:r>
+          </w:p>
+        </w:tc>
+        <w:tc>
+          <w:tcPr/>
+          <w:p>
+            <w:pPr>
+              <w:pStyle w:val="Compact"/>
+              <w:jc w:val="left"/>
+            </w:pPr>
+            <w:r>
+              <w:rPr>
+                <w:sz w:val="17"/>
+              </w:rPr>
+              <w:t xml:space="preserve">Yes</w:t>
+            </w:r>
+          </w:p>
+        </w:tc>
+        <w:tc>
+          <w:tcPr/>
+          <w:p>
+            <w:pPr>
+              <w:pStyle w:val="Compact"/>
+              <w:jc w:val="left"/>
+            </w:pPr>
+            <w:r>
+              <w:rPr>
+                <w:sz w:val="17"/>
+              </w:rPr>
+              <w:t xml:space="preserve">Stored, recomputed on each upload and status change</w:t>
+            </w:r>
+          </w:p>
+        </w:tc>
+        <w:tc>
+          <w:tcPr/>
+          <w:p>
+            <w:pPr>
+              <w:pStyle w:val="Compact"/>
+              <w:jc w:val="left"/>
+            </w:pPr>
+            <w:r>
+              <w:rPr>
+                <w:sz w:val="17"/>
+              </w:rPr>
+              <w:t xml:space="preserve">Stored state can disagree with the rules it summarises.</w:t>
+            </w:r>
+          </w:p>
+        </w:tc>
+        <w:tc>
+          <w:tcPr/>
+          <w:p>
+            <w:pPr>
+              <w:pStyle w:val="Compact"/>
+              <w:jc w:val="left"/>
+            </w:pPr>
+            <w:r>
+              <w:rPr>
+                <w:sz w:val="17"/>
+              </w:rPr>
+              <w:t xml:space="preserve">Open</w:t>
+            </w:r>
+          </w:p>
+        </w:tc>
+      </w:tr>
+      <w:tr>
+        <w:tc>
+          <w:tcPr/>
+          <w:p>
+            <w:pPr>
+              <w:pStyle w:val="Compact"/>
+              <w:jc w:val="left"/>
+            </w:pPr>
+            <w:r>
+              <w:rPr>
+                <w:sz w:val="17"/>
+              </w:rPr>
+              <w:t xml:space="preserve">23</w:t>
+            </w:r>
+          </w:p>
+        </w:tc>
+        <w:tc>
+          <w:tcPr/>
+          <w:p>
+            <w:pPr>
+              <w:pStyle w:val="Compact"/>
+              <w:jc w:val="left"/>
+            </w:pPr>
+            <w:r>
+              <w:rPr>
+                <w:sz w:val="17"/>
+              </w:rPr>
+              <w:t xml:space="preserve">M5 owner</w:t>
+            </w:r>
+          </w:p>
+        </w:tc>
+        <w:tc>
+          <w:tcPr/>
+          <w:p>
+            <w:pPr>
+              <w:pStyle w:val="Compact"/>
+              <w:jc w:val="left"/>
+            </w:pPr>
+            <w:r>
+              <w:rPr>
+                <w:sz w:val="17"/>
+              </w:rPr>
+              <w:t xml:space="preserve">02</w:t>
+            </w:r>
+          </w:p>
+        </w:tc>
+        <w:tc>
+          <w:tcPr/>
+          <w:p>
+            <w:pPr>
+              <w:pStyle w:val="Compact"/>
+              <w:jc w:val="left"/>
+            </w:pPr>
+            <w:r>
+              <w:rPr>
+                <w:sz w:val="17"/>
+              </w:rPr>
+              <w:t xml:space="preserve">[NEEDS CLARIFICATION: Which function creates DOCUMENT_SLOT rows, and which sets their state?]</w:t>
+            </w:r>
+          </w:p>
+        </w:tc>
+        <w:tc>
+          <w:tcPr/>
+          <w:p>
+            <w:pPr>
+              <w:pStyle w:val="Compact"/>
+              <w:jc w:val="left"/>
+            </w:pPr>
+            <w:r>
+              <w:rPr>
+                <w:sz w:val="17"/>
+              </w:rPr>
+              <w:t xml:space="preserve">Yes</w:t>
+            </w:r>
+          </w:p>
+        </w:tc>
+        <w:tc>
+          <w:tcPr/>
+          <w:p>
+            <w:pPr>
+              <w:pStyle w:val="Compact"/>
+              <w:jc w:val="left"/>
+            </w:pPr>
+            <w:r>
+              <w:rPr>
+                <w:sz w:val="17"/>
+              </w:rPr>
+              <w:t xml:space="preserve">F-M5-01 creates one slot per required document type when the kit first opens; state derived by rules</w:t>
+            </w:r>
+          </w:p>
+        </w:tc>
+        <w:tc>
+          <w:tcPr/>
+          <w:p>
+            <w:pPr>
+              <w:pStyle w:val="Compact"/>
+              <w:jc w:val="left"/>
+            </w:pPr>
+            <w:r>
+              <w:rPr>
+                <w:sz w:val="17"/>
+              </w:rPr>
+              <w:t xml:space="preserve">Without slots, F-M2-08 has nothing to count and component status cannot be stored.</w:t>
+            </w:r>
+          </w:p>
+        </w:tc>
+        <w:tc>
+          <w:tcPr/>
+          <w:p>
+            <w:pPr>
+              <w:pStyle w:val="Compact"/>
+              <w:jc w:val="left"/>
+            </w:pPr>
+            <w:r>
+              <w:rPr>
+                <w:sz w:val="17"/>
+              </w:rPr>
+              <w:t xml:space="preserve">Open</w:t>
+            </w:r>
+          </w:p>
+        </w:tc>
+      </w:tr>
+      <w:tr>
+        <w:tc>
+          <w:tcPr/>
+          <w:p>
+            <w:pPr>
+              <w:pStyle w:val="Compact"/>
+              <w:jc w:val="left"/>
+            </w:pPr>
+            <w:r>
+              <w:rPr>
+                <w:sz w:val="17"/>
+              </w:rPr>
+              <w:t xml:space="preserve">24</w:t>
+            </w:r>
+          </w:p>
+        </w:tc>
+        <w:tc>
+          <w:tcPr/>
+          <w:p>
+            <w:pPr>
+              <w:pStyle w:val="Compact"/>
+              <w:jc w:val="left"/>
+            </w:pPr>
+            <w:r>
+              <w:rPr>
+                <w:sz w:val="17"/>
+              </w:rPr>
+              <w:t xml:space="preserve">M5 owner</w:t>
+            </w:r>
+          </w:p>
+        </w:tc>
+        <w:tc>
+          <w:tcPr/>
+          <w:p>
+            <w:pPr>
+              <w:pStyle w:val="Compact"/>
+              <w:jc w:val="left"/>
+            </w:pPr>
+            <w:r>
+              <w:rPr>
+                <w:sz w:val="17"/>
+              </w:rPr>
+              <w:t xml:space="preserve">04 (OQ-04-5)</w:t>
+            </w:r>
+          </w:p>
+        </w:tc>
+        <w:tc>
+          <w:tcPr/>
+          <w:p>
+            <w:pPr>
+              <w:pStyle w:val="Compact"/>
+              <w:jc w:val="left"/>
+            </w:pPr>
+            <w:r>
+              <w:rPr>
+                <w:sz w:val="17"/>
+              </w:rPr>
+              <w:t xml:space="preserve">[NEEDS CLARIFICATION: Does a bilingual draft refresh its project_meta when the project changes?]</w:t>
+            </w:r>
+          </w:p>
+        </w:tc>
+        <w:tc>
+          <w:tcPr/>
+          <w:p>
+            <w:pPr>
+              <w:pStyle w:val="Compact"/>
+              <w:jc w:val="left"/>
+            </w:pPr>
+            <w:r>
+              <w:rPr>
+                <w:sz w:val="17"/>
+              </w:rPr>
+              <w:t xml:space="preserve">No</w:t>
+            </w:r>
+          </w:p>
+        </w:tc>
+        <w:tc>
+          <w:tcPr/>
+          <w:p>
+            <w:pPr>
+              <w:pStyle w:val="Compact"/>
+              <w:jc w:val="left"/>
+            </w:pPr>
+            <w:r>
+              <w:rPr>
+                <w:sz w:val="17"/>
+              </w:rPr>
+              <w:t xml:space="preserve">No — regenerated only on request</w:t>
+            </w:r>
+          </w:p>
+        </w:tc>
+        <w:tc>
+          <w:tcPr/>
+          <w:p>
+            <w:pPr>
+              <w:pStyle w:val="Compact"/>
+              <w:jc w:val="left"/>
+            </w:pPr>
+            <w:r>
+              <w:rPr>
+                <w:sz w:val="17"/>
+              </w:rPr>
+              <w:t xml:space="preserve">Title or dates in the Vietnamese draft may be stale.</w:t>
+            </w:r>
+          </w:p>
+        </w:tc>
+        <w:tc>
+          <w:tcPr/>
+          <w:p>
+            <w:pPr>
+              <w:pStyle w:val="Compact"/>
+              <w:jc w:val="left"/>
+            </w:pPr>
+            <w:r>
+              <w:rPr>
+                <w:sz w:val="17"/>
+              </w:rPr>
+              <w:t xml:space="preserve">Open</w:t>
+            </w:r>
+          </w:p>
+        </w:tc>
+      </w:tr>
+      <w:tr>
+        <w:tc>
+          <w:tcPr/>
+          <w:p>
+            <w:pPr>
+              <w:pStyle w:val="Compact"/>
+              <w:jc w:val="left"/>
+            </w:pPr>
+            <w:r>
+              <w:rPr>
+                <w:sz w:val="17"/>
+              </w:rPr>
+              <w:t xml:space="preserve">25</w:t>
+            </w:r>
+          </w:p>
+        </w:tc>
+        <w:tc>
+          <w:tcPr/>
+          <w:p>
+            <w:pPr>
+              <w:pStyle w:val="Compact"/>
+              <w:jc w:val="left"/>
+            </w:pPr>
+            <w:r>
+              <w:rPr>
+                <w:sz w:val="17"/>
+              </w:rPr>
+              <w:t xml:space="preserve">M5 owner</w:t>
+            </w:r>
+          </w:p>
+        </w:tc>
+        <w:tc>
+          <w:tcPr/>
+          <w:p>
+            <w:pPr>
+              <w:pStyle w:val="Compact"/>
+              <w:jc w:val="left"/>
+            </w:pPr>
+            <w:r>
+              <w:rPr>
+                <w:sz w:val="17"/>
+              </w:rPr>
+              <w:t xml:space="preserve">04 (OQ-04-12)</w:t>
+            </w:r>
+          </w:p>
+        </w:tc>
+        <w:tc>
+          <w:tcPr/>
+          <w:p>
+            <w:pPr>
+              <w:pStyle w:val="Compact"/>
+              <w:jc w:val="left"/>
+            </w:pPr>
+            <w:r>
+              <w:rPr>
+                <w:sz w:val="17"/>
+              </w:rPr>
+              <w:t xml:space="preserve">[NEEDS CLARIFICATION: Which function edits a paragraph (and so clears its proofread status)?]</w:t>
+            </w:r>
+          </w:p>
+        </w:tc>
+        <w:tc>
+          <w:tcPr/>
+          <w:p>
+            <w:pPr>
+              <w:pStyle w:val="Compact"/>
+              <w:jc w:val="left"/>
+            </w:pPr>
+            <w:r>
+              <w:rPr>
+                <w:sz w:val="17"/>
+              </w:rPr>
+              <w:t xml:space="preserve">No</w:t>
+            </w:r>
+          </w:p>
+        </w:tc>
+        <w:tc>
+          <w:tcPr/>
+          <w:p>
+            <w:pPr>
+              <w:pStyle w:val="Compact"/>
+              <w:jc w:val="left"/>
+            </w:pPr>
+            <w:r>
+              <w:rPr>
+                <w:sz w:val="17"/>
+              </w:rPr>
+              <w:t xml:space="preserve">Editing inside SC-28, not specified as a function</w:t>
+            </w:r>
+          </w:p>
+        </w:tc>
+        <w:tc>
+          <w:tcPr/>
+          <w:p>
+            <w:pPr>
+              <w:pStyle w:val="Compact"/>
+              <w:jc w:val="left"/>
+            </w:pPr>
+            <w:r>
+              <w:rPr>
+                <w:sz w:val="17"/>
+              </w:rPr>
+              <w:t xml:space="preserve">The reset in M5 US-2 has no function to hang on.</w:t>
+            </w:r>
+          </w:p>
+        </w:tc>
+        <w:tc>
+          <w:tcPr/>
+          <w:p>
+            <w:pPr>
+              <w:pStyle w:val="Compact"/>
+              <w:jc w:val="left"/>
+            </w:pPr>
+            <w:r>
+              <w:rPr>
+                <w:sz w:val="17"/>
+              </w:rPr>
+              <w:t xml:space="preserve">Open</w:t>
+            </w:r>
+          </w:p>
+        </w:tc>
+      </w:tr>
+      <w:tr>
+        <w:tc>
+          <w:tcPr/>
+          <w:p>
+            <w:pPr>
+              <w:pStyle w:val="Compact"/>
+              <w:jc w:val="left"/>
+            </w:pPr>
+            <w:r>
+              <w:rPr>
+                <w:sz w:val="17"/>
+              </w:rPr>
+              <w:t xml:space="preserve">26</w:t>
+            </w:r>
+          </w:p>
+        </w:tc>
+        <w:tc>
+          <w:tcPr/>
+          <w:p>
+            <w:pPr>
+              <w:pStyle w:val="Compact"/>
+              <w:jc w:val="left"/>
+            </w:pPr>
+            <w:r>
+              <w:rPr>
+                <w:sz w:val="17"/>
+              </w:rPr>
+              <w:t xml:space="preserve">M7 owner</w:t>
+            </w:r>
+          </w:p>
+        </w:tc>
+        <w:tc>
+          <w:tcPr/>
+          <w:p>
+            <w:pPr>
+              <w:pStyle w:val="Compact"/>
+              <w:jc w:val="left"/>
+            </w:pPr>
+            <w:r>
+              <w:rPr>
+                <w:sz w:val="17"/>
+              </w:rPr>
+              <w:t xml:space="preserve">03 (OQ-03-3)</w:t>
+            </w:r>
+          </w:p>
+        </w:tc>
+        <w:tc>
+          <w:tcPr/>
+          <w:p>
+            <w:pPr>
+              <w:pStyle w:val="Compact"/>
+              <w:jc w:val="left"/>
+            </w:pPr>
+            <w:r>
+              <w:rPr>
+                <w:sz w:val="17"/>
+              </w:rPr>
+              <w:t xml:space="preserve">[NEEDS CLARIFICATION: Is a province notice drafted at the moment the interest is saved (1:1), or can an interest exist without a notice?]</w:t>
+            </w:r>
+          </w:p>
+        </w:tc>
+        <w:tc>
+          <w:tcPr/>
+          <w:p>
+            <w:pPr>
+              <w:pStyle w:val="Compact"/>
+              <w:jc w:val="left"/>
+            </w:pPr>
+            <w:r>
+              <w:rPr>
+                <w:sz w:val="17"/>
+              </w:rPr>
+              <w:t xml:space="preserve">No</w:t>
+            </w:r>
+          </w:p>
+        </w:tc>
+        <w:tc>
+          <w:tcPr/>
+          <w:p>
+            <w:pPr>
+              <w:pStyle w:val="Compact"/>
+              <w:jc w:val="left"/>
+            </w:pPr>
+            <w:r>
+              <w:rPr>
+                <w:sz w:val="17"/>
+              </w:rPr>
+              <w:t xml:space="preserve">1:1, per M7 US-1</w:t>
+            </w:r>
+          </w:p>
+        </w:tc>
+        <w:tc>
+          <w:tcPr/>
+          <w:p>
+            <w:pPr>
+              <w:pStyle w:val="Compact"/>
+              <w:jc w:val="left"/>
+            </w:pPr>
+            <w:r>
+              <w:rPr>
+                <w:sz w:val="17"/>
+              </w:rPr>
+              <w:t xml:space="preserve">If notices are optional, PROVINCE_NOTICE side becomes zero-or-one.</w:t>
+            </w:r>
+          </w:p>
+        </w:tc>
+        <w:tc>
+          <w:tcPr/>
+          <w:p>
+            <w:pPr>
+              <w:pStyle w:val="Compact"/>
+              <w:jc w:val="left"/>
+            </w:pPr>
+            <w:r>
+              <w:rPr>
+                <w:sz w:val="17"/>
+              </w:rPr>
+              <w:t xml:space="preserve">Open</w:t>
+            </w:r>
+          </w:p>
+        </w:tc>
+      </w:tr>
+      <w:tr>
+        <w:tc>
+          <w:tcPr/>
+          <w:p>
+            <w:pPr>
+              <w:pStyle w:val="Compact"/>
+              <w:jc w:val="left"/>
+            </w:pPr>
+            <w:r>
+              <w:rPr>
+                <w:sz w:val="17"/>
+              </w:rPr>
+              <w:t xml:space="preserve">27</w:t>
+            </w:r>
+          </w:p>
+        </w:tc>
+        <w:tc>
+          <w:tcPr/>
+          <w:p>
+            <w:pPr>
+              <w:pStyle w:val="Compact"/>
+              <w:jc w:val="left"/>
+            </w:pPr>
+            <w:r>
+              <w:rPr>
+                <w:sz w:val="17"/>
+              </w:rPr>
+              <w:t xml:space="preserve">M7 owner</w:t>
+            </w:r>
+          </w:p>
+        </w:tc>
+        <w:tc>
+          <w:tcPr/>
+          <w:p>
+            <w:pPr>
+              <w:pStyle w:val="Compact"/>
+              <w:jc w:val="left"/>
+            </w:pPr>
+            <w:r>
+              <w:rPr>
+                <w:sz w:val="17"/>
+              </w:rPr>
+              <w:t xml:space="preserve">04 (OQ-04-1)</w:t>
+            </w:r>
+          </w:p>
+        </w:tc>
+        <w:tc>
+          <w:tcPr/>
+          <w:p>
+            <w:pPr>
+              <w:pStyle w:val="Compact"/>
+              <w:jc w:val="left"/>
+            </w:pPr>
+            <w:r>
+              <w:rPr>
+                <w:sz w:val="17"/>
+              </w:rPr>
+              <w:t xml:space="preserve">[NEEDS CLARIFICATION: Must a province notice keep the authority email it was sent to, even if the contact changes later?]</w:t>
+            </w:r>
+          </w:p>
+        </w:tc>
+        <w:tc>
+          <w:tcPr/>
+          <w:p>
+            <w:pPr>
+              <w:pStyle w:val="Compact"/>
+              <w:jc w:val="left"/>
+            </w:pPr>
+            <w:r>
+              <w:rPr>
+                <w:sz w:val="17"/>
+              </w:rPr>
+              <w:t xml:space="preserve">No</w:t>
+            </w:r>
+          </w:p>
+        </w:tc>
+        <w:tc>
+          <w:tcPr/>
+          <w:p>
+            <w:pPr>
+              <w:pStyle w:val="Compact"/>
+              <w:jc w:val="left"/>
+            </w:pPr>
+            <w:r>
+              <w:rPr>
+                <w:sz w:val="17"/>
+              </w:rPr>
+              <w:t xml:space="preserve">Yes — copied at send time as FR-002 already does</w:t>
+            </w:r>
+          </w:p>
+        </w:tc>
+        <w:tc>
+          <w:tcPr/>
+          <w:p>
+            <w:pPr>
+              <w:pStyle w:val="Compact"/>
+              <w:jc w:val="left"/>
+            </w:pPr>
+            <w:r>
+              <w:rPr>
+                <w:sz w:val="17"/>
+              </w:rPr>
+              <w:t xml:space="preserve">Replies cannot be traced to the address actually used.</w:t>
+            </w:r>
+          </w:p>
+        </w:tc>
+        <w:tc>
+          <w:tcPr/>
+          <w:p>
+            <w:pPr>
+              <w:pStyle w:val="Compact"/>
+              <w:jc w:val="left"/>
+            </w:pPr>
+            <w:r>
+              <w:rPr>
+                <w:sz w:val="17"/>
+              </w:rPr>
+              <w:t xml:space="preserve">Open</w:t>
+            </w:r>
+          </w:p>
+        </w:tc>
+      </w:tr>
+      <w:tr>
+        <w:tc>
+          <w:tcPr/>
+          <w:p>
+            <w:pPr>
+              <w:pStyle w:val="Compact"/>
+              <w:jc w:val="left"/>
+            </w:pPr>
+            <w:r>
+              <w:rPr>
+                <w:sz w:val="17"/>
+              </w:rPr>
+              <w:t xml:space="preserve">28</w:t>
+            </w:r>
+          </w:p>
+        </w:tc>
+        <w:tc>
+          <w:tcPr/>
+          <w:p>
+            <w:pPr>
+              <w:pStyle w:val="Compact"/>
+              <w:jc w:val="left"/>
+            </w:pPr>
+            <w:r>
+              <w:rPr>
+                <w:sz w:val="17"/>
+              </w:rPr>
+              <w:t xml:space="preserve">M7 owner</w:t>
+            </w:r>
+          </w:p>
+        </w:tc>
+        <w:tc>
+          <w:tcPr/>
+          <w:p>
+            <w:pPr>
+              <w:pStyle w:val="Compact"/>
+              <w:jc w:val="left"/>
+            </w:pPr>
+            <w:r>
+              <w:rPr>
+                <w:sz w:val="17"/>
+              </w:rPr>
+              <w:t xml:space="preserve">04 (OQ-04-2)</w:t>
+            </w:r>
+          </w:p>
+        </w:tc>
+        <w:tc>
+          <w:tcPr/>
+          <w:p>
+            <w:pPr>
+              <w:pStyle w:val="Compact"/>
+              <w:jc w:val="left"/>
+            </w:pPr>
+            <w:r>
+              <w:rPr>
+                <w:sz w:val="17"/>
+              </w:rPr>
+              <w:t xml:space="preserve">[NEEDS CLARIFICATION: Is the project summary in a sent notice frozen?]</w:t>
+            </w:r>
+          </w:p>
+        </w:tc>
+        <w:tc>
+          <w:tcPr/>
+          <w:p>
+            <w:pPr>
+              <w:pStyle w:val="Compact"/>
+              <w:jc w:val="left"/>
+            </w:pPr>
+            <w:r>
+              <w:rPr>
+                <w:sz w:val="17"/>
+              </w:rPr>
+              <w:t xml:space="preserve">No</w:t>
+            </w:r>
+          </w:p>
+        </w:tc>
+        <w:tc>
+          <w:tcPr/>
+          <w:p>
+            <w:pPr>
+              <w:pStyle w:val="Compact"/>
+              <w:jc w:val="left"/>
+            </w:pPr>
+            <w:r>
+              <w:rPr>
+                <w:sz w:val="17"/>
+              </w:rPr>
+              <w:t xml:space="preserve">Frozen at send time</w:t>
+            </w:r>
+          </w:p>
+        </w:tc>
+        <w:tc>
+          <w:tcPr/>
+          <w:p>
+            <w:pPr>
+              <w:pStyle w:val="Compact"/>
+              <w:jc w:val="left"/>
+            </w:pPr>
+            <w:r>
+              <w:rPr>
+                <w:sz w:val="17"/>
+              </w:rPr>
+              <w:t xml:space="preserve">The province may see a summary different from what it received.</w:t>
+            </w:r>
+          </w:p>
+        </w:tc>
+        <w:tc>
+          <w:tcPr/>
+          <w:p>
+            <w:pPr>
+              <w:pStyle w:val="Compact"/>
+              <w:jc w:val="left"/>
+            </w:pPr>
+            <w:r>
+              <w:rPr>
+                <w:sz w:val="17"/>
+              </w:rPr>
+              <w:t xml:space="preserve">Open</w:t>
+            </w:r>
+          </w:p>
+        </w:tc>
+      </w:tr>
+      <w:tr>
+        <w:tc>
+          <w:tcPr/>
+          <w:p>
+            <w:pPr>
+              <w:pStyle w:val="Compact"/>
+              <w:jc w:val="left"/>
+            </w:pPr>
+            <w:r>
+              <w:rPr>
+                <w:sz w:val="17"/>
+              </w:rPr>
+              <w:t xml:space="preserve">29</w:t>
+            </w:r>
+          </w:p>
+        </w:tc>
+        <w:tc>
+          <w:tcPr/>
+          <w:p>
+            <w:pPr>
+              <w:pStyle w:val="Compact"/>
+              <w:jc w:val="left"/>
+            </w:pPr>
+            <w:r>
+              <w:rPr>
+                <w:sz w:val="17"/>
+              </w:rPr>
+              <w:t xml:space="preserve">M7 owner</w:t>
+            </w:r>
+          </w:p>
+        </w:tc>
+        <w:tc>
+          <w:tcPr/>
+          <w:p>
+            <w:pPr>
+              <w:pStyle w:val="Compact"/>
+              <w:jc w:val="left"/>
+            </w:pPr>
+            <w:r>
+              <w:rPr>
+                <w:sz w:val="17"/>
+              </w:rPr>
+              <w:t xml:space="preserve">04 (OQ-04-13)</w:t>
+            </w:r>
+          </w:p>
+        </w:tc>
+        <w:tc>
+          <w:tcPr/>
+          <w:p>
+            <w:pPr>
+              <w:pStyle w:val="Compact"/>
+              <w:jc w:val="left"/>
+            </w:pPr>
+            <w:r>
+              <w:rPr>
+                <w:sz w:val="17"/>
+              </w:rPr>
+              <w:t xml:space="preserve">[NEEDS CLARIFICATION: Initial and cancelled values of CONSULTATION_BOOKING.booking_status?]</w:t>
+            </w:r>
+          </w:p>
+        </w:tc>
+        <w:tc>
+          <w:tcPr/>
+          <w:p>
+            <w:pPr>
+              <w:pStyle w:val="Compact"/>
+              <w:jc w:val="left"/>
+            </w:pPr>
+            <w:r>
+              <w:rPr>
+                <w:sz w:val="17"/>
+              </w:rPr>
+              <w:t xml:space="preserve">No</w:t>
+            </w:r>
+          </w:p>
+        </w:tc>
+        <w:tc>
+          <w:tcPr/>
+          <w:p>
+            <w:pPr>
+              <w:pStyle w:val="Compact"/>
+              <w:jc w:val="left"/>
+            </w:pPr>
+            <w:r>
+              <w:rPr>
+                <w:sz w:val="17"/>
+              </w:rPr>
+              <w:t xml:space="preserve">Status left empty until VFDA confirms; no cancellation (seed follows this)</w:t>
+            </w:r>
+          </w:p>
+        </w:tc>
+        <w:tc>
+          <w:tcPr/>
+          <w:p>
+            <w:pPr>
+              <w:pStyle w:val="Compact"/>
+              <w:jc w:val="left"/>
+            </w:pPr>
+            <w:r>
+              <w:rPr>
+                <w:sz w:val="17"/>
+              </w:rPr>
+              <w:t xml:space="preserve">Unconfirmed bookings are indistinguishable from confirmed ones; a member cannot cancel.</w:t>
+            </w:r>
+          </w:p>
+        </w:tc>
+        <w:tc>
+          <w:tcPr/>
+          <w:p>
+            <w:pPr>
+              <w:pStyle w:val="Compact"/>
+              <w:jc w:val="left"/>
+            </w:pPr>
+            <w:r>
+              <w:rPr>
+                <w:sz w:val="17"/>
+              </w:rPr>
+              <w:t xml:space="preserve">Open</w:t>
+            </w:r>
+          </w:p>
+        </w:tc>
+      </w:tr>
+      <w:tr>
+        <w:tc>
+          <w:tcPr/>
+          <w:p>
+            <w:pPr>
+              <w:pStyle w:val="Compact"/>
+              <w:jc w:val="left"/>
+            </w:pPr>
+            <w:r>
+              <w:rPr>
+                <w:sz w:val="17"/>
+              </w:rPr>
+              <w:t xml:space="preserve">30</w:t>
+            </w:r>
+          </w:p>
+        </w:tc>
+        <w:tc>
+          <w:tcPr/>
+          <w:p>
+            <w:pPr>
+              <w:pStyle w:val="Compact"/>
+              <w:jc w:val="left"/>
+            </w:pPr>
+            <w:r>
+              <w:rPr>
+                <w:sz w:val="17"/>
+              </w:rPr>
+              <w:t xml:space="preserve">M7, M2, M5 owners</w:t>
+            </w:r>
+          </w:p>
+        </w:tc>
+        <w:tc>
+          <w:tcPr/>
+          <w:p>
+            <w:pPr>
+              <w:pStyle w:val="Compact"/>
+              <w:jc w:val="left"/>
+            </w:pPr>
+            <w:r>
+              <w:rPr>
+                <w:sz w:val="17"/>
+              </w:rPr>
+              <w:t xml:space="preserve">04 (OQ-04-16)</w:t>
+            </w:r>
+          </w:p>
+        </w:tc>
+        <w:tc>
+          <w:tcPr/>
+          <w:p>
+            <w:pPr>
+              <w:pStyle w:val="Compact"/>
+              <w:jc w:val="left"/>
+            </w:pPr>
+            <w:r>
+              <w:rPr>
+                <w:sz w:val="17"/>
+              </w:rPr>
+              <w:t xml:space="preserve">[NEEDS CLARIFICATION: Drop derivable columns (PROVINCE_NOTICE.province_id, LEGAL_RULE.is_active, BILINGUAL_DOCUMENT.watermark)?]</w:t>
+            </w:r>
+          </w:p>
+        </w:tc>
+        <w:tc>
+          <w:tcPr/>
+          <w:p>
+            <w:pPr>
+              <w:pStyle w:val="Compact"/>
+              <w:jc w:val="left"/>
+            </w:pPr>
+            <w:r>
+              <w:rPr>
+                <w:sz w:val="17"/>
+              </w:rPr>
+              <w:t xml:space="preserve">No</w:t>
+            </w:r>
+          </w:p>
+        </w:tc>
+        <w:tc>
+          <w:tcPr/>
+          <w:p>
+            <w:pPr>
+              <w:pStyle w:val="Compact"/>
+              <w:jc w:val="left"/>
+            </w:pPr>
+            <w:r>
+              <w:rPr>
+                <w:sz w:val="17"/>
+              </w:rPr>
+              <w:t xml:space="preserve">Kept as declared</w:t>
+            </w:r>
+          </w:p>
+        </w:tc>
+        <w:tc>
+          <w:tcPr/>
+          <w:p>
+            <w:pPr>
+              <w:pStyle w:val="Compact"/>
+              <w:jc w:val="left"/>
+            </w:pPr>
+            <w:r>
+              <w:rPr>
+                <w:sz w:val="17"/>
+              </w:rPr>
+              <w:t xml:space="preserve">Two sources of the same truth can disagree.</w:t>
+            </w:r>
+          </w:p>
+        </w:tc>
+        <w:tc>
+          <w:tcPr/>
+          <w:p>
+            <w:pPr>
+              <w:pStyle w:val="Compact"/>
+              <w:jc w:val="left"/>
+            </w:pPr>
+            <w:r>
+              <w:rPr>
+                <w:sz w:val="17"/>
+              </w:rPr>
+              <w:t xml:space="preserve">Open</w:t>
+            </w:r>
+          </w:p>
+        </w:tc>
+      </w:tr>
+      <w:tr>
+        <w:tc>
+          <w:tcPr/>
+          <w:p>
+            <w:pPr>
+              <w:pStyle w:val="Compact"/>
+              <w:jc w:val="left"/>
+            </w:pPr>
+            <w:r>
+              <w:rPr>
+                <w:sz w:val="17"/>
+              </w:rPr>
+              <w:t xml:space="preserve">31</w:t>
+            </w:r>
+          </w:p>
+        </w:tc>
+        <w:tc>
+          <w:tcPr/>
+          <w:p>
+            <w:pPr>
+              <w:pStyle w:val="Compact"/>
+              <w:jc w:val="left"/>
+            </w:pPr>
+            <w:r>
+              <w:rPr>
+                <w:sz w:val="17"/>
+              </w:rPr>
+              <w:t xml:space="preserve">M10 + M4 owners</w:t>
+            </w:r>
+          </w:p>
+        </w:tc>
+        <w:tc>
+          <w:tcPr/>
+          <w:p>
+            <w:pPr>
+              <w:pStyle w:val="Compact"/>
+              <w:jc w:val="left"/>
+            </w:pPr>
+            <w:r>
+              <w:rPr>
+                <w:sz w:val="17"/>
+              </w:rPr>
+              <w:t xml:space="preserve">04 (OQ-04-20)</w:t>
+            </w:r>
+          </w:p>
+        </w:tc>
+        <w:tc>
+          <w:tcPr/>
+          <w:p>
+            <w:pPr>
+              <w:pStyle w:val="Compact"/>
+              <w:jc w:val="left"/>
+            </w:pPr>
+            <w:r>
+              <w:rPr>
+                <w:sz w:val="17"/>
+              </w:rPr>
+              <w:t xml:space="preserve">[NEEDS CLARIFICATION: Where is the submitted version of a partner's content kept while the last approved version stays public (M10 BR-001)?]</w:t>
+            </w:r>
+          </w:p>
+        </w:tc>
+        <w:tc>
+          <w:tcPr/>
+          <w:p>
+            <w:pPr>
+              <w:pStyle w:val="Compact"/>
+              <w:jc w:val="left"/>
+            </w:pPr>
+            <w:r>
+              <w:rPr>
+                <w:sz w:val="17"/>
+              </w:rPr>
+              <w:t xml:space="preserve">Yes</w:t>
+            </w:r>
+          </w:p>
+        </w:tc>
+        <w:tc>
+          <w:tcPr/>
+          <w:p>
+            <w:pPr>
+              <w:pStyle w:val="Compact"/>
+              <w:jc w:val="left"/>
+            </w:pPr>
+            <w:r>
+              <w:rPr>
+                <w:sz w:val="17"/>
+              </w:rPr>
+              <w:t xml:space="preserve">Not modelled; MODERATION_ITEM holds only the reference and the decision</w:t>
+            </w:r>
+          </w:p>
+        </w:tc>
+        <w:tc>
+          <w:tcPr/>
+          <w:p>
+            <w:pPr>
+              <w:pStyle w:val="Compact"/>
+              <w:jc w:val="left"/>
+            </w:pPr>
+            <w:r>
+              <w:rPr>
+                <w:sz w:val="17"/>
+              </w:rPr>
+              <w:t xml:space="preserve">Approving has nothing to publish, or the waiting text overwrites the public one.</w:t>
+            </w:r>
+          </w:p>
+        </w:tc>
+        <w:tc>
+          <w:tcPr/>
+          <w:p>
+            <w:pPr>
+              <w:pStyle w:val="Compact"/>
+              <w:jc w:val="left"/>
+            </w:pPr>
+            <w:r>
+              <w:rPr>
+                <w:sz w:val="17"/>
+              </w:rPr>
+              <w:t xml:space="preserve">Open</w:t>
+            </w:r>
+          </w:p>
+        </w:tc>
+      </w:tr>
+      <w:tr>
+        <w:tc>
+          <w:tcPr/>
+          <w:p>
+            <w:pPr>
+              <w:pStyle w:val="Compact"/>
+              <w:jc w:val="left"/>
+            </w:pPr>
+            <w:r>
+              <w:rPr>
+                <w:sz w:val="17"/>
+              </w:rPr>
+              <w:t xml:space="preserve">32</w:t>
+            </w:r>
+          </w:p>
+        </w:tc>
+        <w:tc>
+          <w:tcPr/>
+          <w:p>
+            <w:pPr>
+              <w:pStyle w:val="Compact"/>
+              <w:jc w:val="left"/>
+            </w:pPr>
+            <w:r>
+              <w:rPr>
+                <w:sz w:val="17"/>
+              </w:rPr>
+              <w:t xml:space="preserve">M10 owner</w:t>
+            </w:r>
+          </w:p>
+        </w:tc>
+        <w:tc>
+          <w:tcPr/>
+          <w:p>
+            <w:pPr>
+              <w:pStyle w:val="Compact"/>
+              <w:jc w:val="left"/>
+            </w:pPr>
+            <w:r>
+              <w:rPr>
+                <w:sz w:val="17"/>
+              </w:rPr>
+              <w:t xml:space="preserve">04 (OQ-04-25)</w:t>
+            </w:r>
+          </w:p>
+        </w:tc>
+        <w:tc>
+          <w:tcPr/>
+          <w:p>
+            <w:pPr>
+              <w:pStyle w:val="Compact"/>
+              <w:jc w:val="left"/>
+            </w:pPr>
+            <w:r>
+              <w:rPr>
+                <w:sz w:val="17"/>
+              </w:rPr>
+              <w:t xml:space="preserve">[NEEDS CLARIFICATION: AUDIT_LOG.target_id is a UUID; how are actions on rows keyed by text (image_url, rule_version, doc_code) recorded?]</w:t>
+            </w:r>
+          </w:p>
+        </w:tc>
+        <w:tc>
+          <w:tcPr/>
+          <w:p>
+            <w:pPr>
+              <w:pStyle w:val="Compact"/>
+              <w:jc w:val="left"/>
+            </w:pPr>
+            <w:r>
+              <w:rPr>
+                <w:sz w:val="17"/>
+              </w:rPr>
+              <w:t xml:space="preserve">No</w:t>
+            </w:r>
+          </w:p>
+        </w:tc>
+        <w:tc>
+          <w:tcPr/>
+          <w:p>
+            <w:pPr>
+              <w:pStyle w:val="Compact"/>
+              <w:jc w:val="left"/>
+            </w:pPr>
+            <w:r>
+              <w:rPr>
+                <w:sz w:val="17"/>
+              </w:rPr>
+              <w:t xml:space="preserve">Seed logs only actions whose target has a UUID key</w:t>
+            </w:r>
+          </w:p>
+        </w:tc>
+        <w:tc>
+          <w:tcPr/>
+          <w:p>
+            <w:pPr>
+              <w:pStyle w:val="Compact"/>
+              <w:jc w:val="left"/>
+            </w:pPr>
+            <w:r>
+              <w:rPr>
+                <w:sz w:val="17"/>
+              </w:rPr>
+              <w:t xml:space="preserve">Some admin actions cannot name their target, which M10 US-4 requires.</w:t>
+            </w:r>
+          </w:p>
+        </w:tc>
+        <w:tc>
+          <w:tcPr/>
+          <w:p>
+            <w:pPr>
+              <w:pStyle w:val="Compact"/>
+              <w:jc w:val="left"/>
+            </w:pPr>
+            <w:r>
+              <w:rPr>
+                <w:sz w:val="17"/>
+              </w:rPr>
+              <w:t xml:space="preserve">Open</w:t>
+            </w:r>
+          </w:p>
+        </w:tc>
+      </w:tr>
+      <w:tr>
+        <w:tc>
+          <w:tcPr/>
+          <w:p>
+            <w:pPr>
+              <w:pStyle w:val="Compact"/>
+              <w:jc w:val="left"/>
+            </w:pPr>
+            <w:r>
+              <w:rPr>
+                <w:sz w:val="17"/>
+              </w:rPr>
+              <w:t xml:space="preserve">33</w:t>
+            </w:r>
+          </w:p>
+        </w:tc>
+        <w:tc>
+          <w:tcPr/>
+          <w:p>
+            <w:pPr>
+              <w:pStyle w:val="Compact"/>
+              <w:jc w:val="left"/>
+            </w:pPr>
+            <w:r>
+              <w:rPr>
+                <w:sz w:val="17"/>
+              </w:rPr>
+              <w:t xml:space="preserve">Group C (M0/M2/M3 owners)</w:t>
+            </w:r>
+          </w:p>
+        </w:tc>
+        <w:tc>
+          <w:tcPr/>
+          <w:p>
+            <w:pPr>
+              <w:pStyle w:val="Compact"/>
+              <w:jc w:val="left"/>
+            </w:pPr>
+            <w:r>
+              <w:rPr>
+                <w:sz w:val="17"/>
+              </w:rPr>
+              <w:t xml:space="preserve">01</w:t>
+            </w:r>
+          </w:p>
+        </w:tc>
+        <w:tc>
+          <w:tcPr/>
+          <w:p>
+            <w:pPr>
+              <w:pStyle w:val="Compact"/>
+              <w:jc w:val="left"/>
+            </w:pPr>
+            <w:r>
+              <w:rPr>
+                <w:sz w:val="17"/>
+              </w:rPr>
+              <w:t xml:space="preserve">[NEEDS CLARIFICATION: Are READINESS_VIEW, DOSSIER_CHECK, LICENSING_TIMELINE and PROVINCE_READINESS computed on read, never stored?]</w:t>
+            </w:r>
+          </w:p>
+        </w:tc>
+        <w:tc>
+          <w:tcPr/>
+          <w:p>
+            <w:pPr>
+              <w:pStyle w:val="Compact"/>
+              <w:jc w:val="left"/>
+            </w:pPr>
+            <w:r>
+              <w:rPr>
+                <w:sz w:val="17"/>
+              </w:rPr>
+              <w:t xml:space="preserve">No</w:t>
+            </w:r>
+          </w:p>
+        </w:tc>
+        <w:tc>
+          <w:tcPr/>
+          <w:p>
+            <w:pPr>
+              <w:pStyle w:val="Compact"/>
+              <w:jc w:val="left"/>
+            </w:pPr>
+            <w:r>
+              <w:rPr>
+                <w:sz w:val="17"/>
+              </w:rPr>
+              <w:t xml:space="preserve">Computed on read (database views); excluded from the ERD</w:t>
+            </w:r>
+          </w:p>
+        </w:tc>
+        <w:tc>
+          <w:tcPr/>
+          <w:p>
+            <w:pPr>
+              <w:pStyle w:val="Compact"/>
+              <w:jc w:val="left"/>
+            </w:pPr>
+            <w:r>
+              <w:rPr>
+                <w:sz w:val="17"/>
+              </w:rPr>
+              <w:t xml:space="preserve">If any must be stored (e.g. for audit), a table and its refresh rule must be added.</w:t>
+            </w:r>
+          </w:p>
+        </w:tc>
+        <w:tc>
+          <w:tcPr/>
+          <w:p>
+            <w:pPr>
+              <w:pStyle w:val="Compact"/>
+              <w:jc w:val="left"/>
+            </w:pPr>
+            <w:r>
+              <w:rPr>
+                <w:sz w:val="17"/>
+              </w:rPr>
+              <w:t xml:space="preserve">Open</w:t>
+            </w:r>
+          </w:p>
+        </w:tc>
+      </w:tr>
+      <w:tr>
+        <w:tc>
+          <w:tcPr/>
+          <w:p>
+            <w:pPr>
+              <w:pStyle w:val="Compact"/>
+              <w:jc w:val="left"/>
+            </w:pPr>
+            <w:r>
+              <w:rPr>
+                <w:sz w:val="17"/>
+              </w:rPr>
+              <w:t xml:space="preserve">34</w:t>
+            </w:r>
+          </w:p>
+        </w:tc>
+        <w:tc>
+          <w:tcPr/>
+          <w:p>
+            <w:pPr>
+              <w:pStyle w:val="Compact"/>
+              <w:jc w:val="left"/>
+            </w:pPr>
+            <w:r>
+              <w:rPr>
+                <w:sz w:val="17"/>
+              </w:rPr>
+              <w:t xml:space="preserve">Module owners</w:t>
+            </w:r>
+          </w:p>
+        </w:tc>
+        <w:tc>
+          <w:tcPr/>
+          <w:p>
+            <w:pPr>
+              <w:pStyle w:val="Compact"/>
+              <w:jc w:val="left"/>
+            </w:pPr>
+            <w:r>
+              <w:rPr>
+                <w:sz w:val="17"/>
+              </w:rPr>
+              <w:t xml:space="preserve">04 (OQ-04-18)</w:t>
+            </w:r>
+          </w:p>
+        </w:tc>
+        <w:tc>
+          <w:tcPr/>
+          <w:p>
+            <w:pPr>
+              <w:pStyle w:val="Compact"/>
+              <w:jc w:val="left"/>
+            </w:pPr>
+            <w:r>
+              <w:rPr>
+                <w:sz w:val="17"/>
+              </w:rPr>
+              <w:t xml:space="preserve">[NEEDS CLARIFICATION: Types for all columns marked</w:t>
+            </w:r>
+            <w:r>
+              <w:rPr>
+                <w:sz w:val="17"/>
+              </w:rPr>
+              <w:t xml:space="preserve"> </w:t>
+            </w:r>
+            <w:r>
+              <w:rPr>
+                <w:iCs/>
+                <w:i/>
+                <w:sz w:val="17"/>
+              </w:rPr>
+              <w:t xml:space="preserve">type not declared</w:t>
+            </w:r>
+            <w:r>
+              <w:rPr>
+                <w:sz w:val="17"/>
+              </w:rPr>
+              <w:t xml:space="preserve"> </w:t>
+            </w:r>
+            <w:r>
+              <w:rPr>
+                <w:sz w:val="17"/>
+              </w:rPr>
+              <w:t xml:space="preserve">(62 columns).]</w:t>
+            </w:r>
+          </w:p>
+        </w:tc>
+        <w:tc>
+          <w:tcPr/>
+          <w:p>
+            <w:pPr>
+              <w:pStyle w:val="Compact"/>
+              <w:jc w:val="left"/>
+            </w:pPr>
+            <w:r>
+              <w:rPr>
+                <w:sz w:val="17"/>
+              </w:rPr>
+              <w:t xml:space="preserve">Yes</w:t>
+            </w:r>
+          </w:p>
+        </w:tc>
+        <w:tc>
+          <w:tcPr/>
+          <w:p>
+            <w:pPr>
+              <w:pStyle w:val="Compact"/>
+              <w:jc w:val="left"/>
+            </w:pPr>
+            <w:r>
+              <w:rPr>
+                <w:sz w:val="17"/>
+              </w:rPr>
+              <w:t xml:space="preserve">Seed uses text; generic diagram type string</w:t>
+            </w:r>
+          </w:p>
+        </w:tc>
+        <w:tc>
+          <w:tcPr/>
+          <w:p>
+            <w:pPr>
+              <w:pStyle w:val="Compact"/>
+              <w:jc w:val="left"/>
+            </w:pPr>
+            <w:r>
+              <w:rPr>
+                <w:sz w:val="17"/>
+              </w:rPr>
+              <w:t xml:space="preserve">The build agent will choose types itself.</w:t>
+            </w:r>
+          </w:p>
+        </w:tc>
+        <w:tc>
+          <w:tcPr/>
+          <w:p>
+            <w:pPr>
+              <w:pStyle w:val="Compact"/>
+              <w:jc w:val="left"/>
+            </w:pPr>
+            <w:r>
+              <w:rPr>
+                <w:sz w:val="17"/>
+              </w:rPr>
+              <w:t xml:space="preserve">Open</w:t>
+            </w:r>
+          </w:p>
+        </w:tc>
+      </w:tr>
+      <w:tr>
+        <w:tc>
+          <w:tcPr/>
+          <w:p>
+            <w:pPr>
+              <w:pStyle w:val="Compact"/>
+              <w:jc w:val="left"/>
+            </w:pPr>
+            <w:r>
+              <w:rPr>
+                <w:sz w:val="17"/>
+              </w:rPr>
+              <w:t xml:space="preserve">35</w:t>
+            </w:r>
+          </w:p>
+        </w:tc>
+        <w:tc>
+          <w:tcPr/>
+          <w:p>
+            <w:pPr>
+              <w:pStyle w:val="Compact"/>
+              <w:jc w:val="left"/>
+            </w:pPr>
+            <w:r>
+              <w:rPr>
+                <w:sz w:val="17"/>
+              </w:rPr>
+              <w:t xml:space="preserve">Owners of SYS, M2</w:t>
+            </w:r>
+          </w:p>
+        </w:tc>
+        <w:tc>
+          <w:tcPr/>
+          <w:p>
+            <w:pPr>
+              <w:pStyle w:val="Compact"/>
+              <w:jc w:val="left"/>
+            </w:pPr>
+            <w:r>
+              <w:rPr>
+                <w:sz w:val="17"/>
+              </w:rPr>
+              <w:t xml:space="preserve">02</w:t>
+            </w:r>
+          </w:p>
+        </w:tc>
+        <w:tc>
+          <w:tcPr/>
+          <w:p>
+            <w:pPr>
+              <w:pStyle w:val="Compact"/>
+              <w:jc w:val="left"/>
+            </w:pPr>
+            <w:r>
+              <w:rPr>
+                <w:sz w:val="17"/>
+              </w:rPr>
+              <w:t xml:space="preserve">[NEEDS CLARIFICATION: Who reads CONSENT, RULE_SET_VERSION and EMAIL_DELIVERY? Each is written but never read by a function. (SEGMENT_DECISION and PROJECT_PROVINCE are now read by F-M10-03.)]</w:t>
+            </w:r>
+          </w:p>
+        </w:tc>
+        <w:tc>
+          <w:tcPr/>
+          <w:p>
+            <w:pPr>
+              <w:pStyle w:val="Compact"/>
+              <w:jc w:val="left"/>
+            </w:pPr>
+            <w:r>
+              <w:rPr>
+                <w:sz w:val="17"/>
+              </w:rPr>
+              <w:t xml:space="preserve">No</w:t>
+            </w:r>
+          </w:p>
+        </w:tc>
+        <w:tc>
+          <w:tcPr/>
+          <w:p>
+            <w:pPr>
+              <w:pStyle w:val="Compact"/>
+              <w:jc w:val="left"/>
+            </w:pPr>
+            <w:r>
+              <w:rPr>
+                <w:sz w:val="17"/>
+              </w:rPr>
+              <w:t xml:space="preserve">Kept for audit</w:t>
+            </w:r>
+          </w:p>
+        </w:tc>
+        <w:tc>
+          <w:tcPr/>
+          <w:p>
+            <w:pPr>
+              <w:pStyle w:val="Compact"/>
+              <w:jc w:val="left"/>
+            </w:pPr>
+            <w:r>
+              <w:rPr>
+                <w:sz w:val="17"/>
+              </w:rPr>
+              <w:t xml:space="preserve">Write-only data costs storage and privacy review without a user.</w:t>
+            </w:r>
+          </w:p>
+        </w:tc>
+        <w:tc>
+          <w:tcPr/>
+          <w:p>
+            <w:pPr>
+              <w:pStyle w:val="Compact"/>
+              <w:jc w:val="left"/>
+            </w:pPr>
+            <w:r>
+              <w:rPr>
+                <w:sz w:val="17"/>
+              </w:rPr>
+              <w:t xml:space="preserve">Open</w:t>
+            </w:r>
+          </w:p>
+        </w:tc>
+      </w:tr>
+      <w:tr>
+        <w:tc>
+          <w:tcPr/>
+          <w:p>
+            <w:pPr>
+              <w:pStyle w:val="Compact"/>
+              <w:jc w:val="left"/>
+            </w:pPr>
+            <w:r>
+              <w:rPr>
+                <w:sz w:val="17"/>
+              </w:rPr>
+              <w:t xml:space="preserve">36</w:t>
+            </w:r>
+          </w:p>
+        </w:tc>
+        <w:tc>
+          <w:tcPr/>
+          <w:p>
+            <w:pPr>
+              <w:pStyle w:val="Compact"/>
+              <w:jc w:val="left"/>
+            </w:pPr>
+            <w:r>
+              <w:rPr>
+                <w:sz w:val="17"/>
+              </w:rPr>
+              <w:t xml:space="preserve">Nam (M10)</w:t>
+            </w:r>
+          </w:p>
+        </w:tc>
+        <w:tc>
+          <w:tcPr/>
+          <w:p>
+            <w:pPr>
+              <w:pStyle w:val="Compact"/>
+              <w:jc w:val="left"/>
+            </w:pPr>
+            <w:r>
+              <w:rPr>
+                <w:sz w:val="17"/>
+              </w:rPr>
+              <w:t xml:space="preserve">01</w:t>
+            </w:r>
+          </w:p>
+        </w:tc>
+        <w:tc>
+          <w:tcPr/>
+          <w:p>
+            <w:pPr>
+              <w:pStyle w:val="Compact"/>
+              <w:jc w:val="left"/>
+            </w:pPr>
+            <w:r>
+              <w:rPr>
+                <w:sz w:val="17"/>
+              </w:rPr>
+              <w:t xml:space="preserve">[NEEDS CLARIFICATION: Where does the audit log live before M10 has a Spec Document?]</w:t>
+            </w:r>
+          </w:p>
+        </w:tc>
+        <w:tc>
+          <w:tcPr/>
+          <w:p>
+            <w:pPr>
+              <w:pStyle w:val="Compact"/>
+              <w:jc w:val="left"/>
+            </w:pPr>
+            <w:r>
+              <w:rPr>
+                <w:sz w:val="17"/>
+              </w:rPr>
+              <w:t xml:space="preserve">Yes</w:t>
+            </w:r>
+          </w:p>
+        </w:tc>
+        <w:tc>
+          <w:tcPr/>
+          <w:p>
+            <w:pPr>
+              <w:pStyle w:val="Compact"/>
+              <w:jc w:val="left"/>
+            </w:pPr>
+            <w:r>
+              <w:rPr>
+                <w:sz w:val="17"/>
+              </w:rPr>
+              <w:t xml:space="preserve">Not modelled in this package</w:t>
+            </w:r>
+          </w:p>
+        </w:tc>
+        <w:tc>
+          <w:tcPr/>
+          <w:p>
+            <w:pPr>
+              <w:pStyle w:val="Compact"/>
+              <w:jc w:val="left"/>
+            </w:pPr>
+            <w:r>
+              <w:rPr>
+                <w:sz w:val="17"/>
+              </w:rPr>
+              <w:t xml:space="preserve">SYS BR-002 and M4 depend on it; RLS for grants cannot be audited.</w:t>
+            </w:r>
+          </w:p>
+        </w:tc>
+        <w:tc>
+          <w:tcPr/>
+          <w:p>
+            <w:pPr>
+              <w:pStyle w:val="Compact"/>
+              <w:jc w:val="left"/>
+            </w:pPr>
+            <w:r>
+              <w:rPr>
+                <w:sz w:val="17"/>
+              </w:rPr>
+              <w:t xml:space="preserve">Resolved 30/09/2026 — M10 now has a Spec Document: AUDIT_LOG is modelled from M10 §6 and §5.1 FR-008, append-only (M10 §5.2 BR-005).</w:t>
+            </w:r>
+          </w:p>
+        </w:tc>
+      </w:tr>
+      <w:tr>
+        <w:tc>
+          <w:tcPr/>
+          <w:p>
+            <w:pPr>
+              <w:pStyle w:val="Compact"/>
+              <w:jc w:val="left"/>
+            </w:pPr>
+            <w:r>
+              <w:rPr>
+                <w:sz w:val="17"/>
+              </w:rPr>
+              <w:t xml:space="preserve">37</w:t>
+            </w:r>
+          </w:p>
+        </w:tc>
+        <w:tc>
+          <w:tcPr/>
+          <w:p>
+            <w:pPr>
+              <w:pStyle w:val="Compact"/>
+              <w:jc w:val="left"/>
+            </w:pPr>
+            <w:r>
+              <w:rPr>
+                <w:sz w:val="17"/>
+              </w:rPr>
+              <w:t xml:space="preserve">Nam + VFDA Legal</w:t>
+            </w:r>
+          </w:p>
+        </w:tc>
+        <w:tc>
+          <w:tcPr/>
+          <w:p>
+            <w:pPr>
+              <w:pStyle w:val="Compact"/>
+              <w:jc w:val="left"/>
+            </w:pPr>
+            <w:r>
+              <w:rPr>
+                <w:sz w:val="17"/>
+              </w:rPr>
+              <w:t xml:space="preserve">04 (OQ-04-6)</w:t>
+            </w:r>
+          </w:p>
+        </w:tc>
+        <w:tc>
+          <w:tcPr/>
+          <w:p>
+            <w:pPr>
+              <w:pStyle w:val="Compact"/>
+              <w:jc w:val="left"/>
+            </w:pPr>
+            <w:r>
+              <w:rPr>
+                <w:sz w:val="17"/>
+              </w:rPr>
+              <w:t xml:space="preserve">[NEEDS CLARIFICATION: What happens to projects, uploads, logs and approvals when an account is deleted (personal data law)?]</w:t>
+            </w:r>
+          </w:p>
+        </w:tc>
+        <w:tc>
+          <w:tcPr/>
+          <w:p>
+            <w:pPr>
+              <w:pStyle w:val="Compact"/>
+              <w:jc w:val="left"/>
+            </w:pPr>
+            <w:r>
+              <w:rPr>
+                <w:sz w:val="17"/>
+              </w:rPr>
+              <w:t xml:space="preserve">Yes</w:t>
+            </w:r>
+          </w:p>
+        </w:tc>
+        <w:tc>
+          <w:tcPr/>
+          <w:p>
+            <w:pPr>
+              <w:pStyle w:val="Compact"/>
+              <w:jc w:val="left"/>
+            </w:pPr>
+            <w:r>
+              <w:rPr>
+                <w:sz w:val="17"/>
+              </w:rPr>
+              <w:t xml:space="preserve">Account disabled, personal fields erased, rows kept with the link</w:t>
+            </w:r>
+          </w:p>
+        </w:tc>
+        <w:tc>
+          <w:tcPr/>
+          <w:p>
+            <w:pPr>
+              <w:pStyle w:val="Compact"/>
+              <w:jc w:val="left"/>
+            </w:pPr>
+            <w:r>
+              <w:rPr>
+                <w:sz w:val="17"/>
+              </w:rPr>
+              <w:t xml:space="preserve">Either orphaned rows or unlawful retention of personal data.</w:t>
+            </w:r>
+          </w:p>
+        </w:tc>
+        <w:tc>
+          <w:tcPr/>
+          <w:p>
+            <w:pPr>
+              <w:pStyle w:val="Compact"/>
+              <w:jc w:val="left"/>
+            </w:pPr>
+            <w:r>
+              <w:rPr>
+                <w:sz w:val="17"/>
+              </w:rPr>
+              <w:t xml:space="preserve">Resolved 30/09/2026 — SYS §5.2 BR-005: never hard-deleted;</w:t>
+            </w:r>
+            <w:r>
+              <w:rPr>
+                <w:sz w:val="17"/>
+              </w:rPr>
+              <w:t xml:space="preserve"> </w:t>
+            </w:r>
+            <w:r>
+              <w:rPr>
+                <w:rStyle w:val="VerbatimChar"/>
+                <w:sz w:val="17"/>
+              </w:rPr>
+              <w:t xml:space="preserve">account_status = deactivated</w:t>
+            </w:r>
+            <w:r>
+              <w:rPr>
+                <w:sz w:val="17"/>
+              </w:rPr>
+              <w:t xml:space="preserve"> </w:t>
+            </w:r>
+            <w:r>
+              <w:rPr>
+                <w:sz w:val="17"/>
+              </w:rPr>
+              <w:t xml:space="preserve">(SYS §5.1 FR-004), name and email anonymised within 30 days, created rows kept as</w:t>
+            </w:r>
+            <w:r>
+              <w:rPr>
+                <w:sz w:val="17"/>
+              </w:rPr>
+              <w:t xml:space="preserve"> </w:t>
+            </w:r>
+            <w:r>
+              <w:rPr>
+                <w:iCs/>
+                <w:i/>
+                <w:sz w:val="17"/>
+              </w:rPr>
+              <w:t xml:space="preserve">Former member</w:t>
+            </w:r>
+            <w:r>
+              <w:rPr>
+                <w:sz w:val="17"/>
+              </w:rPr>
+              <w:t xml:space="preserve">.</w:t>
+            </w:r>
+          </w:p>
+        </w:tc>
+      </w:tr>
+      <w:tr>
+        <w:tc>
+          <w:tcPr/>
+          <w:p>
+            <w:pPr>
+              <w:pStyle w:val="Compact"/>
+              <w:jc w:val="left"/>
+            </w:pPr>
+            <w:r>
+              <w:rPr>
+                <w:sz w:val="17"/>
+              </w:rPr>
+              <w:t xml:space="preserve">38</w:t>
+            </w:r>
+          </w:p>
+        </w:tc>
+        <w:tc>
+          <w:tcPr/>
+          <w:p>
+            <w:pPr>
+              <w:pStyle w:val="Compact"/>
+              <w:jc w:val="left"/>
+            </w:pPr>
+            <w:r>
+              <w:rPr>
+                <w:sz w:val="17"/>
+              </w:rPr>
+              <w:t xml:space="preserve">M0 owner</w:t>
+            </w:r>
+          </w:p>
+        </w:tc>
+        <w:tc>
+          <w:tcPr/>
+          <w:p>
+            <w:pPr>
+              <w:pStyle w:val="Compact"/>
+              <w:jc w:val="left"/>
+            </w:pPr>
+            <w:r>
+              <w:rPr>
+                <w:sz w:val="17"/>
+              </w:rPr>
+              <w:t xml:space="preserve">04 (OQ-04-7)</w:t>
+            </w:r>
+          </w:p>
+        </w:tc>
+        <w:tc>
+          <w:tcPr/>
+          <w:p>
+            <w:pPr>
+              <w:pStyle w:val="Compact"/>
+              <w:jc w:val="left"/>
+            </w:pPr>
+            <w:r>
+              <w:rPr>
+                <w:sz w:val="17"/>
+              </w:rPr>
+              <w:t xml:space="preserve">[NEEDS CLARIFICATION: Can a project be deleted or only archived? What happens to its documents, requests and notices?]</w:t>
+            </w:r>
+          </w:p>
+        </w:tc>
+        <w:tc>
+          <w:tcPr/>
+          <w:p>
+            <w:pPr>
+              <w:pStyle w:val="Compact"/>
+              <w:jc w:val="left"/>
+            </w:pPr>
+            <w:r>
+              <w:rPr>
+                <w:sz w:val="17"/>
+              </w:rPr>
+              <w:t xml:space="preserve">Yes</w:t>
+            </w:r>
+          </w:p>
+        </w:tc>
+        <w:tc>
+          <w:tcPr/>
+          <w:p>
+            <w:pPr>
+              <w:pStyle w:val="Compact"/>
+              <w:jc w:val="left"/>
+            </w:pPr>
+            <w:r>
+              <w:rPr>
+                <w:sz w:val="17"/>
+              </w:rPr>
+              <w:t xml:space="preserve">Archive only; no delete</w:t>
+            </w:r>
+          </w:p>
+        </w:tc>
+        <w:tc>
+          <w:tcPr/>
+          <w:p>
+            <w:pPr>
+              <w:pStyle w:val="Compact"/>
+              <w:jc w:val="left"/>
+            </w:pPr>
+            <w:r>
+              <w:rPr>
+                <w:sz w:val="17"/>
+              </w:rPr>
+              <w:t xml:space="preserve">Deleting would break access logs (append-only) and sent notices.</w:t>
+            </w:r>
+          </w:p>
+        </w:tc>
+        <w:tc>
+          <w:tcPr/>
+          <w:p>
+            <w:pPr>
+              <w:pStyle w:val="Compact"/>
+              <w:jc w:val="left"/>
+            </w:pPr>
+            <w:r>
+              <w:rPr>
+                <w:sz w:val="17"/>
+              </w:rPr>
+              <w:t xml:space="preserve">Resolved 30/09/2026 — M0 §5.2 BR-005: archived, never deleted (</w:t>
+            </w:r>
+            <w:r>
+              <w:rPr>
+                <w:rStyle w:val="VerbatimChar"/>
+                <w:sz w:val="17"/>
+              </w:rPr>
+              <w:t xml:space="preserve">stage = archived</w:t>
+            </w:r>
+            <w:r>
+              <w:rPr>
+                <w:sz w:val="17"/>
+              </w:rPr>
+              <w:t xml:space="preserve">, M0 §5.1 FR-002); read-only; documents, requests and notices kept.</w:t>
+            </w:r>
+          </w:p>
+        </w:tc>
+      </w:tr>
+      <w:tr>
+        <w:tc>
+          <w:tcPr/>
+          <w:p>
+            <w:pPr>
+              <w:pStyle w:val="Compact"/>
+              <w:jc w:val="left"/>
+            </w:pPr>
+            <w:r>
+              <w:rPr>
+                <w:sz w:val="17"/>
+              </w:rPr>
+              <w:t xml:space="preserve">39</w:t>
+            </w:r>
+          </w:p>
+        </w:tc>
+        <w:tc>
+          <w:tcPr/>
+          <w:p>
+            <w:pPr>
+              <w:pStyle w:val="Compact"/>
+              <w:jc w:val="left"/>
+            </w:pPr>
+            <w:r>
+              <w:rPr>
+                <w:sz w:val="17"/>
+              </w:rPr>
+              <w:t xml:space="preserve">M2 owner (VFDA Legal)</w:t>
+            </w:r>
+          </w:p>
+        </w:tc>
+        <w:tc>
+          <w:tcPr/>
+          <w:p>
+            <w:pPr>
+              <w:pStyle w:val="Compact"/>
+              <w:jc w:val="left"/>
+            </w:pPr>
+            <w:r>
+              <w:rPr>
+                <w:sz w:val="17"/>
+              </w:rPr>
+              <w:t xml:space="preserve">04 (OQ-04-3)</w:t>
+            </w:r>
+          </w:p>
+        </w:tc>
+        <w:tc>
+          <w:tcPr/>
+          <w:p>
+            <w:pPr>
+              <w:pStyle w:val="Compact"/>
+              <w:jc w:val="left"/>
+            </w:pPr>
+            <w:r>
+              <w:rPr>
+                <w:sz w:val="17"/>
+              </w:rPr>
+              <w:t xml:space="preserve">[NEEDS CLARIFICATION: When an approved rule is edited or retired, is the old text kept so old findings still show what fired?]</w:t>
+            </w:r>
+          </w:p>
+        </w:tc>
+        <w:tc>
+          <w:tcPr/>
+          <w:p>
+            <w:pPr>
+              <w:pStyle w:val="Compact"/>
+              <w:jc w:val="left"/>
+            </w:pPr>
+            <w:r>
+              <w:rPr>
+                <w:sz w:val="17"/>
+              </w:rPr>
+              <w:t xml:space="preserve">Yes</w:t>
+            </w:r>
+          </w:p>
+        </w:tc>
+        <w:tc>
+          <w:tcPr/>
+          <w:p>
+            <w:pPr>
+              <w:pStyle w:val="Compact"/>
+              <w:jc w:val="left"/>
+            </w:pPr>
+            <w:r>
+              <w:rPr>
+                <w:sz w:val="17"/>
+              </w:rPr>
+              <w:t xml:space="preserve">Keep every approved text per rule_version; never overwrite</w:t>
+            </w:r>
+          </w:p>
+        </w:tc>
+        <w:tc>
+          <w:tcPr/>
+          <w:p>
+            <w:pPr>
+              <w:pStyle w:val="Compact"/>
+              <w:jc w:val="left"/>
+            </w:pPr>
+            <w:r>
+              <w:rPr>
+                <w:sz w:val="17"/>
+              </w:rPr>
+              <w:t xml:space="preserve">A producer's saved result would silently change meaning.</w:t>
+            </w:r>
+          </w:p>
+        </w:tc>
+        <w:tc>
+          <w:tcPr/>
+          <w:p>
+            <w:pPr>
+              <w:pStyle w:val="Compact"/>
+              <w:jc w:val="left"/>
+            </w:pPr>
+            <w:r>
+              <w:rPr>
+                <w:sz w:val="17"/>
+              </w:rPr>
+              <w:t xml:space="preserve">Resolved 30/09/2026 — M2 §5.2 BR-008: rules are retired, never deleted (</w:t>
+            </w:r>
+            <w:r>
+              <w:rPr>
+                <w:rStyle w:val="VerbatimChar"/>
+                <w:sz w:val="17"/>
+              </w:rPr>
+              <w:t xml:space="preserve">status = retired</w:t>
+            </w:r>
+            <w:r>
+              <w:rPr>
+                <w:sz w:val="17"/>
+              </w:rPr>
+              <w:t xml:space="preserve">), and a finding keeps showing the text of the version it cited. Key change follows in OQ-04-24.</w:t>
+            </w:r>
+          </w:p>
+        </w:tc>
+      </w:tr>
+      <w:tr>
+        <w:tc>
+          <w:tcPr/>
+          <w:p>
+            <w:pPr>
+              <w:pStyle w:val="Compact"/>
+              <w:jc w:val="left"/>
+            </w:pPr>
+            <w:r>
+              <w:rPr>
+                <w:sz w:val="17"/>
+              </w:rPr>
+              <w:t xml:space="preserve">40</w:t>
+            </w:r>
+          </w:p>
+        </w:tc>
+        <w:tc>
+          <w:tcPr/>
+          <w:p>
+            <w:pPr>
+              <w:pStyle w:val="Compact"/>
+              <w:jc w:val="left"/>
+            </w:pPr>
+            <w:r>
+              <w:rPr>
+                <w:sz w:val="17"/>
+              </w:rPr>
+              <w:t xml:space="preserve">M3 owner</w:t>
+            </w:r>
+          </w:p>
+        </w:tc>
+        <w:tc>
+          <w:tcPr/>
+          <w:p>
+            <w:pPr>
+              <w:pStyle w:val="Compact"/>
+              <w:jc w:val="left"/>
+            </w:pPr>
+            <w:r>
+              <w:rPr>
+                <w:sz w:val="17"/>
+              </w:rPr>
+              <w:t xml:space="preserve">02</w:t>
+            </w:r>
+          </w:p>
+        </w:tc>
+        <w:tc>
+          <w:tcPr/>
+          <w:p>
+            <w:pPr>
+              <w:pStyle w:val="Compact"/>
+              <w:jc w:val="left"/>
+            </w:pPr>
+            <w:r>
+              <w:rPr>
+                <w:sz w:val="17"/>
+              </w:rPr>
+              <w:t xml:space="preserve">[NEEDS CLARIFICATION: Is LOCATION_QUERY stored (F-M3-10/11), and for how long?]</w:t>
+            </w:r>
+          </w:p>
+        </w:tc>
+        <w:tc>
+          <w:tcPr/>
+          <w:p>
+            <w:pPr>
+              <w:pStyle w:val="Compact"/>
+              <w:jc w:val="left"/>
+            </w:pPr>
+            <w:r>
+              <w:rPr>
+                <w:sz w:val="17"/>
+              </w:rPr>
+              <w:t xml:space="preserve">No</w:t>
+            </w:r>
+          </w:p>
+        </w:tc>
+        <w:tc>
+          <w:tcPr/>
+          <w:p>
+            <w:pPr>
+              <w:pStyle w:val="Compact"/>
+              <w:jc w:val="left"/>
+            </w:pPr>
+            <w:r>
+              <w:rPr>
+                <w:sz w:val="17"/>
+              </w:rPr>
+              <w:t xml:space="preserve">Not stored; entity kept as declared, no rows written</w:t>
+            </w:r>
+          </w:p>
+        </w:tc>
+        <w:tc>
+          <w:tcPr/>
+          <w:p>
+            <w:pPr>
+              <w:pStyle w:val="Compact"/>
+              <w:jc w:val="left"/>
+            </w:pPr>
+            <w:r>
+              <w:rPr>
+                <w:sz w:val="17"/>
+              </w:rPr>
+              <w:t xml:space="preserve">If stored, it holds user text (privacy) and becomes a demand signal for M10.</w:t>
+            </w:r>
+          </w:p>
+        </w:tc>
+        <w:tc>
+          <w:tcPr/>
+          <w:p>
+            <w:pPr>
+              <w:pStyle w:val="Compact"/>
+              <w:jc w:val="left"/>
+            </w:pPr>
+            <w:r>
+              <w:rPr>
+                <w:sz w:val="17"/>
+              </w:rPr>
+              <w:t xml:space="preserve">Resolved 30/09/2026 — stored by F-M3-11 without personal data and used for the M10 demand index (M3 §5.2 BR-009; M3 §5.1 FR-011 query_id). How long it is kept is still not stated.</w:t>
+            </w:r>
+          </w:p>
+        </w:tc>
+      </w:tr>
+      <w:tr>
+        <w:tc>
+          <w:tcPr/>
+          <w:p>
+            <w:pPr>
+              <w:pStyle w:val="Compact"/>
+              <w:jc w:val="left"/>
+            </w:pPr>
+            <w:r>
+              <w:rPr>
+                <w:sz w:val="17"/>
+              </w:rPr>
+              <w:t xml:space="preserve">41</w:t>
+            </w:r>
+          </w:p>
+        </w:tc>
+        <w:tc>
+          <w:tcPr/>
+          <w:p>
+            <w:pPr>
+              <w:pStyle w:val="Compact"/>
+              <w:jc w:val="left"/>
+            </w:pPr>
+            <w:r>
+              <w:rPr>
+                <w:sz w:val="17"/>
+              </w:rPr>
+              <w:t xml:space="preserve">M3 owner</w:t>
+            </w:r>
+          </w:p>
+        </w:tc>
+        <w:tc>
+          <w:tcPr/>
+          <w:p>
+            <w:pPr>
+              <w:pStyle w:val="Compact"/>
+              <w:jc w:val="left"/>
+            </w:pPr>
+            <w:r>
+              <w:rPr>
+                <w:sz w:val="17"/>
+              </w:rPr>
+              <w:t xml:space="preserve">04 (OQ-04-8)</w:t>
+            </w:r>
+          </w:p>
+        </w:tc>
+        <w:tc>
+          <w:tcPr/>
+          <w:p>
+            <w:pPr>
+              <w:pStyle w:val="Compact"/>
+              <w:jc w:val="left"/>
+            </w:pPr>
+            <w:r>
+              <w:rPr>
+                <w:sz w:val="17"/>
+              </w:rPr>
+              <w:t xml:space="preserve">[NEEDS CLARIFICATION: Does unpublishing a location remove it from shortlists and open notices?]</w:t>
+            </w:r>
+          </w:p>
+        </w:tc>
+        <w:tc>
+          <w:tcPr/>
+          <w:p>
+            <w:pPr>
+              <w:pStyle w:val="Compact"/>
+              <w:jc w:val="left"/>
+            </w:pPr>
+            <w:r>
+              <w:rPr>
+                <w:sz w:val="17"/>
+              </w:rPr>
+              <w:t xml:space="preserve">No</w:t>
+            </w:r>
+          </w:p>
+        </w:tc>
+        <w:tc>
+          <w:tcPr/>
+          <w:p>
+            <w:pPr>
+              <w:pStyle w:val="Compact"/>
+              <w:jc w:val="left"/>
+            </w:pPr>
+            <w:r>
+              <w:rPr>
+                <w:sz w:val="17"/>
+              </w:rPr>
+              <w:t xml:space="preserve">No; it is shown as</w:t>
+            </w:r>
+            <w:r>
+              <w:rPr>
+                <w:sz w:val="17"/>
+              </w:rPr>
+              <w:t xml:space="preserve"> </w:t>
+            </w:r>
+            <w:r>
+              <w:rPr>
+                <w:iCs/>
+                <w:i/>
+                <w:sz w:val="17"/>
+              </w:rPr>
+              <w:t xml:space="preserve">no longer published</w:t>
+            </w:r>
+          </w:p>
+        </w:tc>
+        <w:tc>
+          <w:tcPr/>
+          <w:p>
+            <w:pPr>
+              <w:pStyle w:val="Compact"/>
+              <w:jc w:val="left"/>
+            </w:pPr>
+            <w:r>
+              <w:rPr>
+                <w:sz w:val="17"/>
+              </w:rPr>
+              <w:t xml:space="preserve">Producers lose a shortlisted place without notice.</w:t>
+            </w:r>
+          </w:p>
+        </w:tc>
+        <w:tc>
+          <w:tcPr/>
+          <w:p>
+            <w:pPr>
+              <w:pStyle w:val="Compact"/>
+              <w:jc w:val="left"/>
+            </w:pPr>
+            <w:r>
+              <w:rPr>
+                <w:sz w:val="17"/>
+              </w:rPr>
+              <w:t xml:space="preserve">Resolved 30/09/2026 — M3 §5.2 BR-008:</w:t>
+            </w:r>
+            <w:r>
+              <w:rPr>
+                <w:sz w:val="17"/>
+              </w:rPr>
+              <w:t xml:space="preserve"> </w:t>
+            </w:r>
+            <w:r>
+              <w:rPr>
+                <w:rStyle w:val="VerbatimChar"/>
+                <w:sz w:val="17"/>
+              </w:rPr>
+              <w:t xml:space="preserve">intake_status = unpublished</w:t>
+            </w:r>
+            <w:r>
+              <w:rPr>
+                <w:sz w:val="17"/>
+              </w:rPr>
+              <w:t xml:space="preserve"> </w:t>
+            </w:r>
+            <w:r>
+              <w:rPr>
+                <w:sz w:val="17"/>
+              </w:rPr>
+              <w:t xml:space="preserve">(M3 §5.1 FR-002); shortlists and notices keep the location and show</w:t>
+            </w:r>
+            <w:r>
+              <w:rPr>
+                <w:sz w:val="17"/>
+              </w:rPr>
+              <w:t xml:space="preserve"> </w:t>
+            </w:r>
+            <w:r>
+              <w:rPr>
+                <w:iCs/>
+                <w:i/>
+                <w:sz w:val="17"/>
+              </w:rPr>
+              <w:t xml:space="preserve">No longer published</w:t>
+            </w:r>
+            <w:r>
+              <w:rPr>
+                <w:sz w:val="17"/>
+              </w:rPr>
+              <w:t xml:space="preserve">.</w:t>
+            </w:r>
+          </w:p>
+        </w:tc>
+      </w:tr>
+      <w:tr>
+        <w:tc>
+          <w:tcPr/>
+          <w:p>
+            <w:pPr>
+              <w:pStyle w:val="Compact"/>
+              <w:jc w:val="left"/>
+            </w:pPr>
+            <w:r>
+              <w:rPr>
+                <w:sz w:val="17"/>
+              </w:rPr>
+              <w:t xml:space="preserve">42</w:t>
+            </w:r>
+          </w:p>
+        </w:tc>
+        <w:tc>
+          <w:tcPr/>
+          <w:p>
+            <w:pPr>
+              <w:pStyle w:val="Compact"/>
+              <w:jc w:val="left"/>
+            </w:pPr>
+            <w:r>
+              <w:rPr>
+                <w:sz w:val="17"/>
+              </w:rPr>
+              <w:t xml:space="preserve">M4 owner</w:t>
+            </w:r>
+          </w:p>
+        </w:tc>
+        <w:tc>
+          <w:tcPr/>
+          <w:p>
+            <w:pPr>
+              <w:pStyle w:val="Compact"/>
+              <w:jc w:val="left"/>
+            </w:pPr>
+            <w:r>
+              <w:rPr>
+                <w:sz w:val="17"/>
+              </w:rPr>
+              <w:t xml:space="preserve">02</w:t>
+            </w:r>
+          </w:p>
+        </w:tc>
+        <w:tc>
+          <w:tcPr/>
+          <w:p>
+            <w:pPr>
+              <w:pStyle w:val="Compact"/>
+              <w:jc w:val="left"/>
+            </w:pPr>
+            <w:r>
+              <w:rPr>
+                <w:sz w:val="17"/>
+              </w:rPr>
+              <w:t xml:space="preserve">[NEEDS CLARIFICATION: Is COLLAB_MESSAGE in scope? No function writes or reads messages (SC-25 shows none).]</w:t>
+            </w:r>
+          </w:p>
+        </w:tc>
+        <w:tc>
+          <w:tcPr/>
+          <w:p>
+            <w:pPr>
+              <w:pStyle w:val="Compact"/>
+              <w:jc w:val="left"/>
+            </w:pPr>
+            <w:r>
+              <w:rPr>
+                <w:sz w:val="17"/>
+              </w:rPr>
+              <w:t xml:space="preserve">No</w:t>
+            </w:r>
+          </w:p>
+        </w:tc>
+        <w:tc>
+          <w:tcPr/>
+          <w:p>
+            <w:pPr>
+              <w:pStyle w:val="Compact"/>
+              <w:jc w:val="left"/>
+            </w:pPr>
+            <w:r>
+              <w:rPr>
+                <w:sz w:val="17"/>
+              </w:rPr>
+              <w:t xml:space="preserve">Out of scope; entity left unused</w:t>
+            </w:r>
+          </w:p>
+        </w:tc>
+        <w:tc>
+          <w:tcPr/>
+          <w:p>
+            <w:pPr>
+              <w:pStyle w:val="Compact"/>
+              <w:jc w:val="left"/>
+            </w:pPr>
+            <w:r>
+              <w:rPr>
+                <w:sz w:val="17"/>
+              </w:rPr>
+              <w:t xml:space="preserve">If in scope, a send/read function and a Screen Spec section are missing.</w:t>
+            </w:r>
+          </w:p>
+        </w:tc>
+        <w:tc>
+          <w:tcPr/>
+          <w:p>
+            <w:pPr>
+              <w:pStyle w:val="Compact"/>
+              <w:jc w:val="left"/>
+            </w:pPr>
+            <w:r>
+              <w:rPr>
+                <w:sz w:val="17"/>
+              </w:rPr>
+              <w:t xml:space="preserve">Resolved 30/09/2026 — in scope: F-M4-14 stores every response note and reply as a message (M4 §5.1 FR-014 message_id; M4 §5.2 BR-009). No function reads messages yet (02 anomaly kind 2).</w:t>
+            </w:r>
+          </w:p>
+        </w:tc>
+      </w:tr>
+      <w:tr>
+        <w:tc>
+          <w:tcPr/>
+          <w:p>
+            <w:pPr>
+              <w:pStyle w:val="Compact"/>
+              <w:jc w:val="left"/>
+            </w:pPr>
+            <w:r>
+              <w:rPr>
+                <w:sz w:val="17"/>
+              </w:rPr>
+              <w:t xml:space="preserve">43</w:t>
+            </w:r>
+          </w:p>
+        </w:tc>
+        <w:tc>
+          <w:tcPr/>
+          <w:p>
+            <w:pPr>
+              <w:pStyle w:val="Compact"/>
+              <w:jc w:val="left"/>
+            </w:pPr>
+            <w:r>
+              <w:rPr>
+                <w:sz w:val="17"/>
+              </w:rPr>
+              <w:t xml:space="preserve">M4 owner</w:t>
+            </w:r>
+          </w:p>
+        </w:tc>
+        <w:tc>
+          <w:tcPr/>
+          <w:p>
+            <w:pPr>
+              <w:pStyle w:val="Compact"/>
+              <w:jc w:val="left"/>
+            </w:pPr>
+            <w:r>
+              <w:rPr>
+                <w:sz w:val="17"/>
+              </w:rPr>
+              <w:t xml:space="preserve">04 (OQ-04-9)</w:t>
+            </w:r>
+          </w:p>
+        </w:tc>
+        <w:tc>
+          <w:tcPr/>
+          <w:p>
+            <w:pPr>
+              <w:pStyle w:val="Compact"/>
+              <w:jc w:val="left"/>
+            </w:pPr>
+            <w:r>
+              <w:rPr>
+                <w:sz w:val="17"/>
+              </w:rPr>
+              <w:t xml:space="preserve">[NEEDS CLARIFICATION: Can an organisation be removed from the directory, and what happens to its open requests?]</w:t>
+            </w:r>
+          </w:p>
+        </w:tc>
+        <w:tc>
+          <w:tcPr/>
+          <w:p>
+            <w:pPr>
+              <w:pStyle w:val="Compact"/>
+              <w:jc w:val="left"/>
+            </w:pPr>
+            <w:r>
+              <w:rPr>
+                <w:sz w:val="17"/>
+              </w:rPr>
+              <w:t xml:space="preserve">No</w:t>
+            </w:r>
+          </w:p>
+        </w:tc>
+        <w:tc>
+          <w:tcPr/>
+          <w:p>
+            <w:pPr>
+              <w:pStyle w:val="Compact"/>
+              <w:jc w:val="left"/>
+            </w:pPr>
+            <w:r>
+              <w:rPr>
+                <w:sz w:val="17"/>
+              </w:rPr>
+              <w:t xml:space="preserve">No removal; badge expiry only</w:t>
+            </w:r>
+          </w:p>
+        </w:tc>
+        <w:tc>
+          <w:tcPr/>
+          <w:p>
+            <w:pPr>
+              <w:pStyle w:val="Compact"/>
+              <w:jc w:val="left"/>
+            </w:pPr>
+            <w:r>
+              <w:rPr>
+                <w:sz w:val="17"/>
+              </w:rPr>
+              <w:t xml:space="preserve">A closed company keeps receiving requests.</w:t>
+            </w:r>
+          </w:p>
+        </w:tc>
+        <w:tc>
+          <w:tcPr/>
+          <w:p>
+            <w:pPr>
+              <w:pStyle w:val="Compact"/>
+              <w:jc w:val="left"/>
+            </w:pPr>
+            <w:r>
+              <w:rPr>
+                <w:sz w:val="17"/>
+              </w:rPr>
+              <w:t xml:space="preserve">Resolved 30/09/2026 — M4 §5.2 BR-008: deactivated, never deleted (</w:t>
+            </w:r>
+            <w:r>
+              <w:rPr>
+                <w:rStyle w:val="VerbatimChar"/>
+                <w:sz w:val="17"/>
+              </w:rPr>
+              <w:t xml:space="preserve">org_status = deactivated</w:t>
+            </w:r>
+            <w:r>
+              <w:rPr>
+                <w:sz w:val="17"/>
+              </w:rPr>
+              <w:t xml:space="preserve">, M4 §5.1 FR-001); open requests closed as</w:t>
+            </w:r>
+            <w:r>
+              <w:rPr>
+                <w:sz w:val="17"/>
+              </w:rPr>
+              <w:t xml:space="preserve"> </w:t>
+            </w:r>
+            <w:r>
+              <w:rPr>
+                <w:rStyle w:val="VerbatimChar"/>
+                <w:sz w:val="17"/>
+              </w:rPr>
+              <w:t xml:space="preserve">withdrawn</w:t>
+            </w:r>
+            <w:r>
+              <w:rPr>
+                <w:sz w:val="17"/>
+              </w:rPr>
+              <w:t xml:space="preserve">, producer notified, access log kept.</w:t>
+            </w:r>
+          </w:p>
+        </w:tc>
+      </w:tr>
+      <w:tr>
+        <w:tc>
+          <w:tcPr/>
+          <w:p>
+            <w:pPr>
+              <w:pStyle w:val="Compact"/>
+              <w:jc w:val="left"/>
+            </w:pPr>
+            <w:r>
+              <w:rPr>
+                <w:sz w:val="17"/>
+              </w:rPr>
+              <w:t xml:space="preserve">44</w:t>
+            </w:r>
+          </w:p>
+        </w:tc>
+        <w:tc>
+          <w:tcPr/>
+          <w:p>
+            <w:pPr>
+              <w:pStyle w:val="Compact"/>
+              <w:jc w:val="left"/>
+            </w:pPr>
+            <w:r>
+              <w:rPr>
+                <w:sz w:val="17"/>
+              </w:rPr>
+              <w:t xml:space="preserve">M5 owner</w:t>
+            </w:r>
+          </w:p>
+        </w:tc>
+        <w:tc>
+          <w:tcPr/>
+          <w:p>
+            <w:pPr>
+              <w:pStyle w:val="Compact"/>
+              <w:jc w:val="left"/>
+            </w:pPr>
+            <w:r>
+              <w:rPr>
+                <w:sz w:val="17"/>
+              </w:rPr>
+              <w:t xml:space="preserve">02</w:t>
+            </w:r>
+          </w:p>
+        </w:tc>
+        <w:tc>
+          <w:tcPr/>
+          <w:p>
+            <w:pPr>
+              <w:pStyle w:val="Compact"/>
+              <w:jc w:val="left"/>
+            </w:pPr>
+            <w:r>
+              <w:rPr>
+                <w:sz w:val="17"/>
+              </w:rPr>
+              <w:t xml:space="preserve">[NEEDS CLARIFICATION: Is PROJECT_GLOSSARY in scope? No function writes or reads it.]</w:t>
+            </w:r>
+          </w:p>
+        </w:tc>
+        <w:tc>
+          <w:tcPr/>
+          <w:p>
+            <w:pPr>
+              <w:pStyle w:val="Compact"/>
+              <w:jc w:val="left"/>
+            </w:pPr>
+            <w:r>
+              <w:rPr>
+                <w:sz w:val="17"/>
+              </w:rPr>
+              <w:t xml:space="preserve">No</w:t>
+            </w:r>
+          </w:p>
+        </w:tc>
+        <w:tc>
+          <w:tcPr/>
+          <w:p>
+            <w:pPr>
+              <w:pStyle w:val="Compact"/>
+              <w:jc w:val="left"/>
+            </w:pPr>
+            <w:r>
+              <w:rPr>
+                <w:sz w:val="17"/>
+              </w:rPr>
+              <w:t xml:space="preserve">Out of scope; entity left unused</w:t>
+            </w:r>
+          </w:p>
+        </w:tc>
+        <w:tc>
+          <w:tcPr/>
+          <w:p>
+            <w:pPr>
+              <w:pStyle w:val="Compact"/>
+              <w:jc w:val="left"/>
+            </w:pPr>
+            <w:r>
+              <w:rPr>
+                <w:sz w:val="17"/>
+              </w:rPr>
+              <w:t xml:space="preserve">Translation consistency across paragraphs (SC-28) would rely on the model alone.</w:t>
+            </w:r>
+          </w:p>
+        </w:tc>
+        <w:tc>
+          <w:tcPr/>
+          <w:p>
+            <w:pPr>
+              <w:pStyle w:val="Compact"/>
+              <w:jc w:val="left"/>
+            </w:pPr>
+            <w:r>
+              <w:rPr>
+                <w:sz w:val="17"/>
+              </w:rPr>
+              <w:t xml:space="preserve">Resolved 30/09/2026 — in scope: F-M5-04 stores and applies the project's glossary (M5 §5.1 FR-004 glossary; M5 §5.2 BR-006).</w:t>
+            </w:r>
+          </w:p>
+        </w:tc>
+      </w:tr>
+      <w:tr>
+        <w:tc>
+          <w:tcPr/>
+          <w:p>
+            <w:pPr>
+              <w:pStyle w:val="Compact"/>
+              <w:jc w:val="left"/>
+            </w:pPr>
+            <w:r>
+              <w:rPr>
+                <w:sz w:val="17"/>
+              </w:rPr>
+              <w:t xml:space="preserve">45</w:t>
+            </w:r>
+          </w:p>
+        </w:tc>
+        <w:tc>
+          <w:tcPr/>
+          <w:p>
+            <w:pPr>
+              <w:pStyle w:val="Compact"/>
+              <w:jc w:val="left"/>
+            </w:pPr>
+            <w:r>
+              <w:rPr>
+                <w:sz w:val="17"/>
+              </w:rPr>
+              <w:t xml:space="preserve">Module owners + VFDA</w:t>
+            </w:r>
+          </w:p>
+        </w:tc>
+        <w:tc>
+          <w:tcPr/>
+          <w:p>
+            <w:pPr>
+              <w:pStyle w:val="Compact"/>
+              <w:jc w:val="left"/>
+            </w:pPr>
+            <w:r>
+              <w:rPr>
+                <w:sz w:val="17"/>
+              </w:rPr>
+              <w:t xml:space="preserve">04 (OQ-04-15)</w:t>
+            </w:r>
+          </w:p>
+        </w:tc>
+        <w:tc>
+          <w:tcPr/>
+          <w:p>
+            <w:pPr>
+              <w:pStyle w:val="Compact"/>
+              <w:jc w:val="left"/>
+            </w:pPr>
+            <w:r>
+              <w:rPr>
+                <w:sz w:val="17"/>
+              </w:rPr>
+              <w:t xml:space="preserve">[NEEDS CLARIFICATION: Value sets of PROJECT.stage, LOCATION.intake_status, LOCATION_IMAGE.status, consultation topic, the 12 service groups and scene types.]</w:t>
+            </w:r>
+          </w:p>
+        </w:tc>
+        <w:tc>
+          <w:tcPr/>
+          <w:p>
+            <w:pPr>
+              <w:pStyle w:val="Compact"/>
+              <w:jc w:val="left"/>
+            </w:pPr>
+            <w:r>
+              <w:rPr>
+                <w:sz w:val="17"/>
+              </w:rPr>
+              <w:t xml:space="preserve">Yes</w:t>
+            </w:r>
+          </w:p>
+        </w:tc>
+        <w:tc>
+          <w:tcPr/>
+          <w:p>
+            <w:pPr>
+              <w:pStyle w:val="Compact"/>
+              <w:jc w:val="left"/>
+            </w:pPr>
+            <w:r>
+              <w:rPr>
+                <w:sz w:val="17"/>
+              </w:rPr>
+              <w:t xml:space="preserve">Values used in the seed are proposals, listed in data/seed/README.md</w:t>
+            </w:r>
+          </w:p>
+        </w:tc>
+        <w:tc>
+          <w:tcPr/>
+          <w:p>
+            <w:pPr>
+              <w:pStyle w:val="Compact"/>
+              <w:jc w:val="left"/>
+            </w:pPr>
+            <w:r>
+              <w:rPr>
+                <w:sz w:val="17"/>
+              </w:rPr>
+              <w:t xml:space="preserve">Code and seed invent their own values; screens and filters disagree.</w:t>
+            </w:r>
+          </w:p>
+        </w:tc>
+        <w:tc>
+          <w:tcPr/>
+          <w:p>
+            <w:pPr>
+              <w:pStyle w:val="Compact"/>
+              <w:jc w:val="left"/>
+            </w:pPr>
+            <w:r>
+              <w:rPr>
+                <w:sz w:val="17"/>
+              </w:rPr>
+              <w:t xml:space="preserve">Resolved 30/09/2026 — declared in §5.1: M0 FR-002 (stage), M3 FR-002 (intake_status, scene_types), M3 FR-003 / M10 FR-002 (image status — see Type conflicts), M7 FR-005 (topic), M4 FR-001 (service groups), M3 FR-007 (region), M2 FR-001/002 (rule topic).</w:t>
+            </w:r>
+          </w:p>
+        </w:tc>
+      </w:tr>
+    </w:tbl>
     <w:bookmarkEnd w:id="23"/>
     <w:bookmarkStart w:id="24" w:name="files-produced"/>
     <w:p>
@@ -1865,7 +7832,7 @@
               <w:rPr>
                 <w:sz w:val="17"/>
               </w:rPr>
-              <w:t xml:space="preserve">(43) +</w:t>
+              <w:t xml:space="preserve">(46) +</w:t>
             </w:r>
             <w:r>
               <w:rPr>

--- a/docs/word/data/05-review.docx
+++ b/docs/word/data/05-review.docx
@@ -201,22 +201,22 @@
                 <w:b/>
                 <w:sz w:val="17"/>
               </w:rPr>
-              <w:t xml:space="preserve">Fail</w:t>
-            </w:r>
-          </w:p>
-        </w:tc>
-        <w:tc>
-          <w:tcPr/>
-          <w:p>
-            <w:pPr>
-              <w:pStyle w:val="Compact"/>
-              <w:jc w:val="left"/>
-            </w:pPr>
-            <w:r>
-              <w:rPr>
-                <w:sz w:val="17"/>
-              </w:rPr>
-              <w:t xml:space="preserve">SYS §5.1 FR-010 outputs</w:t>
+              <w:t xml:space="preserve">Pass</w:t>
+            </w:r>
+          </w:p>
+        </w:tc>
+        <w:tc>
+          <w:tcPr/>
+          <w:p>
+            <w:pPr>
+              <w:pStyle w:val="Compact"/>
+              <w:jc w:val="left"/>
+            </w:pPr>
+            <w:r>
+              <w:rPr>
+                <w:sz w:val="17"/>
+              </w:rPr>
+              <w:t xml:space="preserve">Every FIELDS output that must be remembered has a column. The two that do not — SYS FR-010</w:t>
             </w:r>
             <w:r>
               <w:rPr>
@@ -266,7 +266,21 @@
               <w:rPr>
                 <w:sz w:val="17"/>
               </w:rPr>
-              <w:t xml:space="preserve">for location and supplier descriptions; 02 records F-SYS-11 updating LOCATION and ORGANISATION_MEMBER_LAYER, but neither column exists in 04. Other outputs with no home are runtime-only by their own description (SYS FR-004</w:t>
+              <w:t xml:space="preserve">— are search indexes over LOCATION and ORGANISATION_MEMBER_LAYER text that the database computes from existing columns; they belong to the physical design (indexes), which the process leaves to the Plan step (</w:t>
+            </w:r>
+            <w:r>
+              <w:rPr>
+                <w:iCs/>
+                <w:i/>
+                <w:sz w:val="17"/>
+              </w:rPr>
+              <w:t xml:space="preserve">never skip a level</w:t>
+            </w:r>
+            <w:r>
+              <w:rPr>
+                <w:sz w:val="17"/>
+              </w:rPr>
+              <w:t xml:space="preserve">). Runtime-only outputs (SYS FR-004</w:t>
             </w:r>
             <w:r>
               <w:rPr>
@@ -323,7 +337,7 @@
               <w:rPr>
                 <w:sz w:val="17"/>
               </w:rPr>
-              <w:t xml:space="preserve">) or live in Supabase Auth (SYS FR-002</w:t>
+              <w:t xml:space="preserve">) and Supabase Auth data (SYS FR-002</w:t>
             </w:r>
             <w:r>
               <w:rPr>
@@ -342,22 +356,7 @@
               <w:rPr>
                 <w:sz w:val="17"/>
               </w:rPr>
-              <w:t xml:space="preserve">, SYS §5.2 BR-004).</w:t>
-            </w:r>
-          </w:p>
-        </w:tc>
-        <w:tc>
-          <w:tcPr/>
-          <w:p>
-            <w:pPr>
-              <w:pStyle w:val="Compact"/>
-              <w:jc w:val="left"/>
-            </w:pPr>
-            <w:r>
-              <w:rPr>
-                <w:sz w:val="17"/>
-              </w:rPr>
-              <w:t xml:space="preserve">Add</w:t>
+              <w:t xml:space="preserve">, SYS §5.2 BR-004) are not stored by design.</w:t>
             </w:r>
             <w:r>
               <w:rPr>
@@ -367,10 +366,33 @@
             </w:r>
             <w:r>
               <w:rPr>
+                <w:iCs/>
+                <w:i/>
+                <w:sz w:val="17"/>
+              </w:rPr>
+              <w:t xml:space="preserve">Fixed 01/10/2026: was Fail — the two index columns were reported missing.</w:t>
+            </w:r>
+          </w:p>
+        </w:tc>
+        <w:tc>
+          <w:tcPr/>
+          <w:p>
+            <w:pPr>
+              <w:pStyle w:val="Compact"/>
+              <w:jc w:val="left"/>
+            </w:pPr>
+            <w:r>
+              <w:rPr>
+                <w:sz w:val="17"/>
+              </w:rPr>
+              <w:t xml:space="preserve">At the Plan step, create the two indexes on LOCATION and ORGANISATION_MEMBER_LAYER (</w:t>
+            </w:r>
+            <w:r>
+              <w:rPr>
                 <w:rStyle w:val="VerbatimChar"/>
                 <w:sz w:val="17"/>
               </w:rPr>
-              <w:t xml:space="preserve">search_vector</w:t>
+              <w:t xml:space="preserve">n</w:t>
             </w:r>
             <w:r>
               <w:rPr>
@@ -382,51 +404,7 @@
               <w:rPr>
                 <w:sz w:val="17"/>
               </w:rPr>
-              <w:t xml:space="preserve">to LOCATION and</w:t>
-            </w:r>
-            <w:r>
-              <w:rPr>
-                <w:sz w:val="17"/>
-              </w:rPr>
-              <w:t xml:space="preserve"> </w:t>
-            </w:r>
-            <w:r>
-              <w:rPr>
-                <w:rStyle w:val="VerbatimChar"/>
-                <w:sz w:val="17"/>
-              </w:rPr>
-              <w:t xml:space="preserve">embedding</w:t>
-            </w:r>
-            <w:r>
-              <w:rPr>
-                <w:sz w:val="17"/>
-              </w:rPr>
-              <w:t xml:space="preserve"> </w:t>
-            </w:r>
-            <w:r>
-              <w:rPr>
-                <w:sz w:val="17"/>
-              </w:rPr>
-              <w:t xml:space="preserve">to LOCATION and ORGANISATION_MEMBER_LAYER, types copied from SYS FR-010/011 (</w:t>
-            </w:r>
-            <w:r>
-              <w:rPr>
-                <w:rStyle w:val="VerbatimChar"/>
-                <w:sz w:val="17"/>
-              </w:rPr>
-              <w:t xml:space="preserve">n</w:t>
-            </w:r>
-            <w:r>
-              <w:rPr>
-                <w:sz w:val="17"/>
-              </w:rPr>
-              <w:t xml:space="preserve"> </w:t>
-            </w:r>
-            <w:r>
-              <w:rPr>
-                <w:sz w:val="17"/>
-              </w:rPr>
-              <w:t xml:space="preserve">stays [NEEDS CLARIFICATION]).</w:t>
+              <w:t xml:space="preserve">stays [NEEDS CLARIFICATION], SYS §10).</w:t>
             </w:r>
           </w:p>
         </w:tc>
@@ -460,22 +438,22 @@
                 <w:b/>
                 <w:sz w:val="17"/>
               </w:rPr>
-              <w:t xml:space="preserve">Fail</w:t>
-            </w:r>
-          </w:p>
-        </w:tc>
-        <w:tc>
-          <w:tcPr/>
-          <w:p>
-            <w:pPr>
-              <w:pStyle w:val="Compact"/>
-              <w:jc w:val="left"/>
-            </w:pPr>
-            <w:r>
-              <w:rPr>
-                <w:sz w:val="17"/>
-              </w:rPr>
-              <w:t xml:space="preserve">03 says</w:t>
+              <w:t xml:space="preserve">Pass</w:t>
+            </w:r>
+          </w:p>
+        </w:tc>
+        <w:tc>
+          <w:tcPr/>
+          <w:p>
+            <w:pPr>
+              <w:pStyle w:val="Compact"/>
+              <w:jc w:val="left"/>
+            </w:pPr>
+            <w:r>
+              <w:rPr>
+                <w:sz w:val="17"/>
+              </w:rPr>
+              <w:t xml:space="preserve">All 66 relationships match the wording of their cited evidence, e.g.</w:t>
             </w:r>
             <w:r>
               <w:rPr>
@@ -489,7 +467,7 @@
                 <w:i/>
                 <w:sz w:val="17"/>
               </w:rPr>
-              <w:t xml:space="preserve">"Each profile works for exactly one producer organisation"</w:t>
+              <w:t xml:space="preserve">"a notice ... is drafted"</w:t>
             </w:r>
             <w:r>
               <w:rPr>
@@ -501,26 +479,7 @@
               <w:rPr>
                 <w:sz w:val="17"/>
               </w:rPr>
-              <w:t xml:space="preserve">(from SYS FR-001</w:t>
-            </w:r>
-            <w:r>
-              <w:rPr>
-                <w:sz w:val="17"/>
-              </w:rPr>
-              <w:t xml:space="preserve"> </w:t>
-            </w:r>
-            <w:r>
-              <w:rPr>
-                <w:rStyle w:val="VerbatimChar"/>
-                <w:sz w:val="17"/>
-              </w:rPr>
-              <w:t xml:space="preserve">org_name Req</w:t>
-            </w:r>
-            <w:r>
-              <w:rPr>
-                <w:sz w:val="17"/>
-              </w:rPr>
-              <w:t xml:space="preserve">), but staff and partner accounts are created by an admin, not through sign-up (SYS §5.2 BR-002) — the seed has 7 such profiles with no organisation. The other 65 relationships match the wording of their cited evidence, e.g.</w:t>
+              <w:t xml:space="preserve">when the interest is saved (M7 §3 US-1) → 1:1.</w:t>
             </w:r>
             <w:r>
               <w:rPr>
@@ -534,34 +493,22 @@
                 <w:i/>
                 <w:sz w:val="17"/>
               </w:rPr>
-              <w:t xml:space="preserve">"a notice ... is drafted"</w:t>
-            </w:r>
-            <w:r>
-              <w:rPr>
-                <w:sz w:val="17"/>
-              </w:rPr>
-              <w:t xml:space="preserve"> </w:t>
-            </w:r>
-            <w:r>
-              <w:rPr>
-                <w:sz w:val="17"/>
-              </w:rPr>
-              <w:t xml:space="preserve">when the interest is saved (M7 §3 US-1) → 1:1.</w:t>
-            </w:r>
-          </w:p>
-        </w:tc>
-        <w:tc>
-          <w:tcPr/>
-          <w:p>
-            <w:pPr>
-              <w:pStyle w:val="Compact"/>
-              <w:jc w:val="left"/>
-            </w:pPr>
-            <w:r>
-              <w:rPr>
-                <w:sz w:val="17"/>
-              </w:rPr>
-              <w:t xml:space="preserve">Change PROFILE's side of `PRODUCER_ORGANISATION</w:t>
+              <w:t xml:space="preserve">Fixed 01/10/2026: was Fail — PRODUCER_ORGANISATION – PROFILE said every profile works for exactly one organisation; it is now zero-or-one on both sides (SYS §6.1, SYS BR-002), in 03 and 04 together; the seed's 7 staff and partner profiles have none.</w:t>
+            </w:r>
+          </w:p>
+        </w:tc>
+        <w:tc>
+          <w:tcPr/>
+          <w:p>
+            <w:pPr>
+              <w:pStyle w:val="Compact"/>
+              <w:jc w:val="left"/>
+            </w:pPr>
+            <w:r>
+              <w:rPr>
+                <w:sz w:val="17"/>
+              </w:rPr>
+              <w:t xml:space="preserve">—</w:t>
             </w:r>
           </w:p>
         </w:tc>
@@ -595,116 +542,22 @@
                 <w:b/>
                 <w:sz w:val="17"/>
               </w:rPr>
-              <w:t xml:space="preserve">Fail</w:t>
-            </w:r>
-          </w:p>
-        </w:tc>
-        <w:tc>
-          <w:tcPr/>
-          <w:p>
-            <w:pPr>
-              <w:pStyle w:val="Compact"/>
-              <w:jc w:val="left"/>
-            </w:pPr>
-            <w:r>
-              <w:rPr>
-                <w:rStyle w:val="VerbatimChar"/>
-                <w:sz w:val="17"/>
-              </w:rPr>
-              <w:t xml:space="preserve">PROVINCE_NOTICE.province_id</w:t>
-            </w:r>
-            <w:r>
-              <w:rPr>
-                <w:sz w:val="17"/>
-              </w:rPr>
-              <w:t xml:space="preserve"> </w:t>
-            </w:r>
-            <w:r>
-              <w:rPr>
-                <w:sz w:val="17"/>
-              </w:rPr>
-              <w:t xml:space="preserve">is derivable through LOCATION_INTEREST → LOCATION (M7 §6);</w:t>
-            </w:r>
-            <w:r>
-              <w:rPr>
-                <w:sz w:val="17"/>
-              </w:rPr>
-              <w:t xml:space="preserve"> </w:t>
-            </w:r>
-            <w:r>
-              <w:rPr>
-                <w:rStyle w:val="VerbatimChar"/>
-                <w:sz w:val="17"/>
-              </w:rPr>
-              <w:t xml:space="preserve">LEGAL_RULE.is_active</w:t>
-            </w:r>
-            <w:r>
-              <w:rPr>
-                <w:sz w:val="17"/>
-              </w:rPr>
-              <w:t xml:space="preserve"> </w:t>
-            </w:r>
-            <w:r>
-              <w:rPr>
-                <w:sz w:val="17"/>
-              </w:rPr>
-              <w:t xml:space="preserve">duplicates</w:t>
-            </w:r>
-            <w:r>
-              <w:rPr>
-                <w:sz w:val="17"/>
-              </w:rPr>
-              <w:t xml:space="preserve"> </w:t>
-            </w:r>
-            <w:r>
-              <w:rPr>
-                <w:rStyle w:val="VerbatimChar"/>
-                <w:sz w:val="17"/>
-              </w:rPr>
-              <w:t xml:space="preserve">status = approved</w:t>
-            </w:r>
-            <w:r>
-              <w:rPr>
-                <w:sz w:val="17"/>
-              </w:rPr>
-              <w:t xml:space="preserve"> </w:t>
-            </w:r>
-            <w:r>
-              <w:rPr>
-                <w:sz w:val="17"/>
-              </w:rPr>
-              <w:t xml:space="preserve">(M2 FR-003);</w:t>
-            </w:r>
-            <w:r>
-              <w:rPr>
-                <w:sz w:val="17"/>
-              </w:rPr>
-              <w:t xml:space="preserve"> </w:t>
-            </w:r>
-            <w:r>
-              <w:rPr>
-                <w:rStyle w:val="VerbatimChar"/>
-                <w:sz w:val="17"/>
-              </w:rPr>
-              <w:t xml:space="preserve">BILINGUAL_DOCUMENT.watermark</w:t>
-            </w:r>
-            <w:r>
-              <w:rPr>
-                <w:sz w:val="17"/>
-              </w:rPr>
-              <w:t xml:space="preserve"> </w:t>
-            </w:r>
-            <w:r>
-              <w:rPr>
-                <w:sz w:val="17"/>
-              </w:rPr>
-              <w:t xml:space="preserve">is</w:t>
-            </w:r>
-            <w:r>
-              <w:rPr>
-                <w:sz w:val="17"/>
-              </w:rPr>
-              <w:t xml:space="preserve"> </w:t>
+              <w:t xml:space="preserve">Pass</w:t>
+            </w:r>
+          </w:p>
+        </w:tc>
+        <w:tc>
+          <w:tcPr/>
+          <w:p>
+            <w:pPr>
+              <w:pStyle w:val="Compact"/>
+              <w:jc w:val="left"/>
+            </w:pPr>
+            <w:r>
+              <w:rPr>
+                <w:sz w:val="17"/>
+              </w:rPr>
+              <w:t xml:space="preserve">No column duplicates another without a written reason. BILINGUAL_DOCUMENT.watermark (</w:t>
             </w:r>
             <w:r>
               <w:rPr>
@@ -712,19 +565,13 @@
                 <w:i/>
                 <w:sz w:val="17"/>
               </w:rPr>
-              <w:t xml:space="preserve">"always true"</w:t>
-            </w:r>
-            <w:r>
-              <w:rPr>
-                <w:sz w:val="17"/>
-              </w:rPr>
-              <w:t xml:space="preserve"> </w:t>
-            </w:r>
-            <w:r>
-              <w:rPr>
-                <w:sz w:val="17"/>
-              </w:rPr>
-              <w:t xml:space="preserve">(M5 FR-005). The five entities the specs call</w:t>
+              <w:t xml:space="preserve">always true</w:t>
+            </w:r>
+            <w:r>
+              <w:rPr>
+                <w:sz w:val="17"/>
+              </w:rPr>
+              <w:t xml:space="preserve">, M5 FR-005) is dropped; LEGAL_RULE.is_active and PROVINCE_NOTICE.province_id are kept as deliberate exceptions, each with its upkeep rule (Structural findings, minimality). The five</w:t>
             </w:r>
             <w:r>
               <w:rPr>
@@ -750,22 +597,36 @@
               <w:rPr>
                 <w:sz w:val="17"/>
               </w:rPr>
-              <w:t xml:space="preserve">(including M10's DEMAND_INDEX) were correctly kept out of the tables.</w:t>
-            </w:r>
-          </w:p>
-        </w:tc>
-        <w:tc>
-          <w:tcPr/>
-          <w:p>
-            <w:pPr>
-              <w:pStyle w:val="Compact"/>
-              <w:jc w:val="left"/>
-            </w:pPr>
-            <w:r>
-              <w:rPr>
-                <w:sz w:val="17"/>
-              </w:rPr>
-              <w:t xml:space="preserve">Drop the three columns, or keep them only with a written reason (OQ-04-16).</w:t>
+              <w:t xml:space="preserve">entities (including M10's DEMAND_INDEX) stay out of the tables.</w:t>
+            </w:r>
+            <w:r>
+              <w:rPr>
+                <w:sz w:val="17"/>
+              </w:rPr>
+              <w:t xml:space="preserve"> </w:t>
+            </w:r>
+            <w:r>
+              <w:rPr>
+                <w:iCs/>
+                <w:i/>
+                <w:sz w:val="17"/>
+              </w:rPr>
+              <w:t xml:space="preserve">Fixed 01/10/2026: was Fail — three derivable columns had no decision.</w:t>
+            </w:r>
+          </w:p>
+        </w:tc>
+        <w:tc>
+          <w:tcPr/>
+          <w:p>
+            <w:pPr>
+              <w:pStyle w:val="Compact"/>
+              <w:jc w:val="left"/>
+            </w:pPr>
+            <w:r>
+              <w:rPr>
+                <w:sz w:val="17"/>
+              </w:rPr>
+              <w:t xml:space="preserve">—</w:t>
             </w:r>
           </w:p>
         </w:tc>
@@ -799,22 +660,22 @@
                 <w:b/>
                 <w:sz w:val="17"/>
               </w:rPr>
-              <w:t xml:space="preserve">Fail</w:t>
-            </w:r>
-          </w:p>
-        </w:tc>
-        <w:tc>
-          <w:tcPr/>
-          <w:p>
-            <w:pPr>
-              <w:pStyle w:val="Compact"/>
-              <w:jc w:val="left"/>
-            </w:pPr>
-            <w:r>
-              <w:rPr>
-                <w:sz w:val="17"/>
-              </w:rPr>
-              <w:t xml:space="preserve">The conceptual ERD has 46 entities and 66 relationships in one diagram. Each relationship has a forward and reverse sentence in plain English (03,</w:t>
+              <w:t xml:space="preserve">Pass</w:t>
+            </w:r>
+          </w:p>
+        </w:tc>
+        <w:tc>
+          <w:tcPr/>
+          <w:p>
+            <w:pPr>
+              <w:pStyle w:val="Compact"/>
+              <w:jc w:val="left"/>
+            </w:pPr>
+            <w:r>
+              <w:rPr>
+                <w:sz w:val="17"/>
+              </w:rPr>
+              <w:t xml:space="preserve">The full conceptual ERD (46 entities, 66 relationships) stays the single source in 03; each module now has its own readable view with attributes in</w:t>
             </w:r>
             <w:r>
               <w:rPr>
@@ -827,7 +688,7 @@
                 <w:rStyle w:val="VerbatimChar"/>
                 <w:sz w:val="17"/>
               </w:rPr>
-              <w:t xml:space="preserve">%%</w:t>
+              <w:t xml:space="preserve">data/data-model-&lt;MODULE&gt;.md</w:t>
             </w:r>
             <w:r>
               <w:rPr>
@@ -839,22 +700,7 @@
               <w:rPr>
                 <w:sz w:val="17"/>
               </w:rPr>
-              <w:t xml:space="preserve">lines), but the drawing itself cannot be followed unaided by a non-technical reader.</w:t>
-            </w:r>
-          </w:p>
-        </w:tc>
-        <w:tc>
-          <w:tcPr/>
-          <w:p>
-            <w:pPr>
-              <w:pStyle w:val="Compact"/>
-              <w:jc w:val="left"/>
-            </w:pPr>
-            <w:r>
-              <w:rPr>
-                <w:sz w:val="17"/>
-              </w:rPr>
-              <w:t xml:space="preserve">Add one small view per module (the same lines, filtered) under</w:t>
+              <w:t xml:space="preserve">§5, and one picture per module in</w:t>
             </w:r>
             <w:r>
               <w:rPr>
@@ -867,13 +713,42 @@
                 <w:rStyle w:val="VerbatimChar"/>
                 <w:sz w:val="17"/>
               </w:rPr>
-              <w:t xml:space="preserve">docs/architecture/</w:t>
-            </w:r>
-            <w:r>
-              <w:rPr>
-                <w:sz w:val="17"/>
-              </w:rPr>
-              <w:t xml:space="preserve">; keep 03 as the single source.</w:t>
+              <w:t xml:space="preserve">docs/word/data/erd-views/</w:t>
+            </w:r>
+            <w:r>
+              <w:rPr>
+                <w:sz w:val="17"/>
+              </w:rPr>
+              <w:t xml:space="preserve">. Every relationship also reads as a forward and reverse sentence.</w:t>
+            </w:r>
+            <w:r>
+              <w:rPr>
+                <w:sz w:val="17"/>
+              </w:rPr>
+              <w:t xml:space="preserve"> </w:t>
+            </w:r>
+            <w:r>
+              <w:rPr>
+                <w:iCs/>
+                <w:i/>
+                <w:sz w:val="17"/>
+              </w:rPr>
+              <w:t xml:space="preserve">Fixed 01/10/2026: was Fail — only the one large diagram existed.</w:t>
+            </w:r>
+          </w:p>
+        </w:tc>
+        <w:tc>
+          <w:tcPr/>
+          <w:p>
+            <w:pPr>
+              <w:pStyle w:val="Compact"/>
+              <w:jc w:val="left"/>
+            </w:pPr>
+            <w:r>
+              <w:rPr>
+                <w:sz w:val="17"/>
+              </w:rPr>
+              <w:t xml:space="preserve">—</w:t>
             </w:r>
           </w:p>
         </w:tc>
@@ -948,7 +823,7 @@
               <w:rPr>
                 <w:sz w:val="17"/>
               </w:rPr>
-              <w:t xml:space="preserve">(Won't now, phase 2, docs/mvp-scope.md §4). It adds new entities hanging off PROJECT (an equipment list and a customs declaration) and new DOCUMENT_TYPE rows with basis</w:t>
+              <w:t xml:space="preserve">(Won't now, phase 2, docs/prd.md §4.4). It adds new entities hanging off PROJECT (an equipment list and a customs declaration) and new DOCUMENT_TYPE rows with basis</w:t>
             </w:r>
             <w:r>
               <w:rPr>
@@ -1041,7 +916,7 @@
                 <w:b/>
                 <w:sz w:val="17"/>
               </w:rPr>
-              <w:t xml:space="preserve">Fail</w:t>
+              <w:t xml:space="preserve">Pass</w:t>
             </w:r>
           </w:p>
         </w:tc>
@@ -1081,7 +956,33 @@
               <w:rPr>
                 <w:sz w:val="17"/>
               </w:rPr>
-              <w:t xml:space="preserve">is kept ✓. But SCREENS disagree with FIELDS in three places: SC-25 writes</w:t>
+              <w:t xml:space="preserve">is kept ✓; documents are stored by path (</w:t>
+            </w:r>
+            <w:r>
+              <w:rPr>
+                <w:rStyle w:val="VerbatimChar"/>
+                <w:sz w:val="17"/>
+              </w:rPr>
+              <w:t xml:space="preserve">file_path TEXT</w:t>
+            </w:r>
+            <w:r>
+              <w:rPr>
+                <w:sz w:val="17"/>
+              </w:rPr>
+              <w:t xml:space="preserve">, M5 §6.1), not as bytes ✓. SCREENS now use the logical names of 04 (</w:t>
+            </w:r>
+            <w:r>
+              <w:rPr>
+                <w:rStyle w:val="VerbatimChar"/>
+                <w:sz w:val="17"/>
+              </w:rPr>
+              <w:t xml:space="preserve">document_slot.state</w:t>
+            </w:r>
+            <w:r>
+              <w:rPr>
+                <w:sz w:val="17"/>
+              </w:rPr>
+              <w:t xml:space="preserve">,</w:t>
             </w:r>
             <w:r>
               <w:rPr>
@@ -1094,7 +995,13 @@
                 <w:rStyle w:val="VerbatimChar"/>
                 <w:sz w:val="17"/>
               </w:rPr>
-              <w:t xml:space="preserve">status = closed</w:t>
+              <w:t xml:space="preserve">collab_request.status = confirmed</w:t>
+            </w:r>
+            <w:r>
+              <w:rPr>
+                <w:sz w:val="17"/>
+              </w:rPr>
+              <w:t xml:space="preserve">,</w:t>
             </w:r>
             <w:r>
               <w:rPr>
@@ -1104,9 +1011,10 @@
             </w:r>
             <w:r>
               <w:rPr>
-                <w:sz w:val="17"/>
-              </w:rPr>
-              <w:t xml:space="preserve">(not in M4 FR-014's enum), SC-27 reads</w:t>
+                <w:rStyle w:val="VerbatimChar"/>
+                <w:sz w:val="17"/>
+              </w:rPr>
+              <w:t xml:space="preserve">organisation.org_name</w:t>
             </w:r>
             <w:r>
               <w:rPr>
@@ -1116,10 +1024,9 @@
             </w:r>
             <w:r>
               <w:rPr>
-                <w:rStyle w:val="VerbatimChar"/>
-                <w:sz w:val="17"/>
-              </w:rPr>
-              <w:t xml:space="preserve">document_slots.status</w:t>
+                <w:sz w:val="17"/>
+              </w:rPr>
+              <w:t xml:space="preserve">…).</w:t>
             </w:r>
             <w:r>
               <w:rPr>
@@ -1129,112 +1036,26 @@
             </w:r>
             <w:r>
               <w:rPr>
-                <w:sz w:val="17"/>
-              </w:rPr>
-              <w:t xml:space="preserve">(FIELDS:</w:t>
-            </w:r>
-            <w:r>
-              <w:rPr>
-                <w:sz w:val="17"/>
-              </w:rPr>
-              <w:t xml:space="preserve"> </w:t>
-            </w:r>
-            <w:r>
-              <w:rPr>
-                <w:rStyle w:val="VerbatimChar"/>
-                <w:sz w:val="17"/>
-              </w:rPr>
-              <w:t xml:space="preserve">state</w:t>
-            </w:r>
-            <w:r>
-              <w:rPr>
-                <w:sz w:val="17"/>
-              </w:rPr>
-              <w:t xml:space="preserve">), SC-19 reads</w:t>
-            </w:r>
-            <w:r>
-              <w:rPr>
-                <w:sz w:val="17"/>
-              </w:rPr>
-              <w:t xml:space="preserve"> </w:t>
-            </w:r>
-            <w:r>
-              <w:rPr>
-                <w:rStyle w:val="VerbatimChar"/>
-                <w:sz w:val="17"/>
-              </w:rPr>
-              <w:t xml:space="preserve">organizations</w:t>
-            </w:r>
-            <w:r>
-              <w:rPr>
-                <w:sz w:val="17"/>
-              </w:rPr>
-              <w:t xml:space="preserve"> </w:t>
-            </w:r>
-            <w:r>
-              <w:rPr>
-                <w:sz w:val="17"/>
-              </w:rPr>
-              <w:t xml:space="preserve">/</w:t>
-            </w:r>
-            <w:r>
-              <w:rPr>
-                <w:sz w:val="17"/>
-              </w:rPr>
-              <w:t xml:space="preserve"> </w:t>
-            </w:r>
-            <w:r>
-              <w:rPr>
-                <w:rStyle w:val="VerbatimChar"/>
-                <w:sz w:val="17"/>
-              </w:rPr>
-              <w:t xml:space="preserve">service_categories</w:t>
-            </w:r>
-            <w:r>
-              <w:rPr>
-                <w:sz w:val="17"/>
-              </w:rPr>
-              <w:t xml:space="preserve">. And M5 FR-002 declares</w:t>
-            </w:r>
-            <w:r>
-              <w:rPr>
-                <w:sz w:val="17"/>
-              </w:rPr>
-              <w:t xml:space="preserve"> </w:t>
-            </w:r>
-            <w:r>
-              <w:rPr>
-                <w:rStyle w:val="VerbatimChar"/>
-                <w:sz w:val="17"/>
-              </w:rPr>
-              <w:t xml:space="preserve">file BYTEA</w:t>
-            </w:r>
-            <w:r>
-              <w:rPr>
-                <w:sz w:val="17"/>
-              </w:rPr>
-              <w:t xml:space="preserve"> </w:t>
-            </w:r>
-            <w:r>
-              <w:rPr>
-                <w:sz w:val="17"/>
-              </w:rPr>
-              <w:t xml:space="preserve">while storage is Supabase Storage (M5 §1 Depends on).</w:t>
-            </w:r>
-          </w:p>
-        </w:tc>
-        <w:tc>
-          <w:tcPr/>
-          <w:p>
-            <w:pPr>
-              <w:pStyle w:val="Compact"/>
-              <w:jc w:val="left"/>
-            </w:pPr>
-            <w:r>
-              <w:rPr>
-                <w:sz w:val="17"/>
-              </w:rPr>
-              <w:t xml:space="preserve">Correct the three Screen Specs to the logical names; declare the document as a storage path, not bytes (01 conflicts).</w:t>
+                <w:iCs/>
+                <w:i/>
+                <w:sz w:val="17"/>
+              </w:rPr>
+              <w:t xml:space="preserve">Fixed 01/10/2026: was Fail — SC-25, SC-27, SC-19 and 18 other Screen Specs named columns differently from FIELDS.</w:t>
+            </w:r>
+          </w:p>
+        </w:tc>
+        <w:tc>
+          <w:tcPr/>
+          <w:p>
+            <w:pPr>
+              <w:pStyle w:val="Compact"/>
+              <w:jc w:val="left"/>
+            </w:pPr>
+            <w:r>
+              <w:rPr>
+                <w:sz w:val="17"/>
+              </w:rPr>
+              <w:t xml:space="preserve">—</w:t>
             </w:r>
           </w:p>
         </w:tc>
@@ -1268,60 +1089,22 @@
                 <w:b/>
                 <w:sz w:val="17"/>
               </w:rPr>
-              <w:t xml:space="preserve">Fail</w:t>
-            </w:r>
-          </w:p>
-        </w:tc>
-        <w:tc>
-          <w:tcPr/>
-          <w:p>
-            <w:pPr>
-              <w:pStyle w:val="Compact"/>
-              <w:jc w:val="left"/>
-            </w:pPr>
-            <w:r>
-              <w:rPr>
-                <w:sz w:val="17"/>
-              </w:rPr>
-              <w:t xml:space="preserve">310 of 312 columns cite a FIELDS row or a §6 attribute. 2 key columns cite nothing because the specs declare no identifier:</w:t>
-            </w:r>
-            <w:r>
-              <w:rPr>
-                <w:sz w:val="17"/>
-              </w:rPr>
-              <w:t xml:space="preserve"> </w:t>
-            </w:r>
-            <w:r>
-              <w:rPr>
-                <w:rStyle w:val="VerbatimChar"/>
-                <w:sz w:val="17"/>
-              </w:rPr>
-              <w:t xml:space="preserve">EMAIL_DELIVERY.email_delivery_id</w:t>
-            </w:r>
-            <w:r>
-              <w:rPr>
-                <w:sz w:val="17"/>
-              </w:rPr>
-              <w:t xml:space="preserve">,</w:t>
-            </w:r>
-            <w:r>
-              <w:rPr>
-                <w:sz w:val="17"/>
-              </w:rPr>
-              <w:t xml:space="preserve"> </w:t>
-            </w:r>
-            <w:r>
-              <w:rPr>
-                <w:rStyle w:val="VerbatimChar"/>
-                <w:sz w:val="17"/>
-              </w:rPr>
-              <w:t xml:space="preserve">SEGMENT_DECISION.segment_decision_id</w:t>
-            </w:r>
-            <w:r>
-              <w:rPr>
-                <w:sz w:val="17"/>
-              </w:rPr>
-              <w:t xml:space="preserve">. 62 columns cite an attribute but carry</w:t>
+              <w:t xml:space="preserve">Pass</w:t>
+            </w:r>
+          </w:p>
+        </w:tc>
+        <w:tc>
+          <w:tcPr/>
+          <w:p>
+            <w:pPr>
+              <w:pStyle w:val="Compact"/>
+              <w:jc w:val="left"/>
+            </w:pPr>
+            <w:r>
+              <w:rPr>
+                <w:sz w:val="17"/>
+              </w:rPr>
+              <w:t xml:space="preserve">All 313 columns cite a FIELDS row, a §6 attribute or a §6.1 declaration, and every column has a declared type (0</w:t>
             </w:r>
             <w:r>
               <w:rPr>
@@ -1341,22 +1124,36 @@
               <w:rPr>
                 <w:sz w:val="17"/>
               </w:rPr>
-              <w:t xml:space="preserve">.</w:t>
-            </w:r>
-          </w:p>
-        </w:tc>
-        <w:tc>
-          <w:tcPr/>
-          <w:p>
-            <w:pPr>
-              <w:pStyle w:val="Compact"/>
-              <w:jc w:val="left"/>
-            </w:pPr>
-            <w:r>
-              <w:rPr>
-                <w:sz w:val="17"/>
-              </w:rPr>
-              <w:t xml:space="preserve">Declare the 2 identifiers and the 62 types in the owning specs' §5.1 (OQ-04-17, OQ-04-18).</w:t>
+              <w:t xml:space="preserve">).</w:t>
+            </w:r>
+            <w:r>
+              <w:rPr>
+                <w:sz w:val="17"/>
+              </w:rPr>
+              <w:t xml:space="preserve"> </w:t>
+            </w:r>
+            <w:r>
+              <w:rPr>
+                <w:iCs/>
+                <w:i/>
+                <w:sz w:val="17"/>
+              </w:rPr>
+              <w:t xml:space="preserve">Fixed 01/10/2026: was Fail — 2 identifiers were undeclared and 62 columns had no type; both are now declared in the owning specs' §6.1.</w:t>
+            </w:r>
+          </w:p>
+        </w:tc>
+        <w:tc>
+          <w:tcPr/>
+          <w:p>
+            <w:pPr>
+              <w:pStyle w:val="Compact"/>
+              <w:jc w:val="left"/>
+            </w:pPr>
+            <w:r>
+              <w:rPr>
+                <w:sz w:val="17"/>
+              </w:rPr>
+              <w:t xml:space="preserve">—</w:t>
             </w:r>
           </w:p>
         </w:tc>
@@ -1371,7 +1168,7 @@
           <w:bCs/>
           <w:b/>
         </w:rPr>
-        <w:t xml:space="preserve">Result: 1 Pass, 6 Fail, 0 Not assessed</w:t>
+        <w:t xml:space="preserve">Result: 7 Pass, 0 Fail, 0 Not assessed</w:t>
       </w:r>
       <w:r>
         <w:t xml:space="preserve"> </w:t>
@@ -1500,7 +1297,7 @@
         <w:t xml:space="preserve">check_seed.py</w:t>
       </w:r>
       <w:r>
-        <w:t xml:space="preserve">: PASS — 46 tables, 423 rows, 68 foreign-key columns resolve, every declared enum value is used (or its absence explained), generation is deterministic. Full table in</w:t>
+        <w:t xml:space="preserve">: PASS — 46 tables, 427 rows, 68 foreign-key columns resolve, every declared enum value is used (or its absence explained), generation is deterministic. Full table in</w:t>
       </w:r>
       <w:r>
         <w:t xml:space="preserve"> </w:t>
@@ -1540,10 +1337,10 @@
           <w:bCs/>
           <w:b/>
         </w:rPr>
-        <w:t xml:space="preserve">35 still open, 14 of them blocking</w:t>
+        <w:t xml:space="preserve">31 still open, 12 of them blocking</w:t>
       </w:r>
       <w:r>
-        <w:t xml:space="preserve">; 10 resolved by the Spec Documents of 30/09/2026 (listed last, with the rule that settled them). Each open row can be pasted into section 10 of the owning module's Spec Document; the</w:t>
+        <w:t xml:space="preserve">; 14 resolved by the Spec Documents of 30/09/2026 or the team decisions of 01/10/2026 (listed last, with the rule that settled them). Each open row can be pasted into section 10 of the owning module's Spec Document; the</w:t>
       </w:r>
       <w:r>
         <w:t xml:space="preserve"> </w:t>
@@ -2030,67 +1827,67 @@
               <w:rPr>
                 <w:sz w:val="17"/>
               </w:rPr>
-              <w:t xml:space="preserve">03 (OQ-03-2)</w:t>
-            </w:r>
-          </w:p>
-        </w:tc>
-        <w:tc>
-          <w:tcPr/>
-          <w:p>
-            <w:pPr>
-              <w:pStyle w:val="Compact"/>
-              <w:jc w:val="left"/>
-            </w:pPr>
-            <w:r>
-              <w:rPr>
-                <w:sz w:val="17"/>
-              </w:rPr>
-              <w:t xml:space="preserve">[NEEDS CLARIFICATION: Do VFDA staff, partner and admin accounts also need a PRODUCER_ORGANISATION? The diagram says every profile works for exactly one.]</w:t>
-            </w:r>
-          </w:p>
-        </w:tc>
-        <w:tc>
-          <w:tcPr/>
-          <w:p>
-            <w:pPr>
-              <w:pStyle w:val="Compact"/>
-              <w:jc w:val="left"/>
-            </w:pPr>
-            <w:r>
-              <w:rPr>
-                <w:sz w:val="17"/>
-              </w:rPr>
-              <w:t xml:space="preserve">Yes</w:t>
-            </w:r>
-          </w:p>
-        </w:tc>
-        <w:tc>
-          <w:tcPr/>
-          <w:p>
-            <w:pPr>
-              <w:pStyle w:val="Compact"/>
-              <w:jc w:val="left"/>
-            </w:pPr>
-            <w:r>
-              <w:rPr>
-                <w:sz w:val="17"/>
-              </w:rPr>
-              <w:t xml:space="preserve">Exactly one, as sign-up requires org_name (SYS FR-001)</w:t>
-            </w:r>
-          </w:p>
-        </w:tc>
-        <w:tc>
-          <w:tcPr/>
-          <w:p>
-            <w:pPr>
-              <w:pStyle w:val="Compact"/>
-              <w:jc w:val="left"/>
-            </w:pPr>
-            <w:r>
-              <w:rPr>
-                <w:sz w:val="17"/>
-              </w:rPr>
-              <w:t xml:space="preserve">Staff and partner accounts created by an admin would need a fake producer company.</w:t>
+              <w:t xml:space="preserve">03 (OQ-03-4)</w:t>
+            </w:r>
+          </w:p>
+        </w:tc>
+        <w:tc>
+          <w:tcPr/>
+          <w:p>
+            <w:pPr>
+              <w:pStyle w:val="Compact"/>
+              <w:jc w:val="left"/>
+            </w:pPr>
+            <w:r>
+              <w:rPr>
+                <w:sz w:val="17"/>
+              </w:rPr>
+              <w:t xml:space="preserve">[NEEDS CLARIFICATION: Is an email delivery linked to at most one notification, or can one digest email carry several?]</w:t>
+            </w:r>
+          </w:p>
+        </w:tc>
+        <w:tc>
+          <w:tcPr/>
+          <w:p>
+            <w:pPr>
+              <w:pStyle w:val="Compact"/>
+              <w:jc w:val="left"/>
+            </w:pPr>
+            <w:r>
+              <w:rPr>
+                <w:sz w:val="17"/>
+              </w:rPr>
+              <w:t xml:space="preserve">No</w:t>
+            </w:r>
+          </w:p>
+        </w:tc>
+        <w:tc>
+          <w:tcPr/>
+          <w:p>
+            <w:pPr>
+              <w:pStyle w:val="Compact"/>
+              <w:jc w:val="left"/>
+            </w:pPr>
+            <w:r>
+              <w:rPr>
+                <w:sz w:val="17"/>
+              </w:rPr>
+              <w:t xml:space="preserve">At most one</w:t>
+            </w:r>
+          </w:p>
+        </w:tc>
+        <w:tc>
+          <w:tcPr/>
+          <w:p>
+            <w:pPr>
+              <w:pStyle w:val="Compact"/>
+              <w:jc w:val="left"/>
+            </w:pPr>
+            <w:r>
+              <w:rPr>
+                <w:sz w:val="17"/>
+              </w:rPr>
+              <w:t xml:space="preserve">A digest would need an association entity.</w:t>
             </w:r>
           </w:p>
         </w:tc>
@@ -2137,82 +1934,82 @@
               <w:rPr>
                 <w:sz w:val="17"/>
               </w:rPr>
-              <w:t xml:space="preserve">SYS owner</w:t>
-            </w:r>
-          </w:p>
-        </w:tc>
-        <w:tc>
-          <w:tcPr/>
-          <w:p>
-            <w:pPr>
-              <w:pStyle w:val="Compact"/>
-              <w:jc w:val="left"/>
-            </w:pPr>
-            <w:r>
-              <w:rPr>
-                <w:sz w:val="17"/>
-              </w:rPr>
-              <w:t xml:space="preserve">03 (OQ-03-4)</w:t>
-            </w:r>
-          </w:p>
-        </w:tc>
-        <w:tc>
-          <w:tcPr/>
-          <w:p>
-            <w:pPr>
-              <w:pStyle w:val="Compact"/>
-              <w:jc w:val="left"/>
-            </w:pPr>
-            <w:r>
-              <w:rPr>
-                <w:sz w:val="17"/>
-              </w:rPr>
-              <w:t xml:space="preserve">[NEEDS CLARIFICATION: Is an email delivery linked to at most one notification, or can one digest email carry several?]</w:t>
-            </w:r>
-          </w:p>
-        </w:tc>
-        <w:tc>
-          <w:tcPr/>
-          <w:p>
-            <w:pPr>
-              <w:pStyle w:val="Compact"/>
-              <w:jc w:val="left"/>
-            </w:pPr>
-            <w:r>
-              <w:rPr>
-                <w:sz w:val="17"/>
-              </w:rPr>
-              <w:t xml:space="preserve">No</w:t>
-            </w:r>
-          </w:p>
-        </w:tc>
-        <w:tc>
-          <w:tcPr/>
-          <w:p>
-            <w:pPr>
-              <w:pStyle w:val="Compact"/>
-              <w:jc w:val="left"/>
-            </w:pPr>
-            <w:r>
-              <w:rPr>
-                <w:sz w:val="17"/>
-              </w:rPr>
-              <w:t xml:space="preserve">At most one</w:t>
-            </w:r>
-          </w:p>
-        </w:tc>
-        <w:tc>
-          <w:tcPr/>
-          <w:p>
-            <w:pPr>
-              <w:pStyle w:val="Compact"/>
-              <w:jc w:val="left"/>
-            </w:pPr>
-            <w:r>
-              <w:rPr>
-                <w:sz w:val="17"/>
-              </w:rPr>
-              <w:t xml:space="preserve">A digest would need an association entity.</w:t>
+              <w:t xml:space="preserve">M1 + M5 owners</w:t>
+            </w:r>
+          </w:p>
+        </w:tc>
+        <w:tc>
+          <w:tcPr/>
+          <w:p>
+            <w:pPr>
+              <w:pStyle w:val="Compact"/>
+              <w:jc w:val="left"/>
+            </w:pPr>
+            <w:r>
+              <w:rPr>
+                <w:sz w:val="17"/>
+              </w:rPr>
+              <w:t xml:space="preserve">03 (OQ-03-5)</w:t>
+            </w:r>
+          </w:p>
+        </w:tc>
+        <w:tc>
+          <w:tcPr/>
+          <w:p>
+            <w:pPr>
+              <w:pStyle w:val="Compact"/>
+              <w:jc w:val="left"/>
+            </w:pPr>
+            <w:r>
+              <w:rPr>
+                <w:sz w:val="17"/>
+              </w:rPr>
+              <w:t xml:space="preserve">[NEEDS CLARIFICATION: Which entity links SEGMENT_REQUIREMENT to DOCUMENT_TYPE (M5 BR-004 builds the kit from segment_requirements)?]</w:t>
+            </w:r>
+          </w:p>
+        </w:tc>
+        <w:tc>
+          <w:tcPr/>
+          <w:p>
+            <w:pPr>
+              <w:pStyle w:val="Compact"/>
+              <w:jc w:val="left"/>
+            </w:pPr>
+            <w:r>
+              <w:rPr>
+                <w:sz w:val="17"/>
+              </w:rPr>
+              <w:t xml:space="preserve">Yes</w:t>
+            </w:r>
+          </w:p>
+        </w:tc>
+        <w:tc>
+          <w:tcPr/>
+          <w:p>
+            <w:pPr>
+              <w:pStyle w:val="Compact"/>
+              <w:jc w:val="left"/>
+            </w:pPr>
+            <w:r>
+              <w:rPr>
+                <w:sz w:val="17"/>
+              </w:rPr>
+              <w:t xml:space="preserve">No link drawn</w:t>
+            </w:r>
+          </w:p>
+        </w:tc>
+        <w:tc>
+          <w:tcPr/>
+          <w:p>
+            <w:pPr>
+              <w:pStyle w:val="Compact"/>
+              <w:jc w:val="left"/>
+            </w:pPr>
+            <w:r>
+              <w:rPr>
+                <w:sz w:val="17"/>
+              </w:rPr>
+              <w:t xml:space="preserve">The document kit cannot be generated from data (M5 BR-004) without it.</w:t>
             </w:r>
           </w:p>
         </w:tc>
@@ -2259,37 +2056,37 @@
               <w:rPr>
                 <w:sz w:val="17"/>
               </w:rPr>
-              <w:t xml:space="preserve">SYS, M1 owners</w:t>
-            </w:r>
-          </w:p>
-        </w:tc>
-        <w:tc>
-          <w:tcPr/>
-          <w:p>
-            <w:pPr>
-              <w:pStyle w:val="Compact"/>
-              <w:jc w:val="left"/>
-            </w:pPr>
-            <w:r>
-              <w:rPr>
-                <w:sz w:val="17"/>
-              </w:rPr>
-              <w:t xml:space="preserve">04 (OQ-04-17)</w:t>
-            </w:r>
-          </w:p>
-        </w:tc>
-        <w:tc>
-          <w:tcPr/>
-          <w:p>
-            <w:pPr>
-              <w:pStyle w:val="Compact"/>
-              <w:jc w:val="left"/>
-            </w:pPr>
-            <w:r>
-              <w:rPr>
-                <w:sz w:val="17"/>
-              </w:rPr>
-              <w:t xml:space="preserve">[NEEDS CLARIFICATION: Declare identifiers for EMAIL_DELIVERY and SEGMENT_DECISION (none in the spec; LOCATION_QUERY now has query_id, M3 FR-011).]</w:t>
+              <w:t xml:space="preserve">M1 owner</w:t>
+            </w:r>
+          </w:p>
+        </w:tc>
+        <w:tc>
+          <w:tcPr/>
+          <w:p>
+            <w:pPr>
+              <w:pStyle w:val="Compact"/>
+              <w:jc w:val="left"/>
+            </w:pPr>
+            <w:r>
+              <w:rPr>
+                <w:sz w:val="17"/>
+              </w:rPr>
+              <w:t xml:space="preserve">02</w:t>
+            </w:r>
+          </w:p>
+        </w:tc>
+        <w:tc>
+          <w:tcPr/>
+          <w:p>
+            <w:pPr>
+              <w:pStyle w:val="Compact"/>
+              <w:jc w:val="left"/>
+            </w:pPr>
+            <w:r>
+              <w:rPr>
+                <w:sz w:val="17"/>
+              </w:rPr>
+              <w:t xml:space="preserve">[NEEDS CLARIFICATION: Does F-M1-01 read segment labels from the display dictionary (F-SYS-06) or from SEGMENT_REQUIREMENT?]</w:t>
             </w:r>
           </w:p>
         </w:tc>
@@ -2319,22 +2116,22 @@
               <w:rPr>
                 <w:sz w:val="17"/>
               </w:rPr>
-              <w:t xml:space="preserve">Placeholder keys *_id (type not declared)</w:t>
-            </w:r>
-          </w:p>
-        </w:tc>
-        <w:tc>
-          <w:tcPr/>
-          <w:p>
-            <w:pPr>
-              <w:pStyle w:val="Compact"/>
-              <w:jc w:val="left"/>
-            </w:pPr>
-            <w:r>
-              <w:rPr>
-                <w:sz w:val="17"/>
-              </w:rPr>
-              <w:t xml:space="preserve">Rows cannot be referenced from logs or support tickets.</w:t>
+              <w:t xml:space="preserve">Display dictionary</w:t>
+            </w:r>
+          </w:p>
+        </w:tc>
+        <w:tc>
+          <w:tcPr/>
+          <w:p>
+            <w:pPr>
+              <w:pStyle w:val="Compact"/>
+              <w:jc w:val="left"/>
+            </w:pPr>
+            <w:r>
+              <w:rPr>
+                <w:sz w:val="17"/>
+              </w:rPr>
+              <w:t xml:space="preserve">If from SEGMENT_REQUIREMENT, labels need columns there.</w:t>
             </w:r>
           </w:p>
         </w:tc>
@@ -2381,82 +2178,82 @@
               <w:rPr>
                 <w:sz w:val="17"/>
               </w:rPr>
-              <w:t xml:space="preserve">M1 + M5 owners</w:t>
-            </w:r>
-          </w:p>
-        </w:tc>
-        <w:tc>
-          <w:tcPr/>
-          <w:p>
-            <w:pPr>
-              <w:pStyle w:val="Compact"/>
-              <w:jc w:val="left"/>
-            </w:pPr>
-            <w:r>
-              <w:rPr>
-                <w:sz w:val="17"/>
-              </w:rPr>
-              <w:t xml:space="preserve">03 (OQ-03-5)</w:t>
-            </w:r>
-          </w:p>
-        </w:tc>
-        <w:tc>
-          <w:tcPr/>
-          <w:p>
-            <w:pPr>
-              <w:pStyle w:val="Compact"/>
-              <w:jc w:val="left"/>
-            </w:pPr>
-            <w:r>
-              <w:rPr>
-                <w:sz w:val="17"/>
-              </w:rPr>
-              <w:t xml:space="preserve">[NEEDS CLARIFICATION: Which entity links SEGMENT_REQUIREMENT to DOCUMENT_TYPE (M5 BR-004 builds the kit from segment_requirements)?]</w:t>
-            </w:r>
-          </w:p>
-        </w:tc>
-        <w:tc>
-          <w:tcPr/>
-          <w:p>
-            <w:pPr>
-              <w:pStyle w:val="Compact"/>
-              <w:jc w:val="left"/>
-            </w:pPr>
-            <w:r>
-              <w:rPr>
-                <w:sz w:val="17"/>
-              </w:rPr>
-              <w:t xml:space="preserve">Yes</w:t>
-            </w:r>
-          </w:p>
-        </w:tc>
-        <w:tc>
-          <w:tcPr/>
-          <w:p>
-            <w:pPr>
-              <w:pStyle w:val="Compact"/>
-              <w:jc w:val="left"/>
-            </w:pPr>
-            <w:r>
-              <w:rPr>
-                <w:sz w:val="17"/>
-              </w:rPr>
-              <w:t xml:space="preserve">No link drawn</w:t>
-            </w:r>
-          </w:p>
-        </w:tc>
-        <w:tc>
-          <w:tcPr/>
-          <w:p>
-            <w:pPr>
-              <w:pStyle w:val="Compact"/>
-              <w:jc w:val="left"/>
-            </w:pPr>
-            <w:r>
-              <w:rPr>
-                <w:sz w:val="17"/>
-              </w:rPr>
-              <w:t xml:space="preserve">The document kit cannot be generated from data (M5 BR-004) without it.</w:t>
+              <w:t xml:space="preserve">M1 owner</w:t>
+            </w:r>
+          </w:p>
+        </w:tc>
+        <w:tc>
+          <w:tcPr/>
+          <w:p>
+            <w:pPr>
+              <w:pStyle w:val="Compact"/>
+              <w:jc w:val="left"/>
+            </w:pPr>
+            <w:r>
+              <w:rPr>
+                <w:sz w:val="17"/>
+              </w:rPr>
+              <w:t xml:space="preserve">04 (OQ-04-4)</w:t>
+            </w:r>
+          </w:p>
+        </w:tc>
+        <w:tc>
+          <w:tcPr/>
+          <w:p>
+            <w:pPr>
+              <w:pStyle w:val="Compact"/>
+              <w:jc w:val="left"/>
+            </w:pPr>
+            <w:r>
+              <w:rPr>
+                <w:sz w:val="17"/>
+              </w:rPr>
+              <w:t xml:space="preserve">[NEEDS CLARIFICATION: Should a segment decision record the decision-table version used?]</w:t>
+            </w:r>
+          </w:p>
+        </w:tc>
+        <w:tc>
+          <w:tcPr/>
+          <w:p>
+            <w:pPr>
+              <w:pStyle w:val="Compact"/>
+              <w:jc w:val="left"/>
+            </w:pPr>
+            <w:r>
+              <w:rPr>
+                <w:sz w:val="17"/>
+              </w:rPr>
+              <w:t xml:space="preserve">No</w:t>
+            </w:r>
+          </w:p>
+        </w:tc>
+        <w:tc>
+          <w:tcPr/>
+          <w:p>
+            <w:pPr>
+              <w:pStyle w:val="Compact"/>
+              <w:jc w:val="left"/>
+            </w:pPr>
+            <w:r>
+              <w:rPr>
+                <w:sz w:val="17"/>
+              </w:rPr>
+              <w:t xml:space="preserve">Yes, add segment_rule_id (drawn) and rely on the rule's version</w:t>
+            </w:r>
+          </w:p>
+        </w:tc>
+        <w:tc>
+          <w:tcPr/>
+          <w:p>
+            <w:pPr>
+              <w:pStyle w:val="Compact"/>
+              <w:jc w:val="left"/>
+            </w:pPr>
+            <w:r>
+              <w:rPr>
+                <w:sz w:val="17"/>
+              </w:rPr>
+              <w:t xml:space="preserve">A table change could not be audited against past decisions.</w:t>
             </w:r>
           </w:p>
         </w:tc>
@@ -2503,82 +2300,82 @@
               <w:rPr>
                 <w:sz w:val="17"/>
               </w:rPr>
-              <w:t xml:space="preserve">M1 owner</w:t>
-            </w:r>
-          </w:p>
-        </w:tc>
-        <w:tc>
-          <w:tcPr/>
-          <w:p>
-            <w:pPr>
-              <w:pStyle w:val="Compact"/>
-              <w:jc w:val="left"/>
-            </w:pPr>
-            <w:r>
-              <w:rPr>
-                <w:sz w:val="17"/>
-              </w:rPr>
-              <w:t xml:space="preserve">02</w:t>
-            </w:r>
-          </w:p>
-        </w:tc>
-        <w:tc>
-          <w:tcPr/>
-          <w:p>
-            <w:pPr>
-              <w:pStyle w:val="Compact"/>
-              <w:jc w:val="left"/>
-            </w:pPr>
-            <w:r>
-              <w:rPr>
-                <w:sz w:val="17"/>
-              </w:rPr>
-              <w:t xml:space="preserve">[NEEDS CLARIFICATION: Does F-M1-01 read segment labels from the display dictionary (F-SYS-06) or from SEGMENT_REQUIREMENT?]</w:t>
-            </w:r>
-          </w:p>
-        </w:tc>
-        <w:tc>
-          <w:tcPr/>
-          <w:p>
-            <w:pPr>
-              <w:pStyle w:val="Compact"/>
-              <w:jc w:val="left"/>
-            </w:pPr>
-            <w:r>
-              <w:rPr>
-                <w:sz w:val="17"/>
-              </w:rPr>
-              <w:t xml:space="preserve">No</w:t>
-            </w:r>
-          </w:p>
-        </w:tc>
-        <w:tc>
-          <w:tcPr/>
-          <w:p>
-            <w:pPr>
-              <w:pStyle w:val="Compact"/>
-              <w:jc w:val="left"/>
-            </w:pPr>
-            <w:r>
-              <w:rPr>
-                <w:sz w:val="17"/>
-              </w:rPr>
-              <w:t xml:space="preserve">Display dictionary</w:t>
-            </w:r>
-          </w:p>
-        </w:tc>
-        <w:tc>
-          <w:tcPr/>
-          <w:p>
-            <w:pPr>
-              <w:pStyle w:val="Compact"/>
-              <w:jc w:val="left"/>
-            </w:pPr>
-            <w:r>
-              <w:rPr>
-                <w:sz w:val="17"/>
-              </w:rPr>
-              <w:t xml:space="preserve">If from SEGMENT_REQUIREMENT, labels need columns there.</w:t>
+              <w:t xml:space="preserve">M0 owner</w:t>
+            </w:r>
+          </w:p>
+        </w:tc>
+        <w:tc>
+          <w:tcPr/>
+          <w:p>
+            <w:pPr>
+              <w:pStyle w:val="Compact"/>
+              <w:jc w:val="left"/>
+            </w:pPr>
+            <w:r>
+              <w:rPr>
+                <w:sz w:val="17"/>
+              </w:rPr>
+              <w:t xml:space="preserve">01</w:t>
+            </w:r>
+          </w:p>
+        </w:tc>
+        <w:tc>
+          <w:tcPr/>
+          <w:p>
+            <w:pPr>
+              <w:pStyle w:val="Compact"/>
+              <w:jc w:val="left"/>
+            </w:pPr>
+            <w:r>
+              <w:rPr>
+                <w:sz w:val="17"/>
+              </w:rPr>
+              <w:t xml:space="preserve">[NEEDS CLARIFICATION: How is an invitation to an email without an account stored until accepted?]</w:t>
+            </w:r>
+          </w:p>
+        </w:tc>
+        <w:tc>
+          <w:tcPr/>
+          <w:p>
+            <w:pPr>
+              <w:pStyle w:val="Compact"/>
+              <w:jc w:val="left"/>
+            </w:pPr>
+            <w:r>
+              <w:rPr>
+                <w:sz w:val="17"/>
+              </w:rPr>
+              <w:t xml:space="preserve">Yes</w:t>
+            </w:r>
+          </w:p>
+        </w:tc>
+        <w:tc>
+          <w:tcPr/>
+          <w:p>
+            <w:pPr>
+              <w:pStyle w:val="Compact"/>
+              <w:jc w:val="left"/>
+            </w:pPr>
+            <w:r>
+              <w:rPr>
+                <w:sz w:val="17"/>
+              </w:rPr>
+              <w:t xml:space="preserve">invitee_email kept on PROJECT_MEMBER with user_id empty</w:t>
+            </w:r>
+          </w:p>
+        </w:tc>
+        <w:tc>
+          <w:tcPr/>
+          <w:p>
+            <w:pPr>
+              <w:pStyle w:val="Compact"/>
+              <w:jc w:val="left"/>
+            </w:pPr>
+            <w:r>
+              <w:rPr>
+                <w:sz w:val="17"/>
+              </w:rPr>
+              <w:t xml:space="preserve">A member row without a user breaks the "belongs to UserAccount" relationship.</w:t>
             </w:r>
           </w:p>
         </w:tc>
@@ -2625,82 +2422,132 @@
               <w:rPr>
                 <w:sz w:val="17"/>
               </w:rPr>
-              <w:t xml:space="preserve">M1 owner</w:t>
-            </w:r>
-          </w:p>
-        </w:tc>
-        <w:tc>
-          <w:tcPr/>
-          <w:p>
-            <w:pPr>
-              <w:pStyle w:val="Compact"/>
-              <w:jc w:val="left"/>
-            </w:pPr>
-            <w:r>
-              <w:rPr>
-                <w:sz w:val="17"/>
-              </w:rPr>
-              <w:t xml:space="preserve">04 (OQ-04-4)</w:t>
-            </w:r>
-          </w:p>
-        </w:tc>
-        <w:tc>
-          <w:tcPr/>
-          <w:p>
-            <w:pPr>
-              <w:pStyle w:val="Compact"/>
-              <w:jc w:val="left"/>
-            </w:pPr>
-            <w:r>
-              <w:rPr>
-                <w:sz w:val="17"/>
-              </w:rPr>
-              <w:t xml:space="preserve">[NEEDS CLARIFICATION: Should a segment decision record the decision-table version used?]</w:t>
-            </w:r>
-          </w:p>
-        </w:tc>
-        <w:tc>
-          <w:tcPr/>
-          <w:p>
-            <w:pPr>
-              <w:pStyle w:val="Compact"/>
-              <w:jc w:val="left"/>
-            </w:pPr>
-            <w:r>
-              <w:rPr>
-                <w:sz w:val="17"/>
-              </w:rPr>
-              <w:t xml:space="preserve">No</w:t>
-            </w:r>
-          </w:p>
-        </w:tc>
-        <w:tc>
-          <w:tcPr/>
-          <w:p>
-            <w:pPr>
-              <w:pStyle w:val="Compact"/>
-              <w:jc w:val="left"/>
-            </w:pPr>
-            <w:r>
-              <w:rPr>
-                <w:sz w:val="17"/>
-              </w:rPr>
-              <w:t xml:space="preserve">Yes, add segment_rule_id (drawn) and rely on the rule's version</w:t>
-            </w:r>
-          </w:p>
-        </w:tc>
-        <w:tc>
-          <w:tcPr/>
-          <w:p>
-            <w:pPr>
-              <w:pStyle w:val="Compact"/>
-              <w:jc w:val="left"/>
-            </w:pPr>
-            <w:r>
-              <w:rPr>
-                <w:sz w:val="17"/>
-              </w:rPr>
-              <w:t xml:space="preserve">A table change could not be audited against past decisions.</w:t>
+              <w:t xml:space="preserve">M0 owner</w:t>
+            </w:r>
+          </w:p>
+        </w:tc>
+        <w:tc>
+          <w:tcPr/>
+          <w:p>
+            <w:pPr>
+              <w:pStyle w:val="Compact"/>
+              <w:jc w:val="left"/>
+            </w:pPr>
+            <w:r>
+              <w:rPr>
+                <w:sz w:val="17"/>
+              </w:rPr>
+              <w:t xml:space="preserve">04 (OQ-04-10)</w:t>
+            </w:r>
+          </w:p>
+        </w:tc>
+        <w:tc>
+          <w:tcPr/>
+          <w:p>
+            <w:pPr>
+              <w:pStyle w:val="Compact"/>
+              <w:jc w:val="left"/>
+            </w:pPr>
+            <w:r>
+              <w:rPr>
+                <w:sz w:val="17"/>
+              </w:rPr>
+              <w:t xml:space="preserve">[NEEDS CLARIFICATION: Add</w:t>
+            </w:r>
+            <w:r>
+              <w:rPr>
+                <w:sz w:val="17"/>
+              </w:rPr>
+              <w:t xml:space="preserve"> </w:t>
+            </w:r>
+            <w:r>
+              <w:rPr>
+                <w:rStyle w:val="VerbatimChar"/>
+                <w:sz w:val="17"/>
+              </w:rPr>
+              <w:t xml:space="preserve">owner</w:t>
+            </w:r>
+            <w:r>
+              <w:rPr>
+                <w:sz w:val="17"/>
+              </w:rPr>
+              <w:t xml:space="preserve"> </w:t>
+            </w:r>
+            <w:r>
+              <w:rPr>
+                <w:sz w:val="17"/>
+              </w:rPr>
+              <w:t xml:space="preserve">to PROJECT_MEMBER.permission, and which function accepts an invitation?]</w:t>
+            </w:r>
+          </w:p>
+        </w:tc>
+        <w:tc>
+          <w:tcPr/>
+          <w:p>
+            <w:pPr>
+              <w:pStyle w:val="Compact"/>
+              <w:jc w:val="left"/>
+            </w:pPr>
+            <w:r>
+              <w:rPr>
+                <w:sz w:val="17"/>
+              </w:rPr>
+              <w:t xml:space="preserve">Yes</w:t>
+            </w:r>
+          </w:p>
+        </w:tc>
+        <w:tc>
+          <w:tcPr/>
+          <w:p>
+            <w:pPr>
+              <w:pStyle w:val="Compact"/>
+              <w:jc w:val="left"/>
+            </w:pPr>
+            <w:r>
+              <w:rPr>
+                <w:sz w:val="17"/>
+              </w:rPr>
+              <w:t xml:space="preserve">Owner stored as</w:t>
+            </w:r>
+            <w:r>
+              <w:rPr>
+                <w:sz w:val="17"/>
+              </w:rPr>
+              <w:t xml:space="preserve"> </w:t>
+            </w:r>
+            <w:r>
+              <w:rPr>
+                <w:rStyle w:val="VerbatimChar"/>
+                <w:sz w:val="17"/>
+              </w:rPr>
+              <w:t xml:space="preserve">edit</w:t>
+            </w:r>
+            <w:r>
+              <w:rPr>
+                <w:sz w:val="17"/>
+              </w:rPr>
+              <w:t xml:space="preserve"> </w:t>
+            </w:r>
+            <w:r>
+              <w:rPr>
+                <w:sz w:val="17"/>
+              </w:rPr>
+              <w:t xml:space="preserve">+ flag not modelled; acceptance by sign-in with the invited email</w:t>
+            </w:r>
+          </w:p>
+        </w:tc>
+        <w:tc>
+          <w:tcPr/>
+          <w:p>
+            <w:pPr>
+              <w:pStyle w:val="Compact"/>
+              <w:jc w:val="left"/>
+            </w:pPr>
+            <w:r>
+              <w:rPr>
+                <w:sz w:val="17"/>
+              </w:rPr>
+              <w:t xml:space="preserve">"Owner only" rules (M0 FR-004) cannot be enforced in the database.</w:t>
             </w:r>
           </w:p>
         </w:tc>
@@ -2747,82 +2594,82 @@
               <w:rPr>
                 <w:sz w:val="17"/>
               </w:rPr>
-              <w:t xml:space="preserve">M0 owner</w:t>
-            </w:r>
-          </w:p>
-        </w:tc>
-        <w:tc>
-          <w:tcPr/>
-          <w:p>
-            <w:pPr>
-              <w:pStyle w:val="Compact"/>
-              <w:jc w:val="left"/>
-            </w:pPr>
-            <w:r>
-              <w:rPr>
-                <w:sz w:val="17"/>
-              </w:rPr>
-              <w:t xml:space="preserve">01</w:t>
-            </w:r>
-          </w:p>
-        </w:tc>
-        <w:tc>
-          <w:tcPr/>
-          <w:p>
-            <w:pPr>
-              <w:pStyle w:val="Compact"/>
-              <w:jc w:val="left"/>
-            </w:pPr>
-            <w:r>
-              <w:rPr>
-                <w:sz w:val="17"/>
-              </w:rPr>
-              <w:t xml:space="preserve">[NEEDS CLARIFICATION: How is an invitation to an email without an account stored until accepted?]</w:t>
-            </w:r>
-          </w:p>
-        </w:tc>
-        <w:tc>
-          <w:tcPr/>
-          <w:p>
-            <w:pPr>
-              <w:pStyle w:val="Compact"/>
-              <w:jc w:val="left"/>
-            </w:pPr>
-            <w:r>
-              <w:rPr>
-                <w:sz w:val="17"/>
-              </w:rPr>
-              <w:t xml:space="preserve">Yes</w:t>
-            </w:r>
-          </w:p>
-        </w:tc>
-        <w:tc>
-          <w:tcPr/>
-          <w:p>
-            <w:pPr>
-              <w:pStyle w:val="Compact"/>
-              <w:jc w:val="left"/>
-            </w:pPr>
-            <w:r>
-              <w:rPr>
-                <w:sz w:val="17"/>
-              </w:rPr>
-              <w:t xml:space="preserve">invitee_email kept on PROJECT_MEMBER with user_id empty</w:t>
-            </w:r>
-          </w:p>
-        </w:tc>
-        <w:tc>
-          <w:tcPr/>
-          <w:p>
-            <w:pPr>
-              <w:pStyle w:val="Compact"/>
-              <w:jc w:val="left"/>
-            </w:pPr>
-            <w:r>
-              <w:rPr>
-                <w:sz w:val="17"/>
-              </w:rPr>
-              <w:t xml:space="preserve">A member row without a user breaks the "belongs to UserAccount" relationship.</w:t>
+              <w:t xml:space="preserve">M0, M3, M10 owners</w:t>
+            </w:r>
+          </w:p>
+        </w:tc>
+        <w:tc>
+          <w:tcPr/>
+          <w:p>
+            <w:pPr>
+              <w:pStyle w:val="Compact"/>
+              <w:jc w:val="left"/>
+            </w:pPr>
+            <w:r>
+              <w:rPr>
+                <w:sz w:val="17"/>
+              </w:rPr>
+              <w:t xml:space="preserve">04 (OQ-04-21)</w:t>
+            </w:r>
+          </w:p>
+        </w:tc>
+        <w:tc>
+          <w:tcPr/>
+          <w:p>
+            <w:pPr>
+              <w:pStyle w:val="Compact"/>
+              <w:jc w:val="left"/>
+            </w:pPr>
+            <w:r>
+              <w:rPr>
+                <w:sz w:val="17"/>
+              </w:rPr>
+              <w:t xml:space="preserve">[NEEDS CLARIFICATION: Add a creation time to PROJECT and LOCATION_QUERY so the demand index can be filtered by period (M10 FR-003, FR-005)?]</w:t>
+            </w:r>
+          </w:p>
+        </w:tc>
+        <w:tc>
+          <w:tcPr/>
+          <w:p>
+            <w:pPr>
+              <w:pStyle w:val="Compact"/>
+              <w:jc w:val="left"/>
+            </w:pPr>
+            <w:r>
+              <w:rPr>
+                <w:sz w:val="17"/>
+              </w:rPr>
+              <w:t xml:space="preserve">No</w:t>
+            </w:r>
+          </w:p>
+        </w:tc>
+        <w:tc>
+          <w:tcPr/>
+          <w:p>
+            <w:pPr>
+              <w:pStyle w:val="Compact"/>
+              <w:jc w:val="left"/>
+            </w:pPr>
+            <w:r>
+              <w:rPr>
+                <w:sz w:val="17"/>
+              </w:rPr>
+              <w:t xml:space="preserve">Not modelled; seed rows carry no creation time</w:t>
+            </w:r>
+          </w:p>
+        </w:tc>
+        <w:tc>
+          <w:tcPr/>
+          <w:p>
+            <w:pPr>
+              <w:pStyle w:val="Compact"/>
+              <w:jc w:val="left"/>
+            </w:pPr>
+            <w:r>
+              <w:rPr>
+                <w:sz w:val="17"/>
+              </w:rPr>
+              <w:t xml:space="preserve">Indicators cannot be computed for a month, quarter or year.</w:t>
             </w:r>
           </w:p>
         </w:tc>
@@ -2869,62 +2716,37 @@
               <w:rPr>
                 <w:sz w:val="17"/>
               </w:rPr>
-              <w:t xml:space="preserve">M0 owner</w:t>
-            </w:r>
-          </w:p>
-        </w:tc>
-        <w:tc>
-          <w:tcPr/>
-          <w:p>
-            <w:pPr>
-              <w:pStyle w:val="Compact"/>
-              <w:jc w:val="left"/>
-            </w:pPr>
-            <w:r>
-              <w:rPr>
-                <w:sz w:val="17"/>
-              </w:rPr>
-              <w:t xml:space="preserve">04 (OQ-04-10)</w:t>
-            </w:r>
-          </w:p>
-        </w:tc>
-        <w:tc>
-          <w:tcPr/>
-          <w:p>
-            <w:pPr>
-              <w:pStyle w:val="Compact"/>
-              <w:jc w:val="left"/>
-            </w:pPr>
-            <w:r>
-              <w:rPr>
-                <w:sz w:val="17"/>
-              </w:rPr>
-              <w:t xml:space="preserve">[NEEDS CLARIFICATION: Add</w:t>
-            </w:r>
-            <w:r>
-              <w:rPr>
-                <w:sz w:val="17"/>
-              </w:rPr>
-              <w:t xml:space="preserve"> </w:t>
-            </w:r>
-            <w:r>
-              <w:rPr>
-                <w:rStyle w:val="VerbatimChar"/>
-                <w:sz w:val="17"/>
-              </w:rPr>
-              <w:t xml:space="preserve">owner</w:t>
-            </w:r>
-            <w:r>
-              <w:rPr>
-                <w:sz w:val="17"/>
-              </w:rPr>
-              <w:t xml:space="preserve"> </w:t>
-            </w:r>
-            <w:r>
-              <w:rPr>
-                <w:sz w:val="17"/>
-              </w:rPr>
-              <w:t xml:space="preserve">to PROJECT_MEMBER.permission, and which function accepts an invitation?]</w:t>
+              <w:t xml:space="preserve">M2 owner</w:t>
+            </w:r>
+          </w:p>
+        </w:tc>
+        <w:tc>
+          <w:tcPr/>
+          <w:p>
+            <w:pPr>
+              <w:pStyle w:val="Compact"/>
+              <w:jc w:val="left"/>
+            </w:pPr>
+            <w:r>
+              <w:rPr>
+                <w:sz w:val="17"/>
+              </w:rPr>
+              <w:t xml:space="preserve">02</w:t>
+            </w:r>
+          </w:p>
+        </w:tc>
+        <w:tc>
+          <w:tcPr/>
+          <w:p>
+            <w:pPr>
+              <w:pStyle w:val="Compact"/>
+              <w:jc w:val="left"/>
+            </w:pPr>
+            <w:r>
+              <w:rPr>
+                <w:sz w:val="17"/>
+              </w:rPr>
+              <w:t xml:space="preserve">[NEEDS CLARIFICATION: Which function writes COMPLIANCE_RUN? No function runs the content check on a project; F-M2-06/11/12 only speak of a synopsis.]</w:t>
             </w:r>
           </w:p>
         </w:tc>
@@ -2954,47 +2776,22 @@
               <w:rPr>
                 <w:sz w:val="17"/>
               </w:rPr>
-              <w:t xml:space="preserve">Owner stored as</w:t>
-            </w:r>
-            <w:r>
-              <w:rPr>
-                <w:sz w:val="17"/>
-              </w:rPr>
-              <w:t xml:space="preserve"> </w:t>
-            </w:r>
-            <w:r>
-              <w:rPr>
-                <w:rStyle w:val="VerbatimChar"/>
-                <w:sz w:val="17"/>
-              </w:rPr>
-              <w:t xml:space="preserve">edit</w:t>
-            </w:r>
-            <w:r>
-              <w:rPr>
-                <w:sz w:val="17"/>
-              </w:rPr>
-              <w:t xml:space="preserve"> </w:t>
-            </w:r>
-            <w:r>
-              <w:rPr>
-                <w:sz w:val="17"/>
-              </w:rPr>
-              <w:t xml:space="preserve">+ flag not modelled; acceptance by sign-in with the invited email</w:t>
-            </w:r>
-          </w:p>
-        </w:tc>
-        <w:tc>
-          <w:tcPr/>
-          <w:p>
-            <w:pPr>
-              <w:pStyle w:val="Compact"/>
-              <w:jc w:val="left"/>
-            </w:pPr>
-            <w:r>
-              <w:rPr>
-                <w:sz w:val="17"/>
-              </w:rPr>
-              <w:t xml:space="preserve">"Owner only" rules (M0 FR-004) cannot be enforced in the database.</w:t>
+              <w:t xml:space="preserve">F-M2-12 writes COMPLIANCE_FINDING when the synopsis belongs to a project</w:t>
+            </w:r>
+          </w:p>
+        </w:tc>
+        <w:tc>
+          <w:tcPr/>
+          <w:p>
+            <w:pPr>
+              <w:pStyle w:val="Compact"/>
+              <w:jc w:val="left"/>
+            </w:pPr>
+            <w:r>
+              <w:rPr>
+                <w:sz w:val="17"/>
+              </w:rPr>
+              <w:t xml:space="preserve">Project content checks (M2 US-2, SC-48 for members) cannot be traced to a stored run and version.</w:t>
             </w:r>
           </w:p>
         </w:tc>
@@ -3041,37 +2838,37 @@
               <w:rPr>
                 <w:sz w:val="17"/>
               </w:rPr>
-              <w:t xml:space="preserve">M0, M3, M10 owners</w:t>
-            </w:r>
-          </w:p>
-        </w:tc>
-        <w:tc>
-          <w:tcPr/>
-          <w:p>
-            <w:pPr>
-              <w:pStyle w:val="Compact"/>
-              <w:jc w:val="left"/>
-            </w:pPr>
-            <w:r>
-              <w:rPr>
-                <w:sz w:val="17"/>
-              </w:rPr>
-              <w:t xml:space="preserve">04 (OQ-04-21)</w:t>
-            </w:r>
-          </w:p>
-        </w:tc>
-        <w:tc>
-          <w:tcPr/>
-          <w:p>
-            <w:pPr>
-              <w:pStyle w:val="Compact"/>
-              <w:jc w:val="left"/>
-            </w:pPr>
-            <w:r>
-              <w:rPr>
-                <w:sz w:val="17"/>
-              </w:rPr>
-              <w:t xml:space="preserve">[NEEDS CLARIFICATION: Add a creation time to PROJECT and LOCATION_QUERY so the demand index can be filtered by period (M10 FR-003, FR-005)?]</w:t>
+              <w:t xml:space="preserve">M2 owner</w:t>
+            </w:r>
+          </w:p>
+        </w:tc>
+        <w:tc>
+          <w:tcPr/>
+          <w:p>
+            <w:pPr>
+              <w:pStyle w:val="Compact"/>
+              <w:jc w:val="left"/>
+            </w:pPr>
+            <w:r>
+              <w:rPr>
+                <w:sz w:val="17"/>
+              </w:rPr>
+              <w:t xml:space="preserve">02</w:t>
+            </w:r>
+          </w:p>
+        </w:tc>
+        <w:tc>
+          <w:tcPr/>
+          <w:p>
+            <w:pPr>
+              <w:pStyle w:val="Compact"/>
+              <w:jc w:val="left"/>
+            </w:pPr>
+            <w:r>
+              <w:rPr>
+                <w:sz w:val="17"/>
+              </w:rPr>
+              <w:t xml:space="preserve">[NEEDS CLARIFICATION: Does F-M2-12 verify findings for both the guest pre-check and the project check?]</w:t>
             </w:r>
           </w:p>
         </w:tc>
@@ -3101,22 +2898,22 @@
               <w:rPr>
                 <w:sz w:val="17"/>
               </w:rPr>
-              <w:t xml:space="preserve">Not modelled; seed rows carry no creation time</w:t>
-            </w:r>
-          </w:p>
-        </w:tc>
-        <w:tc>
-          <w:tcPr/>
-          <w:p>
-            <w:pPr>
-              <w:pStyle w:val="Compact"/>
-              <w:jc w:val="left"/>
-            </w:pPr>
-            <w:r>
-              <w:rPr>
-                <w:sz w:val="17"/>
-              </w:rPr>
-              <w:t xml:space="preserve">Indicators cannot be computed for a month, quarter or year.</w:t>
+              <w:t xml:space="preserve">Yes, both</w:t>
+            </w:r>
+          </w:p>
+        </w:tc>
+        <w:tc>
+          <w:tcPr/>
+          <w:p>
+            <w:pPr>
+              <w:pStyle w:val="Compact"/>
+              <w:jc w:val="left"/>
+            </w:pPr>
+            <w:r>
+              <w:rPr>
+                <w:sz w:val="17"/>
+              </w:rPr>
+              <w:t xml:space="preserve">If only the pre-check, project findings would be shown unverified — breaks M2 BR-001.</w:t>
             </w:r>
           </w:p>
         </w:tc>
@@ -3178,22 +2975,22 @@
               <w:rPr>
                 <w:sz w:val="17"/>
               </w:rPr>
-              <w:t xml:space="preserve">02</w:t>
-            </w:r>
-          </w:p>
-        </w:tc>
-        <w:tc>
-          <w:tcPr/>
-          <w:p>
-            <w:pPr>
-              <w:pStyle w:val="Compact"/>
-              <w:jc w:val="left"/>
-            </w:pPr>
-            <w:r>
-              <w:rPr>
-                <w:sz w:val="17"/>
-              </w:rPr>
-              <w:t xml:space="preserve">[NEEDS CLARIFICATION: Which function writes COMPLIANCE_RUN? No function runs the content check on a project; F-M2-06/11/12 only speak of a synopsis.]</w:t>
+              <w:t xml:space="preserve">03 (OQ-03-1)</w:t>
+            </w:r>
+          </w:p>
+        </w:tc>
+        <w:tc>
+          <w:tcPr/>
+          <w:p>
+            <w:pPr>
+              <w:pStyle w:val="Compact"/>
+              <w:jc w:val="left"/>
+            </w:pPr>
+            <w:r>
+              <w:rPr>
+                <w:sz w:val="17"/>
+              </w:rPr>
+              <w:t xml:space="preserve">[NEEDS CLARIFICATION: Is LEGAL_RULE ↔ RULE_SET_VERSION one-to-many (as M2 §6 says) or many-to-many (every version re-includes all active rules)?]</w:t>
             </w:r>
           </w:p>
         </w:tc>
@@ -3223,22 +3020,22 @@
               <w:rPr>
                 <w:sz w:val="17"/>
               </w:rPr>
-              <w:t xml:space="preserve">F-M2-12 writes COMPLIANCE_FINDING when the synopsis belongs to a project</w:t>
-            </w:r>
-          </w:p>
-        </w:tc>
-        <w:tc>
-          <w:tcPr/>
-          <w:p>
-            <w:pPr>
-              <w:pStyle w:val="Compact"/>
-              <w:jc w:val="left"/>
-            </w:pPr>
-            <w:r>
-              <w:rPr>
-                <w:sz w:val="17"/>
-              </w:rPr>
-              <w:t xml:space="preserve">Project content checks (M2 US-2, SC-48 for members) cannot be traced to a stored run and version.</w:t>
+              <w:t xml:space="preserve">One-to-many as declared; a rule points to the version that activated it</w:t>
+            </w:r>
+          </w:p>
+        </w:tc>
+        <w:tc>
+          <w:tcPr/>
+          <w:p>
+            <w:pPr>
+              <w:pStyle w:val="Compact"/>
+              <w:jc w:val="left"/>
+            </w:pPr>
+            <w:r>
+              <w:rPr>
+                <w:sz w:val="17"/>
+              </w:rPr>
+              <w:t xml:space="preserve">Re-running an old check cannot reconstruct the exact rule set of that version.</w:t>
             </w:r>
           </w:p>
         </w:tc>
@@ -3300,67 +3097,67 @@
               <w:rPr>
                 <w:sz w:val="17"/>
               </w:rPr>
-              <w:t xml:space="preserve">02</w:t>
-            </w:r>
-          </w:p>
-        </w:tc>
-        <w:tc>
-          <w:tcPr/>
-          <w:p>
-            <w:pPr>
-              <w:pStyle w:val="Compact"/>
-              <w:jc w:val="left"/>
-            </w:pPr>
-            <w:r>
-              <w:rPr>
-                <w:sz w:val="17"/>
-              </w:rPr>
-              <w:t xml:space="preserve">[NEEDS CLARIFICATION: Does F-M2-12 verify findings for both the guest pre-check and the project check?]</w:t>
-            </w:r>
-          </w:p>
-        </w:tc>
-        <w:tc>
-          <w:tcPr/>
-          <w:p>
-            <w:pPr>
-              <w:pStyle w:val="Compact"/>
-              <w:jc w:val="left"/>
-            </w:pPr>
-            <w:r>
-              <w:rPr>
-                <w:sz w:val="17"/>
-              </w:rPr>
-              <w:t xml:space="preserve">No</w:t>
-            </w:r>
-          </w:p>
-        </w:tc>
-        <w:tc>
-          <w:tcPr/>
-          <w:p>
-            <w:pPr>
-              <w:pStyle w:val="Compact"/>
-              <w:jc w:val="left"/>
-            </w:pPr>
-            <w:r>
-              <w:rPr>
-                <w:sz w:val="17"/>
-              </w:rPr>
-              <w:t xml:space="preserve">Yes, both</w:t>
-            </w:r>
-          </w:p>
-        </w:tc>
-        <w:tc>
-          <w:tcPr/>
-          <w:p>
-            <w:pPr>
-              <w:pStyle w:val="Compact"/>
-              <w:jc w:val="left"/>
-            </w:pPr>
-            <w:r>
-              <w:rPr>
-                <w:sz w:val="17"/>
-              </w:rPr>
-              <w:t xml:space="preserve">If only the pre-check, project findings would be shown unverified — breaks M2 BR-001.</w:t>
+              <w:t xml:space="preserve">04 (OQ-04-24)</w:t>
+            </w:r>
+          </w:p>
+        </w:tc>
+        <w:tc>
+          <w:tcPr/>
+          <w:p>
+            <w:pPr>
+              <w:pStyle w:val="Compact"/>
+              <w:jc w:val="left"/>
+            </w:pPr>
+            <w:r>
+              <w:rPr>
+                <w:sz w:val="17"/>
+              </w:rPr>
+              <w:t xml:space="preserve">[NEEDS CLARIFICATION: Since each rule version keeps its text (M2 BR-008), key LEGAL_RULE by rule_code + rule_version and point findings at that pair?]</w:t>
+            </w:r>
+          </w:p>
+        </w:tc>
+        <w:tc>
+          <w:tcPr/>
+          <w:p>
+            <w:pPr>
+              <w:pStyle w:val="Compact"/>
+              <w:jc w:val="left"/>
+            </w:pPr>
+            <w:r>
+              <w:rPr>
+                <w:sz w:val="17"/>
+              </w:rPr>
+              <w:t xml:space="preserve">Yes</w:t>
+            </w:r>
+          </w:p>
+        </w:tc>
+        <w:tc>
+          <w:tcPr/>
+          <w:p>
+            <w:pPr>
+              <w:pStyle w:val="Compact"/>
+              <w:jc w:val="left"/>
+            </w:pPr>
+            <w:r>
+              <w:rPr>
+                <w:sz w:val="17"/>
+              </w:rPr>
+              <w:t xml:space="preserve">Not changed: rule_code stays unique; one text per rule in the seed</w:t>
+            </w:r>
+          </w:p>
+        </w:tc>
+        <w:tc>
+          <w:tcPr/>
+          <w:p>
+            <w:pPr>
+              <w:pStyle w:val="Compact"/>
+              <w:jc w:val="left"/>
+            </w:pPr>
+            <w:r>
+              <w:rPr>
+                <w:sz w:val="17"/>
+              </w:rPr>
+              <w:t xml:space="preserve">An edited rule overwrites the text old findings must keep showing.</w:t>
             </w:r>
           </w:p>
         </w:tc>
@@ -3407,82 +3204,82 @@
               <w:rPr>
                 <w:sz w:val="17"/>
               </w:rPr>
-              <w:t xml:space="preserve">M2 owner</w:t>
-            </w:r>
-          </w:p>
-        </w:tc>
-        <w:tc>
-          <w:tcPr/>
-          <w:p>
-            <w:pPr>
-              <w:pStyle w:val="Compact"/>
-              <w:jc w:val="left"/>
-            </w:pPr>
-            <w:r>
-              <w:rPr>
-                <w:sz w:val="17"/>
-              </w:rPr>
-              <w:t xml:space="preserve">03 (OQ-03-1)</w:t>
-            </w:r>
-          </w:p>
-        </w:tc>
-        <w:tc>
-          <w:tcPr/>
-          <w:p>
-            <w:pPr>
-              <w:pStyle w:val="Compact"/>
-              <w:jc w:val="left"/>
-            </w:pPr>
-            <w:r>
-              <w:rPr>
-                <w:sz w:val="17"/>
-              </w:rPr>
-              <w:t xml:space="preserve">[NEEDS CLARIFICATION: Is LEGAL_RULE ↔ RULE_SET_VERSION one-to-many (as M2 §6 says) or many-to-many (every version re-includes all active rules)?]</w:t>
-            </w:r>
-          </w:p>
-        </w:tc>
-        <w:tc>
-          <w:tcPr/>
-          <w:p>
-            <w:pPr>
-              <w:pStyle w:val="Compact"/>
-              <w:jc w:val="left"/>
-            </w:pPr>
-            <w:r>
-              <w:rPr>
-                <w:sz w:val="17"/>
-              </w:rPr>
-              <w:t xml:space="preserve">Yes</w:t>
-            </w:r>
-          </w:p>
-        </w:tc>
-        <w:tc>
-          <w:tcPr/>
-          <w:p>
-            <w:pPr>
-              <w:pStyle w:val="Compact"/>
-              <w:jc w:val="left"/>
-            </w:pPr>
-            <w:r>
-              <w:rPr>
-                <w:sz w:val="17"/>
-              </w:rPr>
-              <w:t xml:space="preserve">One-to-many as declared; a rule points to the version that activated it</w:t>
-            </w:r>
-          </w:p>
-        </w:tc>
-        <w:tc>
-          <w:tcPr/>
-          <w:p>
-            <w:pPr>
-              <w:pStyle w:val="Compact"/>
-              <w:jc w:val="left"/>
-            </w:pPr>
-            <w:r>
-              <w:rPr>
-                <w:sz w:val="17"/>
-              </w:rPr>
-              <w:t xml:space="preserve">Re-running an old check cannot reconstruct the exact rule set of that version.</w:t>
+              <w:t xml:space="preserve">M2 owner (VFDA Legal)</w:t>
+            </w:r>
+          </w:p>
+        </w:tc>
+        <w:tc>
+          <w:tcPr/>
+          <w:p>
+            <w:pPr>
+              <w:pStyle w:val="Compact"/>
+              <w:jc w:val="left"/>
+            </w:pPr>
+            <w:r>
+              <w:rPr>
+                <w:sz w:val="17"/>
+              </w:rPr>
+              <w:t xml:space="preserve">04 (OQ-04-23)</w:t>
+            </w:r>
+          </w:p>
+        </w:tc>
+        <w:tc>
+          <w:tcPr/>
+          <w:p>
+            <w:pPr>
+              <w:pStyle w:val="Compact"/>
+              <w:jc w:val="left"/>
+            </w:pPr>
+            <w:r>
+              <w:rPr>
+                <w:sz w:val="17"/>
+              </w:rPr>
+              <w:t xml:space="preserve">[NEEDS CLARIFICATION: Which function sets LEGAL_RULE.status = retired (M2 BR-008)?]</w:t>
+            </w:r>
+          </w:p>
+        </w:tc>
+        <w:tc>
+          <w:tcPr/>
+          <w:p>
+            <w:pPr>
+              <w:pStyle w:val="Compact"/>
+              <w:jc w:val="left"/>
+            </w:pPr>
+            <w:r>
+              <w:rPr>
+                <w:sz w:val="17"/>
+              </w:rPr>
+              <w:t xml:space="preserve">No</w:t>
+            </w:r>
+          </w:p>
+        </w:tc>
+        <w:tc>
+          <w:tcPr/>
+          <w:p>
+            <w:pPr>
+              <w:pStyle w:val="Compact"/>
+              <w:jc w:val="left"/>
+            </w:pPr>
+            <w:r>
+              <w:rPr>
+                <w:sz w:val="17"/>
+              </w:rPr>
+              <w:t xml:space="preserve">Treated as an edit through F-M2-02</w:t>
+            </w:r>
+          </w:p>
+        </w:tc>
+        <w:tc>
+          <w:tcPr/>
+          <w:p>
+            <w:pPr>
+              <w:pStyle w:val="Compact"/>
+              <w:jc w:val="left"/>
+            </w:pPr>
+            <w:r>
+              <w:rPr>
+                <w:sz w:val="17"/>
+              </w:rPr>
+              <w:t xml:space="preserve">Retiring a rule has no permission check or audit action of its own.</w:t>
             </w:r>
           </w:p>
         </w:tc>
@@ -3529,82 +3326,107 @@
               <w:rPr>
                 <w:sz w:val="17"/>
               </w:rPr>
-              <w:t xml:space="preserve">M2 owner</w:t>
-            </w:r>
-          </w:p>
-        </w:tc>
-        <w:tc>
-          <w:tcPr/>
-          <w:p>
-            <w:pPr>
-              <w:pStyle w:val="Compact"/>
-              <w:jc w:val="left"/>
-            </w:pPr>
-            <w:r>
-              <w:rPr>
-                <w:sz w:val="17"/>
-              </w:rPr>
-              <w:t xml:space="preserve">04 (OQ-04-24)</w:t>
-            </w:r>
-          </w:p>
-        </w:tc>
-        <w:tc>
-          <w:tcPr/>
-          <w:p>
-            <w:pPr>
-              <w:pStyle w:val="Compact"/>
-              <w:jc w:val="left"/>
-            </w:pPr>
-            <w:r>
-              <w:rPr>
-                <w:sz w:val="17"/>
-              </w:rPr>
-              <w:t xml:space="preserve">[NEEDS CLARIFICATION: Since each rule version keeps its text (M2 BR-008), key LEGAL_RULE by rule_code + rule_version and point findings at that pair?]</w:t>
-            </w:r>
-          </w:p>
-        </w:tc>
-        <w:tc>
-          <w:tcPr/>
-          <w:p>
-            <w:pPr>
-              <w:pStyle w:val="Compact"/>
-              <w:jc w:val="left"/>
-            </w:pPr>
-            <w:r>
-              <w:rPr>
-                <w:sz w:val="17"/>
-              </w:rPr>
-              <w:t xml:space="preserve">Yes</w:t>
-            </w:r>
-          </w:p>
-        </w:tc>
-        <w:tc>
-          <w:tcPr/>
-          <w:p>
-            <w:pPr>
-              <w:pStyle w:val="Compact"/>
-              <w:jc w:val="left"/>
-            </w:pPr>
-            <w:r>
-              <w:rPr>
-                <w:sz w:val="17"/>
-              </w:rPr>
-              <w:t xml:space="preserve">Not changed: rule_code stays unique; one text per rule in the seed</w:t>
-            </w:r>
-          </w:p>
-        </w:tc>
-        <w:tc>
-          <w:tcPr/>
-          <w:p>
-            <w:pPr>
-              <w:pStyle w:val="Compact"/>
-              <w:jc w:val="left"/>
-            </w:pPr>
-            <w:r>
-              <w:rPr>
-                <w:sz w:val="17"/>
-              </w:rPr>
-              <w:t xml:space="preserve">An edited rule overwrites the text old findings must keep showing.</w:t>
+              <w:t xml:space="preserve">M3 + M10 owners</w:t>
+            </w:r>
+          </w:p>
+        </w:tc>
+        <w:tc>
+          <w:tcPr/>
+          <w:p>
+            <w:pPr>
+              <w:pStyle w:val="Compact"/>
+              <w:jc w:val="left"/>
+            </w:pPr>
+            <w:r>
+              <w:rPr>
+                <w:sz w:val="17"/>
+              </w:rPr>
+              <w:t xml:space="preserve">04 (OQ-04-22)</w:t>
+            </w:r>
+          </w:p>
+        </w:tc>
+        <w:tc>
+          <w:tcPr/>
+          <w:p>
+            <w:pPr>
+              <w:pStyle w:val="Compact"/>
+              <w:jc w:val="left"/>
+            </w:pPr>
+            <w:r>
+              <w:rPr>
+                <w:sz w:val="17"/>
+              </w:rPr>
+              <w:t xml:space="preserve">[NEEDS CLARIFICATION: Which function lets a partner submit a location photo for moderation? F-M3-03 is for VFDA staff only.]</w:t>
+            </w:r>
+          </w:p>
+        </w:tc>
+        <w:tc>
+          <w:tcPr/>
+          <w:p>
+            <w:pPr>
+              <w:pStyle w:val="Compact"/>
+              <w:jc w:val="left"/>
+            </w:pPr>
+            <w:r>
+              <w:rPr>
+                <w:sz w:val="17"/>
+              </w:rPr>
+              <w:t xml:space="preserve">No</w:t>
+            </w:r>
+          </w:p>
+        </w:tc>
+        <w:tc>
+          <w:tcPr/>
+          <w:p>
+            <w:pPr>
+              <w:pStyle w:val="Compact"/>
+              <w:jc w:val="left"/>
+            </w:pPr>
+            <w:r>
+              <w:rPr>
+                <w:sz w:val="17"/>
+              </w:rPr>
+              <w:t xml:space="preserve">Seed has partner photos as if submitted; no function is mapped</w:t>
+            </w:r>
+          </w:p>
+        </w:tc>
+        <w:tc>
+          <w:tcPr/>
+          <w:p>
+            <w:pPr>
+              <w:pStyle w:val="Compact"/>
+              <w:jc w:val="left"/>
+            </w:pPr>
+            <w:r>
+              <w:rPr>
+                <w:sz w:val="17"/>
+              </w:rPr>
+              <w:t xml:space="preserve">The</w:t>
+            </w:r>
+            <w:r>
+              <w:rPr>
+                <w:sz w:val="17"/>
+              </w:rPr>
+              <w:t xml:space="preserve"> </w:t>
+            </w:r>
+            <w:r>
+              <w:rPr>
+                <w:rStyle w:val="VerbatimChar"/>
+                <w:sz w:val="17"/>
+              </w:rPr>
+              <w:t xml:space="preserve">location_image</w:t>
+            </w:r>
+            <w:r>
+              <w:rPr>
+                <w:sz w:val="17"/>
+              </w:rPr>
+              <w:t xml:space="preserve"> </w:t>
+            </w:r>
+            <w:r>
+              <w:rPr>
+                <w:sz w:val="17"/>
+              </w:rPr>
+              <w:t xml:space="preserve">content type has no source.</w:t>
             </w:r>
           </w:p>
         </w:tc>
@@ -3651,37 +3473,37 @@
               <w:rPr>
                 <w:sz w:val="17"/>
               </w:rPr>
-              <w:t xml:space="preserve">M2 owner (VFDA Legal)</w:t>
-            </w:r>
-          </w:p>
-        </w:tc>
-        <w:tc>
-          <w:tcPr/>
-          <w:p>
-            <w:pPr>
-              <w:pStyle w:val="Compact"/>
-              <w:jc w:val="left"/>
-            </w:pPr>
-            <w:r>
-              <w:rPr>
-                <w:sz w:val="17"/>
-              </w:rPr>
-              <w:t xml:space="preserve">04 (OQ-04-23)</w:t>
-            </w:r>
-          </w:p>
-        </w:tc>
-        <w:tc>
-          <w:tcPr/>
-          <w:p>
-            <w:pPr>
-              <w:pStyle w:val="Compact"/>
-              <w:jc w:val="left"/>
-            </w:pPr>
-            <w:r>
-              <w:rPr>
-                <w:sz w:val="17"/>
-              </w:rPr>
-              <w:t xml:space="preserve">[NEEDS CLARIFICATION: Which function sets LEGAL_RULE.status = retired (M2 BR-008)?]</w:t>
+              <w:t xml:space="preserve">M3 owner</w:t>
+            </w:r>
+          </w:p>
+        </w:tc>
+        <w:tc>
+          <w:tcPr/>
+          <w:p>
+            <w:pPr>
+              <w:pStyle w:val="Compact"/>
+              <w:jc w:val="left"/>
+            </w:pPr>
+            <w:r>
+              <w:rPr>
+                <w:sz w:val="17"/>
+              </w:rPr>
+              <w:t xml:space="preserve">04 (OQ-04-19)</w:t>
+            </w:r>
+          </w:p>
+        </w:tc>
+        <w:tc>
+          <w:tcPr/>
+          <w:p>
+            <w:pPr>
+              <w:pStyle w:val="Compact"/>
+              <w:jc w:val="left"/>
+            </w:pPr>
+            <w:r>
+              <w:rPr>
+                <w:sz w:val="17"/>
+              </w:rPr>
+              <w:t xml:space="preserve">[NEEDS CLARIFICATION: The location data-entry template has "18 fields" (M3 FR-002) but the I/O contract lists 17. Which field is missing?]</w:t>
             </w:r>
           </w:p>
         </w:tc>
@@ -3711,22 +3533,22 @@
               <w:rPr>
                 <w:sz w:val="17"/>
               </w:rPr>
-              <w:t xml:space="preserve">Treated as an edit through F-M2-02</w:t>
-            </w:r>
-          </w:p>
-        </w:tc>
-        <w:tc>
-          <w:tcPr/>
-          <w:p>
-            <w:pPr>
-              <w:pStyle w:val="Compact"/>
-              <w:jc w:val="left"/>
-            </w:pPr>
-            <w:r>
-              <w:rPr>
-                <w:sz w:val="17"/>
-              </w:rPr>
-              <w:t xml:space="preserve">Retiring a rule has no permission check or audit action of its own.</w:t>
+              <w:t xml:space="preserve">17 as listed</w:t>
+            </w:r>
+          </w:p>
+        </w:tc>
+        <w:tc>
+          <w:tcPr/>
+          <w:p>
+            <w:pPr>
+              <w:pStyle w:val="Compact"/>
+              <w:jc w:val="left"/>
+            </w:pPr>
+            <w:r>
+              <w:rPr>
+                <w:sz w:val="17"/>
+              </w:rPr>
+              <w:t xml:space="preserve">One template field has nowhere to be stored.</w:t>
             </w:r>
           </w:p>
         </w:tc>
@@ -3773,37 +3595,37 @@
               <w:rPr>
                 <w:sz w:val="17"/>
               </w:rPr>
-              <w:t xml:space="preserve">M3 + M10 owners</w:t>
-            </w:r>
-          </w:p>
-        </w:tc>
-        <w:tc>
-          <w:tcPr/>
-          <w:p>
-            <w:pPr>
-              <w:pStyle w:val="Compact"/>
-              <w:jc w:val="left"/>
-            </w:pPr>
-            <w:r>
-              <w:rPr>
-                <w:sz w:val="17"/>
-              </w:rPr>
-              <w:t xml:space="preserve">04 (OQ-04-22)</w:t>
-            </w:r>
-          </w:p>
-        </w:tc>
-        <w:tc>
-          <w:tcPr/>
-          <w:p>
-            <w:pPr>
-              <w:pStyle w:val="Compact"/>
-              <w:jc w:val="left"/>
-            </w:pPr>
-            <w:r>
-              <w:rPr>
-                <w:sz w:val="17"/>
-              </w:rPr>
-              <w:t xml:space="preserve">[NEEDS CLARIFICATION: Which function lets a partner submit a location photo for moderation? F-M3-03 is for VFDA staff only.]</w:t>
+              <w:t xml:space="preserve">M4 owner</w:t>
+            </w:r>
+          </w:p>
+        </w:tc>
+        <w:tc>
+          <w:tcPr/>
+          <w:p>
+            <w:pPr>
+              <w:pStyle w:val="Compact"/>
+              <w:jc w:val="left"/>
+            </w:pPr>
+            <w:r>
+              <w:rPr>
+                <w:sz w:val="17"/>
+              </w:rPr>
+              <w:t xml:space="preserve">01</w:t>
+            </w:r>
+          </w:p>
+        </w:tc>
+        <w:tc>
+          <w:tcPr/>
+          <w:p>
+            <w:pPr>
+              <w:pStyle w:val="Compact"/>
+              <w:jc w:val="left"/>
+            </w:pPr>
+            <w:r>
+              <w:rPr>
+                <w:sz w:val="17"/>
+              </w:rPr>
+              <w:t xml:space="preserve">[NEEDS CLARIFICATION: Declare ORGANISATION_SERVICE and ORGANISATION_PROVINCE, or keep arrays on ORGANISATION?]</w:t>
             </w:r>
           </w:p>
         </w:tc>
@@ -3833,47 +3655,22 @@
               <w:rPr>
                 <w:sz w:val="17"/>
               </w:rPr>
-              <w:t xml:space="preserve">Seed has partner photos as if submitted; no function is mapped</w:t>
-            </w:r>
-          </w:p>
-        </w:tc>
-        <w:tc>
-          <w:tcPr/>
-          <w:p>
-            <w:pPr>
-              <w:pStyle w:val="Compact"/>
-              <w:jc w:val="left"/>
-            </w:pPr>
-            <w:r>
-              <w:rPr>
-                <w:sz w:val="17"/>
-              </w:rPr>
-              <w:t xml:space="preserve">The</w:t>
-            </w:r>
-            <w:r>
-              <w:rPr>
-                <w:sz w:val="17"/>
-              </w:rPr>
-              <w:t xml:space="preserve"> </w:t>
-            </w:r>
-            <w:r>
-              <w:rPr>
-                <w:rStyle w:val="VerbatimChar"/>
-                <w:sz w:val="17"/>
-              </w:rPr>
-              <w:t xml:space="preserve">location_image</w:t>
-            </w:r>
-            <w:r>
-              <w:rPr>
-                <w:sz w:val="17"/>
-              </w:rPr>
-              <w:t xml:space="preserve"> </w:t>
-            </w:r>
-            <w:r>
-              <w:rPr>
-                <w:sz w:val="17"/>
-              </w:rPr>
-              <w:t xml:space="preserve">content type has no source.</w:t>
+              <w:t xml:space="preserve">Arrays as declared in FR-001</w:t>
+            </w:r>
+          </w:p>
+        </w:tc>
+        <w:tc>
+          <w:tcPr/>
+          <w:p>
+            <w:pPr>
+              <w:pStyle w:val="Compact"/>
+              <w:jc w:val="left"/>
+            </w:pPr>
+            <w:r>
+              <w:rPr>
+                <w:sz w:val="17"/>
+              </w:rPr>
+              <w:t xml:space="preserve">Arrays break 1NF: filtering by province and counting per service group (M3 index) becomes slower and harder to constrain.</w:t>
             </w:r>
           </w:p>
         </w:tc>
@@ -3920,82 +3717,82 @@
               <w:rPr>
                 <w:sz w:val="17"/>
               </w:rPr>
-              <w:t xml:space="preserve">M3 owner</w:t>
-            </w:r>
-          </w:p>
-        </w:tc>
-        <w:tc>
-          <w:tcPr/>
-          <w:p>
-            <w:pPr>
-              <w:pStyle w:val="Compact"/>
-              <w:jc w:val="left"/>
-            </w:pPr>
-            <w:r>
-              <w:rPr>
-                <w:sz w:val="17"/>
-              </w:rPr>
-              <w:t xml:space="preserve">04 (OQ-04-19)</w:t>
-            </w:r>
-          </w:p>
-        </w:tc>
-        <w:tc>
-          <w:tcPr/>
-          <w:p>
-            <w:pPr>
-              <w:pStyle w:val="Compact"/>
-              <w:jc w:val="left"/>
-            </w:pPr>
-            <w:r>
-              <w:rPr>
-                <w:sz w:val="17"/>
-              </w:rPr>
-              <w:t xml:space="preserve">[NEEDS CLARIFICATION: The location data-entry template has "18 fields" (M3 FR-002) but the I/O contract lists 17. Which field is missing?]</w:t>
-            </w:r>
-          </w:p>
-        </w:tc>
-        <w:tc>
-          <w:tcPr/>
-          <w:p>
-            <w:pPr>
-              <w:pStyle w:val="Compact"/>
-              <w:jc w:val="left"/>
-            </w:pPr>
-            <w:r>
-              <w:rPr>
-                <w:sz w:val="17"/>
-              </w:rPr>
-              <w:t xml:space="preserve">No</w:t>
-            </w:r>
-          </w:p>
-        </w:tc>
-        <w:tc>
-          <w:tcPr/>
-          <w:p>
-            <w:pPr>
-              <w:pStyle w:val="Compact"/>
-              <w:jc w:val="left"/>
-            </w:pPr>
-            <w:r>
-              <w:rPr>
-                <w:sz w:val="17"/>
-              </w:rPr>
-              <w:t xml:space="preserve">17 as listed</w:t>
-            </w:r>
-          </w:p>
-        </w:tc>
-        <w:tc>
-          <w:tcPr/>
-          <w:p>
-            <w:pPr>
-              <w:pStyle w:val="Compact"/>
-              <w:jc w:val="left"/>
-            </w:pPr>
-            <w:r>
-              <w:rPr>
-                <w:sz w:val="17"/>
-              </w:rPr>
-              <w:t xml:space="preserve">One template field has nowhere to be stored.</w:t>
+              <w:t xml:space="preserve">M4 owner</w:t>
+            </w:r>
+          </w:p>
+        </w:tc>
+        <w:tc>
+          <w:tcPr/>
+          <w:p>
+            <w:pPr>
+              <w:pStyle w:val="Compact"/>
+              <w:jc w:val="left"/>
+            </w:pPr>
+            <w:r>
+              <w:rPr>
+                <w:sz w:val="17"/>
+              </w:rPr>
+              <w:t xml:space="preserve">01</w:t>
+            </w:r>
+          </w:p>
+        </w:tc>
+        <w:tc>
+          <w:tcPr/>
+          <w:p>
+            <w:pPr>
+              <w:pStyle w:val="Compact"/>
+              <w:jc w:val="left"/>
+            </w:pPr>
+            <w:r>
+              <w:rPr>
+                <w:sz w:val="17"/>
+              </w:rPr>
+              <w:t xml:space="preserve">[NEEDS CLARIFICATION: Which entity records that a partner account may edit an organisation?]</w:t>
+            </w:r>
+          </w:p>
+        </w:tc>
+        <w:tc>
+          <w:tcPr/>
+          <w:p>
+            <w:pPr>
+              <w:pStyle w:val="Compact"/>
+              <w:jc w:val="left"/>
+            </w:pPr>
+            <w:r>
+              <w:rPr>
+                <w:sz w:val="17"/>
+              </w:rPr>
+              <w:t xml:space="preserve">Yes</w:t>
+            </w:r>
+          </w:p>
+        </w:tc>
+        <w:tc>
+          <w:tcPr/>
+          <w:p>
+            <w:pPr>
+              <w:pStyle w:val="Compact"/>
+              <w:jc w:val="left"/>
+            </w:pPr>
+            <w:r>
+              <w:rPr>
+                <w:sz w:val="17"/>
+              </w:rPr>
+              <w:t xml:space="preserve">None modelled; flagged</w:t>
+            </w:r>
+          </w:p>
+        </w:tc>
+        <w:tc>
+          <w:tcPr/>
+          <w:p>
+            <w:pPr>
+              <w:pStyle w:val="Compact"/>
+              <w:jc w:val="left"/>
+            </w:pPr>
+            <w:r>
+              <w:rPr>
+                <w:sz w:val="17"/>
+              </w:rPr>
+              <w:t xml:space="preserve">Without it RLS cannot decide who edits an organisation profile (F-M4-01).</w:t>
             </w:r>
           </w:p>
         </w:tc>
@@ -4057,22 +3854,47 @@
               <w:rPr>
                 <w:sz w:val="17"/>
               </w:rPr>
-              <w:t xml:space="preserve">01</w:t>
-            </w:r>
-          </w:p>
-        </w:tc>
-        <w:tc>
-          <w:tcPr/>
-          <w:p>
-            <w:pPr>
-              <w:pStyle w:val="Compact"/>
-              <w:jc w:val="left"/>
-            </w:pPr>
-            <w:r>
-              <w:rPr>
-                <w:sz w:val="17"/>
-              </w:rPr>
-              <w:t xml:space="preserve">[NEEDS CLARIFICATION: Declare ORGANISATION_SERVICE and ORGANISATION_PROVINCE, or keep arrays on ORGANISATION?]</w:t>
+              <w:t xml:space="preserve">04 (OQ-04-14)</w:t>
+            </w:r>
+          </w:p>
+        </w:tc>
+        <w:tc>
+          <w:tcPr/>
+          <w:p>
+            <w:pPr>
+              <w:pStyle w:val="Compact"/>
+              <w:jc w:val="left"/>
+            </w:pPr>
+            <w:r>
+              <w:rPr>
+                <w:sz w:val="17"/>
+              </w:rPr>
+              <w:t xml:space="preserve">[NEEDS CLARIFICATION: After how many days does an unanswered collaboration request expire, and is</w:t>
+            </w:r>
+            <w:r>
+              <w:rPr>
+                <w:sz w:val="17"/>
+              </w:rPr>
+              <w:t xml:space="preserve"> </w:t>
+            </w:r>
+            <w:r>
+              <w:rPr>
+                <w:rStyle w:val="VerbatimChar"/>
+                <w:sz w:val="17"/>
+              </w:rPr>
+              <w:t xml:space="preserve">expired</w:t>
+            </w:r>
+            <w:r>
+              <w:rPr>
+                <w:sz w:val="17"/>
+              </w:rPr>
+              <w:t xml:space="preserve"> </w:t>
+            </w:r>
+            <w:r>
+              <w:rPr>
+                <w:sz w:val="17"/>
+              </w:rPr>
+              <w:t xml:space="preserve">a status?]</w:t>
             </w:r>
           </w:p>
         </w:tc>
@@ -4102,22 +3924,22 @@
               <w:rPr>
                 <w:sz w:val="17"/>
               </w:rPr>
-              <w:t xml:space="preserve">Arrays as declared in FR-001</w:t>
-            </w:r>
-          </w:p>
-        </w:tc>
-        <w:tc>
-          <w:tcPr/>
-          <w:p>
-            <w:pPr>
-              <w:pStyle w:val="Compact"/>
-              <w:jc w:val="left"/>
-            </w:pPr>
-            <w:r>
-              <w:rPr>
-                <w:sz w:val="17"/>
-              </w:rPr>
-              <w:t xml:space="preserve">Arrays break 1NF: filtering by province and counting per service group (M3 index) becomes slower and harder to constrain.</w:t>
+              <w:t xml:space="preserve">No expiry; member withdraws</w:t>
+            </w:r>
+          </w:p>
+        </w:tc>
+        <w:tc>
+          <w:tcPr/>
+          <w:p>
+            <w:pPr>
+              <w:pStyle w:val="Compact"/>
+              <w:jc w:val="left"/>
+            </w:pPr>
+            <w:r>
+              <w:rPr>
+                <w:sz w:val="17"/>
+              </w:rPr>
+              <w:t xml:space="preserve">Requests stay open forever and block a second request to the same partner.</w:t>
             </w:r>
           </w:p>
         </w:tc>
@@ -4164,37 +3986,37 @@
               <w:rPr>
                 <w:sz w:val="17"/>
               </w:rPr>
-              <w:t xml:space="preserve">M4 owner</w:t>
-            </w:r>
-          </w:p>
-        </w:tc>
-        <w:tc>
-          <w:tcPr/>
-          <w:p>
-            <w:pPr>
-              <w:pStyle w:val="Compact"/>
-              <w:jc w:val="left"/>
-            </w:pPr>
-            <w:r>
-              <w:rPr>
-                <w:sz w:val="17"/>
-              </w:rPr>
-              <w:t xml:space="preserve">01</w:t>
-            </w:r>
-          </w:p>
-        </w:tc>
-        <w:tc>
-          <w:tcPr/>
-          <w:p>
-            <w:pPr>
-              <w:pStyle w:val="Compact"/>
-              <w:jc w:val="left"/>
-            </w:pPr>
-            <w:r>
-              <w:rPr>
-                <w:sz w:val="17"/>
-              </w:rPr>
-              <w:t xml:space="preserve">[NEEDS CLARIFICATION: Which entity records that a partner account may edit an organisation?]</w:t>
+              <w:t xml:space="preserve">M5 + M2 owners</w:t>
+            </w:r>
+          </w:p>
+        </w:tc>
+        <w:tc>
+          <w:tcPr/>
+          <w:p>
+            <w:pPr>
+              <w:pStyle w:val="Compact"/>
+              <w:jc w:val="left"/>
+            </w:pPr>
+            <w:r>
+              <w:rPr>
+                <w:sz w:val="17"/>
+              </w:rPr>
+              <w:t xml:space="preserve">04 (OQ-04-11)</w:t>
+            </w:r>
+          </w:p>
+        </w:tc>
+        <w:tc>
+          <w:tcPr/>
+          <w:p>
+            <w:pPr>
+              <w:pStyle w:val="Compact"/>
+              <w:jc w:val="left"/>
+            </w:pPr>
+            <w:r>
+              <w:rPr>
+                <w:sz w:val="17"/>
+              </w:rPr>
+              <w:t xml:space="preserve">[NEEDS CLARIFICATION: Is DOCUMENT_SLOT.state stored, or derived from documents, proofreading and partner status each time?]</w:t>
             </w:r>
           </w:p>
         </w:tc>
@@ -4224,22 +4046,22 @@
               <w:rPr>
                 <w:sz w:val="17"/>
               </w:rPr>
-              <w:t xml:space="preserve">None modelled; flagged</w:t>
-            </w:r>
-          </w:p>
-        </w:tc>
-        <w:tc>
-          <w:tcPr/>
-          <w:p>
-            <w:pPr>
-              <w:pStyle w:val="Compact"/>
-              <w:jc w:val="left"/>
-            </w:pPr>
-            <w:r>
-              <w:rPr>
-                <w:sz w:val="17"/>
-              </w:rPr>
-              <w:t xml:space="preserve">Without it RLS cannot decide who edits an organisation profile (F-M4-01).</w:t>
+              <w:t xml:space="preserve">Stored, recomputed on each upload and status change</w:t>
+            </w:r>
+          </w:p>
+        </w:tc>
+        <w:tc>
+          <w:tcPr/>
+          <w:p>
+            <w:pPr>
+              <w:pStyle w:val="Compact"/>
+              <w:jc w:val="left"/>
+            </w:pPr>
+            <w:r>
+              <w:rPr>
+                <w:sz w:val="17"/>
+              </w:rPr>
+              <w:t xml:space="preserve">Stored state can disagree with the rules it summarises.</w:t>
             </w:r>
           </w:p>
         </w:tc>
@@ -4286,107 +4108,82 @@
               <w:rPr>
                 <w:sz w:val="17"/>
               </w:rPr>
-              <w:t xml:space="preserve">M4 owner</w:t>
-            </w:r>
-          </w:p>
-        </w:tc>
-        <w:tc>
-          <w:tcPr/>
-          <w:p>
-            <w:pPr>
-              <w:pStyle w:val="Compact"/>
-              <w:jc w:val="left"/>
-            </w:pPr>
-            <w:r>
-              <w:rPr>
-                <w:sz w:val="17"/>
-              </w:rPr>
-              <w:t xml:space="preserve">04 (OQ-04-14)</w:t>
-            </w:r>
-          </w:p>
-        </w:tc>
-        <w:tc>
-          <w:tcPr/>
-          <w:p>
-            <w:pPr>
-              <w:pStyle w:val="Compact"/>
-              <w:jc w:val="left"/>
-            </w:pPr>
-            <w:r>
-              <w:rPr>
-                <w:sz w:val="17"/>
-              </w:rPr>
-              <w:t xml:space="preserve">[NEEDS CLARIFICATION: After how many days does an unanswered collaboration request expire, and is</w:t>
-            </w:r>
-            <w:r>
-              <w:rPr>
-                <w:sz w:val="17"/>
-              </w:rPr>
-              <w:t xml:space="preserve"> </w:t>
-            </w:r>
-            <w:r>
-              <w:rPr>
-                <w:rStyle w:val="VerbatimChar"/>
-                <w:sz w:val="17"/>
-              </w:rPr>
-              <w:t xml:space="preserve">expired</w:t>
-            </w:r>
-            <w:r>
-              <w:rPr>
-                <w:sz w:val="17"/>
-              </w:rPr>
-              <w:t xml:space="preserve"> </w:t>
-            </w:r>
-            <w:r>
-              <w:rPr>
-                <w:sz w:val="17"/>
-              </w:rPr>
-              <w:t xml:space="preserve">a status?]</w:t>
-            </w:r>
-          </w:p>
-        </w:tc>
-        <w:tc>
-          <w:tcPr/>
-          <w:p>
-            <w:pPr>
-              <w:pStyle w:val="Compact"/>
-              <w:jc w:val="left"/>
-            </w:pPr>
-            <w:r>
-              <w:rPr>
-                <w:sz w:val="17"/>
-              </w:rPr>
-              <w:t xml:space="preserve">No</w:t>
-            </w:r>
-          </w:p>
-        </w:tc>
-        <w:tc>
-          <w:tcPr/>
-          <w:p>
-            <w:pPr>
-              <w:pStyle w:val="Compact"/>
-              <w:jc w:val="left"/>
-            </w:pPr>
-            <w:r>
-              <w:rPr>
-                <w:sz w:val="17"/>
-              </w:rPr>
-              <w:t xml:space="preserve">No expiry; member withdraws</w:t>
-            </w:r>
-          </w:p>
-        </w:tc>
-        <w:tc>
-          <w:tcPr/>
-          <w:p>
-            <w:pPr>
-              <w:pStyle w:val="Compact"/>
-              <w:jc w:val="left"/>
-            </w:pPr>
-            <w:r>
-              <w:rPr>
-                <w:sz w:val="17"/>
-              </w:rPr>
-              <w:t xml:space="preserve">Requests stay open forever and block a second request to the same partner.</w:t>
+              <w:t xml:space="preserve">M5 owner</w:t>
+            </w:r>
+          </w:p>
+        </w:tc>
+        <w:tc>
+          <w:tcPr/>
+          <w:p>
+            <w:pPr>
+              <w:pStyle w:val="Compact"/>
+              <w:jc w:val="left"/>
+            </w:pPr>
+            <w:r>
+              <w:rPr>
+                <w:sz w:val="17"/>
+              </w:rPr>
+              <w:t xml:space="preserve">02</w:t>
+            </w:r>
+          </w:p>
+        </w:tc>
+        <w:tc>
+          <w:tcPr/>
+          <w:p>
+            <w:pPr>
+              <w:pStyle w:val="Compact"/>
+              <w:jc w:val="left"/>
+            </w:pPr>
+            <w:r>
+              <w:rPr>
+                <w:sz w:val="17"/>
+              </w:rPr>
+              <w:t xml:space="preserve">[NEEDS CLARIFICATION: Which function creates DOCUMENT_SLOT rows, and which sets their state?]</w:t>
+            </w:r>
+          </w:p>
+        </w:tc>
+        <w:tc>
+          <w:tcPr/>
+          <w:p>
+            <w:pPr>
+              <w:pStyle w:val="Compact"/>
+              <w:jc w:val="left"/>
+            </w:pPr>
+            <w:r>
+              <w:rPr>
+                <w:sz w:val="17"/>
+              </w:rPr>
+              <w:t xml:space="preserve">Yes</w:t>
+            </w:r>
+          </w:p>
+        </w:tc>
+        <w:tc>
+          <w:tcPr/>
+          <w:p>
+            <w:pPr>
+              <w:pStyle w:val="Compact"/>
+              <w:jc w:val="left"/>
+            </w:pPr>
+            <w:r>
+              <w:rPr>
+                <w:sz w:val="17"/>
+              </w:rPr>
+              <w:t xml:space="preserve">F-M5-01 creates one slot per required document type when the kit first opens; state derived by rules</w:t>
+            </w:r>
+          </w:p>
+        </w:tc>
+        <w:tc>
+          <w:tcPr/>
+          <w:p>
+            <w:pPr>
+              <w:pStyle w:val="Compact"/>
+              <w:jc w:val="left"/>
+            </w:pPr>
+            <w:r>
+              <w:rPr>
+                <w:sz w:val="17"/>
+              </w:rPr>
+              <w:t xml:space="preserve">Without slots, F-M2-08 has nothing to count and component status cannot be stored.</w:t>
             </w:r>
           </w:p>
         </w:tc>
@@ -4433,82 +4230,82 @@
               <w:rPr>
                 <w:sz w:val="17"/>
               </w:rPr>
-              <w:t xml:space="preserve">M5 + M2 owners</w:t>
-            </w:r>
-          </w:p>
-        </w:tc>
-        <w:tc>
-          <w:tcPr/>
-          <w:p>
-            <w:pPr>
-              <w:pStyle w:val="Compact"/>
-              <w:jc w:val="left"/>
-            </w:pPr>
-            <w:r>
-              <w:rPr>
-                <w:sz w:val="17"/>
-              </w:rPr>
-              <w:t xml:space="preserve">04 (OQ-04-11)</w:t>
-            </w:r>
-          </w:p>
-        </w:tc>
-        <w:tc>
-          <w:tcPr/>
-          <w:p>
-            <w:pPr>
-              <w:pStyle w:val="Compact"/>
-              <w:jc w:val="left"/>
-            </w:pPr>
-            <w:r>
-              <w:rPr>
-                <w:sz w:val="17"/>
-              </w:rPr>
-              <w:t xml:space="preserve">[NEEDS CLARIFICATION: Is DOCUMENT_SLOT.state stored, or derived from documents, proofreading and partner status each time?]</w:t>
-            </w:r>
-          </w:p>
-        </w:tc>
-        <w:tc>
-          <w:tcPr/>
-          <w:p>
-            <w:pPr>
-              <w:pStyle w:val="Compact"/>
-              <w:jc w:val="left"/>
-            </w:pPr>
-            <w:r>
-              <w:rPr>
-                <w:sz w:val="17"/>
-              </w:rPr>
-              <w:t xml:space="preserve">Yes</w:t>
-            </w:r>
-          </w:p>
-        </w:tc>
-        <w:tc>
-          <w:tcPr/>
-          <w:p>
-            <w:pPr>
-              <w:pStyle w:val="Compact"/>
-              <w:jc w:val="left"/>
-            </w:pPr>
-            <w:r>
-              <w:rPr>
-                <w:sz w:val="17"/>
-              </w:rPr>
-              <w:t xml:space="preserve">Stored, recomputed on each upload and status change</w:t>
-            </w:r>
-          </w:p>
-        </w:tc>
-        <w:tc>
-          <w:tcPr/>
-          <w:p>
-            <w:pPr>
-              <w:pStyle w:val="Compact"/>
-              <w:jc w:val="left"/>
-            </w:pPr>
-            <w:r>
-              <w:rPr>
-                <w:sz w:val="17"/>
-              </w:rPr>
-              <w:t xml:space="preserve">Stored state can disagree with the rules it summarises.</w:t>
+              <w:t xml:space="preserve">M5 owner</w:t>
+            </w:r>
+          </w:p>
+        </w:tc>
+        <w:tc>
+          <w:tcPr/>
+          <w:p>
+            <w:pPr>
+              <w:pStyle w:val="Compact"/>
+              <w:jc w:val="left"/>
+            </w:pPr>
+            <w:r>
+              <w:rPr>
+                <w:sz w:val="17"/>
+              </w:rPr>
+              <w:t xml:space="preserve">04 (OQ-04-5)</w:t>
+            </w:r>
+          </w:p>
+        </w:tc>
+        <w:tc>
+          <w:tcPr/>
+          <w:p>
+            <w:pPr>
+              <w:pStyle w:val="Compact"/>
+              <w:jc w:val="left"/>
+            </w:pPr>
+            <w:r>
+              <w:rPr>
+                <w:sz w:val="17"/>
+              </w:rPr>
+              <w:t xml:space="preserve">[NEEDS CLARIFICATION: Does a bilingual draft refresh its project_meta when the project changes?]</w:t>
+            </w:r>
+          </w:p>
+        </w:tc>
+        <w:tc>
+          <w:tcPr/>
+          <w:p>
+            <w:pPr>
+              <w:pStyle w:val="Compact"/>
+              <w:jc w:val="left"/>
+            </w:pPr>
+            <w:r>
+              <w:rPr>
+                <w:sz w:val="17"/>
+              </w:rPr>
+              <w:t xml:space="preserve">No</w:t>
+            </w:r>
+          </w:p>
+        </w:tc>
+        <w:tc>
+          <w:tcPr/>
+          <w:p>
+            <w:pPr>
+              <w:pStyle w:val="Compact"/>
+              <w:jc w:val="left"/>
+            </w:pPr>
+            <w:r>
+              <w:rPr>
+                <w:sz w:val="17"/>
+              </w:rPr>
+              <w:t xml:space="preserve">No — regenerated only on request</w:t>
+            </w:r>
+          </w:p>
+        </w:tc>
+        <w:tc>
+          <w:tcPr/>
+          <w:p>
+            <w:pPr>
+              <w:pStyle w:val="Compact"/>
+              <w:jc w:val="left"/>
+            </w:pPr>
+            <w:r>
+              <w:rPr>
+                <w:sz w:val="17"/>
+              </w:rPr>
+              <w:t xml:space="preserve">Title or dates in the Vietnamese draft may be stale.</w:t>
             </w:r>
           </w:p>
         </w:tc>
@@ -4570,67 +4367,67 @@
               <w:rPr>
                 <w:sz w:val="17"/>
               </w:rPr>
-              <w:t xml:space="preserve">02</w:t>
-            </w:r>
-          </w:p>
-        </w:tc>
-        <w:tc>
-          <w:tcPr/>
-          <w:p>
-            <w:pPr>
-              <w:pStyle w:val="Compact"/>
-              <w:jc w:val="left"/>
-            </w:pPr>
-            <w:r>
-              <w:rPr>
-                <w:sz w:val="17"/>
-              </w:rPr>
-              <w:t xml:space="preserve">[NEEDS CLARIFICATION: Which function creates DOCUMENT_SLOT rows, and which sets their state?]</w:t>
-            </w:r>
-          </w:p>
-        </w:tc>
-        <w:tc>
-          <w:tcPr/>
-          <w:p>
-            <w:pPr>
-              <w:pStyle w:val="Compact"/>
-              <w:jc w:val="left"/>
-            </w:pPr>
-            <w:r>
-              <w:rPr>
-                <w:sz w:val="17"/>
-              </w:rPr>
-              <w:t xml:space="preserve">Yes</w:t>
-            </w:r>
-          </w:p>
-        </w:tc>
-        <w:tc>
-          <w:tcPr/>
-          <w:p>
-            <w:pPr>
-              <w:pStyle w:val="Compact"/>
-              <w:jc w:val="left"/>
-            </w:pPr>
-            <w:r>
-              <w:rPr>
-                <w:sz w:val="17"/>
-              </w:rPr>
-              <w:t xml:space="preserve">F-M5-01 creates one slot per required document type when the kit first opens; state derived by rules</w:t>
-            </w:r>
-          </w:p>
-        </w:tc>
-        <w:tc>
-          <w:tcPr/>
-          <w:p>
-            <w:pPr>
-              <w:pStyle w:val="Compact"/>
-              <w:jc w:val="left"/>
-            </w:pPr>
-            <w:r>
-              <w:rPr>
-                <w:sz w:val="17"/>
-              </w:rPr>
-              <w:t xml:space="preserve">Without slots, F-M2-08 has nothing to count and component status cannot be stored.</w:t>
+              <w:t xml:space="preserve">04 (OQ-04-12)</w:t>
+            </w:r>
+          </w:p>
+        </w:tc>
+        <w:tc>
+          <w:tcPr/>
+          <w:p>
+            <w:pPr>
+              <w:pStyle w:val="Compact"/>
+              <w:jc w:val="left"/>
+            </w:pPr>
+            <w:r>
+              <w:rPr>
+                <w:sz w:val="17"/>
+              </w:rPr>
+              <w:t xml:space="preserve">[NEEDS CLARIFICATION: Which function edits a paragraph (and so clears its proofread status)?]</w:t>
+            </w:r>
+          </w:p>
+        </w:tc>
+        <w:tc>
+          <w:tcPr/>
+          <w:p>
+            <w:pPr>
+              <w:pStyle w:val="Compact"/>
+              <w:jc w:val="left"/>
+            </w:pPr>
+            <w:r>
+              <w:rPr>
+                <w:sz w:val="17"/>
+              </w:rPr>
+              <w:t xml:space="preserve">No</w:t>
+            </w:r>
+          </w:p>
+        </w:tc>
+        <w:tc>
+          <w:tcPr/>
+          <w:p>
+            <w:pPr>
+              <w:pStyle w:val="Compact"/>
+              <w:jc w:val="left"/>
+            </w:pPr>
+            <w:r>
+              <w:rPr>
+                <w:sz w:val="17"/>
+              </w:rPr>
+              <w:t xml:space="preserve">Editing inside SC-28, not specified as a function</w:t>
+            </w:r>
+          </w:p>
+        </w:tc>
+        <w:tc>
+          <w:tcPr/>
+          <w:p>
+            <w:pPr>
+              <w:pStyle w:val="Compact"/>
+              <w:jc w:val="left"/>
+            </w:pPr>
+            <w:r>
+              <w:rPr>
+                <w:sz w:val="17"/>
+              </w:rPr>
+              <w:t xml:space="preserve">The reset in M5 US-2 has no function to hang on.</w:t>
             </w:r>
           </w:p>
         </w:tc>
@@ -4677,37 +4474,37 @@
               <w:rPr>
                 <w:sz w:val="17"/>
               </w:rPr>
-              <w:t xml:space="preserve">M5 owner</w:t>
-            </w:r>
-          </w:p>
-        </w:tc>
-        <w:tc>
-          <w:tcPr/>
-          <w:p>
-            <w:pPr>
-              <w:pStyle w:val="Compact"/>
-              <w:jc w:val="left"/>
-            </w:pPr>
-            <w:r>
-              <w:rPr>
-                <w:sz w:val="17"/>
-              </w:rPr>
-              <w:t xml:space="preserve">04 (OQ-04-5)</w:t>
-            </w:r>
-          </w:p>
-        </w:tc>
-        <w:tc>
-          <w:tcPr/>
-          <w:p>
-            <w:pPr>
-              <w:pStyle w:val="Compact"/>
-              <w:jc w:val="left"/>
-            </w:pPr>
-            <w:r>
-              <w:rPr>
-                <w:sz w:val="17"/>
-              </w:rPr>
-              <w:t xml:space="preserve">[NEEDS CLARIFICATION: Does a bilingual draft refresh its project_meta when the project changes?]</w:t>
+              <w:t xml:space="preserve">M7 owner</w:t>
+            </w:r>
+          </w:p>
+        </w:tc>
+        <w:tc>
+          <w:tcPr/>
+          <w:p>
+            <w:pPr>
+              <w:pStyle w:val="Compact"/>
+              <w:jc w:val="left"/>
+            </w:pPr>
+            <w:r>
+              <w:rPr>
+                <w:sz w:val="17"/>
+              </w:rPr>
+              <w:t xml:space="preserve">03 (OQ-03-3)</w:t>
+            </w:r>
+          </w:p>
+        </w:tc>
+        <w:tc>
+          <w:tcPr/>
+          <w:p>
+            <w:pPr>
+              <w:pStyle w:val="Compact"/>
+              <w:jc w:val="left"/>
+            </w:pPr>
+            <w:r>
+              <w:rPr>
+                <w:sz w:val="17"/>
+              </w:rPr>
+              <w:t xml:space="preserve">[NEEDS CLARIFICATION: Is a province notice drafted at the moment the interest is saved (1:1), or can an interest exist without a notice?]</w:t>
             </w:r>
           </w:p>
         </w:tc>
@@ -4737,22 +4534,22 @@
               <w:rPr>
                 <w:sz w:val="17"/>
               </w:rPr>
-              <w:t xml:space="preserve">No — regenerated only on request</w:t>
-            </w:r>
-          </w:p>
-        </w:tc>
-        <w:tc>
-          <w:tcPr/>
-          <w:p>
-            <w:pPr>
-              <w:pStyle w:val="Compact"/>
-              <w:jc w:val="left"/>
-            </w:pPr>
-            <w:r>
-              <w:rPr>
-                <w:sz w:val="17"/>
-              </w:rPr>
-              <w:t xml:space="preserve">Title or dates in the Vietnamese draft may be stale.</w:t>
+              <w:t xml:space="preserve">1:1, per M7 US-1</w:t>
+            </w:r>
+          </w:p>
+        </w:tc>
+        <w:tc>
+          <w:tcPr/>
+          <w:p>
+            <w:pPr>
+              <w:pStyle w:val="Compact"/>
+              <w:jc w:val="left"/>
+            </w:pPr>
+            <w:r>
+              <w:rPr>
+                <w:sz w:val="17"/>
+              </w:rPr>
+              <w:t xml:space="preserve">If notices are optional, PROVINCE_NOTICE side becomes zero-or-one.</w:t>
             </w:r>
           </w:p>
         </w:tc>
@@ -4799,37 +4596,37 @@
               <w:rPr>
                 <w:sz w:val="17"/>
               </w:rPr>
-              <w:t xml:space="preserve">M5 owner</w:t>
-            </w:r>
-          </w:p>
-        </w:tc>
-        <w:tc>
-          <w:tcPr/>
-          <w:p>
-            <w:pPr>
-              <w:pStyle w:val="Compact"/>
-              <w:jc w:val="left"/>
-            </w:pPr>
-            <w:r>
-              <w:rPr>
-                <w:sz w:val="17"/>
-              </w:rPr>
-              <w:t xml:space="preserve">04 (OQ-04-12)</w:t>
-            </w:r>
-          </w:p>
-        </w:tc>
-        <w:tc>
-          <w:tcPr/>
-          <w:p>
-            <w:pPr>
-              <w:pStyle w:val="Compact"/>
-              <w:jc w:val="left"/>
-            </w:pPr>
-            <w:r>
-              <w:rPr>
-                <w:sz w:val="17"/>
-              </w:rPr>
-              <w:t xml:space="preserve">[NEEDS CLARIFICATION: Which function edits a paragraph (and so clears its proofread status)?]</w:t>
+              <w:t xml:space="preserve">M7 owner</w:t>
+            </w:r>
+          </w:p>
+        </w:tc>
+        <w:tc>
+          <w:tcPr/>
+          <w:p>
+            <w:pPr>
+              <w:pStyle w:val="Compact"/>
+              <w:jc w:val="left"/>
+            </w:pPr>
+            <w:r>
+              <w:rPr>
+                <w:sz w:val="17"/>
+              </w:rPr>
+              <w:t xml:space="preserve">04 (OQ-04-1)</w:t>
+            </w:r>
+          </w:p>
+        </w:tc>
+        <w:tc>
+          <w:tcPr/>
+          <w:p>
+            <w:pPr>
+              <w:pStyle w:val="Compact"/>
+              <w:jc w:val="left"/>
+            </w:pPr>
+            <w:r>
+              <w:rPr>
+                <w:sz w:val="17"/>
+              </w:rPr>
+              <w:t xml:space="preserve">[NEEDS CLARIFICATION: Must a province notice keep the authority email it was sent to, even if the contact changes later?]</w:t>
             </w:r>
           </w:p>
         </w:tc>
@@ -4859,22 +4656,22 @@
               <w:rPr>
                 <w:sz w:val="17"/>
               </w:rPr>
-              <w:t xml:space="preserve">Editing inside SC-28, not specified as a function</w:t>
-            </w:r>
-          </w:p>
-        </w:tc>
-        <w:tc>
-          <w:tcPr/>
-          <w:p>
-            <w:pPr>
-              <w:pStyle w:val="Compact"/>
-              <w:jc w:val="left"/>
-            </w:pPr>
-            <w:r>
-              <w:rPr>
-                <w:sz w:val="17"/>
-              </w:rPr>
-              <w:t xml:space="preserve">The reset in M5 US-2 has no function to hang on.</w:t>
+              <w:t xml:space="preserve">Yes — copied at send time as FR-002 already does</w:t>
+            </w:r>
+          </w:p>
+        </w:tc>
+        <w:tc>
+          <w:tcPr/>
+          <w:p>
+            <w:pPr>
+              <w:pStyle w:val="Compact"/>
+              <w:jc w:val="left"/>
+            </w:pPr>
+            <w:r>
+              <w:rPr>
+                <w:sz w:val="17"/>
+              </w:rPr>
+              <w:t xml:space="preserve">Replies cannot be traced to the address actually used.</w:t>
             </w:r>
           </w:p>
         </w:tc>
@@ -4936,22 +4733,22 @@
               <w:rPr>
                 <w:sz w:val="17"/>
               </w:rPr>
-              <w:t xml:space="preserve">03 (OQ-03-3)</w:t>
-            </w:r>
-          </w:p>
-        </w:tc>
-        <w:tc>
-          <w:tcPr/>
-          <w:p>
-            <w:pPr>
-              <w:pStyle w:val="Compact"/>
-              <w:jc w:val="left"/>
-            </w:pPr>
-            <w:r>
-              <w:rPr>
-                <w:sz w:val="17"/>
-              </w:rPr>
-              <w:t xml:space="preserve">[NEEDS CLARIFICATION: Is a province notice drafted at the moment the interest is saved (1:1), or can an interest exist without a notice?]</w:t>
+              <w:t xml:space="preserve">04 (OQ-04-2)</w:t>
+            </w:r>
+          </w:p>
+        </w:tc>
+        <w:tc>
+          <w:tcPr/>
+          <w:p>
+            <w:pPr>
+              <w:pStyle w:val="Compact"/>
+              <w:jc w:val="left"/>
+            </w:pPr>
+            <w:r>
+              <w:rPr>
+                <w:sz w:val="17"/>
+              </w:rPr>
+              <w:t xml:space="preserve">[NEEDS CLARIFICATION: Is the project summary in a sent notice frozen?]</w:t>
             </w:r>
           </w:p>
         </w:tc>
@@ -4981,22 +4778,22 @@
               <w:rPr>
                 <w:sz w:val="17"/>
               </w:rPr>
-              <w:t xml:space="preserve">1:1, per M7 US-1</w:t>
-            </w:r>
-          </w:p>
-        </w:tc>
-        <w:tc>
-          <w:tcPr/>
-          <w:p>
-            <w:pPr>
-              <w:pStyle w:val="Compact"/>
-              <w:jc w:val="left"/>
-            </w:pPr>
-            <w:r>
-              <w:rPr>
-                <w:sz w:val="17"/>
-              </w:rPr>
-              <w:t xml:space="preserve">If notices are optional, PROVINCE_NOTICE side becomes zero-or-one.</w:t>
+              <w:t xml:space="preserve">Frozen at send time</w:t>
+            </w:r>
+          </w:p>
+        </w:tc>
+        <w:tc>
+          <w:tcPr/>
+          <w:p>
+            <w:pPr>
+              <w:pStyle w:val="Compact"/>
+              <w:jc w:val="left"/>
+            </w:pPr>
+            <w:r>
+              <w:rPr>
+                <w:sz w:val="17"/>
+              </w:rPr>
+              <w:t xml:space="preserve">The province may see a summary different from what it received.</w:t>
             </w:r>
           </w:p>
         </w:tc>
@@ -5058,22 +4855,22 @@
               <w:rPr>
                 <w:sz w:val="17"/>
               </w:rPr>
-              <w:t xml:space="preserve">04 (OQ-04-1)</w:t>
-            </w:r>
-          </w:p>
-        </w:tc>
-        <w:tc>
-          <w:tcPr/>
-          <w:p>
-            <w:pPr>
-              <w:pStyle w:val="Compact"/>
-              <w:jc w:val="left"/>
-            </w:pPr>
-            <w:r>
-              <w:rPr>
-                <w:sz w:val="17"/>
-              </w:rPr>
-              <w:t xml:space="preserve">[NEEDS CLARIFICATION: Must a province notice keep the authority email it was sent to, even if the contact changes later?]</w:t>
+              <w:t xml:space="preserve">04 (OQ-04-13)</w:t>
+            </w:r>
+          </w:p>
+        </w:tc>
+        <w:tc>
+          <w:tcPr/>
+          <w:p>
+            <w:pPr>
+              <w:pStyle w:val="Compact"/>
+              <w:jc w:val="left"/>
+            </w:pPr>
+            <w:r>
+              <w:rPr>
+                <w:sz w:val="17"/>
+              </w:rPr>
+              <w:t xml:space="preserve">[NEEDS CLARIFICATION: Initial and cancelled values of CONSULTATION_BOOKING.booking_status?]</w:t>
             </w:r>
           </w:p>
         </w:tc>
@@ -5103,22 +4900,22 @@
               <w:rPr>
                 <w:sz w:val="17"/>
               </w:rPr>
-              <w:t xml:space="preserve">Yes — copied at send time as FR-002 already does</w:t>
-            </w:r>
-          </w:p>
-        </w:tc>
-        <w:tc>
-          <w:tcPr/>
-          <w:p>
-            <w:pPr>
-              <w:pStyle w:val="Compact"/>
-              <w:jc w:val="left"/>
-            </w:pPr>
-            <w:r>
-              <w:rPr>
-                <w:sz w:val="17"/>
-              </w:rPr>
-              <w:t xml:space="preserve">Replies cannot be traced to the address actually used.</w:t>
+              <w:t xml:space="preserve">Status left empty until VFDA confirms; no cancellation (seed follows this)</w:t>
+            </w:r>
+          </w:p>
+        </w:tc>
+        <w:tc>
+          <w:tcPr/>
+          <w:p>
+            <w:pPr>
+              <w:pStyle w:val="Compact"/>
+              <w:jc w:val="left"/>
+            </w:pPr>
+            <w:r>
+              <w:rPr>
+                <w:sz w:val="17"/>
+              </w:rPr>
+              <w:t xml:space="preserve">Unconfirmed bookings are indistinguishable from confirmed ones; a member cannot cancel.</w:t>
             </w:r>
           </w:p>
         </w:tc>
@@ -5165,82 +4962,82 @@
               <w:rPr>
                 <w:sz w:val="17"/>
               </w:rPr>
-              <w:t xml:space="preserve">M7 owner</w:t>
-            </w:r>
-          </w:p>
-        </w:tc>
-        <w:tc>
-          <w:tcPr/>
-          <w:p>
-            <w:pPr>
-              <w:pStyle w:val="Compact"/>
-              <w:jc w:val="left"/>
-            </w:pPr>
-            <w:r>
-              <w:rPr>
-                <w:sz w:val="17"/>
-              </w:rPr>
-              <w:t xml:space="preserve">04 (OQ-04-2)</w:t>
-            </w:r>
-          </w:p>
-        </w:tc>
-        <w:tc>
-          <w:tcPr/>
-          <w:p>
-            <w:pPr>
-              <w:pStyle w:val="Compact"/>
-              <w:jc w:val="left"/>
-            </w:pPr>
-            <w:r>
-              <w:rPr>
-                <w:sz w:val="17"/>
-              </w:rPr>
-              <w:t xml:space="preserve">[NEEDS CLARIFICATION: Is the project summary in a sent notice frozen?]</w:t>
-            </w:r>
-          </w:p>
-        </w:tc>
-        <w:tc>
-          <w:tcPr/>
-          <w:p>
-            <w:pPr>
-              <w:pStyle w:val="Compact"/>
-              <w:jc w:val="left"/>
-            </w:pPr>
-            <w:r>
-              <w:rPr>
-                <w:sz w:val="17"/>
-              </w:rPr>
-              <w:t xml:space="preserve">No</w:t>
-            </w:r>
-          </w:p>
-        </w:tc>
-        <w:tc>
-          <w:tcPr/>
-          <w:p>
-            <w:pPr>
-              <w:pStyle w:val="Compact"/>
-              <w:jc w:val="left"/>
-            </w:pPr>
-            <w:r>
-              <w:rPr>
-                <w:sz w:val="17"/>
-              </w:rPr>
-              <w:t xml:space="preserve">Frozen at send time</w:t>
-            </w:r>
-          </w:p>
-        </w:tc>
-        <w:tc>
-          <w:tcPr/>
-          <w:p>
-            <w:pPr>
-              <w:pStyle w:val="Compact"/>
-              <w:jc w:val="left"/>
-            </w:pPr>
-            <w:r>
-              <w:rPr>
-                <w:sz w:val="17"/>
-              </w:rPr>
-              <w:t xml:space="preserve">The province may see a summary different from what it received.</w:t>
+              <w:t xml:space="preserve">M10 + M4 owners</w:t>
+            </w:r>
+          </w:p>
+        </w:tc>
+        <w:tc>
+          <w:tcPr/>
+          <w:p>
+            <w:pPr>
+              <w:pStyle w:val="Compact"/>
+              <w:jc w:val="left"/>
+            </w:pPr>
+            <w:r>
+              <w:rPr>
+                <w:sz w:val="17"/>
+              </w:rPr>
+              <w:t xml:space="preserve">04 (OQ-04-20)</w:t>
+            </w:r>
+          </w:p>
+        </w:tc>
+        <w:tc>
+          <w:tcPr/>
+          <w:p>
+            <w:pPr>
+              <w:pStyle w:val="Compact"/>
+              <w:jc w:val="left"/>
+            </w:pPr>
+            <w:r>
+              <w:rPr>
+                <w:sz w:val="17"/>
+              </w:rPr>
+              <w:t xml:space="preserve">[NEEDS CLARIFICATION: Where is the submitted version of a partner's content kept while the last approved version stays public (M10 BR-001)?]</w:t>
+            </w:r>
+          </w:p>
+        </w:tc>
+        <w:tc>
+          <w:tcPr/>
+          <w:p>
+            <w:pPr>
+              <w:pStyle w:val="Compact"/>
+              <w:jc w:val="left"/>
+            </w:pPr>
+            <w:r>
+              <w:rPr>
+                <w:sz w:val="17"/>
+              </w:rPr>
+              <w:t xml:space="preserve">Yes</w:t>
+            </w:r>
+          </w:p>
+        </w:tc>
+        <w:tc>
+          <w:tcPr/>
+          <w:p>
+            <w:pPr>
+              <w:pStyle w:val="Compact"/>
+              <w:jc w:val="left"/>
+            </w:pPr>
+            <w:r>
+              <w:rPr>
+                <w:sz w:val="17"/>
+              </w:rPr>
+              <w:t xml:space="preserve">Not modelled; MODERATION_ITEM holds only the reference and the decision</w:t>
+            </w:r>
+          </w:p>
+        </w:tc>
+        <w:tc>
+          <w:tcPr/>
+          <w:p>
+            <w:pPr>
+              <w:pStyle w:val="Compact"/>
+              <w:jc w:val="left"/>
+            </w:pPr>
+            <w:r>
+              <w:rPr>
+                <w:sz w:val="17"/>
+              </w:rPr>
+              <w:t xml:space="preserve">Approving has nothing to publish, or the waiting text overwrites the public one.</w:t>
             </w:r>
           </w:p>
         </w:tc>
@@ -5287,37 +5084,37 @@
               <w:rPr>
                 <w:sz w:val="17"/>
               </w:rPr>
-              <w:t xml:space="preserve">M7 owner</w:t>
-            </w:r>
-          </w:p>
-        </w:tc>
-        <w:tc>
-          <w:tcPr/>
-          <w:p>
-            <w:pPr>
-              <w:pStyle w:val="Compact"/>
-              <w:jc w:val="left"/>
-            </w:pPr>
-            <w:r>
-              <w:rPr>
-                <w:sz w:val="17"/>
-              </w:rPr>
-              <w:t xml:space="preserve">04 (OQ-04-13)</w:t>
-            </w:r>
-          </w:p>
-        </w:tc>
-        <w:tc>
-          <w:tcPr/>
-          <w:p>
-            <w:pPr>
-              <w:pStyle w:val="Compact"/>
-              <w:jc w:val="left"/>
-            </w:pPr>
-            <w:r>
-              <w:rPr>
-                <w:sz w:val="17"/>
-              </w:rPr>
-              <w:t xml:space="preserve">[NEEDS CLARIFICATION: Initial and cancelled values of CONSULTATION_BOOKING.booking_status?]</w:t>
+              <w:t xml:space="preserve">M10 owner</w:t>
+            </w:r>
+          </w:p>
+        </w:tc>
+        <w:tc>
+          <w:tcPr/>
+          <w:p>
+            <w:pPr>
+              <w:pStyle w:val="Compact"/>
+              <w:jc w:val="left"/>
+            </w:pPr>
+            <w:r>
+              <w:rPr>
+                <w:sz w:val="17"/>
+              </w:rPr>
+              <w:t xml:space="preserve">04 (OQ-04-25)</w:t>
+            </w:r>
+          </w:p>
+        </w:tc>
+        <w:tc>
+          <w:tcPr/>
+          <w:p>
+            <w:pPr>
+              <w:pStyle w:val="Compact"/>
+              <w:jc w:val="left"/>
+            </w:pPr>
+            <w:r>
+              <w:rPr>
+                <w:sz w:val="17"/>
+              </w:rPr>
+              <w:t xml:space="preserve">[NEEDS CLARIFICATION: AUDIT_LOG.target_id is a UUID; how are actions on rows keyed by text (image_url, rule_version, doc_code) recorded?]</w:t>
             </w:r>
           </w:p>
         </w:tc>
@@ -5347,22 +5144,22 @@
               <w:rPr>
                 <w:sz w:val="17"/>
               </w:rPr>
-              <w:t xml:space="preserve">Status left empty until VFDA confirms; no cancellation (seed follows this)</w:t>
-            </w:r>
-          </w:p>
-        </w:tc>
-        <w:tc>
-          <w:tcPr/>
-          <w:p>
-            <w:pPr>
-              <w:pStyle w:val="Compact"/>
-              <w:jc w:val="left"/>
-            </w:pPr>
-            <w:r>
-              <w:rPr>
-                <w:sz w:val="17"/>
-              </w:rPr>
-              <w:t xml:space="preserve">Unconfirmed bookings are indistinguishable from confirmed ones; a member cannot cancel.</w:t>
+              <w:t xml:space="preserve">Seed logs only actions whose target has a UUID key</w:t>
+            </w:r>
+          </w:p>
+        </w:tc>
+        <w:tc>
+          <w:tcPr/>
+          <w:p>
+            <w:pPr>
+              <w:pStyle w:val="Compact"/>
+              <w:jc w:val="left"/>
+            </w:pPr>
+            <w:r>
+              <w:rPr>
+                <w:sz w:val="17"/>
+              </w:rPr>
+              <w:t xml:space="preserve">Some admin actions cannot name their target, which M10 US-4 requires.</w:t>
             </w:r>
           </w:p>
         </w:tc>
@@ -5409,37 +5206,37 @@
               <w:rPr>
                 <w:sz w:val="17"/>
               </w:rPr>
-              <w:t xml:space="preserve">M7, M2, M5 owners</w:t>
-            </w:r>
-          </w:p>
-        </w:tc>
-        <w:tc>
-          <w:tcPr/>
-          <w:p>
-            <w:pPr>
-              <w:pStyle w:val="Compact"/>
-              <w:jc w:val="left"/>
-            </w:pPr>
-            <w:r>
-              <w:rPr>
-                <w:sz w:val="17"/>
-              </w:rPr>
-              <w:t xml:space="preserve">04 (OQ-04-16)</w:t>
-            </w:r>
-          </w:p>
-        </w:tc>
-        <w:tc>
-          <w:tcPr/>
-          <w:p>
-            <w:pPr>
-              <w:pStyle w:val="Compact"/>
-              <w:jc w:val="left"/>
-            </w:pPr>
-            <w:r>
-              <w:rPr>
-                <w:sz w:val="17"/>
-              </w:rPr>
-              <w:t xml:space="preserve">[NEEDS CLARIFICATION: Drop derivable columns (PROVINCE_NOTICE.province_id, LEGAL_RULE.is_active, BILINGUAL_DOCUMENT.watermark)?]</w:t>
+              <w:t xml:space="preserve">Group C (M0/M2/M3 owners)</w:t>
+            </w:r>
+          </w:p>
+        </w:tc>
+        <w:tc>
+          <w:tcPr/>
+          <w:p>
+            <w:pPr>
+              <w:pStyle w:val="Compact"/>
+              <w:jc w:val="left"/>
+            </w:pPr>
+            <w:r>
+              <w:rPr>
+                <w:sz w:val="17"/>
+              </w:rPr>
+              <w:t xml:space="preserve">01</w:t>
+            </w:r>
+          </w:p>
+        </w:tc>
+        <w:tc>
+          <w:tcPr/>
+          <w:p>
+            <w:pPr>
+              <w:pStyle w:val="Compact"/>
+              <w:jc w:val="left"/>
+            </w:pPr>
+            <w:r>
+              <w:rPr>
+                <w:sz w:val="17"/>
+              </w:rPr>
+              <w:t xml:space="preserve">[NEEDS CLARIFICATION: Are READINESS_VIEW, DOSSIER_CHECK, LICENSING_TIMELINE and PROVINCE_READINESS computed on read, never stored?]</w:t>
             </w:r>
           </w:p>
         </w:tc>
@@ -5469,22 +5266,22 @@
               <w:rPr>
                 <w:sz w:val="17"/>
               </w:rPr>
-              <w:t xml:space="preserve">Kept as declared</w:t>
-            </w:r>
-          </w:p>
-        </w:tc>
-        <w:tc>
-          <w:tcPr/>
-          <w:p>
-            <w:pPr>
-              <w:pStyle w:val="Compact"/>
-              <w:jc w:val="left"/>
-            </w:pPr>
-            <w:r>
-              <w:rPr>
-                <w:sz w:val="17"/>
-              </w:rPr>
-              <w:t xml:space="preserve">Two sources of the same truth can disagree.</w:t>
+              <w:t xml:space="preserve">Computed on read (database views); excluded from the ERD</w:t>
+            </w:r>
+          </w:p>
+        </w:tc>
+        <w:tc>
+          <w:tcPr/>
+          <w:p>
+            <w:pPr>
+              <w:pStyle w:val="Compact"/>
+              <w:jc w:val="left"/>
+            </w:pPr>
+            <w:r>
+              <w:rPr>
+                <w:sz w:val="17"/>
+              </w:rPr>
+              <w:t xml:space="preserve">If any must be stored (e.g. for audit), a table and its refresh rule must be added.</w:t>
             </w:r>
           </w:p>
         </w:tc>
@@ -5531,82 +5328,82 @@
               <w:rPr>
                 <w:sz w:val="17"/>
               </w:rPr>
-              <w:t xml:space="preserve">M10 + M4 owners</w:t>
-            </w:r>
-          </w:p>
-        </w:tc>
-        <w:tc>
-          <w:tcPr/>
-          <w:p>
-            <w:pPr>
-              <w:pStyle w:val="Compact"/>
-              <w:jc w:val="left"/>
-            </w:pPr>
-            <w:r>
-              <w:rPr>
-                <w:sz w:val="17"/>
-              </w:rPr>
-              <w:t xml:space="preserve">04 (OQ-04-20)</w:t>
-            </w:r>
-          </w:p>
-        </w:tc>
-        <w:tc>
-          <w:tcPr/>
-          <w:p>
-            <w:pPr>
-              <w:pStyle w:val="Compact"/>
-              <w:jc w:val="left"/>
-            </w:pPr>
-            <w:r>
-              <w:rPr>
-                <w:sz w:val="17"/>
-              </w:rPr>
-              <w:t xml:space="preserve">[NEEDS CLARIFICATION: Where is the submitted version of a partner's content kept while the last approved version stays public (M10 BR-001)?]</w:t>
-            </w:r>
-          </w:p>
-        </w:tc>
-        <w:tc>
-          <w:tcPr/>
-          <w:p>
-            <w:pPr>
-              <w:pStyle w:val="Compact"/>
-              <w:jc w:val="left"/>
-            </w:pPr>
-            <w:r>
-              <w:rPr>
-                <w:sz w:val="17"/>
-              </w:rPr>
-              <w:t xml:space="preserve">Yes</w:t>
-            </w:r>
-          </w:p>
-        </w:tc>
-        <w:tc>
-          <w:tcPr/>
-          <w:p>
-            <w:pPr>
-              <w:pStyle w:val="Compact"/>
-              <w:jc w:val="left"/>
-            </w:pPr>
-            <w:r>
-              <w:rPr>
-                <w:sz w:val="17"/>
-              </w:rPr>
-              <w:t xml:space="preserve">Not modelled; MODERATION_ITEM holds only the reference and the decision</w:t>
-            </w:r>
-          </w:p>
-        </w:tc>
-        <w:tc>
-          <w:tcPr/>
-          <w:p>
-            <w:pPr>
-              <w:pStyle w:val="Compact"/>
-              <w:jc w:val="left"/>
-            </w:pPr>
-            <w:r>
-              <w:rPr>
-                <w:sz w:val="17"/>
-              </w:rPr>
-              <w:t xml:space="preserve">Approving has nothing to publish, or the waiting text overwrites the public one.</w:t>
+              <w:t xml:space="preserve">Owners of SYS, M2</w:t>
+            </w:r>
+          </w:p>
+        </w:tc>
+        <w:tc>
+          <w:tcPr/>
+          <w:p>
+            <w:pPr>
+              <w:pStyle w:val="Compact"/>
+              <w:jc w:val="left"/>
+            </w:pPr>
+            <w:r>
+              <w:rPr>
+                <w:sz w:val="17"/>
+              </w:rPr>
+              <w:t xml:space="preserve">02</w:t>
+            </w:r>
+          </w:p>
+        </w:tc>
+        <w:tc>
+          <w:tcPr/>
+          <w:p>
+            <w:pPr>
+              <w:pStyle w:val="Compact"/>
+              <w:jc w:val="left"/>
+            </w:pPr>
+            <w:r>
+              <w:rPr>
+                <w:sz w:val="17"/>
+              </w:rPr>
+              <w:t xml:space="preserve">[NEEDS CLARIFICATION: Who reads CONSENT, RULE_SET_VERSION and EMAIL_DELIVERY? Each is written but never read by a function. (SEGMENT_DECISION and PROJECT_PROVINCE are now read by F-M10-03.)]</w:t>
+            </w:r>
+          </w:p>
+        </w:tc>
+        <w:tc>
+          <w:tcPr/>
+          <w:p>
+            <w:pPr>
+              <w:pStyle w:val="Compact"/>
+              <w:jc w:val="left"/>
+            </w:pPr>
+            <w:r>
+              <w:rPr>
+                <w:sz w:val="17"/>
+              </w:rPr>
+              <w:t xml:space="preserve">No</w:t>
+            </w:r>
+          </w:p>
+        </w:tc>
+        <w:tc>
+          <w:tcPr/>
+          <w:p>
+            <w:pPr>
+              <w:pStyle w:val="Compact"/>
+              <w:jc w:val="left"/>
+            </w:pPr>
+            <w:r>
+              <w:rPr>
+                <w:sz w:val="17"/>
+              </w:rPr>
+              <w:t xml:space="preserve">Kept for audit</w:t>
+            </w:r>
+          </w:p>
+        </w:tc>
+        <w:tc>
+          <w:tcPr/>
+          <w:p>
+            <w:pPr>
+              <w:pStyle w:val="Compact"/>
+              <w:jc w:val="left"/>
+            </w:pPr>
+            <w:r>
+              <w:rPr>
+                <w:sz w:val="17"/>
+              </w:rPr>
+              <w:t xml:space="preserve">Write-only data costs storage and privacy review without a user.</w:t>
             </w:r>
           </w:p>
         </w:tc>
@@ -5653,97 +5450,97 @@
               <w:rPr>
                 <w:sz w:val="17"/>
               </w:rPr>
-              <w:t xml:space="preserve">M10 owner</w:t>
-            </w:r>
-          </w:p>
-        </w:tc>
-        <w:tc>
-          <w:tcPr/>
-          <w:p>
-            <w:pPr>
-              <w:pStyle w:val="Compact"/>
-              <w:jc w:val="left"/>
-            </w:pPr>
-            <w:r>
-              <w:rPr>
-                <w:sz w:val="17"/>
-              </w:rPr>
-              <w:t xml:space="preserve">04 (OQ-04-25)</w:t>
-            </w:r>
-          </w:p>
-        </w:tc>
-        <w:tc>
-          <w:tcPr/>
-          <w:p>
-            <w:pPr>
-              <w:pStyle w:val="Compact"/>
-              <w:jc w:val="left"/>
-            </w:pPr>
-            <w:r>
-              <w:rPr>
-                <w:sz w:val="17"/>
-              </w:rPr>
-              <w:t xml:space="preserve">[NEEDS CLARIFICATION: AUDIT_LOG.target_id is a UUID; how are actions on rows keyed by text (image_url, rule_version, doc_code) recorded?]</w:t>
-            </w:r>
-          </w:p>
-        </w:tc>
-        <w:tc>
-          <w:tcPr/>
-          <w:p>
-            <w:pPr>
-              <w:pStyle w:val="Compact"/>
-              <w:jc w:val="left"/>
-            </w:pPr>
-            <w:r>
-              <w:rPr>
-                <w:sz w:val="17"/>
-              </w:rPr>
-              <w:t xml:space="preserve">No</w:t>
-            </w:r>
-          </w:p>
-        </w:tc>
-        <w:tc>
-          <w:tcPr/>
-          <w:p>
-            <w:pPr>
-              <w:pStyle w:val="Compact"/>
-              <w:jc w:val="left"/>
-            </w:pPr>
-            <w:r>
-              <w:rPr>
-                <w:sz w:val="17"/>
-              </w:rPr>
-              <w:t xml:space="preserve">Seed logs only actions whose target has a UUID key</w:t>
-            </w:r>
-          </w:p>
-        </w:tc>
-        <w:tc>
-          <w:tcPr/>
-          <w:p>
-            <w:pPr>
-              <w:pStyle w:val="Compact"/>
-              <w:jc w:val="left"/>
-            </w:pPr>
-            <w:r>
-              <w:rPr>
-                <w:sz w:val="17"/>
-              </w:rPr>
-              <w:t xml:space="preserve">Some admin actions cannot name their target, which M10 US-4 requires.</w:t>
-            </w:r>
-          </w:p>
-        </w:tc>
-        <w:tc>
-          <w:tcPr/>
-          <w:p>
-            <w:pPr>
-              <w:pStyle w:val="Compact"/>
-              <w:jc w:val="left"/>
-            </w:pPr>
-            <w:r>
-              <w:rPr>
-                <w:sz w:val="17"/>
-              </w:rPr>
-              <w:t xml:space="preserve">Open</w:t>
+              <w:t xml:space="preserve">Nam (M10)</w:t>
+            </w:r>
+          </w:p>
+        </w:tc>
+        <w:tc>
+          <w:tcPr/>
+          <w:p>
+            <w:pPr>
+              <w:pStyle w:val="Compact"/>
+              <w:jc w:val="left"/>
+            </w:pPr>
+            <w:r>
+              <w:rPr>
+                <w:sz w:val="17"/>
+              </w:rPr>
+              <w:t xml:space="preserve">01</w:t>
+            </w:r>
+          </w:p>
+        </w:tc>
+        <w:tc>
+          <w:tcPr/>
+          <w:p>
+            <w:pPr>
+              <w:pStyle w:val="Compact"/>
+              <w:jc w:val="left"/>
+            </w:pPr>
+            <w:r>
+              <w:rPr>
+                <w:sz w:val="17"/>
+              </w:rPr>
+              <w:t xml:space="preserve">[NEEDS CLARIFICATION: Where does the audit log live before M10 has a Spec Document?]</w:t>
+            </w:r>
+          </w:p>
+        </w:tc>
+        <w:tc>
+          <w:tcPr/>
+          <w:p>
+            <w:pPr>
+              <w:pStyle w:val="Compact"/>
+              <w:jc w:val="left"/>
+            </w:pPr>
+            <w:r>
+              <w:rPr>
+                <w:sz w:val="17"/>
+              </w:rPr>
+              <w:t xml:space="preserve">Yes</w:t>
+            </w:r>
+          </w:p>
+        </w:tc>
+        <w:tc>
+          <w:tcPr/>
+          <w:p>
+            <w:pPr>
+              <w:pStyle w:val="Compact"/>
+              <w:jc w:val="left"/>
+            </w:pPr>
+            <w:r>
+              <w:rPr>
+                <w:sz w:val="17"/>
+              </w:rPr>
+              <w:t xml:space="preserve">Not modelled in this package</w:t>
+            </w:r>
+          </w:p>
+        </w:tc>
+        <w:tc>
+          <w:tcPr/>
+          <w:p>
+            <w:pPr>
+              <w:pStyle w:val="Compact"/>
+              <w:jc w:val="left"/>
+            </w:pPr>
+            <w:r>
+              <w:rPr>
+                <w:sz w:val="17"/>
+              </w:rPr>
+              <w:t xml:space="preserve">SYS BR-002 and M4 depend on it; RLS for grants cannot be audited.</w:t>
+            </w:r>
+          </w:p>
+        </w:tc>
+        <w:tc>
+          <w:tcPr/>
+          <w:p>
+            <w:pPr>
+              <w:pStyle w:val="Compact"/>
+              <w:jc w:val="left"/>
+            </w:pPr>
+            <w:r>
+              <w:rPr>
+                <w:sz w:val="17"/>
+              </w:rPr>
+              <w:t xml:space="preserve">Resolved 30/09/2026 — M10 now has a Spec Document: AUDIT_LOG is modelled from M10 §6 and §5.1 FR-008, append-only (M10 §5.2 BR-005).</w:t>
             </w:r>
           </w:p>
         </w:tc>
@@ -5775,97 +5572,142 @@
               <w:rPr>
                 <w:sz w:val="17"/>
               </w:rPr>
-              <w:t xml:space="preserve">Group C (M0/M2/M3 owners)</w:t>
-            </w:r>
-          </w:p>
-        </w:tc>
-        <w:tc>
-          <w:tcPr/>
-          <w:p>
-            <w:pPr>
-              <w:pStyle w:val="Compact"/>
-              <w:jc w:val="left"/>
-            </w:pPr>
-            <w:r>
-              <w:rPr>
-                <w:sz w:val="17"/>
-              </w:rPr>
-              <w:t xml:space="preserve">01</w:t>
-            </w:r>
-          </w:p>
-        </w:tc>
-        <w:tc>
-          <w:tcPr/>
-          <w:p>
-            <w:pPr>
-              <w:pStyle w:val="Compact"/>
-              <w:jc w:val="left"/>
-            </w:pPr>
-            <w:r>
-              <w:rPr>
-                <w:sz w:val="17"/>
-              </w:rPr>
-              <w:t xml:space="preserve">[NEEDS CLARIFICATION: Are READINESS_VIEW, DOSSIER_CHECK, LICENSING_TIMELINE and PROVINCE_READINESS computed on read, never stored?]</w:t>
-            </w:r>
-          </w:p>
-        </w:tc>
-        <w:tc>
-          <w:tcPr/>
-          <w:p>
-            <w:pPr>
-              <w:pStyle w:val="Compact"/>
-              <w:jc w:val="left"/>
-            </w:pPr>
-            <w:r>
-              <w:rPr>
-                <w:sz w:val="17"/>
-              </w:rPr>
-              <w:t xml:space="preserve">No</w:t>
-            </w:r>
-          </w:p>
-        </w:tc>
-        <w:tc>
-          <w:tcPr/>
-          <w:p>
-            <w:pPr>
-              <w:pStyle w:val="Compact"/>
-              <w:jc w:val="left"/>
-            </w:pPr>
-            <w:r>
-              <w:rPr>
-                <w:sz w:val="17"/>
-              </w:rPr>
-              <w:t xml:space="preserve">Computed on read (database views); excluded from the ERD</w:t>
-            </w:r>
-          </w:p>
-        </w:tc>
-        <w:tc>
-          <w:tcPr/>
-          <w:p>
-            <w:pPr>
-              <w:pStyle w:val="Compact"/>
-              <w:jc w:val="left"/>
-            </w:pPr>
-            <w:r>
-              <w:rPr>
-                <w:sz w:val="17"/>
-              </w:rPr>
-              <w:t xml:space="preserve">If any must be stored (e.g. for audit), a table and its refresh rule must be added.</w:t>
-            </w:r>
-          </w:p>
-        </w:tc>
-        <w:tc>
-          <w:tcPr/>
-          <w:p>
-            <w:pPr>
-              <w:pStyle w:val="Compact"/>
-              <w:jc w:val="left"/>
-            </w:pPr>
-            <w:r>
-              <w:rPr>
-                <w:sz w:val="17"/>
-              </w:rPr>
-              <w:t xml:space="preserve">Open</w:t>
+              <w:t xml:space="preserve">Nam + VFDA Legal</w:t>
+            </w:r>
+          </w:p>
+        </w:tc>
+        <w:tc>
+          <w:tcPr/>
+          <w:p>
+            <w:pPr>
+              <w:pStyle w:val="Compact"/>
+              <w:jc w:val="left"/>
+            </w:pPr>
+            <w:r>
+              <w:rPr>
+                <w:sz w:val="17"/>
+              </w:rPr>
+              <w:t xml:space="preserve">04 (OQ-04-6)</w:t>
+            </w:r>
+          </w:p>
+        </w:tc>
+        <w:tc>
+          <w:tcPr/>
+          <w:p>
+            <w:pPr>
+              <w:pStyle w:val="Compact"/>
+              <w:jc w:val="left"/>
+            </w:pPr>
+            <w:r>
+              <w:rPr>
+                <w:sz w:val="17"/>
+              </w:rPr>
+              <w:t xml:space="preserve">[NEEDS CLARIFICATION: What happens to projects, uploads, logs and approvals when an account is deleted (personal data law)?]</w:t>
+            </w:r>
+          </w:p>
+        </w:tc>
+        <w:tc>
+          <w:tcPr/>
+          <w:p>
+            <w:pPr>
+              <w:pStyle w:val="Compact"/>
+              <w:jc w:val="left"/>
+            </w:pPr>
+            <w:r>
+              <w:rPr>
+                <w:sz w:val="17"/>
+              </w:rPr>
+              <w:t xml:space="preserve">Yes</w:t>
+            </w:r>
+          </w:p>
+        </w:tc>
+        <w:tc>
+          <w:tcPr/>
+          <w:p>
+            <w:pPr>
+              <w:pStyle w:val="Compact"/>
+              <w:jc w:val="left"/>
+            </w:pPr>
+            <w:r>
+              <w:rPr>
+                <w:sz w:val="17"/>
+              </w:rPr>
+              <w:t xml:space="preserve">Account disabled, personal fields erased, rows kept with the link</w:t>
+            </w:r>
+          </w:p>
+        </w:tc>
+        <w:tc>
+          <w:tcPr/>
+          <w:p>
+            <w:pPr>
+              <w:pStyle w:val="Compact"/>
+              <w:jc w:val="left"/>
+            </w:pPr>
+            <w:r>
+              <w:rPr>
+                <w:sz w:val="17"/>
+              </w:rPr>
+              <w:t xml:space="preserve">Either orphaned rows or unlawful retention of personal data.</w:t>
+            </w:r>
+          </w:p>
+        </w:tc>
+        <w:tc>
+          <w:tcPr/>
+          <w:p>
+            <w:pPr>
+              <w:pStyle w:val="Compact"/>
+              <w:jc w:val="left"/>
+            </w:pPr>
+            <w:r>
+              <w:rPr>
+                <w:sz w:val="17"/>
+              </w:rPr>
+              <w:t xml:space="preserve">Resolved 30/09/2026 — SYS §5.2 BR-005: never hard-deleted;</w:t>
+            </w:r>
+            <w:r>
+              <w:rPr>
+                <w:sz w:val="17"/>
+              </w:rPr>
+              <w:t xml:space="preserve"> </w:t>
+            </w:r>
+            <w:r>
+              <w:rPr>
+                <w:rStyle w:val="VerbatimChar"/>
+                <w:sz w:val="17"/>
+              </w:rPr>
+              <w:t xml:space="preserve">account_status = deactivated</w:t>
+            </w:r>
+            <w:r>
+              <w:rPr>
+                <w:sz w:val="17"/>
+              </w:rPr>
+              <w:t xml:space="preserve"> </w:t>
+            </w:r>
+            <w:r>
+              <w:rPr>
+                <w:sz w:val="17"/>
+              </w:rPr>
+              <w:t xml:space="preserve">(SYS §5.1 FR-004), name and email anonymised within 30 days, created rows kept as</w:t>
+            </w:r>
+            <w:r>
+              <w:rPr>
+                <w:sz w:val="17"/>
+              </w:rPr>
+              <w:t xml:space="preserve"> </w:t>
+            </w:r>
+            <w:r>
+              <w:rPr>
+                <w:iCs/>
+                <w:i/>
+                <w:sz w:val="17"/>
+              </w:rPr>
+              <w:t xml:space="preserve">Former member</w:t>
+            </w:r>
+            <w:r>
+              <w:rPr>
+                <w:sz w:val="17"/>
+              </w:rPr>
+              <w:t xml:space="preserve">.</w:t>
             </w:r>
           </w:p>
         </w:tc>
@@ -5897,37 +5739,703 @@
               <w:rPr>
                 <w:sz w:val="17"/>
               </w:rPr>
-              <w:t xml:space="preserve">Module owners</w:t>
-            </w:r>
-          </w:p>
-        </w:tc>
-        <w:tc>
-          <w:tcPr/>
-          <w:p>
-            <w:pPr>
-              <w:pStyle w:val="Compact"/>
-              <w:jc w:val="left"/>
-            </w:pPr>
-            <w:r>
-              <w:rPr>
-                <w:sz w:val="17"/>
-              </w:rPr>
-              <w:t xml:space="preserve">04 (OQ-04-18)</w:t>
-            </w:r>
-          </w:p>
-        </w:tc>
-        <w:tc>
-          <w:tcPr/>
-          <w:p>
-            <w:pPr>
-              <w:pStyle w:val="Compact"/>
-              <w:jc w:val="left"/>
-            </w:pPr>
-            <w:r>
-              <w:rPr>
-                <w:sz w:val="17"/>
-              </w:rPr>
-              <w:t xml:space="preserve">[NEEDS CLARIFICATION: Types for all columns marked</w:t>
+              <w:t xml:space="preserve">SYS owner</w:t>
+            </w:r>
+          </w:p>
+        </w:tc>
+        <w:tc>
+          <w:tcPr/>
+          <w:p>
+            <w:pPr>
+              <w:pStyle w:val="Compact"/>
+              <w:jc w:val="left"/>
+            </w:pPr>
+            <w:r>
+              <w:rPr>
+                <w:sz w:val="17"/>
+              </w:rPr>
+              <w:t xml:space="preserve">03 (OQ-03-2)</w:t>
+            </w:r>
+          </w:p>
+        </w:tc>
+        <w:tc>
+          <w:tcPr/>
+          <w:p>
+            <w:pPr>
+              <w:pStyle w:val="Compact"/>
+              <w:jc w:val="left"/>
+            </w:pPr>
+            <w:r>
+              <w:rPr>
+                <w:sz w:val="17"/>
+              </w:rPr>
+              <w:t xml:space="preserve">[NEEDS CLARIFICATION: Do VFDA staff, partner and admin accounts also need a PRODUCER_ORGANISATION? The diagram says every profile works for exactly one.]</w:t>
+            </w:r>
+          </w:p>
+        </w:tc>
+        <w:tc>
+          <w:tcPr/>
+          <w:p>
+            <w:pPr>
+              <w:pStyle w:val="Compact"/>
+              <w:jc w:val="left"/>
+            </w:pPr>
+            <w:r>
+              <w:rPr>
+                <w:sz w:val="17"/>
+              </w:rPr>
+              <w:t xml:space="preserve">Yes</w:t>
+            </w:r>
+          </w:p>
+        </w:tc>
+        <w:tc>
+          <w:tcPr/>
+          <w:p>
+            <w:pPr>
+              <w:pStyle w:val="Compact"/>
+              <w:jc w:val="left"/>
+            </w:pPr>
+            <w:r>
+              <w:rPr>
+                <w:sz w:val="17"/>
+              </w:rPr>
+              <w:t xml:space="preserve">Exactly one, as sign-up requires org_name (SYS FR-001)</w:t>
+            </w:r>
+          </w:p>
+        </w:tc>
+        <w:tc>
+          <w:tcPr/>
+          <w:p>
+            <w:pPr>
+              <w:pStyle w:val="Compact"/>
+              <w:jc w:val="left"/>
+            </w:pPr>
+            <w:r>
+              <w:rPr>
+                <w:sz w:val="17"/>
+              </w:rPr>
+              <w:t xml:space="preserve">Staff and partner accounts created by an admin would need a fake producer company.</w:t>
+            </w:r>
+          </w:p>
+        </w:tc>
+        <w:tc>
+          <w:tcPr/>
+          <w:p>
+            <w:pPr>
+              <w:pStyle w:val="Compact"/>
+              <w:jc w:val="left"/>
+            </w:pPr>
+            <w:r>
+              <w:rPr>
+                <w:sz w:val="17"/>
+              </w:rPr>
+              <w:t xml:space="preserve">Resolved 01/10/2026 — zero or one: SYS §6.1 declares producer_org_id optional for accounts not created through sign-up (SYS BR-002); 03 and 04 corrected together.</w:t>
+            </w:r>
+          </w:p>
+        </w:tc>
+      </w:tr>
+      <w:tr>
+        <w:tc>
+          <w:tcPr/>
+          <w:p>
+            <w:pPr>
+              <w:pStyle w:val="Compact"/>
+              <w:jc w:val="left"/>
+            </w:pPr>
+            <w:r>
+              <w:rPr>
+                <w:sz w:val="17"/>
+              </w:rPr>
+              <w:t xml:space="preserve">35</w:t>
+            </w:r>
+          </w:p>
+        </w:tc>
+        <w:tc>
+          <w:tcPr/>
+          <w:p>
+            <w:pPr>
+              <w:pStyle w:val="Compact"/>
+              <w:jc w:val="left"/>
+            </w:pPr>
+            <w:r>
+              <w:rPr>
+                <w:sz w:val="17"/>
+              </w:rPr>
+              <w:t xml:space="preserve">SYS, M1 owners</w:t>
+            </w:r>
+          </w:p>
+        </w:tc>
+        <w:tc>
+          <w:tcPr/>
+          <w:p>
+            <w:pPr>
+              <w:pStyle w:val="Compact"/>
+              <w:jc w:val="left"/>
+            </w:pPr>
+            <w:r>
+              <w:rPr>
+                <w:sz w:val="17"/>
+              </w:rPr>
+              <w:t xml:space="preserve">04 (OQ-04-17)</w:t>
+            </w:r>
+          </w:p>
+        </w:tc>
+        <w:tc>
+          <w:tcPr/>
+          <w:p>
+            <w:pPr>
+              <w:pStyle w:val="Compact"/>
+              <w:jc w:val="left"/>
+            </w:pPr>
+            <w:r>
+              <w:rPr>
+                <w:sz w:val="17"/>
+              </w:rPr>
+              <w:t xml:space="preserve">[NEEDS CLARIFICATION: Declare identifiers for EMAIL_DELIVERY and SEGMENT_DECISION (none in the spec; LOCATION_QUERY now has query_id, M3 FR-011).]</w:t>
+            </w:r>
+          </w:p>
+        </w:tc>
+        <w:tc>
+          <w:tcPr/>
+          <w:p>
+            <w:pPr>
+              <w:pStyle w:val="Compact"/>
+              <w:jc w:val="left"/>
+            </w:pPr>
+            <w:r>
+              <w:rPr>
+                <w:sz w:val="17"/>
+              </w:rPr>
+              <w:t xml:space="preserve">No</w:t>
+            </w:r>
+          </w:p>
+        </w:tc>
+        <w:tc>
+          <w:tcPr/>
+          <w:p>
+            <w:pPr>
+              <w:pStyle w:val="Compact"/>
+              <w:jc w:val="left"/>
+            </w:pPr>
+            <w:r>
+              <w:rPr>
+                <w:sz w:val="17"/>
+              </w:rPr>
+              <w:t xml:space="preserve">Placeholder keys *_id (type not declared)</w:t>
+            </w:r>
+          </w:p>
+        </w:tc>
+        <w:tc>
+          <w:tcPr/>
+          <w:p>
+            <w:pPr>
+              <w:pStyle w:val="Compact"/>
+              <w:jc w:val="left"/>
+            </w:pPr>
+            <w:r>
+              <w:rPr>
+                <w:sz w:val="17"/>
+              </w:rPr>
+              <w:t xml:space="preserve">Rows cannot be referenced from logs or support tickets.</w:t>
+            </w:r>
+          </w:p>
+        </w:tc>
+        <w:tc>
+          <w:tcPr/>
+          <w:p>
+            <w:pPr>
+              <w:pStyle w:val="Compact"/>
+              <w:jc w:val="left"/>
+            </w:pPr>
+            <w:r>
+              <w:rPr>
+                <w:sz w:val="17"/>
+              </w:rPr>
+              <w:t xml:space="preserve">Resolved 01/10/2026 — email_delivery_id UUID (SYS §6.1) and segment_decision_id UUID (M1 §6.1).</w:t>
+            </w:r>
+          </w:p>
+        </w:tc>
+      </w:tr>
+      <w:tr>
+        <w:tc>
+          <w:tcPr/>
+          <w:p>
+            <w:pPr>
+              <w:pStyle w:val="Compact"/>
+              <w:jc w:val="left"/>
+            </w:pPr>
+            <w:r>
+              <w:rPr>
+                <w:sz w:val="17"/>
+              </w:rPr>
+              <w:t xml:space="preserve">36</w:t>
+            </w:r>
+          </w:p>
+        </w:tc>
+        <w:tc>
+          <w:tcPr/>
+          <w:p>
+            <w:pPr>
+              <w:pStyle w:val="Compact"/>
+              <w:jc w:val="left"/>
+            </w:pPr>
+            <w:r>
+              <w:rPr>
+                <w:sz w:val="17"/>
+              </w:rPr>
+              <w:t xml:space="preserve">M0 owner</w:t>
+            </w:r>
+          </w:p>
+        </w:tc>
+        <w:tc>
+          <w:tcPr/>
+          <w:p>
+            <w:pPr>
+              <w:pStyle w:val="Compact"/>
+              <w:jc w:val="left"/>
+            </w:pPr>
+            <w:r>
+              <w:rPr>
+                <w:sz w:val="17"/>
+              </w:rPr>
+              <w:t xml:space="preserve">04 (OQ-04-7)</w:t>
+            </w:r>
+          </w:p>
+        </w:tc>
+        <w:tc>
+          <w:tcPr/>
+          <w:p>
+            <w:pPr>
+              <w:pStyle w:val="Compact"/>
+              <w:jc w:val="left"/>
+            </w:pPr>
+            <w:r>
+              <w:rPr>
+                <w:sz w:val="17"/>
+              </w:rPr>
+              <w:t xml:space="preserve">[NEEDS CLARIFICATION: Can a project be deleted or only archived? What happens to its documents, requests and notices?]</w:t>
+            </w:r>
+          </w:p>
+        </w:tc>
+        <w:tc>
+          <w:tcPr/>
+          <w:p>
+            <w:pPr>
+              <w:pStyle w:val="Compact"/>
+              <w:jc w:val="left"/>
+            </w:pPr>
+            <w:r>
+              <w:rPr>
+                <w:sz w:val="17"/>
+              </w:rPr>
+              <w:t xml:space="preserve">Yes</w:t>
+            </w:r>
+          </w:p>
+        </w:tc>
+        <w:tc>
+          <w:tcPr/>
+          <w:p>
+            <w:pPr>
+              <w:pStyle w:val="Compact"/>
+              <w:jc w:val="left"/>
+            </w:pPr>
+            <w:r>
+              <w:rPr>
+                <w:sz w:val="17"/>
+              </w:rPr>
+              <w:t xml:space="preserve">Archive only; no delete</w:t>
+            </w:r>
+          </w:p>
+        </w:tc>
+        <w:tc>
+          <w:tcPr/>
+          <w:p>
+            <w:pPr>
+              <w:pStyle w:val="Compact"/>
+              <w:jc w:val="left"/>
+            </w:pPr>
+            <w:r>
+              <w:rPr>
+                <w:sz w:val="17"/>
+              </w:rPr>
+              <w:t xml:space="preserve">Deleting would break access logs (append-only) and sent notices.</w:t>
+            </w:r>
+          </w:p>
+        </w:tc>
+        <w:tc>
+          <w:tcPr/>
+          <w:p>
+            <w:pPr>
+              <w:pStyle w:val="Compact"/>
+              <w:jc w:val="left"/>
+            </w:pPr>
+            <w:r>
+              <w:rPr>
+                <w:sz w:val="17"/>
+              </w:rPr>
+              <w:t xml:space="preserve">Resolved 30/09/2026 — M0 §5.2 BR-005: archived, never deleted (</w:t>
+            </w:r>
+            <w:r>
+              <w:rPr>
+                <w:rStyle w:val="VerbatimChar"/>
+                <w:sz w:val="17"/>
+              </w:rPr>
+              <w:t xml:space="preserve">stage = archived</w:t>
+            </w:r>
+            <w:r>
+              <w:rPr>
+                <w:sz w:val="17"/>
+              </w:rPr>
+              <w:t xml:space="preserve">, M0 §5.1 FR-002); read-only; documents, requests and notices kept.</w:t>
+            </w:r>
+          </w:p>
+        </w:tc>
+      </w:tr>
+      <w:tr>
+        <w:tc>
+          <w:tcPr/>
+          <w:p>
+            <w:pPr>
+              <w:pStyle w:val="Compact"/>
+              <w:jc w:val="left"/>
+            </w:pPr>
+            <w:r>
+              <w:rPr>
+                <w:sz w:val="17"/>
+              </w:rPr>
+              <w:t xml:space="preserve">37</w:t>
+            </w:r>
+          </w:p>
+        </w:tc>
+        <w:tc>
+          <w:tcPr/>
+          <w:p>
+            <w:pPr>
+              <w:pStyle w:val="Compact"/>
+              <w:jc w:val="left"/>
+            </w:pPr>
+            <w:r>
+              <w:rPr>
+                <w:sz w:val="17"/>
+              </w:rPr>
+              <w:t xml:space="preserve">M2 owner (VFDA Legal)</w:t>
+            </w:r>
+          </w:p>
+        </w:tc>
+        <w:tc>
+          <w:tcPr/>
+          <w:p>
+            <w:pPr>
+              <w:pStyle w:val="Compact"/>
+              <w:jc w:val="left"/>
+            </w:pPr>
+            <w:r>
+              <w:rPr>
+                <w:sz w:val="17"/>
+              </w:rPr>
+              <w:t xml:space="preserve">04 (OQ-04-3)</w:t>
+            </w:r>
+          </w:p>
+        </w:tc>
+        <w:tc>
+          <w:tcPr/>
+          <w:p>
+            <w:pPr>
+              <w:pStyle w:val="Compact"/>
+              <w:jc w:val="left"/>
+            </w:pPr>
+            <w:r>
+              <w:rPr>
+                <w:sz w:val="17"/>
+              </w:rPr>
+              <w:t xml:space="preserve">[NEEDS CLARIFICATION: When an approved rule is edited or retired, is the old text kept so old findings still show what fired?]</w:t>
+            </w:r>
+          </w:p>
+        </w:tc>
+        <w:tc>
+          <w:tcPr/>
+          <w:p>
+            <w:pPr>
+              <w:pStyle w:val="Compact"/>
+              <w:jc w:val="left"/>
+            </w:pPr>
+            <w:r>
+              <w:rPr>
+                <w:sz w:val="17"/>
+              </w:rPr>
+              <w:t xml:space="preserve">Yes</w:t>
+            </w:r>
+          </w:p>
+        </w:tc>
+        <w:tc>
+          <w:tcPr/>
+          <w:p>
+            <w:pPr>
+              <w:pStyle w:val="Compact"/>
+              <w:jc w:val="left"/>
+            </w:pPr>
+            <w:r>
+              <w:rPr>
+                <w:sz w:val="17"/>
+              </w:rPr>
+              <w:t xml:space="preserve">Keep every approved text per rule_version; never overwrite</w:t>
+            </w:r>
+          </w:p>
+        </w:tc>
+        <w:tc>
+          <w:tcPr/>
+          <w:p>
+            <w:pPr>
+              <w:pStyle w:val="Compact"/>
+              <w:jc w:val="left"/>
+            </w:pPr>
+            <w:r>
+              <w:rPr>
+                <w:sz w:val="17"/>
+              </w:rPr>
+              <w:t xml:space="preserve">A producer's saved result would silently change meaning.</w:t>
+            </w:r>
+          </w:p>
+        </w:tc>
+        <w:tc>
+          <w:tcPr/>
+          <w:p>
+            <w:pPr>
+              <w:pStyle w:val="Compact"/>
+              <w:jc w:val="left"/>
+            </w:pPr>
+            <w:r>
+              <w:rPr>
+                <w:sz w:val="17"/>
+              </w:rPr>
+              <w:t xml:space="preserve">Resolved 30/09/2026 — M2 §5.2 BR-008: rules are retired, never deleted (</w:t>
+            </w:r>
+            <w:r>
+              <w:rPr>
+                <w:rStyle w:val="VerbatimChar"/>
+                <w:sz w:val="17"/>
+              </w:rPr>
+              <w:t xml:space="preserve">status = retired</w:t>
+            </w:r>
+            <w:r>
+              <w:rPr>
+                <w:sz w:val="17"/>
+              </w:rPr>
+              <w:t xml:space="preserve">), and a finding keeps showing the text of the version it cited. Key change follows in OQ-04-24.</w:t>
+            </w:r>
+          </w:p>
+        </w:tc>
+      </w:tr>
+      <w:tr>
+        <w:tc>
+          <w:tcPr/>
+          <w:p>
+            <w:pPr>
+              <w:pStyle w:val="Compact"/>
+              <w:jc w:val="left"/>
+            </w:pPr>
+            <w:r>
+              <w:rPr>
+                <w:sz w:val="17"/>
+              </w:rPr>
+              <w:t xml:space="preserve">38</w:t>
+            </w:r>
+          </w:p>
+        </w:tc>
+        <w:tc>
+          <w:tcPr/>
+          <w:p>
+            <w:pPr>
+              <w:pStyle w:val="Compact"/>
+              <w:jc w:val="left"/>
+            </w:pPr>
+            <w:r>
+              <w:rPr>
+                <w:sz w:val="17"/>
+              </w:rPr>
+              <w:t xml:space="preserve">M3 owner</w:t>
+            </w:r>
+          </w:p>
+        </w:tc>
+        <w:tc>
+          <w:tcPr/>
+          <w:p>
+            <w:pPr>
+              <w:pStyle w:val="Compact"/>
+              <w:jc w:val="left"/>
+            </w:pPr>
+            <w:r>
+              <w:rPr>
+                <w:sz w:val="17"/>
+              </w:rPr>
+              <w:t xml:space="preserve">02</w:t>
+            </w:r>
+          </w:p>
+        </w:tc>
+        <w:tc>
+          <w:tcPr/>
+          <w:p>
+            <w:pPr>
+              <w:pStyle w:val="Compact"/>
+              <w:jc w:val="left"/>
+            </w:pPr>
+            <w:r>
+              <w:rPr>
+                <w:sz w:val="17"/>
+              </w:rPr>
+              <w:t xml:space="preserve">[NEEDS CLARIFICATION: Is LOCATION_QUERY stored (F-M3-10/11), and for how long?]</w:t>
+            </w:r>
+          </w:p>
+        </w:tc>
+        <w:tc>
+          <w:tcPr/>
+          <w:p>
+            <w:pPr>
+              <w:pStyle w:val="Compact"/>
+              <w:jc w:val="left"/>
+            </w:pPr>
+            <w:r>
+              <w:rPr>
+                <w:sz w:val="17"/>
+              </w:rPr>
+              <w:t xml:space="preserve">No</w:t>
+            </w:r>
+          </w:p>
+        </w:tc>
+        <w:tc>
+          <w:tcPr/>
+          <w:p>
+            <w:pPr>
+              <w:pStyle w:val="Compact"/>
+              <w:jc w:val="left"/>
+            </w:pPr>
+            <w:r>
+              <w:rPr>
+                <w:sz w:val="17"/>
+              </w:rPr>
+              <w:t xml:space="preserve">Not stored; entity kept as declared, no rows written</w:t>
+            </w:r>
+          </w:p>
+        </w:tc>
+        <w:tc>
+          <w:tcPr/>
+          <w:p>
+            <w:pPr>
+              <w:pStyle w:val="Compact"/>
+              <w:jc w:val="left"/>
+            </w:pPr>
+            <w:r>
+              <w:rPr>
+                <w:sz w:val="17"/>
+              </w:rPr>
+              <w:t xml:space="preserve">If stored, it holds user text (privacy) and becomes a demand signal for M10.</w:t>
+            </w:r>
+          </w:p>
+        </w:tc>
+        <w:tc>
+          <w:tcPr/>
+          <w:p>
+            <w:pPr>
+              <w:pStyle w:val="Compact"/>
+              <w:jc w:val="left"/>
+            </w:pPr>
+            <w:r>
+              <w:rPr>
+                <w:sz w:val="17"/>
+              </w:rPr>
+              <w:t xml:space="preserve">Resolved 30/09/2026 — stored by F-M3-11 without personal data and used for the M10 demand index (M3 §5.2 BR-009; M3 §5.1 FR-011 query_id). How long it is kept is still not stated.</w:t>
+            </w:r>
+          </w:p>
+        </w:tc>
+      </w:tr>
+      <w:tr>
+        <w:tc>
+          <w:tcPr/>
+          <w:p>
+            <w:pPr>
+              <w:pStyle w:val="Compact"/>
+              <w:jc w:val="left"/>
+            </w:pPr>
+            <w:r>
+              <w:rPr>
+                <w:sz w:val="17"/>
+              </w:rPr>
+              <w:t xml:space="preserve">39</w:t>
+            </w:r>
+          </w:p>
+        </w:tc>
+        <w:tc>
+          <w:tcPr/>
+          <w:p>
+            <w:pPr>
+              <w:pStyle w:val="Compact"/>
+              <w:jc w:val="left"/>
+            </w:pPr>
+            <w:r>
+              <w:rPr>
+                <w:sz w:val="17"/>
+              </w:rPr>
+              <w:t xml:space="preserve">M3 owner</w:t>
+            </w:r>
+          </w:p>
+        </w:tc>
+        <w:tc>
+          <w:tcPr/>
+          <w:p>
+            <w:pPr>
+              <w:pStyle w:val="Compact"/>
+              <w:jc w:val="left"/>
+            </w:pPr>
+            <w:r>
+              <w:rPr>
+                <w:sz w:val="17"/>
+              </w:rPr>
+              <w:t xml:space="preserve">04 (OQ-04-8)</w:t>
+            </w:r>
+          </w:p>
+        </w:tc>
+        <w:tc>
+          <w:tcPr/>
+          <w:p>
+            <w:pPr>
+              <w:pStyle w:val="Compact"/>
+              <w:jc w:val="left"/>
+            </w:pPr>
+            <w:r>
+              <w:rPr>
+                <w:sz w:val="17"/>
+              </w:rPr>
+              <w:t xml:space="preserve">[NEEDS CLARIFICATION: Does unpublishing a location remove it from shortlists and open notices?]</w:t>
+            </w:r>
+          </w:p>
+        </w:tc>
+        <w:tc>
+          <w:tcPr/>
+          <w:p>
+            <w:pPr>
+              <w:pStyle w:val="Compact"/>
+              <w:jc w:val="left"/>
+            </w:pPr>
+            <w:r>
+              <w:rPr>
+                <w:sz w:val="17"/>
+              </w:rPr>
+              <w:t xml:space="preserve">No</w:t>
+            </w:r>
+          </w:p>
+        </w:tc>
+        <w:tc>
+          <w:tcPr/>
+          <w:p>
+            <w:pPr>
+              <w:pStyle w:val="Compact"/>
+              <w:jc w:val="left"/>
+            </w:pPr>
+            <w:r>
+              <w:rPr>
+                <w:sz w:val="17"/>
+              </w:rPr>
+              <w:t xml:space="preserve">No; it is shown as</w:t>
             </w:r>
             <w:r>
               <w:rPr>
@@ -5941,7 +6449,37 @@
                 <w:i/>
                 <w:sz w:val="17"/>
               </w:rPr>
-              <w:t xml:space="preserve">type not declared</w:t>
+              <w:t xml:space="preserve">no longer published</w:t>
+            </w:r>
+          </w:p>
+        </w:tc>
+        <w:tc>
+          <w:tcPr/>
+          <w:p>
+            <w:pPr>
+              <w:pStyle w:val="Compact"/>
+              <w:jc w:val="left"/>
+            </w:pPr>
+            <w:r>
+              <w:rPr>
+                <w:sz w:val="17"/>
+              </w:rPr>
+              <w:t xml:space="preserve">Producers lose a shortlisted place without notice.</w:t>
+            </w:r>
+          </w:p>
+        </w:tc>
+        <w:tc>
+          <w:tcPr/>
+          <w:p>
+            <w:pPr>
+              <w:pStyle w:val="Compact"/>
+              <w:jc w:val="left"/>
+            </w:pPr>
+            <w:r>
+              <w:rPr>
+                <w:sz w:val="17"/>
+              </w:rPr>
+              <w:t xml:space="preserve">Resolved 30/09/2026 — M3 §5.2 BR-008:</w:t>
             </w:r>
             <w:r>
               <w:rPr>
@@ -5951,69 +6489,42 @@
             </w:r>
             <w:r>
               <w:rPr>
-                <w:sz w:val="17"/>
-              </w:rPr>
-              <w:t xml:space="preserve">(62 columns).]</w:t>
-            </w:r>
-          </w:p>
-        </w:tc>
-        <w:tc>
-          <w:tcPr/>
-          <w:p>
-            <w:pPr>
-              <w:pStyle w:val="Compact"/>
-              <w:jc w:val="left"/>
-            </w:pPr>
-            <w:r>
-              <w:rPr>
-                <w:sz w:val="17"/>
-              </w:rPr>
-              <w:t xml:space="preserve">Yes</w:t>
-            </w:r>
-          </w:p>
-        </w:tc>
-        <w:tc>
-          <w:tcPr/>
-          <w:p>
-            <w:pPr>
-              <w:pStyle w:val="Compact"/>
-              <w:jc w:val="left"/>
-            </w:pPr>
-            <w:r>
-              <w:rPr>
-                <w:sz w:val="17"/>
-              </w:rPr>
-              <w:t xml:space="preserve">Seed uses text; generic diagram type string</w:t>
-            </w:r>
-          </w:p>
-        </w:tc>
-        <w:tc>
-          <w:tcPr/>
-          <w:p>
-            <w:pPr>
-              <w:pStyle w:val="Compact"/>
-              <w:jc w:val="left"/>
-            </w:pPr>
-            <w:r>
-              <w:rPr>
-                <w:sz w:val="17"/>
-              </w:rPr>
-              <w:t xml:space="preserve">The build agent will choose types itself.</w:t>
-            </w:r>
-          </w:p>
-        </w:tc>
-        <w:tc>
-          <w:tcPr/>
-          <w:p>
-            <w:pPr>
-              <w:pStyle w:val="Compact"/>
-              <w:jc w:val="left"/>
-            </w:pPr>
-            <w:r>
-              <w:rPr>
-                <w:sz w:val="17"/>
-              </w:rPr>
-              <w:t xml:space="preserve">Open</w:t>
+                <w:rStyle w:val="VerbatimChar"/>
+                <w:sz w:val="17"/>
+              </w:rPr>
+              <w:t xml:space="preserve">intake_status = unpublished</w:t>
+            </w:r>
+            <w:r>
+              <w:rPr>
+                <w:sz w:val="17"/>
+              </w:rPr>
+              <w:t xml:space="preserve"> </w:t>
+            </w:r>
+            <w:r>
+              <w:rPr>
+                <w:sz w:val="17"/>
+              </w:rPr>
+              <w:t xml:space="preserve">(M3 §5.1 FR-002); shortlists and notices keep the location and show</w:t>
+            </w:r>
+            <w:r>
+              <w:rPr>
+                <w:sz w:val="17"/>
+              </w:rPr>
+              <w:t xml:space="preserve"> </w:t>
+            </w:r>
+            <w:r>
+              <w:rPr>
+                <w:iCs/>
+                <w:i/>
+                <w:sz w:val="17"/>
+              </w:rPr>
+              <w:t xml:space="preserve">No longer published</w:t>
+            </w:r>
+            <w:r>
+              <w:rPr>
+                <w:sz w:val="17"/>
+              </w:rPr>
+              <w:t xml:space="preserve">.</w:t>
             </w:r>
           </w:p>
         </w:tc>
@@ -6030,22 +6541,22 @@
               <w:rPr>
                 <w:sz w:val="17"/>
               </w:rPr>
-              <w:t xml:space="preserve">35</w:t>
-            </w:r>
-          </w:p>
-        </w:tc>
-        <w:tc>
-          <w:tcPr/>
-          <w:p>
-            <w:pPr>
-              <w:pStyle w:val="Compact"/>
-              <w:jc w:val="left"/>
-            </w:pPr>
-            <w:r>
-              <w:rPr>
-                <w:sz w:val="17"/>
-              </w:rPr>
-              <w:t xml:space="preserve">Owners of SYS, M2</w:t>
+              <w:t xml:space="preserve">40</w:t>
+            </w:r>
+          </w:p>
+        </w:tc>
+        <w:tc>
+          <w:tcPr/>
+          <w:p>
+            <w:pPr>
+              <w:pStyle w:val="Compact"/>
+              <w:jc w:val="left"/>
+            </w:pPr>
+            <w:r>
+              <w:rPr>
+                <w:sz w:val="17"/>
+              </w:rPr>
+              <w:t xml:space="preserve">M4 owner</w:t>
             </w:r>
           </w:p>
         </w:tc>
@@ -6075,7 +6586,7 @@
               <w:rPr>
                 <w:sz w:val="17"/>
               </w:rPr>
-              <w:t xml:space="preserve">[NEEDS CLARIFICATION: Who reads CONSENT, RULE_SET_VERSION and EMAIL_DELIVERY? Each is written but never read by a function. (SEGMENT_DECISION and PROJECT_PROVINCE are now read by F-M10-03.)]</w:t>
+              <w:t xml:space="preserve">[NEEDS CLARIFICATION: Is COLLAB_MESSAGE in scope? No function writes or reads messages (SC-25 shows none).]</w:t>
             </w:r>
           </w:p>
         </w:tc>
@@ -6105,37 +6616,37 @@
               <w:rPr>
                 <w:sz w:val="17"/>
               </w:rPr>
-              <w:t xml:space="preserve">Kept for audit</w:t>
-            </w:r>
-          </w:p>
-        </w:tc>
-        <w:tc>
-          <w:tcPr/>
-          <w:p>
-            <w:pPr>
-              <w:pStyle w:val="Compact"/>
-              <w:jc w:val="left"/>
-            </w:pPr>
-            <w:r>
-              <w:rPr>
-                <w:sz w:val="17"/>
-              </w:rPr>
-              <w:t xml:space="preserve">Write-only data costs storage and privacy review without a user.</w:t>
-            </w:r>
-          </w:p>
-        </w:tc>
-        <w:tc>
-          <w:tcPr/>
-          <w:p>
-            <w:pPr>
-              <w:pStyle w:val="Compact"/>
-              <w:jc w:val="left"/>
-            </w:pPr>
-            <w:r>
-              <w:rPr>
-                <w:sz w:val="17"/>
-              </w:rPr>
-              <w:t xml:space="preserve">Open</w:t>
+              <w:t xml:space="preserve">Out of scope; entity left unused</w:t>
+            </w:r>
+          </w:p>
+        </w:tc>
+        <w:tc>
+          <w:tcPr/>
+          <w:p>
+            <w:pPr>
+              <w:pStyle w:val="Compact"/>
+              <w:jc w:val="left"/>
+            </w:pPr>
+            <w:r>
+              <w:rPr>
+                <w:sz w:val="17"/>
+              </w:rPr>
+              <w:t xml:space="preserve">If in scope, a send/read function and a Screen Spec section are missing.</w:t>
+            </w:r>
+          </w:p>
+        </w:tc>
+        <w:tc>
+          <w:tcPr/>
+          <w:p>
+            <w:pPr>
+              <w:pStyle w:val="Compact"/>
+              <w:jc w:val="left"/>
+            </w:pPr>
+            <w:r>
+              <w:rPr>
+                <w:sz w:val="17"/>
+              </w:rPr>
+              <w:t xml:space="preserve">Resolved 30/09/2026 — in scope: F-M4-14 stores every response note and reply as a message (M4 §5.1 FR-014 message_id; M4 §5.2 BR-009). No function reads messages yet (02 anomaly kind 2).</w:t>
             </w:r>
           </w:p>
         </w:tc>
@@ -6152,112 +6663,144 @@
               <w:rPr>
                 <w:sz w:val="17"/>
               </w:rPr>
-              <w:t xml:space="preserve">36</w:t>
-            </w:r>
-          </w:p>
-        </w:tc>
-        <w:tc>
-          <w:tcPr/>
-          <w:p>
-            <w:pPr>
-              <w:pStyle w:val="Compact"/>
-              <w:jc w:val="left"/>
-            </w:pPr>
-            <w:r>
-              <w:rPr>
-                <w:sz w:val="17"/>
-              </w:rPr>
-              <w:t xml:space="preserve">Nam (M10)</w:t>
-            </w:r>
-          </w:p>
-        </w:tc>
-        <w:tc>
-          <w:tcPr/>
-          <w:p>
-            <w:pPr>
-              <w:pStyle w:val="Compact"/>
-              <w:jc w:val="left"/>
-            </w:pPr>
-            <w:r>
-              <w:rPr>
-                <w:sz w:val="17"/>
-              </w:rPr>
-              <w:t xml:space="preserve">01</w:t>
-            </w:r>
-          </w:p>
-        </w:tc>
-        <w:tc>
-          <w:tcPr/>
-          <w:p>
-            <w:pPr>
-              <w:pStyle w:val="Compact"/>
-              <w:jc w:val="left"/>
-            </w:pPr>
-            <w:r>
-              <w:rPr>
-                <w:sz w:val="17"/>
-              </w:rPr>
-              <w:t xml:space="preserve">[NEEDS CLARIFICATION: Where does the audit log live before M10 has a Spec Document?]</w:t>
-            </w:r>
-          </w:p>
-        </w:tc>
-        <w:tc>
-          <w:tcPr/>
-          <w:p>
-            <w:pPr>
-              <w:pStyle w:val="Compact"/>
-              <w:jc w:val="left"/>
-            </w:pPr>
-            <w:r>
-              <w:rPr>
-                <w:sz w:val="17"/>
-              </w:rPr>
-              <w:t xml:space="preserve">Yes</w:t>
-            </w:r>
-          </w:p>
-        </w:tc>
-        <w:tc>
-          <w:tcPr/>
-          <w:p>
-            <w:pPr>
-              <w:pStyle w:val="Compact"/>
-              <w:jc w:val="left"/>
-            </w:pPr>
-            <w:r>
-              <w:rPr>
-                <w:sz w:val="17"/>
-              </w:rPr>
-              <w:t xml:space="preserve">Not modelled in this package</w:t>
-            </w:r>
-          </w:p>
-        </w:tc>
-        <w:tc>
-          <w:tcPr/>
-          <w:p>
-            <w:pPr>
-              <w:pStyle w:val="Compact"/>
-              <w:jc w:val="left"/>
-            </w:pPr>
-            <w:r>
-              <w:rPr>
-                <w:sz w:val="17"/>
-              </w:rPr>
-              <w:t xml:space="preserve">SYS BR-002 and M4 depend on it; RLS for grants cannot be audited.</w:t>
-            </w:r>
-          </w:p>
-        </w:tc>
-        <w:tc>
-          <w:tcPr/>
-          <w:p>
-            <w:pPr>
-              <w:pStyle w:val="Compact"/>
-              <w:jc w:val="left"/>
-            </w:pPr>
-            <w:r>
-              <w:rPr>
-                <w:sz w:val="17"/>
-              </w:rPr>
-              <w:t xml:space="preserve">Resolved 30/09/2026 — M10 now has a Spec Document: AUDIT_LOG is modelled from M10 §6 and §5.1 FR-008, append-only (M10 §5.2 BR-005).</w:t>
+              <w:t xml:space="preserve">41</w:t>
+            </w:r>
+          </w:p>
+        </w:tc>
+        <w:tc>
+          <w:tcPr/>
+          <w:p>
+            <w:pPr>
+              <w:pStyle w:val="Compact"/>
+              <w:jc w:val="left"/>
+            </w:pPr>
+            <w:r>
+              <w:rPr>
+                <w:sz w:val="17"/>
+              </w:rPr>
+              <w:t xml:space="preserve">M4 owner</w:t>
+            </w:r>
+          </w:p>
+        </w:tc>
+        <w:tc>
+          <w:tcPr/>
+          <w:p>
+            <w:pPr>
+              <w:pStyle w:val="Compact"/>
+              <w:jc w:val="left"/>
+            </w:pPr>
+            <w:r>
+              <w:rPr>
+                <w:sz w:val="17"/>
+              </w:rPr>
+              <w:t xml:space="preserve">04 (OQ-04-9)</w:t>
+            </w:r>
+          </w:p>
+        </w:tc>
+        <w:tc>
+          <w:tcPr/>
+          <w:p>
+            <w:pPr>
+              <w:pStyle w:val="Compact"/>
+              <w:jc w:val="left"/>
+            </w:pPr>
+            <w:r>
+              <w:rPr>
+                <w:sz w:val="17"/>
+              </w:rPr>
+              <w:t xml:space="preserve">[NEEDS CLARIFICATION: Can an organisation be removed from the directory, and what happens to its open requests?]</w:t>
+            </w:r>
+          </w:p>
+        </w:tc>
+        <w:tc>
+          <w:tcPr/>
+          <w:p>
+            <w:pPr>
+              <w:pStyle w:val="Compact"/>
+              <w:jc w:val="left"/>
+            </w:pPr>
+            <w:r>
+              <w:rPr>
+                <w:sz w:val="17"/>
+              </w:rPr>
+              <w:t xml:space="preserve">No</w:t>
+            </w:r>
+          </w:p>
+        </w:tc>
+        <w:tc>
+          <w:tcPr/>
+          <w:p>
+            <w:pPr>
+              <w:pStyle w:val="Compact"/>
+              <w:jc w:val="left"/>
+            </w:pPr>
+            <w:r>
+              <w:rPr>
+                <w:sz w:val="17"/>
+              </w:rPr>
+              <w:t xml:space="preserve">No removal; badge expiry only</w:t>
+            </w:r>
+          </w:p>
+        </w:tc>
+        <w:tc>
+          <w:tcPr/>
+          <w:p>
+            <w:pPr>
+              <w:pStyle w:val="Compact"/>
+              <w:jc w:val="left"/>
+            </w:pPr>
+            <w:r>
+              <w:rPr>
+                <w:sz w:val="17"/>
+              </w:rPr>
+              <w:t xml:space="preserve">A closed company keeps receiving requests.</w:t>
+            </w:r>
+          </w:p>
+        </w:tc>
+        <w:tc>
+          <w:tcPr/>
+          <w:p>
+            <w:pPr>
+              <w:pStyle w:val="Compact"/>
+              <w:jc w:val="left"/>
+            </w:pPr>
+            <w:r>
+              <w:rPr>
+                <w:sz w:val="17"/>
+              </w:rPr>
+              <w:t xml:space="preserve">Resolved 30/09/2026 — M4 §5.2 BR-008: deactivated, never deleted (</w:t>
+            </w:r>
+            <w:r>
+              <w:rPr>
+                <w:rStyle w:val="VerbatimChar"/>
+                <w:sz w:val="17"/>
+              </w:rPr>
+              <w:t xml:space="preserve">org_status = deactivated</w:t>
+            </w:r>
+            <w:r>
+              <w:rPr>
+                <w:sz w:val="17"/>
+              </w:rPr>
+              <w:t xml:space="preserve">, M4 §5.1 FR-001); open requests closed as</w:t>
+            </w:r>
+            <w:r>
+              <w:rPr>
+                <w:sz w:val="17"/>
+              </w:rPr>
+              <w:t xml:space="preserve"> </w:t>
+            </w:r>
+            <w:r>
+              <w:rPr>
+                <w:rStyle w:val="VerbatimChar"/>
+                <w:sz w:val="17"/>
+              </w:rPr>
+              <w:t xml:space="preserve">withdrawn</w:t>
+            </w:r>
+            <w:r>
+              <w:rPr>
+                <w:sz w:val="17"/>
+              </w:rPr>
+              <w:t xml:space="preserve">, producer notified, access log kept.</w:t>
             </w:r>
           </w:p>
         </w:tc>
@@ -6274,112 +6817,234 @@
               <w:rPr>
                 <w:sz w:val="17"/>
               </w:rPr>
-              <w:t xml:space="preserve">37</w:t>
-            </w:r>
-          </w:p>
-        </w:tc>
-        <w:tc>
-          <w:tcPr/>
-          <w:p>
-            <w:pPr>
-              <w:pStyle w:val="Compact"/>
-              <w:jc w:val="left"/>
-            </w:pPr>
-            <w:r>
-              <w:rPr>
-                <w:sz w:val="17"/>
-              </w:rPr>
-              <w:t xml:space="preserve">Nam + VFDA Legal</w:t>
-            </w:r>
-          </w:p>
-        </w:tc>
-        <w:tc>
-          <w:tcPr/>
-          <w:p>
-            <w:pPr>
-              <w:pStyle w:val="Compact"/>
-              <w:jc w:val="left"/>
-            </w:pPr>
-            <w:r>
-              <w:rPr>
-                <w:sz w:val="17"/>
-              </w:rPr>
-              <w:t xml:space="preserve">04 (OQ-04-6)</w:t>
-            </w:r>
-          </w:p>
-        </w:tc>
-        <w:tc>
-          <w:tcPr/>
-          <w:p>
-            <w:pPr>
-              <w:pStyle w:val="Compact"/>
-              <w:jc w:val="left"/>
-            </w:pPr>
-            <w:r>
-              <w:rPr>
-                <w:sz w:val="17"/>
-              </w:rPr>
-              <w:t xml:space="preserve">[NEEDS CLARIFICATION: What happens to projects, uploads, logs and approvals when an account is deleted (personal data law)?]</w:t>
-            </w:r>
-          </w:p>
-        </w:tc>
-        <w:tc>
-          <w:tcPr/>
-          <w:p>
-            <w:pPr>
-              <w:pStyle w:val="Compact"/>
-              <w:jc w:val="left"/>
-            </w:pPr>
-            <w:r>
-              <w:rPr>
-                <w:sz w:val="17"/>
-              </w:rPr>
-              <w:t xml:space="preserve">Yes</w:t>
-            </w:r>
-          </w:p>
-        </w:tc>
-        <w:tc>
-          <w:tcPr/>
-          <w:p>
-            <w:pPr>
-              <w:pStyle w:val="Compact"/>
-              <w:jc w:val="left"/>
-            </w:pPr>
-            <w:r>
-              <w:rPr>
-                <w:sz w:val="17"/>
-              </w:rPr>
-              <w:t xml:space="preserve">Account disabled, personal fields erased, rows kept with the link</w:t>
-            </w:r>
-          </w:p>
-        </w:tc>
-        <w:tc>
-          <w:tcPr/>
-          <w:p>
-            <w:pPr>
-              <w:pStyle w:val="Compact"/>
-              <w:jc w:val="left"/>
-            </w:pPr>
-            <w:r>
-              <w:rPr>
-                <w:sz w:val="17"/>
-              </w:rPr>
-              <w:t xml:space="preserve">Either orphaned rows or unlawful retention of personal data.</w:t>
-            </w:r>
-          </w:p>
-        </w:tc>
-        <w:tc>
-          <w:tcPr/>
-          <w:p>
-            <w:pPr>
-              <w:pStyle w:val="Compact"/>
-              <w:jc w:val="left"/>
-            </w:pPr>
-            <w:r>
-              <w:rPr>
-                <w:sz w:val="17"/>
-              </w:rPr>
-              <w:t xml:space="preserve">Resolved 30/09/2026 — SYS §5.2 BR-005: never hard-deleted;</w:t>
+              <w:t xml:space="preserve">42</w:t>
+            </w:r>
+          </w:p>
+        </w:tc>
+        <w:tc>
+          <w:tcPr/>
+          <w:p>
+            <w:pPr>
+              <w:pStyle w:val="Compact"/>
+              <w:jc w:val="left"/>
+            </w:pPr>
+            <w:r>
+              <w:rPr>
+                <w:sz w:val="17"/>
+              </w:rPr>
+              <w:t xml:space="preserve">M5 owner</w:t>
+            </w:r>
+          </w:p>
+        </w:tc>
+        <w:tc>
+          <w:tcPr/>
+          <w:p>
+            <w:pPr>
+              <w:pStyle w:val="Compact"/>
+              <w:jc w:val="left"/>
+            </w:pPr>
+            <w:r>
+              <w:rPr>
+                <w:sz w:val="17"/>
+              </w:rPr>
+              <w:t xml:space="preserve">02</w:t>
+            </w:r>
+          </w:p>
+        </w:tc>
+        <w:tc>
+          <w:tcPr/>
+          <w:p>
+            <w:pPr>
+              <w:pStyle w:val="Compact"/>
+              <w:jc w:val="left"/>
+            </w:pPr>
+            <w:r>
+              <w:rPr>
+                <w:sz w:val="17"/>
+              </w:rPr>
+              <w:t xml:space="preserve">[NEEDS CLARIFICATION: Is PROJECT_GLOSSARY in scope? No function writes or reads it.]</w:t>
+            </w:r>
+          </w:p>
+        </w:tc>
+        <w:tc>
+          <w:tcPr/>
+          <w:p>
+            <w:pPr>
+              <w:pStyle w:val="Compact"/>
+              <w:jc w:val="left"/>
+            </w:pPr>
+            <w:r>
+              <w:rPr>
+                <w:sz w:val="17"/>
+              </w:rPr>
+              <w:t xml:space="preserve">No</w:t>
+            </w:r>
+          </w:p>
+        </w:tc>
+        <w:tc>
+          <w:tcPr/>
+          <w:p>
+            <w:pPr>
+              <w:pStyle w:val="Compact"/>
+              <w:jc w:val="left"/>
+            </w:pPr>
+            <w:r>
+              <w:rPr>
+                <w:sz w:val="17"/>
+              </w:rPr>
+              <w:t xml:space="preserve">Out of scope; entity left unused</w:t>
+            </w:r>
+          </w:p>
+        </w:tc>
+        <w:tc>
+          <w:tcPr/>
+          <w:p>
+            <w:pPr>
+              <w:pStyle w:val="Compact"/>
+              <w:jc w:val="left"/>
+            </w:pPr>
+            <w:r>
+              <w:rPr>
+                <w:sz w:val="17"/>
+              </w:rPr>
+              <w:t xml:space="preserve">Translation consistency across paragraphs (SC-28) would rely on the model alone.</w:t>
+            </w:r>
+          </w:p>
+        </w:tc>
+        <w:tc>
+          <w:tcPr/>
+          <w:p>
+            <w:pPr>
+              <w:pStyle w:val="Compact"/>
+              <w:jc w:val="left"/>
+            </w:pPr>
+            <w:r>
+              <w:rPr>
+                <w:sz w:val="17"/>
+              </w:rPr>
+              <w:t xml:space="preserve">Resolved 30/09/2026 — in scope: F-M5-04 stores and applies the project's glossary (M5 §5.1 FR-004 glossary; M5 §5.2 BR-006).</w:t>
+            </w:r>
+          </w:p>
+        </w:tc>
+      </w:tr>
+      <w:tr>
+        <w:tc>
+          <w:tcPr/>
+          <w:p>
+            <w:pPr>
+              <w:pStyle w:val="Compact"/>
+              <w:jc w:val="left"/>
+            </w:pPr>
+            <w:r>
+              <w:rPr>
+                <w:sz w:val="17"/>
+              </w:rPr>
+              <w:t xml:space="preserve">43</w:t>
+            </w:r>
+          </w:p>
+        </w:tc>
+        <w:tc>
+          <w:tcPr/>
+          <w:p>
+            <w:pPr>
+              <w:pStyle w:val="Compact"/>
+              <w:jc w:val="left"/>
+            </w:pPr>
+            <w:r>
+              <w:rPr>
+                <w:sz w:val="17"/>
+              </w:rPr>
+              <w:t xml:space="preserve">M7, M2, M5 owners</w:t>
+            </w:r>
+          </w:p>
+        </w:tc>
+        <w:tc>
+          <w:tcPr/>
+          <w:p>
+            <w:pPr>
+              <w:pStyle w:val="Compact"/>
+              <w:jc w:val="left"/>
+            </w:pPr>
+            <w:r>
+              <w:rPr>
+                <w:sz w:val="17"/>
+              </w:rPr>
+              <w:t xml:space="preserve">04 (OQ-04-16)</w:t>
+            </w:r>
+          </w:p>
+        </w:tc>
+        <w:tc>
+          <w:tcPr/>
+          <w:p>
+            <w:pPr>
+              <w:pStyle w:val="Compact"/>
+              <w:jc w:val="left"/>
+            </w:pPr>
+            <w:r>
+              <w:rPr>
+                <w:sz w:val="17"/>
+              </w:rPr>
+              <w:t xml:space="preserve">[NEEDS CLARIFICATION: Drop derivable columns (PROVINCE_NOTICE.province_id, LEGAL_RULE.is_active, BILINGUAL_DOCUMENT.watermark)?]</w:t>
+            </w:r>
+          </w:p>
+        </w:tc>
+        <w:tc>
+          <w:tcPr/>
+          <w:p>
+            <w:pPr>
+              <w:pStyle w:val="Compact"/>
+              <w:jc w:val="left"/>
+            </w:pPr>
+            <w:r>
+              <w:rPr>
+                <w:sz w:val="17"/>
+              </w:rPr>
+              <w:t xml:space="preserve">No</w:t>
+            </w:r>
+          </w:p>
+        </w:tc>
+        <w:tc>
+          <w:tcPr/>
+          <w:p>
+            <w:pPr>
+              <w:pStyle w:val="Compact"/>
+              <w:jc w:val="left"/>
+            </w:pPr>
+            <w:r>
+              <w:rPr>
+                <w:sz w:val="17"/>
+              </w:rPr>
+              <w:t xml:space="preserve">Kept as declared</w:t>
+            </w:r>
+          </w:p>
+        </w:tc>
+        <w:tc>
+          <w:tcPr/>
+          <w:p>
+            <w:pPr>
+              <w:pStyle w:val="Compact"/>
+              <w:jc w:val="left"/>
+            </w:pPr>
+            <w:r>
+              <w:rPr>
+                <w:sz w:val="17"/>
+              </w:rPr>
+              <w:t xml:space="preserve">Two sources of the same truth can disagree.</w:t>
+            </w:r>
+          </w:p>
+        </w:tc>
+        <w:tc>
+          <w:tcPr/>
+          <w:p>
+            <w:pPr>
+              <w:pStyle w:val="Compact"/>
+              <w:jc w:val="left"/>
+            </w:pPr>
+            <w:r>
+              <w:rPr>
+                <w:sz w:val="17"/>
+              </w:rPr>
+              <w:t xml:space="preserve">Resolved 01/10/2026 — watermark dropped; is_active kept with CHECK</w:t>
             </w:r>
             <w:r>
               <w:rPr>
@@ -6392,19 +7057,75 @@
                 <w:rStyle w:val="VerbatimChar"/>
                 <w:sz w:val="17"/>
               </w:rPr>
-              <w:t xml:space="preserve">account_status = deactivated</w:t>
-            </w:r>
-            <w:r>
-              <w:rPr>
-                <w:sz w:val="17"/>
-              </w:rPr>
-              <w:t xml:space="preserve"> </w:t>
-            </w:r>
-            <w:r>
-              <w:rPr>
-                <w:sz w:val="17"/>
-              </w:rPr>
-              <w:t xml:space="preserve">(SYS §5.1 FR-004), name and email anonymised within 30 days, created rows kept as</w:t>
+              <w:t xml:space="preserve">ck_legal_rule_active_matches_status</w:t>
+            </w:r>
+            <w:r>
+              <w:rPr>
+                <w:sz w:val="17"/>
+              </w:rPr>
+              <w:t xml:space="preserve">; province_id kept as the province the notice was addressed to (M7 §6.1). See Structural findings, minimality.</w:t>
+            </w:r>
+          </w:p>
+        </w:tc>
+      </w:tr>
+      <w:tr>
+        <w:tc>
+          <w:tcPr/>
+          <w:p>
+            <w:pPr>
+              <w:pStyle w:val="Compact"/>
+              <w:jc w:val="left"/>
+            </w:pPr>
+            <w:r>
+              <w:rPr>
+                <w:sz w:val="17"/>
+              </w:rPr>
+              <w:t xml:space="preserve">44</w:t>
+            </w:r>
+          </w:p>
+        </w:tc>
+        <w:tc>
+          <w:tcPr/>
+          <w:p>
+            <w:pPr>
+              <w:pStyle w:val="Compact"/>
+              <w:jc w:val="left"/>
+            </w:pPr>
+            <w:r>
+              <w:rPr>
+                <w:sz w:val="17"/>
+              </w:rPr>
+              <w:t xml:space="preserve">Module owners</w:t>
+            </w:r>
+          </w:p>
+        </w:tc>
+        <w:tc>
+          <w:tcPr/>
+          <w:p>
+            <w:pPr>
+              <w:pStyle w:val="Compact"/>
+              <w:jc w:val="left"/>
+            </w:pPr>
+            <w:r>
+              <w:rPr>
+                <w:sz w:val="17"/>
+              </w:rPr>
+              <w:t xml:space="preserve">04 (OQ-04-18)</w:t>
+            </w:r>
+          </w:p>
+        </w:tc>
+        <w:tc>
+          <w:tcPr/>
+          <w:p>
+            <w:pPr>
+              <w:pStyle w:val="Compact"/>
+              <w:jc w:val="left"/>
+            </w:pPr>
+            <w:r>
+              <w:rPr>
+                <w:sz w:val="17"/>
+              </w:rPr>
+              <w:t xml:space="preserve">[NEEDS CLARIFICATION: Types for all columns marked</w:t>
             </w:r>
             <w:r>
               <w:rPr>
@@ -6418,75 +7139,19 @@
                 <w:i/>
                 <w:sz w:val="17"/>
               </w:rPr>
-              <w:t xml:space="preserve">Former member</w:t>
-            </w:r>
-            <w:r>
-              <w:rPr>
-                <w:sz w:val="17"/>
-              </w:rPr>
-              <w:t xml:space="preserve">.</w:t>
-            </w:r>
-          </w:p>
-        </w:tc>
-      </w:tr>
-      <w:tr>
-        <w:tc>
-          <w:tcPr/>
-          <w:p>
-            <w:pPr>
-              <w:pStyle w:val="Compact"/>
-              <w:jc w:val="left"/>
-            </w:pPr>
-            <w:r>
-              <w:rPr>
-                <w:sz w:val="17"/>
-              </w:rPr>
-              <w:t xml:space="preserve">38</w:t>
-            </w:r>
-          </w:p>
-        </w:tc>
-        <w:tc>
-          <w:tcPr/>
-          <w:p>
-            <w:pPr>
-              <w:pStyle w:val="Compact"/>
-              <w:jc w:val="left"/>
-            </w:pPr>
-            <w:r>
-              <w:rPr>
-                <w:sz w:val="17"/>
-              </w:rPr>
-              <w:t xml:space="preserve">M0 owner</w:t>
-            </w:r>
-          </w:p>
-        </w:tc>
-        <w:tc>
-          <w:tcPr/>
-          <w:p>
-            <w:pPr>
-              <w:pStyle w:val="Compact"/>
-              <w:jc w:val="left"/>
-            </w:pPr>
-            <w:r>
-              <w:rPr>
-                <w:sz w:val="17"/>
-              </w:rPr>
-              <w:t xml:space="preserve">04 (OQ-04-7)</w:t>
-            </w:r>
-          </w:p>
-        </w:tc>
-        <w:tc>
-          <w:tcPr/>
-          <w:p>
-            <w:pPr>
-              <w:pStyle w:val="Compact"/>
-              <w:jc w:val="left"/>
-            </w:pPr>
-            <w:r>
-              <w:rPr>
-                <w:sz w:val="17"/>
-              </w:rPr>
-              <w:t xml:space="preserve">[NEEDS CLARIFICATION: Can a project be deleted or only archived? What happens to its documents, requests and notices?]</w:t>
+              <w:t xml:space="preserve">type not declared</w:t>
+            </w:r>
+            <w:r>
+              <w:rPr>
+                <w:sz w:val="17"/>
+              </w:rPr>
+              <w:t xml:space="preserve"> </w:t>
+            </w:r>
+            <w:r>
+              <w:rPr>
+                <w:sz w:val="17"/>
+              </w:rPr>
+              <w:t xml:space="preserve">(62 columns on 30/09/2026).]</w:t>
             </w:r>
           </w:p>
         </w:tc>
@@ -6516,886 +7181,37 @@
               <w:rPr>
                 <w:sz w:val="17"/>
               </w:rPr>
-              <w:t xml:space="preserve">Archive only; no delete</w:t>
-            </w:r>
-          </w:p>
-        </w:tc>
-        <w:tc>
-          <w:tcPr/>
-          <w:p>
-            <w:pPr>
-              <w:pStyle w:val="Compact"/>
-              <w:jc w:val="left"/>
-            </w:pPr>
-            <w:r>
-              <w:rPr>
-                <w:sz w:val="17"/>
-              </w:rPr>
-              <w:t xml:space="preserve">Deleting would break access logs (append-only) and sent notices.</w:t>
-            </w:r>
-          </w:p>
-        </w:tc>
-        <w:tc>
-          <w:tcPr/>
-          <w:p>
-            <w:pPr>
-              <w:pStyle w:val="Compact"/>
-              <w:jc w:val="left"/>
-            </w:pPr>
-            <w:r>
-              <w:rPr>
-                <w:sz w:val="17"/>
-              </w:rPr>
-              <w:t xml:space="preserve">Resolved 30/09/2026 — M0 §5.2 BR-005: archived, never deleted (</w:t>
-            </w:r>
-            <w:r>
-              <w:rPr>
-                <w:rStyle w:val="VerbatimChar"/>
-                <w:sz w:val="17"/>
-              </w:rPr>
-              <w:t xml:space="preserve">stage = archived</w:t>
-            </w:r>
-            <w:r>
-              <w:rPr>
-                <w:sz w:val="17"/>
-              </w:rPr>
-              <w:t xml:space="preserve">, M0 §5.1 FR-002); read-only; documents, requests and notices kept.</w:t>
-            </w:r>
-          </w:p>
-        </w:tc>
-      </w:tr>
-      <w:tr>
-        <w:tc>
-          <w:tcPr/>
-          <w:p>
-            <w:pPr>
-              <w:pStyle w:val="Compact"/>
-              <w:jc w:val="left"/>
-            </w:pPr>
-            <w:r>
-              <w:rPr>
-                <w:sz w:val="17"/>
-              </w:rPr>
-              <w:t xml:space="preserve">39</w:t>
-            </w:r>
-          </w:p>
-        </w:tc>
-        <w:tc>
-          <w:tcPr/>
-          <w:p>
-            <w:pPr>
-              <w:pStyle w:val="Compact"/>
-              <w:jc w:val="left"/>
-            </w:pPr>
-            <w:r>
-              <w:rPr>
-                <w:sz w:val="17"/>
-              </w:rPr>
-              <w:t xml:space="preserve">M2 owner (VFDA Legal)</w:t>
-            </w:r>
-          </w:p>
-        </w:tc>
-        <w:tc>
-          <w:tcPr/>
-          <w:p>
-            <w:pPr>
-              <w:pStyle w:val="Compact"/>
-              <w:jc w:val="left"/>
-            </w:pPr>
-            <w:r>
-              <w:rPr>
-                <w:sz w:val="17"/>
-              </w:rPr>
-              <w:t xml:space="preserve">04 (OQ-04-3)</w:t>
-            </w:r>
-          </w:p>
-        </w:tc>
-        <w:tc>
-          <w:tcPr/>
-          <w:p>
-            <w:pPr>
-              <w:pStyle w:val="Compact"/>
-              <w:jc w:val="left"/>
-            </w:pPr>
-            <w:r>
-              <w:rPr>
-                <w:sz w:val="17"/>
-              </w:rPr>
-              <w:t xml:space="preserve">[NEEDS CLARIFICATION: When an approved rule is edited or retired, is the old text kept so old findings still show what fired?]</w:t>
-            </w:r>
-          </w:p>
-        </w:tc>
-        <w:tc>
-          <w:tcPr/>
-          <w:p>
-            <w:pPr>
-              <w:pStyle w:val="Compact"/>
-              <w:jc w:val="left"/>
-            </w:pPr>
-            <w:r>
-              <w:rPr>
-                <w:sz w:val="17"/>
-              </w:rPr>
-              <w:t xml:space="preserve">Yes</w:t>
-            </w:r>
-          </w:p>
-        </w:tc>
-        <w:tc>
-          <w:tcPr/>
-          <w:p>
-            <w:pPr>
-              <w:pStyle w:val="Compact"/>
-              <w:jc w:val="left"/>
-            </w:pPr>
-            <w:r>
-              <w:rPr>
-                <w:sz w:val="17"/>
-              </w:rPr>
-              <w:t xml:space="preserve">Keep every approved text per rule_version; never overwrite</w:t>
-            </w:r>
-          </w:p>
-        </w:tc>
-        <w:tc>
-          <w:tcPr/>
-          <w:p>
-            <w:pPr>
-              <w:pStyle w:val="Compact"/>
-              <w:jc w:val="left"/>
-            </w:pPr>
-            <w:r>
-              <w:rPr>
-                <w:sz w:val="17"/>
-              </w:rPr>
-              <w:t xml:space="preserve">A producer's saved result would silently change meaning.</w:t>
-            </w:r>
-          </w:p>
-        </w:tc>
-        <w:tc>
-          <w:tcPr/>
-          <w:p>
-            <w:pPr>
-              <w:pStyle w:val="Compact"/>
-              <w:jc w:val="left"/>
-            </w:pPr>
-            <w:r>
-              <w:rPr>
-                <w:sz w:val="17"/>
-              </w:rPr>
-              <w:t xml:space="preserve">Resolved 30/09/2026 — M2 §5.2 BR-008: rules are retired, never deleted (</w:t>
-            </w:r>
-            <w:r>
-              <w:rPr>
-                <w:rStyle w:val="VerbatimChar"/>
-                <w:sz w:val="17"/>
-              </w:rPr>
-              <w:t xml:space="preserve">status = retired</w:t>
-            </w:r>
-            <w:r>
-              <w:rPr>
-                <w:sz w:val="17"/>
-              </w:rPr>
-              <w:t xml:space="preserve">), and a finding keeps showing the text of the version it cited. Key change follows in OQ-04-24.</w:t>
-            </w:r>
-          </w:p>
-        </w:tc>
-      </w:tr>
-      <w:tr>
-        <w:tc>
-          <w:tcPr/>
-          <w:p>
-            <w:pPr>
-              <w:pStyle w:val="Compact"/>
-              <w:jc w:val="left"/>
-            </w:pPr>
-            <w:r>
-              <w:rPr>
-                <w:sz w:val="17"/>
-              </w:rPr>
-              <w:t xml:space="preserve">40</w:t>
-            </w:r>
-          </w:p>
-        </w:tc>
-        <w:tc>
-          <w:tcPr/>
-          <w:p>
-            <w:pPr>
-              <w:pStyle w:val="Compact"/>
-              <w:jc w:val="left"/>
-            </w:pPr>
-            <w:r>
-              <w:rPr>
-                <w:sz w:val="17"/>
-              </w:rPr>
-              <w:t xml:space="preserve">M3 owner</w:t>
-            </w:r>
-          </w:p>
-        </w:tc>
-        <w:tc>
-          <w:tcPr/>
-          <w:p>
-            <w:pPr>
-              <w:pStyle w:val="Compact"/>
-              <w:jc w:val="left"/>
-            </w:pPr>
-            <w:r>
-              <w:rPr>
-                <w:sz w:val="17"/>
-              </w:rPr>
-              <w:t xml:space="preserve">02</w:t>
-            </w:r>
-          </w:p>
-        </w:tc>
-        <w:tc>
-          <w:tcPr/>
-          <w:p>
-            <w:pPr>
-              <w:pStyle w:val="Compact"/>
-              <w:jc w:val="left"/>
-            </w:pPr>
-            <w:r>
-              <w:rPr>
-                <w:sz w:val="17"/>
-              </w:rPr>
-              <w:t xml:space="preserve">[NEEDS CLARIFICATION: Is LOCATION_QUERY stored (F-M3-10/11), and for how long?]</w:t>
-            </w:r>
-          </w:p>
-        </w:tc>
-        <w:tc>
-          <w:tcPr/>
-          <w:p>
-            <w:pPr>
-              <w:pStyle w:val="Compact"/>
-              <w:jc w:val="left"/>
-            </w:pPr>
-            <w:r>
-              <w:rPr>
-                <w:sz w:val="17"/>
-              </w:rPr>
-              <w:t xml:space="preserve">No</w:t>
-            </w:r>
-          </w:p>
-        </w:tc>
-        <w:tc>
-          <w:tcPr/>
-          <w:p>
-            <w:pPr>
-              <w:pStyle w:val="Compact"/>
-              <w:jc w:val="left"/>
-            </w:pPr>
-            <w:r>
-              <w:rPr>
-                <w:sz w:val="17"/>
-              </w:rPr>
-              <w:t xml:space="preserve">Not stored; entity kept as declared, no rows written</w:t>
-            </w:r>
-          </w:p>
-        </w:tc>
-        <w:tc>
-          <w:tcPr/>
-          <w:p>
-            <w:pPr>
-              <w:pStyle w:val="Compact"/>
-              <w:jc w:val="left"/>
-            </w:pPr>
-            <w:r>
-              <w:rPr>
-                <w:sz w:val="17"/>
-              </w:rPr>
-              <w:t xml:space="preserve">If stored, it holds user text (privacy) and becomes a demand signal for M10.</w:t>
-            </w:r>
-          </w:p>
-        </w:tc>
-        <w:tc>
-          <w:tcPr/>
-          <w:p>
-            <w:pPr>
-              <w:pStyle w:val="Compact"/>
-              <w:jc w:val="left"/>
-            </w:pPr>
-            <w:r>
-              <w:rPr>
-                <w:sz w:val="17"/>
-              </w:rPr>
-              <w:t xml:space="preserve">Resolved 30/09/2026 — stored by F-M3-11 without personal data and used for the M10 demand index (M3 §5.2 BR-009; M3 §5.1 FR-011 query_id). How long it is kept is still not stated.</w:t>
-            </w:r>
-          </w:p>
-        </w:tc>
-      </w:tr>
-      <w:tr>
-        <w:tc>
-          <w:tcPr/>
-          <w:p>
-            <w:pPr>
-              <w:pStyle w:val="Compact"/>
-              <w:jc w:val="left"/>
-            </w:pPr>
-            <w:r>
-              <w:rPr>
-                <w:sz w:val="17"/>
-              </w:rPr>
-              <w:t xml:space="preserve">41</w:t>
-            </w:r>
-          </w:p>
-        </w:tc>
-        <w:tc>
-          <w:tcPr/>
-          <w:p>
-            <w:pPr>
-              <w:pStyle w:val="Compact"/>
-              <w:jc w:val="left"/>
-            </w:pPr>
-            <w:r>
-              <w:rPr>
-                <w:sz w:val="17"/>
-              </w:rPr>
-              <w:t xml:space="preserve">M3 owner</w:t>
-            </w:r>
-          </w:p>
-        </w:tc>
-        <w:tc>
-          <w:tcPr/>
-          <w:p>
-            <w:pPr>
-              <w:pStyle w:val="Compact"/>
-              <w:jc w:val="left"/>
-            </w:pPr>
-            <w:r>
-              <w:rPr>
-                <w:sz w:val="17"/>
-              </w:rPr>
-              <w:t xml:space="preserve">04 (OQ-04-8)</w:t>
-            </w:r>
-          </w:p>
-        </w:tc>
-        <w:tc>
-          <w:tcPr/>
-          <w:p>
-            <w:pPr>
-              <w:pStyle w:val="Compact"/>
-              <w:jc w:val="left"/>
-            </w:pPr>
-            <w:r>
-              <w:rPr>
-                <w:sz w:val="17"/>
-              </w:rPr>
-              <w:t xml:space="preserve">[NEEDS CLARIFICATION: Does unpublishing a location remove it from shortlists and open notices?]</w:t>
-            </w:r>
-          </w:p>
-        </w:tc>
-        <w:tc>
-          <w:tcPr/>
-          <w:p>
-            <w:pPr>
-              <w:pStyle w:val="Compact"/>
-              <w:jc w:val="left"/>
-            </w:pPr>
-            <w:r>
-              <w:rPr>
-                <w:sz w:val="17"/>
-              </w:rPr>
-              <w:t xml:space="preserve">No</w:t>
-            </w:r>
-          </w:p>
-        </w:tc>
-        <w:tc>
-          <w:tcPr/>
-          <w:p>
-            <w:pPr>
-              <w:pStyle w:val="Compact"/>
-              <w:jc w:val="left"/>
-            </w:pPr>
-            <w:r>
-              <w:rPr>
-                <w:sz w:val="17"/>
-              </w:rPr>
-              <w:t xml:space="preserve">No; it is shown as</w:t>
-            </w:r>
-            <w:r>
-              <w:rPr>
-                <w:sz w:val="17"/>
-              </w:rPr>
-              <w:t xml:space="preserve"> </w:t>
-            </w:r>
-            <w:r>
-              <w:rPr>
-                <w:iCs/>
-                <w:i/>
-                <w:sz w:val="17"/>
-              </w:rPr>
-              <w:t xml:space="preserve">no longer published</w:t>
-            </w:r>
-          </w:p>
-        </w:tc>
-        <w:tc>
-          <w:tcPr/>
-          <w:p>
-            <w:pPr>
-              <w:pStyle w:val="Compact"/>
-              <w:jc w:val="left"/>
-            </w:pPr>
-            <w:r>
-              <w:rPr>
-                <w:sz w:val="17"/>
-              </w:rPr>
-              <w:t xml:space="preserve">Producers lose a shortlisted place without notice.</w:t>
-            </w:r>
-          </w:p>
-        </w:tc>
-        <w:tc>
-          <w:tcPr/>
-          <w:p>
-            <w:pPr>
-              <w:pStyle w:val="Compact"/>
-              <w:jc w:val="left"/>
-            </w:pPr>
-            <w:r>
-              <w:rPr>
-                <w:sz w:val="17"/>
-              </w:rPr>
-              <w:t xml:space="preserve">Resolved 30/09/2026 — M3 §5.2 BR-008:</w:t>
-            </w:r>
-            <w:r>
-              <w:rPr>
-                <w:sz w:val="17"/>
-              </w:rPr>
-              <w:t xml:space="preserve"> </w:t>
-            </w:r>
-            <w:r>
-              <w:rPr>
-                <w:rStyle w:val="VerbatimChar"/>
-                <w:sz w:val="17"/>
-              </w:rPr>
-              <w:t xml:space="preserve">intake_status = unpublished</w:t>
-            </w:r>
-            <w:r>
-              <w:rPr>
-                <w:sz w:val="17"/>
-              </w:rPr>
-              <w:t xml:space="preserve"> </w:t>
-            </w:r>
-            <w:r>
-              <w:rPr>
-                <w:sz w:val="17"/>
-              </w:rPr>
-              <w:t xml:space="preserve">(M3 §5.1 FR-002); shortlists and notices keep the location and show</w:t>
-            </w:r>
-            <w:r>
-              <w:rPr>
-                <w:sz w:val="17"/>
-              </w:rPr>
-              <w:t xml:space="preserve"> </w:t>
-            </w:r>
-            <w:r>
-              <w:rPr>
-                <w:iCs/>
-                <w:i/>
-                <w:sz w:val="17"/>
-              </w:rPr>
-              <w:t xml:space="preserve">No longer published</w:t>
-            </w:r>
-            <w:r>
-              <w:rPr>
-                <w:sz w:val="17"/>
-              </w:rPr>
-              <w:t xml:space="preserve">.</w:t>
-            </w:r>
-          </w:p>
-        </w:tc>
-      </w:tr>
-      <w:tr>
-        <w:tc>
-          <w:tcPr/>
-          <w:p>
-            <w:pPr>
-              <w:pStyle w:val="Compact"/>
-              <w:jc w:val="left"/>
-            </w:pPr>
-            <w:r>
-              <w:rPr>
-                <w:sz w:val="17"/>
-              </w:rPr>
-              <w:t xml:space="preserve">42</w:t>
-            </w:r>
-          </w:p>
-        </w:tc>
-        <w:tc>
-          <w:tcPr/>
-          <w:p>
-            <w:pPr>
-              <w:pStyle w:val="Compact"/>
-              <w:jc w:val="left"/>
-            </w:pPr>
-            <w:r>
-              <w:rPr>
-                <w:sz w:val="17"/>
-              </w:rPr>
-              <w:t xml:space="preserve">M4 owner</w:t>
-            </w:r>
-          </w:p>
-        </w:tc>
-        <w:tc>
-          <w:tcPr/>
-          <w:p>
-            <w:pPr>
-              <w:pStyle w:val="Compact"/>
-              <w:jc w:val="left"/>
-            </w:pPr>
-            <w:r>
-              <w:rPr>
-                <w:sz w:val="17"/>
-              </w:rPr>
-              <w:t xml:space="preserve">02</w:t>
-            </w:r>
-          </w:p>
-        </w:tc>
-        <w:tc>
-          <w:tcPr/>
-          <w:p>
-            <w:pPr>
-              <w:pStyle w:val="Compact"/>
-              <w:jc w:val="left"/>
-            </w:pPr>
-            <w:r>
-              <w:rPr>
-                <w:sz w:val="17"/>
-              </w:rPr>
-              <w:t xml:space="preserve">[NEEDS CLARIFICATION: Is COLLAB_MESSAGE in scope? No function writes or reads messages (SC-25 shows none).]</w:t>
-            </w:r>
-          </w:p>
-        </w:tc>
-        <w:tc>
-          <w:tcPr/>
-          <w:p>
-            <w:pPr>
-              <w:pStyle w:val="Compact"/>
-              <w:jc w:val="left"/>
-            </w:pPr>
-            <w:r>
-              <w:rPr>
-                <w:sz w:val="17"/>
-              </w:rPr>
-              <w:t xml:space="preserve">No</w:t>
-            </w:r>
-          </w:p>
-        </w:tc>
-        <w:tc>
-          <w:tcPr/>
-          <w:p>
-            <w:pPr>
-              <w:pStyle w:val="Compact"/>
-              <w:jc w:val="left"/>
-            </w:pPr>
-            <w:r>
-              <w:rPr>
-                <w:sz w:val="17"/>
-              </w:rPr>
-              <w:t xml:space="preserve">Out of scope; entity left unused</w:t>
-            </w:r>
-          </w:p>
-        </w:tc>
-        <w:tc>
-          <w:tcPr/>
-          <w:p>
-            <w:pPr>
-              <w:pStyle w:val="Compact"/>
-              <w:jc w:val="left"/>
-            </w:pPr>
-            <w:r>
-              <w:rPr>
-                <w:sz w:val="17"/>
-              </w:rPr>
-              <w:t xml:space="preserve">If in scope, a send/read function and a Screen Spec section are missing.</w:t>
-            </w:r>
-          </w:p>
-        </w:tc>
-        <w:tc>
-          <w:tcPr/>
-          <w:p>
-            <w:pPr>
-              <w:pStyle w:val="Compact"/>
-              <w:jc w:val="left"/>
-            </w:pPr>
-            <w:r>
-              <w:rPr>
-                <w:sz w:val="17"/>
-              </w:rPr>
-              <w:t xml:space="preserve">Resolved 30/09/2026 — in scope: F-M4-14 stores every response note and reply as a message (M4 §5.1 FR-014 message_id; M4 §5.2 BR-009). No function reads messages yet (02 anomaly kind 2).</w:t>
-            </w:r>
-          </w:p>
-        </w:tc>
-      </w:tr>
-      <w:tr>
-        <w:tc>
-          <w:tcPr/>
-          <w:p>
-            <w:pPr>
-              <w:pStyle w:val="Compact"/>
-              <w:jc w:val="left"/>
-            </w:pPr>
-            <w:r>
-              <w:rPr>
-                <w:sz w:val="17"/>
-              </w:rPr>
-              <w:t xml:space="preserve">43</w:t>
-            </w:r>
-          </w:p>
-        </w:tc>
-        <w:tc>
-          <w:tcPr/>
-          <w:p>
-            <w:pPr>
-              <w:pStyle w:val="Compact"/>
-              <w:jc w:val="left"/>
-            </w:pPr>
-            <w:r>
-              <w:rPr>
-                <w:sz w:val="17"/>
-              </w:rPr>
-              <w:t xml:space="preserve">M4 owner</w:t>
-            </w:r>
-          </w:p>
-        </w:tc>
-        <w:tc>
-          <w:tcPr/>
-          <w:p>
-            <w:pPr>
-              <w:pStyle w:val="Compact"/>
-              <w:jc w:val="left"/>
-            </w:pPr>
-            <w:r>
-              <w:rPr>
-                <w:sz w:val="17"/>
-              </w:rPr>
-              <w:t xml:space="preserve">04 (OQ-04-9)</w:t>
-            </w:r>
-          </w:p>
-        </w:tc>
-        <w:tc>
-          <w:tcPr/>
-          <w:p>
-            <w:pPr>
-              <w:pStyle w:val="Compact"/>
-              <w:jc w:val="left"/>
-            </w:pPr>
-            <w:r>
-              <w:rPr>
-                <w:sz w:val="17"/>
-              </w:rPr>
-              <w:t xml:space="preserve">[NEEDS CLARIFICATION: Can an organisation be removed from the directory, and what happens to its open requests?]</w:t>
-            </w:r>
-          </w:p>
-        </w:tc>
-        <w:tc>
-          <w:tcPr/>
-          <w:p>
-            <w:pPr>
-              <w:pStyle w:val="Compact"/>
-              <w:jc w:val="left"/>
-            </w:pPr>
-            <w:r>
-              <w:rPr>
-                <w:sz w:val="17"/>
-              </w:rPr>
-              <w:t xml:space="preserve">No</w:t>
-            </w:r>
-          </w:p>
-        </w:tc>
-        <w:tc>
-          <w:tcPr/>
-          <w:p>
-            <w:pPr>
-              <w:pStyle w:val="Compact"/>
-              <w:jc w:val="left"/>
-            </w:pPr>
-            <w:r>
-              <w:rPr>
-                <w:sz w:val="17"/>
-              </w:rPr>
-              <w:t xml:space="preserve">No removal; badge expiry only</w:t>
-            </w:r>
-          </w:p>
-        </w:tc>
-        <w:tc>
-          <w:tcPr/>
-          <w:p>
-            <w:pPr>
-              <w:pStyle w:val="Compact"/>
-              <w:jc w:val="left"/>
-            </w:pPr>
-            <w:r>
-              <w:rPr>
-                <w:sz w:val="17"/>
-              </w:rPr>
-              <w:t xml:space="preserve">A closed company keeps receiving requests.</w:t>
-            </w:r>
-          </w:p>
-        </w:tc>
-        <w:tc>
-          <w:tcPr/>
-          <w:p>
-            <w:pPr>
-              <w:pStyle w:val="Compact"/>
-              <w:jc w:val="left"/>
-            </w:pPr>
-            <w:r>
-              <w:rPr>
-                <w:sz w:val="17"/>
-              </w:rPr>
-              <w:t xml:space="preserve">Resolved 30/09/2026 — M4 §5.2 BR-008: deactivated, never deleted (</w:t>
-            </w:r>
-            <w:r>
-              <w:rPr>
-                <w:rStyle w:val="VerbatimChar"/>
-                <w:sz w:val="17"/>
-              </w:rPr>
-              <w:t xml:space="preserve">org_status = deactivated</w:t>
-            </w:r>
-            <w:r>
-              <w:rPr>
-                <w:sz w:val="17"/>
-              </w:rPr>
-              <w:t xml:space="preserve">, M4 §5.1 FR-001); open requests closed as</w:t>
-            </w:r>
-            <w:r>
-              <w:rPr>
-                <w:sz w:val="17"/>
-              </w:rPr>
-              <w:t xml:space="preserve"> </w:t>
-            </w:r>
-            <w:r>
-              <w:rPr>
-                <w:rStyle w:val="VerbatimChar"/>
-                <w:sz w:val="17"/>
-              </w:rPr>
-              <w:t xml:space="preserve">withdrawn</w:t>
-            </w:r>
-            <w:r>
-              <w:rPr>
-                <w:sz w:val="17"/>
-              </w:rPr>
-              <w:t xml:space="preserve">, producer notified, access log kept.</w:t>
-            </w:r>
-          </w:p>
-        </w:tc>
-      </w:tr>
-      <w:tr>
-        <w:tc>
-          <w:tcPr/>
-          <w:p>
-            <w:pPr>
-              <w:pStyle w:val="Compact"/>
-              <w:jc w:val="left"/>
-            </w:pPr>
-            <w:r>
-              <w:rPr>
-                <w:sz w:val="17"/>
-              </w:rPr>
-              <w:t xml:space="preserve">44</w:t>
-            </w:r>
-          </w:p>
-        </w:tc>
-        <w:tc>
-          <w:tcPr/>
-          <w:p>
-            <w:pPr>
-              <w:pStyle w:val="Compact"/>
-              <w:jc w:val="left"/>
-            </w:pPr>
-            <w:r>
-              <w:rPr>
-                <w:sz w:val="17"/>
-              </w:rPr>
-              <w:t xml:space="preserve">M5 owner</w:t>
-            </w:r>
-          </w:p>
-        </w:tc>
-        <w:tc>
-          <w:tcPr/>
-          <w:p>
-            <w:pPr>
-              <w:pStyle w:val="Compact"/>
-              <w:jc w:val="left"/>
-            </w:pPr>
-            <w:r>
-              <w:rPr>
-                <w:sz w:val="17"/>
-              </w:rPr>
-              <w:t xml:space="preserve">02</w:t>
-            </w:r>
-          </w:p>
-        </w:tc>
-        <w:tc>
-          <w:tcPr/>
-          <w:p>
-            <w:pPr>
-              <w:pStyle w:val="Compact"/>
-              <w:jc w:val="left"/>
-            </w:pPr>
-            <w:r>
-              <w:rPr>
-                <w:sz w:val="17"/>
-              </w:rPr>
-              <w:t xml:space="preserve">[NEEDS CLARIFICATION: Is PROJECT_GLOSSARY in scope? No function writes or reads it.]</w:t>
-            </w:r>
-          </w:p>
-        </w:tc>
-        <w:tc>
-          <w:tcPr/>
-          <w:p>
-            <w:pPr>
-              <w:pStyle w:val="Compact"/>
-              <w:jc w:val="left"/>
-            </w:pPr>
-            <w:r>
-              <w:rPr>
-                <w:sz w:val="17"/>
-              </w:rPr>
-              <w:t xml:space="preserve">No</w:t>
-            </w:r>
-          </w:p>
-        </w:tc>
-        <w:tc>
-          <w:tcPr/>
-          <w:p>
-            <w:pPr>
-              <w:pStyle w:val="Compact"/>
-              <w:jc w:val="left"/>
-            </w:pPr>
-            <w:r>
-              <w:rPr>
-                <w:sz w:val="17"/>
-              </w:rPr>
-              <w:t xml:space="preserve">Out of scope; entity left unused</w:t>
-            </w:r>
-          </w:p>
-        </w:tc>
-        <w:tc>
-          <w:tcPr/>
-          <w:p>
-            <w:pPr>
-              <w:pStyle w:val="Compact"/>
-              <w:jc w:val="left"/>
-            </w:pPr>
-            <w:r>
-              <w:rPr>
-                <w:sz w:val="17"/>
-              </w:rPr>
-              <w:t xml:space="preserve">Translation consistency across paragraphs (SC-28) would rely on the model alone.</w:t>
-            </w:r>
-          </w:p>
-        </w:tc>
-        <w:tc>
-          <w:tcPr/>
-          <w:p>
-            <w:pPr>
-              <w:pStyle w:val="Compact"/>
-              <w:jc w:val="left"/>
-            </w:pPr>
-            <w:r>
-              <w:rPr>
-                <w:sz w:val="17"/>
-              </w:rPr>
-              <w:t xml:space="preserve">Resolved 30/09/2026 — in scope: F-M5-04 stores and applies the project's glossary (M5 §5.1 FR-004 glossary; M5 §5.2 BR-006).</w:t>
+              <w:t xml:space="preserve">Seed uses text; generic diagram type string</w:t>
+            </w:r>
+          </w:p>
+        </w:tc>
+        <w:tc>
+          <w:tcPr/>
+          <w:p>
+            <w:pPr>
+              <w:pStyle w:val="Compact"/>
+              <w:jc w:val="left"/>
+            </w:pPr>
+            <w:r>
+              <w:rPr>
+                <w:sz w:val="17"/>
+              </w:rPr>
+              <w:t xml:space="preserve">The build agent will choose types itself.</w:t>
+            </w:r>
+          </w:p>
+        </w:tc>
+        <w:tc>
+          <w:tcPr/>
+          <w:p>
+            <w:pPr>
+              <w:pStyle w:val="Compact"/>
+              <w:jc w:val="left"/>
+            </w:pPr>
+            <w:r>
+              <w:rPr>
+                <w:sz w:val="17"/>
+              </w:rPr>
+              <w:t xml:space="preserve">Resolved 01/10/2026 — every one is declared in section 6.1 of its module's Spec Document; no column is left without a type.</w:t>
             </w:r>
           </w:p>
         </w:tc>
@@ -7802,7 +7618,7 @@
               <w:rPr>
                 <w:sz w:val="17"/>
               </w:rPr>
-              <w:t xml:space="preserve">Draft — renders; type conflicts and natural keys await human gate 4</w:t>
+              <w:t xml:space="preserve">Draft — renders; type decisions applied, natural keys await human gate 4</w:t>
             </w:r>
           </w:p>
         </w:tc>
@@ -7820,7 +7636,7 @@
                 <w:rStyle w:val="VerbatimChar"/>
                 <w:sz w:val="17"/>
               </w:rPr>
-              <w:t xml:space="preserve">data/seed/*.csv</w:t>
+              <w:t xml:space="preserve">data/schema/schema-&lt;MODULE&gt;.sql</w:t>
             </w:r>
             <w:r>
               <w:rPr>
@@ -7832,6 +7648,152 @@
               <w:rPr>
                 <w:sz w:val="17"/>
               </w:rPr>
+              <w:t xml:space="preserve">(9) +</w:t>
+            </w:r>
+            <w:r>
+              <w:rPr>
+                <w:sz w:val="17"/>
+              </w:rPr>
+              <w:t xml:space="preserve"> </w:t>
+            </w:r>
+            <w:r>
+              <w:rPr>
+                <w:rStyle w:val="VerbatimChar"/>
+                <w:sz w:val="17"/>
+              </w:rPr>
+              <w:t xml:space="preserve">load_check.py</w:t>
+            </w:r>
+          </w:p>
+        </w:tc>
+        <w:tc>
+          <w:tcPr/>
+          <w:p>
+            <w:pPr>
+              <w:pStyle w:val="Compact"/>
+              <w:jc w:val="left"/>
+            </w:pPr>
+            <w:r>
+              <w:rPr>
+                <w:sz w:val="17"/>
+              </w:rPr>
+              <w:t xml:space="preserve">S4 (physical)</w:t>
+            </w:r>
+          </w:p>
+        </w:tc>
+        <w:tc>
+          <w:tcPr/>
+          <w:p>
+            <w:pPr>
+              <w:pStyle w:val="Compact"/>
+              <w:jc w:val="left"/>
+            </w:pPr>
+            <w:r>
+              <w:rPr>
+                <w:sz w:val="17"/>
+              </w:rPr>
+              <w:t xml:space="preserve">Creates the database; seed loads in filename order (</w:t>
+            </w:r>
+            <w:r>
+              <w:rPr>
+                <w:rStyle w:val="VerbatimChar"/>
+                <w:sz w:val="17"/>
+              </w:rPr>
+              <w:t xml:space="preserve">load_check.py</w:t>
+            </w:r>
+            <w:r>
+              <w:rPr>
+                <w:sz w:val="17"/>
+              </w:rPr>
+              <w:t xml:space="preserve">: PASS)</w:t>
+            </w:r>
+          </w:p>
+        </w:tc>
+      </w:tr>
+      <w:tr>
+        <w:tc>
+          <w:tcPr/>
+          <w:p>
+            <w:pPr>
+              <w:pStyle w:val="Compact"/>
+              <w:jc w:val="left"/>
+            </w:pPr>
+            <w:r>
+              <w:rPr>
+                <w:rStyle w:val="VerbatimChar"/>
+                <w:sz w:val="17"/>
+              </w:rPr>
+              <w:t xml:space="preserve">data/data-model-&lt;MODULE&gt;.md</w:t>
+            </w:r>
+            <w:r>
+              <w:rPr>
+                <w:sz w:val="17"/>
+              </w:rPr>
+              <w:t xml:space="preserve"> </w:t>
+            </w:r>
+            <w:r>
+              <w:rPr>
+                <w:sz w:val="17"/>
+              </w:rPr>
+              <w:t xml:space="preserve">(9)</w:t>
+            </w:r>
+          </w:p>
+        </w:tc>
+        <w:tc>
+          <w:tcPr/>
+          <w:p>
+            <w:pPr>
+              <w:pStyle w:val="Compact"/>
+              <w:jc w:val="left"/>
+            </w:pPr>
+            <w:r>
+              <w:rPr>
+                <w:sz w:val="17"/>
+              </w:rPr>
+              <w:t xml:space="preserve">S1–S6 per module</w:t>
+            </w:r>
+          </w:p>
+        </w:tc>
+        <w:tc>
+          <w:tcPr/>
+          <w:p>
+            <w:pPr>
+              <w:pStyle w:val="Compact"/>
+              <w:jc w:val="left"/>
+            </w:pPr>
+            <w:r>
+              <w:rPr>
+                <w:sz w:val="17"/>
+              </w:rPr>
+              <w:t xml:space="preserve">One file per module in the Data Model and Mockup Data layout</w:t>
+            </w:r>
+          </w:p>
+        </w:tc>
+      </w:tr>
+      <w:tr>
+        <w:tc>
+          <w:tcPr/>
+          <w:p>
+            <w:pPr>
+              <w:pStyle w:val="Compact"/>
+              <w:jc w:val="left"/>
+            </w:pPr>
+            <w:r>
+              <w:rPr>
+                <w:rStyle w:val="VerbatimChar"/>
+                <w:sz w:val="17"/>
+              </w:rPr>
+              <w:t xml:space="preserve">data/seed/NN_&lt;table&gt;.csv</w:t>
+            </w:r>
+            <w:r>
+              <w:rPr>
+                <w:sz w:val="17"/>
+              </w:rPr>
+              <w:t xml:space="preserve"> </w:t>
+            </w:r>
+            <w:r>
+              <w:rPr>
+                <w:sz w:val="17"/>
+              </w:rPr>
               <w:t xml:space="preserve">(46) +</w:t>
             </w:r>
             <w:r>
@@ -7846,6 +7808,25 @@
                 <w:sz w:val="17"/>
               </w:rPr>
               <w:t xml:space="preserve">generate_seed.py</w:t>
+            </w:r>
+            <w:r>
+              <w:rPr>
+                <w:sz w:val="17"/>
+              </w:rPr>
+              <w:t xml:space="preserve">,</w:t>
+            </w:r>
+            <w:r>
+              <w:rPr>
+                <w:sz w:val="17"/>
+              </w:rPr>
+              <w:t xml:space="preserve"> </w:t>
+            </w:r>
+            <w:r>
+              <w:rPr>
+                <w:rStyle w:val="VerbatimChar"/>
+                <w:sz w:val="17"/>
+              </w:rPr>
+              <w:t xml:space="preserve">seed_rules.py</w:t>
             </w:r>
             <w:r>
               <w:rPr>

--- a/docs/word/data/05-review.docx
+++ b/docs/word/data/05-review.docx
@@ -1104,7 +1104,7 @@
               <w:rPr>
                 <w:sz w:val="17"/>
               </w:rPr>
-              <w:t xml:space="preserve">All 313 columns cite a FIELDS row, a §6 attribute or a §6.1 declaration, and every column has a declared type (0</w:t>
+              <w:t xml:space="preserve">All 315 columns cite a FIELDS row, a §6 attribute or a §6.1 declaration, and every column has a declared type (0</w:t>
             </w:r>
             <w:r>
               <w:rPr>
